--- a/LLDD/word/BE/Jobs/LLDD-BE-Job-2-ImportImpactStore.docx
+++ b/LLDD/word/BE/Jobs/LLDD-BE-Job-2-ImportImpactStore.docx
@@ -6695,7 +6695,7 @@
               <w:br/>
               <w:t xml:space="preserve">    {</w:t>
               <w:br/>
-              <w:t xml:space="preserve">      "startedAt": "07/06/2569 07:00",</w:t>
+              <w:t xml:space="preserve">      "startedAt": "07/06/2026 07:00",</w:t>
               <w:br/>
               <w:t xml:space="preserve">      "status": "ok"</w:t>
               <w:br/>

--- a/LLDD/word/BE/Jobs/LLDD-BE-Job-2-ImportImpactStore.docx
+++ b/LLDD/word/BE/Jobs/LLDD-BE-Job-2-ImportImpactStore.docx
@@ -492,7 +492,7 @@
                 <w:rFonts w:ascii="Arial" w:hAnsi="Arial" w:eastAsia="Arial"/>
                 <w:sz w:val="18"/>
               </w:rPr>
-              <w:t>13 ชั่วโมง</w:t>
+              <w:t>14 ชั่วโมง</w:t>
             </w:r>
           </w:p>
         </w:tc>
@@ -658,7 +658,7 @@
         <w:keepLines/>
       </w:pPr>
       <w:r>
-        <w:t>Estimate: 13 ชั่วโมง</w:t>
+        <w:t>Estimate: 14 ชั่วโมง</w:t>
       </w:r>
     </w:p>
     <w:p>
@@ -1065,7 +1065,7 @@
                 <w:rFonts w:ascii="Arial" w:hAnsi="Arial" w:eastAsia="Arial"/>
                 <w:sz w:val="18"/>
               </w:rPr>
-              <w:t>รูปแบบ ZONES|YYYY|MM หรือ ALL|YYYY|MM — ไม่ระบุจะใช้งวดตาม modifyDateToString</w:t>
+              <w:t>รูปแบบ ZONES|YYYY|MM หรือ ALL|YYYY|MM — ไม่ระบุจะใช้งวดตาม modifyDateToString · ⚠️ ปีในตัวอย่างเป็น พ.ศ. (2569) ตามค่าที่ระบบเดิมใช้กับวิว ALLMAP ซึ่งขัดกับกติกา ค.ศ. ทั้งระบบ (มติ 2026-08-06) — ต้องยืนยันกับเจ้าของ ALLMAP ว่าวิวเก็บปีเป็น พ.ศ. จริงหรือไม่ ถ้าไม่ ให้เปลี่ยนเป็น ค.ศ. (2026)</w:t>
             </w:r>
           </w:p>
         </w:tc>
@@ -5058,7 +5058,7 @@
         <w:br/>
         <w:t xml:space="preserve">  cron: string;</w:t>
         <w:br/>
-        <w:t xml:space="preserve">  /** Argument (ขอบเขต|งวด) — รูปแบบ ZONES|YYYY|MM หรือ ALL|YYYY|MM — ไม่ระบุจะใช้งวดตาม modifyDateToString */</w:t>
+        <w:t xml:space="preserve">  /** Argument (ขอบเขต|งวด) — รูปแบบ ZONES|YYYY|MM หรือ ALL|YYYY|MM — ไม่ระบุจะใช้งวดตาม modifyDateToString · ⚠️ ปีในตัวอย่างเป็น พ.ศ. (2569) ตามค่าที่ระบบเดิมใช้กับวิว ALLMAP ซึ่งขัดกับกติกา ค.ศ. ทั้งระบบ (มติ 2026-08-06) — ต้องยืนยันกับเจ้าของ ALLMAP ว่าวิวเก็บปีเป็น พ.ศ. จริงหรือไม่ ถ้าไม่ ให้เปลี่ยนเป็น ค.ศ. (2026) */</w:t>
         <w:br/>
         <w:t xml:space="preserve">  argument: string;</w:t>
         <w:br/>
@@ -5099,7 +5099,7 @@
         <w:br/>
         <w:t xml:space="preserve">  cron = process.env.SBPGI_JOB2_CRON ?? '0 07 7 * *'; // TODO: แก้ผ่าน env/config file แล้ว deploy</w:t>
         <w:br/>
-        <w:t xml:space="preserve">  argument = process.env.SBPGI_JOB2_ARGUMENT ?? 'ALL|2569|06'; // TODO: แก้ผ่าน env/config file แล้ว deploy</w:t>
+        <w:t xml:space="preserve">  argument = process.env.SBPGI_JOB2_ARGUMENT ?? 'ALL|2569|06'; // TODO: ปีในตัวอย่างเป็น พ.ศ. (2569) ตามค่าที่ระบบเดิมใช้กับวิว ALLMAP ซึ่งขัดกับกติกา ค.ศ. ทั้งระบบ (มติ 2026-08-06) — ต้องยืนยันกับเจ้าของ ALLMAP ว่าวิวเก็บปีเป็น พ.ศ. จริงหรือไม่ ถ้าไม่ ให้เปลี่ยนเป็น ค.ศ. (2026) (⚠️)</w:t>
         <w:br/>
         <w:t xml:space="preserve">  sourceView = process.env.SBPGI_JOB2_SOURCE_VIEW ?? 'allmapssa.SEVEN_IMPACT_VIEW (SQL Server GSMALLMAP)'; // TODO: ค่าคงที่ทางธุรกิจ — เปลี่ยนต้องผ่านการอนุมัติ</w:t>
         <w:br/>
@@ -7385,7 +7385,7 @@
         <w:br/>
         <w:t>-- [W] fgi_impact_stores : insert คู่ใหม่ / ตั้ง verify_status W-N-P / created_by=ALM รวมทั้งข้อมูล external</w:t>
         <w:br/>
-        <w:t>-- TODO: เติมคอลัมน์จริงจาก Database design และยืนยัน unique key ที่กันข้อมูลซ้ำตอน rerun</w:t>
+        <w:t>-- TODO: เติมคอลัมน์ payload จริงจาก Database design</w:t>
         <w:br/>
         <w:t>INSERT INTO fgi_impact_stores</w:t>
         <w:br/>
@@ -7393,7 +7393,7 @@
         <w:br/>
         <w:t>VALUES (/* TODO: bind params ตามลำดับคอลัมน์ด้านบน */)</w:t>
         <w:br/>
-        <w:t>ON CONFLICT (/* TODO: unique key ที่ใช้กันซ้ำ */)</w:t>
+        <w:t>ON CONFLICT (impacted_store_code, new_store_code, impact_month)   -- unique key จริงตาม DDL ของ fgi_impact_stores (ห้ามเดา)</w:t>
         <w:br/>
         <w:t>DO UPDATE SET /* TODO: คอลัมน์ที่ยอมให้ทับ */</w:t>
         <w:br/>

--- a/LLDD/word/BE/Jobs/LLDD-BE-Job-2-ImportImpactStore.docx
+++ b/LLDD/word/BE/Jobs/LLDD-BE-Job-2-ImportImpactStore.docx
@@ -5,7 +5,7 @@
     <w:p>
       <w:r>
         <w:rPr>
-          <w:rFonts w:ascii="Arial" w:hAnsi="Arial" w:eastAsia="Arial"/>
+          <w:rFonts w:ascii="Arial" w:hAnsi="Arial" w:eastAsia="Arial" w:cs="Tahoma"/>
           <w:b/>
           <w:color w:val="0B2545"/>
           <w:sz w:val="40"/>
@@ -58,7 +58,7 @@
             <w:r/>
             <w:r>
               <w:rPr>
-                <w:rFonts w:ascii="Arial" w:hAnsi="Arial" w:eastAsia="Arial"/>
+                <w:rFonts w:ascii="Arial" w:hAnsi="Arial" w:eastAsia="Arial" w:cs="Tahoma"/>
                 <w:b/>
                 <w:sz w:val="18"/>
               </w:rPr>
@@ -80,7 +80,7 @@
             <w:r/>
             <w:r>
               <w:rPr>
-                <w:rFonts w:ascii="Arial" w:hAnsi="Arial" w:eastAsia="Arial"/>
+                <w:rFonts w:ascii="Arial" w:hAnsi="Arial" w:eastAsia="Arial" w:cs="Tahoma"/>
                 <w:b/>
                 <w:sz w:val="18"/>
               </w:rPr>
@@ -105,13 +105,13 @@
             </w:pPr>
             <w:r>
               <w:rPr>
-                <w:rFonts w:ascii="Arial" w:hAnsi="Arial" w:eastAsia="Arial"/>
-                <w:sz w:val="18"/>
-              </w:rPr>
-            </w:r>
-            <w:r>
-              <w:rPr>
-                <w:rFonts w:ascii="Arial" w:hAnsi="Arial" w:eastAsia="Arial"/>
+                <w:rFonts w:ascii="Arial" w:hAnsi="Arial" w:eastAsia="Arial" w:cs="Tahoma"/>
+                <w:sz w:val="18"/>
+              </w:rPr>
+            </w:r>
+            <w:r>
+              <w:rPr>
+                <w:rFonts w:ascii="Arial" w:hAnsi="Arial" w:eastAsia="Arial" w:cs="Tahoma"/>
                 <w:sz w:val="18"/>
               </w:rPr>
               <w:t>วัตถุประสงค์</w:t>
@@ -130,13 +130,13 @@
             </w:pPr>
             <w:r>
               <w:rPr>
-                <w:rFonts w:ascii="Arial" w:hAnsi="Arial" w:eastAsia="Arial"/>
-                <w:sz w:val="18"/>
-              </w:rPr>
-            </w:r>
-            <w:r>
-              <w:rPr>
-                <w:rFonts w:ascii="Arial" w:hAnsi="Arial" w:eastAsia="Arial"/>
+                <w:rFonts w:ascii="Arial" w:hAnsi="Arial" w:eastAsia="Arial" w:cs="Tahoma"/>
+                <w:sz w:val="18"/>
+              </w:rPr>
+            </w:r>
+            <w:r>
+              <w:rPr>
+                <w:rFonts w:ascii="Arial" w:hAnsi="Arial" w:eastAsia="Arial" w:cs="Tahoma"/>
                 <w:sz w:val="18"/>
               </w:rPr>
               <w:t>ใช้เป็นรายละเอียดระดับพัฒนาสำหรับออกแบบ ลงมือพัฒนา ตรวจทาน และทดสอบขอบเขตที่ระบุในฉบับนี้</w:t>
@@ -160,13 +160,13 @@
             </w:pPr>
             <w:r>
               <w:rPr>
-                <w:rFonts w:ascii="Arial" w:hAnsi="Arial" w:eastAsia="Arial"/>
-                <w:sz w:val="18"/>
-              </w:rPr>
-            </w:r>
-            <w:r>
-              <w:rPr>
-                <w:rFonts w:ascii="Arial" w:hAnsi="Arial" w:eastAsia="Arial"/>
+                <w:rFonts w:ascii="Arial" w:hAnsi="Arial" w:eastAsia="Arial" w:cs="Tahoma"/>
+                <w:sz w:val="18"/>
+              </w:rPr>
+            </w:r>
+            <w:r>
+              <w:rPr>
+                <w:rFonts w:ascii="Arial" w:hAnsi="Arial" w:eastAsia="Arial" w:cs="Tahoma"/>
                 <w:sz w:val="18"/>
               </w:rPr>
               <w:t>ลำดับการอ่าน</w:t>
@@ -185,13 +185,13 @@
             </w:pPr>
             <w:r>
               <w:rPr>
-                <w:rFonts w:ascii="Arial" w:hAnsi="Arial" w:eastAsia="Arial"/>
-                <w:sz w:val="18"/>
-              </w:rPr>
-            </w:r>
-            <w:r>
-              <w:rPr>
-                <w:rFonts w:ascii="Arial" w:hAnsi="Arial" w:eastAsia="Arial"/>
+                <w:rFonts w:ascii="Arial" w:hAnsi="Arial" w:eastAsia="Arial" w:cs="Tahoma"/>
+                <w:sz w:val="18"/>
+              </w:rPr>
+            </w:r>
+            <w:r>
+              <w:rPr>
+                <w:rFonts w:ascii="Arial" w:hAnsi="Arial" w:eastAsia="Arial" w:cs="Tahoma"/>
                 <w:sz w:val="18"/>
               </w:rPr>
               <w:t>เริ่มจาก Overview และ Scope จากนั้นตรวจ Field/Validation, Implementation, Contract, Processing Flow, Acceptance Criteria และ Test Checklist ตามลำดับ</w:t>
@@ -215,13 +215,13 @@
             </w:pPr>
             <w:r>
               <w:rPr>
-                <w:rFonts w:ascii="Arial" w:hAnsi="Arial" w:eastAsia="Arial"/>
-                <w:sz w:val="18"/>
-              </w:rPr>
-            </w:r>
-            <w:r>
-              <w:rPr>
-                <w:rFonts w:ascii="Arial" w:hAnsi="Arial" w:eastAsia="Arial"/>
+                <w:rFonts w:ascii="Arial" w:hAnsi="Arial" w:eastAsia="Arial" w:cs="Tahoma"/>
+                <w:sz w:val="18"/>
+              </w:rPr>
+            </w:r>
+            <w:r>
+              <w:rPr>
+                <w:rFonts w:ascii="Arial" w:hAnsi="Arial" w:eastAsia="Arial" w:cs="Tahoma"/>
                 <w:sz w:val="18"/>
               </w:rPr>
               <w:t>ผลลัพธ์ที่คาดหวัง</w:t>
@@ -240,13 +240,13 @@
             </w:pPr>
             <w:r>
               <w:rPr>
-                <w:rFonts w:ascii="Arial" w:hAnsi="Arial" w:eastAsia="Arial"/>
-                <w:sz w:val="18"/>
-              </w:rPr>
-            </w:r>
-            <w:r>
-              <w:rPr>
-                <w:rFonts w:ascii="Arial" w:hAnsi="Arial" w:eastAsia="Arial"/>
+                <w:rFonts w:ascii="Arial" w:hAnsi="Arial" w:eastAsia="Arial" w:cs="Tahoma"/>
+                <w:sz w:val="18"/>
+              </w:rPr>
+            </w:r>
+            <w:r>
+              <w:rPr>
+                <w:rFonts w:ascii="Arial" w:hAnsi="Arial" w:eastAsia="Arial" w:cs="Tahoma"/>
                 <w:sz w:val="18"/>
               </w:rPr>
               <w:t>ผู้อ่านสามารถระบุ input, ขั้นตอนประมวลผล, output, เงื่อนไขผิดพลาด และหลักฐานการทดสอบได้จากเนื้อหาในฉบับเดียว</w:t>
@@ -270,13 +270,13 @@
             </w:pPr>
             <w:r>
               <w:rPr>
-                <w:rFonts w:ascii="Arial" w:hAnsi="Arial" w:eastAsia="Arial"/>
-                <w:sz w:val="18"/>
-              </w:rPr>
-            </w:r>
-            <w:r>
-              <w:rPr>
-                <w:rFonts w:ascii="Arial" w:hAnsi="Arial" w:eastAsia="Arial"/>
+                <w:rFonts w:ascii="Arial" w:hAnsi="Arial" w:eastAsia="Arial" w:cs="Tahoma"/>
+                <w:sz w:val="18"/>
+              </w:rPr>
+            </w:r>
+            <w:r>
+              <w:rPr>
+                <w:rFonts w:ascii="Arial" w:hAnsi="Arial" w:eastAsia="Arial" w:cs="Tahoma"/>
                 <w:sz w:val="18"/>
               </w:rPr>
               <w:t>Java เดิม</w:t>
@@ -295,13 +295,13 @@
             </w:pPr>
             <w:r>
               <w:rPr>
-                <w:rFonts w:ascii="Arial" w:hAnsi="Arial" w:eastAsia="Arial"/>
-                <w:sz w:val="18"/>
-              </w:rPr>
-            </w:r>
-            <w:r>
-              <w:rPr>
-                <w:rFonts w:ascii="Arial" w:hAnsi="Arial" w:eastAsia="Arial"/>
+                <w:rFonts w:ascii="Arial" w:hAnsi="Arial" w:eastAsia="Arial" w:cs="Tahoma"/>
+                <w:sz w:val="18"/>
+              </w:rPr>
+            </w:r>
+            <w:r>
+              <w:rPr>
+                <w:rFonts w:ascii="Arial" w:hAnsi="Arial" w:eastAsia="Arial" w:cs="Tahoma"/>
                 <w:sz w:val="18"/>
               </w:rPr>
               <w:t>ภาคผนวกท้ายฉบับระบุ source file, ช่วงบรรทัด และ code Java เดิมสำหรับตรวจเทียบ behavior ก่อนย้ายระบบ</w:t>
@@ -356,7 +356,7 @@
             <w:r/>
             <w:r>
               <w:rPr>
-                <w:rFonts w:ascii="Arial" w:hAnsi="Arial" w:eastAsia="Arial"/>
+                <w:rFonts w:ascii="Arial" w:hAnsi="Arial" w:eastAsia="Arial" w:cs="Tahoma"/>
                 <w:b/>
                 <w:sz w:val="18"/>
               </w:rPr>
@@ -378,7 +378,7 @@
             <w:r/>
             <w:r>
               <w:rPr>
-                <w:rFonts w:ascii="Arial" w:hAnsi="Arial" w:eastAsia="Arial"/>
+                <w:rFonts w:ascii="Arial" w:hAnsi="Arial" w:eastAsia="Arial" w:cs="Tahoma"/>
                 <w:b/>
                 <w:sz w:val="18"/>
               </w:rPr>
@@ -403,13 +403,13 @@
             </w:pPr>
             <w:r>
               <w:rPr>
-                <w:rFonts w:ascii="Arial" w:hAnsi="Arial" w:eastAsia="Arial"/>
-                <w:sz w:val="18"/>
-              </w:rPr>
-            </w:r>
-            <w:r>
-              <w:rPr>
-                <w:rFonts w:ascii="Arial" w:hAnsi="Arial" w:eastAsia="Arial"/>
+                <w:rFonts w:ascii="Arial" w:hAnsi="Arial" w:eastAsia="Arial" w:cs="Tahoma"/>
+                <w:sz w:val="18"/>
+              </w:rPr>
+            </w:r>
+            <w:r>
+              <w:rPr>
+                <w:rFonts w:ascii="Arial" w:hAnsi="Arial" w:eastAsia="Arial" w:cs="Tahoma"/>
                 <w:sz w:val="18"/>
               </w:rPr>
               <w:t>Track</w:t>
@@ -428,13 +428,13 @@
             </w:pPr>
             <w:r>
               <w:rPr>
-                <w:rFonts w:ascii="Arial" w:hAnsi="Arial" w:eastAsia="Arial"/>
-                <w:sz w:val="18"/>
-              </w:rPr>
-            </w:r>
-            <w:r>
-              <w:rPr>
-                <w:rFonts w:ascii="Arial" w:hAnsi="Arial" w:eastAsia="Arial"/>
+                <w:rFonts w:ascii="Arial" w:hAnsi="Arial" w:eastAsia="Arial" w:cs="Tahoma"/>
+                <w:sz w:val="18"/>
+              </w:rPr>
+            </w:r>
+            <w:r>
+              <w:rPr>
+                <w:rFonts w:ascii="Arial" w:hAnsi="Arial" w:eastAsia="Arial" w:cs="Tahoma"/>
                 <w:sz w:val="18"/>
               </w:rPr>
               <w:t>BE</w:t>
@@ -458,13 +458,13 @@
             </w:pPr>
             <w:r>
               <w:rPr>
-                <w:rFonts w:ascii="Arial" w:hAnsi="Arial" w:eastAsia="Arial"/>
-                <w:sz w:val="18"/>
-              </w:rPr>
-            </w:r>
-            <w:r>
-              <w:rPr>
-                <w:rFonts w:ascii="Arial" w:hAnsi="Arial" w:eastAsia="Arial"/>
+                <w:rFonts w:ascii="Arial" w:hAnsi="Arial" w:eastAsia="Arial" w:cs="Tahoma"/>
+                <w:sz w:val="18"/>
+              </w:rPr>
+            </w:r>
+            <w:r>
+              <w:rPr>
+                <w:rFonts w:ascii="Arial" w:hAnsi="Arial" w:eastAsia="Arial" w:cs="Tahoma"/>
                 <w:sz w:val="18"/>
               </w:rPr>
               <w:t>Estimate</w:t>
@@ -483,16 +483,24 @@
             </w:pPr>
             <w:r>
               <w:rPr>
-                <w:rFonts w:ascii="Arial" w:hAnsi="Arial" w:eastAsia="Arial"/>
-                <w:sz w:val="18"/>
-              </w:rPr>
-            </w:r>
-            <w:r>
-              <w:rPr>
-                <w:rFonts w:ascii="Arial" w:hAnsi="Arial" w:eastAsia="Arial"/>
-                <w:sz w:val="18"/>
-              </w:rPr>
-              <w:t>14 ชั่วโมง</w:t>
+                <w:rFonts w:ascii="Arial" w:hAnsi="Arial" w:eastAsia="Arial" w:cs="Tahoma"/>
+                <w:sz w:val="18"/>
+              </w:rPr>
+            </w:r>
+            <w:r>
+              <w:rPr>
+                <w:rFonts w:ascii="Arial" w:hAnsi="Arial" w:eastAsia="Arial" w:cs="Tahoma"/>
+                <w:b/>
+                <w:sz w:val="18"/>
+              </w:rPr>
+              <w:t>19 ชั่วโมง</w:t>
+            </w:r>
+            <w:r>
+              <w:rPr>
+                <w:rFonts w:ascii="Arial" w:hAnsi="Arial" w:eastAsia="Arial" w:cs="Tahoma"/>
+                <w:sz w:val="18"/>
+              </w:rPr>
+              <w:t xml:space="preserve"> = implementation 14 + unit test 5 (30%)</w:t>
             </w:r>
           </w:p>
         </w:tc>
@@ -513,13 +521,13 @@
             </w:pPr>
             <w:r>
               <w:rPr>
-                <w:rFonts w:ascii="Arial" w:hAnsi="Arial" w:eastAsia="Arial"/>
-                <w:sz w:val="18"/>
-              </w:rPr>
-            </w:r>
-            <w:r>
-              <w:rPr>
-                <w:rFonts w:ascii="Arial" w:hAnsi="Arial" w:eastAsia="Arial"/>
+                <w:rFonts w:ascii="Arial" w:hAnsi="Arial" w:eastAsia="Arial" w:cs="Tahoma"/>
+                <w:sz w:val="18"/>
+              </w:rPr>
+            </w:r>
+            <w:r>
+              <w:rPr>
+                <w:rFonts w:ascii="Arial" w:hAnsi="Arial" w:eastAsia="Arial" w:cs="Tahoma"/>
                 <w:sz w:val="18"/>
               </w:rPr>
               <w:t>Owner</w:t>
@@ -538,13 +546,13 @@
             </w:pPr>
             <w:r>
               <w:rPr>
-                <w:rFonts w:ascii="Arial" w:hAnsi="Arial" w:eastAsia="Arial"/>
-                <w:sz w:val="18"/>
-              </w:rPr>
-            </w:r>
-            <w:r>
-              <w:rPr>
-                <w:rFonts w:ascii="Arial" w:hAnsi="Arial" w:eastAsia="Arial"/>
+                <w:rFonts w:ascii="Arial" w:hAnsi="Arial" w:eastAsia="Arial" w:cs="Tahoma"/>
+                <w:sz w:val="18"/>
+              </w:rPr>
+            </w:r>
+            <w:r>
+              <w:rPr>
+                <w:rFonts w:ascii="Arial" w:hAnsi="Arial" w:eastAsia="Arial" w:cs="Tahoma"/>
                 <w:sz w:val="18"/>
               </w:rPr>
               <w:t>Aphiwit &lt;Bank&gt; Khammoon</w:t>
@@ -568,16 +576,16 @@
             </w:pPr>
             <w:r>
               <w:rPr>
-                <w:rFonts w:ascii="Arial" w:hAnsi="Arial" w:eastAsia="Arial"/>
-                <w:sz w:val="18"/>
-              </w:rPr>
-            </w:r>
-            <w:r>
-              <w:rPr>
-                <w:rFonts w:ascii="Arial" w:hAnsi="Arial" w:eastAsia="Arial"/>
-                <w:sz w:val="18"/>
-              </w:rPr>
-              <w:t>Objective</w:t>
+                <w:rFonts w:ascii="Arial" w:hAnsi="Arial" w:eastAsia="Arial" w:cs="Tahoma"/>
+                <w:sz w:val="18"/>
+              </w:rPr>
+            </w:r>
+            <w:r>
+              <w:rPr>
+                <w:rFonts w:ascii="Arial" w:hAnsi="Arial" w:eastAsia="Arial" w:cs="Tahoma"/>
+                <w:sz w:val="18"/>
+              </w:rPr>
+              <w:t>Target repository</w:t>
             </w:r>
           </w:p>
         </w:tc>
@@ -593,13 +601,104 @@
             </w:pPr>
             <w:r>
               <w:rPr>
-                <w:rFonts w:ascii="Arial" w:hAnsi="Arial" w:eastAsia="Arial"/>
-                <w:sz w:val="18"/>
-              </w:rPr>
-            </w:r>
-            <w:r>
-              <w:rPr>
-                <w:rFonts w:ascii="Arial" w:hAnsi="Arial" w:eastAsia="Arial"/>
+                <w:rFonts w:ascii="Arial" w:hAnsi="Arial" w:eastAsia="Arial" w:cs="Tahoma"/>
+                <w:sz w:val="18"/>
+              </w:rPr>
+            </w:r>
+            <w:r>
+              <w:rPr>
+                <w:rFonts w:ascii="Courier New" w:hAnsi="Courier New" w:eastAsia="Courier New" w:cs="Tahoma"/>
+                <w:sz w:val="18"/>
+              </w:rPr>
+              <w:t>SBP/srm-sps-spsap-store-backend</w:t>
+            </w:r>
+            <w:r>
+              <w:rPr>
+                <w:rFonts w:ascii="Arial" w:hAnsi="Arial" w:eastAsia="Arial" w:cs="Tahoma"/>
+                <w:sz w:val="18"/>
+              </w:rPr>
+              <w:t xml:space="preserve"> (NestJS + TypeORM · schema </w:t>
+            </w:r>
+            <w:r>
+              <w:rPr>
+                <w:rFonts w:ascii="Courier New" w:hAnsi="Courier New" w:eastAsia="Courier New" w:cs="Tahoma"/>
+                <w:sz w:val="18"/>
+              </w:rPr>
+              <w:t>sps_store</w:t>
+            </w:r>
+            <w:r>
+              <w:rPr>
+                <w:rFonts w:ascii="Arial" w:hAnsi="Arial" w:eastAsia="Arial" w:cs="Tahoma"/>
+                <w:sz w:val="18"/>
+              </w:rPr>
+              <w:t xml:space="preserve">) — batch runner ฝั่ง backend </w:t>
+            </w:r>
+            <w:r>
+              <w:rPr>
+                <w:rFonts w:ascii="Arial" w:hAnsi="Arial" w:eastAsia="Arial" w:cs="Tahoma"/>
+                <w:b/>
+                <w:sz w:val="18"/>
+              </w:rPr>
+              <w:t>ไม่ผ่าน BFF</w:t>
+            </w:r>
+            <w:r>
+              <w:rPr>
+                <w:rFonts w:ascii="Arial" w:hAnsi="Arial" w:eastAsia="Arial" w:cs="Tahoma"/>
+                <w:sz w:val="18"/>
+              </w:rPr>
+              <w:t xml:space="preserve"> · cron/พารามิเตอร์อยู่ใน backend config (env/config file)</w:t>
+            </w:r>
+          </w:p>
+        </w:tc>
+      </w:tr>
+      <w:tr>
+        <w:trPr>
+          <w:cantSplit/>
+        </w:trPr>
+        <w:tc>
+          <w:tcPr>
+            <w:tcW w:type="dxa" w:w="5040"/>
+            <w:vAlign w:val="center"/>
+          </w:tcPr>
+          <w:p>
+            <w:pPr>
+              <w:keepLines/>
+              <w:spacing w:after="0"/>
+            </w:pPr>
+            <w:r>
+              <w:rPr>
+                <w:rFonts w:ascii="Arial" w:hAnsi="Arial" w:eastAsia="Arial" w:cs="Tahoma"/>
+                <w:sz w:val="18"/>
+              </w:rPr>
+            </w:r>
+            <w:r>
+              <w:rPr>
+                <w:rFonts w:ascii="Arial" w:hAnsi="Arial" w:eastAsia="Arial" w:cs="Tahoma"/>
+                <w:sz w:val="18"/>
+              </w:rPr>
+              <w:t>Objective</w:t>
+            </w:r>
+          </w:p>
+        </w:tc>
+        <w:tc>
+          <w:tcPr>
+            <w:tcW w:type="dxa" w:w="5040"/>
+            <w:vAlign w:val="center"/>
+          </w:tcPr>
+          <w:p>
+            <w:pPr>
+              <w:keepLines/>
+              <w:spacing w:after="0"/>
+            </w:pPr>
+            <w:r>
+              <w:rPr>
+                <w:rFonts w:ascii="Arial" w:hAnsi="Arial" w:eastAsia="Arial" w:cs="Tahoma"/>
+                <w:sz w:val="18"/>
+              </w:rPr>
+            </w:r>
+            <w:r>
+              <w:rPr>
+                <w:rFonts w:ascii="Arial" w:hAnsi="Arial" w:eastAsia="Arial" w:cs="Tahoma"/>
                 <w:sz w:val="18"/>
               </w:rPr>
               <w:t>นำเข้าคู่ร้านถูกกระทบจาก ALLMAP: นำคู่ร้านถูกกระทบ–ร้านเปิดใหม่จากวิว ALLMAP เข้า fgi_impact_stores เติมข้อมูลจากตาราง master แล้วใช้กฎ DENY และ ON_PROCESS ตั้งค่า verify_status เป็น W / N / P</w:t>
@@ -677,6 +776,25 @@
       </w:pPr>
       <w:r>
         <w:t>Runbook, rerun rule, risk และ history ตามเอกสาร Batch v4.0 · ผลการรันเขียน application log แบบ structured</w:t>
+      </w:r>
+    </w:p>
+    <w:p>
+      <w:pPr>
+        <w:pStyle w:val="Heading1"/>
+        <w:keepNext/>
+        <w:keepLines/>
+        <w:pageBreakBefore w:val="0"/>
+      </w:pPr>
+      <w:r>
+        <w:t>3. Screenshot Reference</w:t>
+      </w:r>
+    </w:p>
+    <w:p>
+      <w:pPr>
+        <w:keepNext w:val="0"/>
+      </w:pPr>
+      <w:r>
+        <w:t>ไม่มีภาพหน้าจอสำหรับหัวข้อนี้ — เป็นเอกสารฝั่ง Backend/Batch ที่ไม่มี UI (ภาพหน้าจอทั้งหมดอยู่ในเอกสารชุด FE)</w:t>
       </w:r>
     </w:p>
     <w:p>
@@ -785,7 +903,7 @@
             <w:r/>
             <w:r>
               <w:rPr>
-                <w:rFonts w:ascii="Arial" w:hAnsi="Arial" w:eastAsia="Arial"/>
+                <w:rFonts w:ascii="Arial" w:hAnsi="Arial" w:eastAsia="Arial" w:cs="Tahoma"/>
                 <w:b/>
                 <w:sz w:val="18"/>
               </w:rPr>
@@ -807,7 +925,7 @@
             <w:r/>
             <w:r>
               <w:rPr>
-                <w:rFonts w:ascii="Arial" w:hAnsi="Arial" w:eastAsia="Arial"/>
+                <w:rFonts w:ascii="Arial" w:hAnsi="Arial" w:eastAsia="Arial" w:cs="Tahoma"/>
                 <w:b/>
                 <w:sz w:val="18"/>
               </w:rPr>
@@ -829,7 +947,7 @@
             <w:r/>
             <w:r>
               <w:rPr>
-                <w:rFonts w:ascii="Arial" w:hAnsi="Arial" w:eastAsia="Arial"/>
+                <w:rFonts w:ascii="Arial" w:hAnsi="Arial" w:eastAsia="Arial" w:cs="Tahoma"/>
                 <w:b/>
                 <w:sz w:val="18"/>
               </w:rPr>
@@ -851,7 +969,7 @@
             <w:r/>
             <w:r>
               <w:rPr>
-                <w:rFonts w:ascii="Arial" w:hAnsi="Arial" w:eastAsia="Arial"/>
+                <w:rFonts w:ascii="Arial" w:hAnsi="Arial" w:eastAsia="Arial" w:cs="Tahoma"/>
                 <w:b/>
                 <w:sz w:val="18"/>
               </w:rPr>
@@ -876,13 +994,13 @@
             </w:pPr>
             <w:r>
               <w:rPr>
-                <w:rFonts w:ascii="Arial" w:hAnsi="Arial" w:eastAsia="Arial"/>
-                <w:sz w:val="18"/>
-              </w:rPr>
-            </w:r>
-            <w:r>
-              <w:rPr>
-                <w:rFonts w:ascii="Arial" w:hAnsi="Arial" w:eastAsia="Arial"/>
+                <w:rFonts w:ascii="Arial" w:hAnsi="Arial" w:eastAsia="Arial" w:cs="Tahoma"/>
+                <w:sz w:val="18"/>
+              </w:rPr>
+            </w:r>
+            <w:r>
+              <w:rPr>
+                <w:rFonts w:ascii="Arial" w:hAnsi="Arial" w:eastAsia="Arial" w:cs="Tahoma"/>
                 <w:sz w:val="18"/>
               </w:rPr>
               <w:t>กำหนดการรัน (Cron)</w:t>
@@ -901,13 +1019,13 @@
             </w:pPr>
             <w:r>
               <w:rPr>
-                <w:rFonts w:ascii="Arial" w:hAnsi="Arial" w:eastAsia="Arial"/>
-                <w:sz w:val="18"/>
-              </w:rPr>
-            </w:r>
-            <w:r>
-              <w:rPr>
-                <w:rFonts w:ascii="Arial" w:hAnsi="Arial" w:eastAsia="Arial"/>
+                <w:rFonts w:ascii="Arial" w:hAnsi="Arial" w:eastAsia="Arial" w:cs="Tahoma"/>
+                <w:sz w:val="18"/>
+              </w:rPr>
+            </w:r>
+            <w:r>
+              <w:rPr>
+                <w:rFonts w:ascii="Arial" w:hAnsi="Arial" w:eastAsia="Arial" w:cs="Tahoma"/>
                 <w:sz w:val="18"/>
               </w:rPr>
               <w:t>0 07 7 * *</w:t>
@@ -926,13 +1044,13 @@
             </w:pPr>
             <w:r>
               <w:rPr>
-                <w:rFonts w:ascii="Arial" w:hAnsi="Arial" w:eastAsia="Arial"/>
-                <w:sz w:val="18"/>
-              </w:rPr>
-            </w:r>
-            <w:r>
-              <w:rPr>
-                <w:rFonts w:ascii="Arial" w:hAnsi="Arial" w:eastAsia="Arial"/>
+                <w:rFonts w:ascii="Arial" w:hAnsi="Arial" w:eastAsia="Arial" w:cs="Tahoma"/>
+                <w:sz w:val="18"/>
+              </w:rPr>
+            </w:r>
+            <w:r>
+              <w:rPr>
+                <w:rFonts w:ascii="Arial" w:hAnsi="Arial" w:eastAsia="Arial" w:cs="Tahoma"/>
                 <w:sz w:val="18"/>
               </w:rPr>
               <w:t>แก้ไขได้</w:t>
@@ -951,13 +1069,13 @@
             </w:pPr>
             <w:r>
               <w:rPr>
-                <w:rFonts w:ascii="Arial" w:hAnsi="Arial" w:eastAsia="Arial"/>
-                <w:sz w:val="18"/>
-              </w:rPr>
-            </w:r>
-            <w:r>
-              <w:rPr>
-                <w:rFonts w:ascii="Arial" w:hAnsi="Arial" w:eastAsia="Arial"/>
+                <w:rFonts w:ascii="Arial" w:hAnsi="Arial" w:eastAsia="Arial" w:cs="Tahoma"/>
+                <w:sz w:val="18"/>
+              </w:rPr>
+            </w:r>
+            <w:r>
+              <w:rPr>
+                <w:rFonts w:ascii="Arial" w:hAnsi="Arial" w:eastAsia="Arial" w:cs="Tahoma"/>
                 <w:sz w:val="18"/>
               </w:rPr>
               <w:t>ทุกวันที่ 7 ของเดือน เวลา 07:00</w:t>
@@ -981,13 +1099,13 @@
             </w:pPr>
             <w:r>
               <w:rPr>
-                <w:rFonts w:ascii="Arial" w:hAnsi="Arial" w:eastAsia="Arial"/>
-                <w:sz w:val="18"/>
-              </w:rPr>
-            </w:r>
-            <w:r>
-              <w:rPr>
-                <w:rFonts w:ascii="Arial" w:hAnsi="Arial" w:eastAsia="Arial"/>
+                <w:rFonts w:ascii="Arial" w:hAnsi="Arial" w:eastAsia="Arial" w:cs="Tahoma"/>
+                <w:sz w:val="18"/>
+              </w:rPr>
+            </w:r>
+            <w:r>
+              <w:rPr>
+                <w:rFonts w:ascii="Arial" w:hAnsi="Arial" w:eastAsia="Arial" w:cs="Tahoma"/>
                 <w:sz w:val="18"/>
               </w:rPr>
               <w:t>Argument (ขอบเขต|งวด)</w:t>
@@ -1006,13 +1124,13 @@
             </w:pPr>
             <w:r>
               <w:rPr>
-                <w:rFonts w:ascii="Arial" w:hAnsi="Arial" w:eastAsia="Arial"/>
-                <w:sz w:val="18"/>
-              </w:rPr>
-            </w:r>
-            <w:r>
-              <w:rPr>
-                <w:rFonts w:ascii="Arial" w:hAnsi="Arial" w:eastAsia="Arial"/>
+                <w:rFonts w:ascii="Arial" w:hAnsi="Arial" w:eastAsia="Arial" w:cs="Tahoma"/>
+                <w:sz w:val="18"/>
+              </w:rPr>
+            </w:r>
+            <w:r>
+              <w:rPr>
+                <w:rFonts w:ascii="Arial" w:hAnsi="Arial" w:eastAsia="Arial" w:cs="Tahoma"/>
                 <w:sz w:val="18"/>
               </w:rPr>
               <w:t>ALL|2569|06</w:t>
@@ -1031,13 +1149,13 @@
             </w:pPr>
             <w:r>
               <w:rPr>
-                <w:rFonts w:ascii="Arial" w:hAnsi="Arial" w:eastAsia="Arial"/>
-                <w:sz w:val="18"/>
-              </w:rPr>
-            </w:r>
-            <w:r>
-              <w:rPr>
-                <w:rFonts w:ascii="Arial" w:hAnsi="Arial" w:eastAsia="Arial"/>
+                <w:rFonts w:ascii="Arial" w:hAnsi="Arial" w:eastAsia="Arial" w:cs="Tahoma"/>
+                <w:sz w:val="18"/>
+              </w:rPr>
+            </w:r>
+            <w:r>
+              <w:rPr>
+                <w:rFonts w:ascii="Arial" w:hAnsi="Arial" w:eastAsia="Arial" w:cs="Tahoma"/>
                 <w:sz w:val="18"/>
               </w:rPr>
               <w:t>แก้ไขได้</w:t>
@@ -1056,13 +1174,13 @@
             </w:pPr>
             <w:r>
               <w:rPr>
-                <w:rFonts w:ascii="Arial" w:hAnsi="Arial" w:eastAsia="Arial"/>
-                <w:sz w:val="18"/>
-              </w:rPr>
-            </w:r>
-            <w:r>
-              <w:rPr>
-                <w:rFonts w:ascii="Arial" w:hAnsi="Arial" w:eastAsia="Arial"/>
+                <w:rFonts w:ascii="Arial" w:hAnsi="Arial" w:eastAsia="Arial" w:cs="Tahoma"/>
+                <w:sz w:val="18"/>
+              </w:rPr>
+            </w:r>
+            <w:r>
+              <w:rPr>
+                <w:rFonts w:ascii="Arial" w:hAnsi="Arial" w:eastAsia="Arial" w:cs="Tahoma"/>
                 <w:sz w:val="18"/>
               </w:rPr>
               <w:t>รูปแบบ ZONES|YYYY|MM หรือ ALL|YYYY|MM — ไม่ระบุจะใช้งวดตาม modifyDateToString · ⚠️ ปีในตัวอย่างเป็น พ.ศ. (2569) ตามค่าที่ระบบเดิมใช้กับวิว ALLMAP ซึ่งขัดกับกติกา ค.ศ. ทั้งระบบ (มติ 2026-08-06) — ต้องยืนยันกับเจ้าของ ALLMAP ว่าวิวเก็บปีเป็น พ.ศ. จริงหรือไม่ ถ้าไม่ ให้เปลี่ยนเป็น ค.ศ. (2026)</w:t>
@@ -1086,13 +1204,13 @@
             </w:pPr>
             <w:r>
               <w:rPr>
-                <w:rFonts w:ascii="Arial" w:hAnsi="Arial" w:eastAsia="Arial"/>
-                <w:sz w:val="18"/>
-              </w:rPr>
-            </w:r>
-            <w:r>
-              <w:rPr>
-                <w:rFonts w:ascii="Arial" w:hAnsi="Arial" w:eastAsia="Arial"/>
+                <w:rFonts w:ascii="Arial" w:hAnsi="Arial" w:eastAsia="Arial" w:cs="Tahoma"/>
+                <w:sz w:val="18"/>
+              </w:rPr>
+            </w:r>
+            <w:r>
+              <w:rPr>
+                <w:rFonts w:ascii="Arial" w:hAnsi="Arial" w:eastAsia="Arial" w:cs="Tahoma"/>
                 <w:sz w:val="18"/>
               </w:rPr>
               <w:t>Source View</w:t>
@@ -1111,13 +1229,13 @@
             </w:pPr>
             <w:r>
               <w:rPr>
-                <w:rFonts w:ascii="Arial" w:hAnsi="Arial" w:eastAsia="Arial"/>
-                <w:sz w:val="18"/>
-              </w:rPr>
-            </w:r>
-            <w:r>
-              <w:rPr>
-                <w:rFonts w:ascii="Arial" w:hAnsi="Arial" w:eastAsia="Arial"/>
+                <w:rFonts w:ascii="Arial" w:hAnsi="Arial" w:eastAsia="Arial" w:cs="Tahoma"/>
+                <w:sz w:val="18"/>
+              </w:rPr>
+            </w:r>
+            <w:r>
+              <w:rPr>
+                <w:rFonts w:ascii="Arial" w:hAnsi="Arial" w:eastAsia="Arial" w:cs="Tahoma"/>
                 <w:sz w:val="18"/>
               </w:rPr>
               <w:t>allmapssa.SEVEN_IMPACT_VIEW (SQL Server GSMALLMAP)</w:t>
@@ -1136,13 +1254,13 @@
             </w:pPr>
             <w:r>
               <w:rPr>
-                <w:rFonts w:ascii="Arial" w:hAnsi="Arial" w:eastAsia="Arial"/>
-                <w:sz w:val="18"/>
-              </w:rPr>
-            </w:r>
-            <w:r>
-              <w:rPr>
-                <w:rFonts w:ascii="Arial" w:hAnsi="Arial" w:eastAsia="Arial"/>
+                <w:rFonts w:ascii="Arial" w:hAnsi="Arial" w:eastAsia="Arial" w:cs="Tahoma"/>
+                <w:sz w:val="18"/>
+              </w:rPr>
+            </w:r>
+            <w:r>
+              <w:rPr>
+                <w:rFonts w:ascii="Arial" w:hAnsi="Arial" w:eastAsia="Arial" w:cs="Tahoma"/>
                 <w:sz w:val="18"/>
               </w:rPr>
               <w:t>ค่าคงที่/แก้ผ่านหน้าจอไม่ได้</w:t>
@@ -1161,13 +1279,13 @@
             </w:pPr>
             <w:r>
               <w:rPr>
-                <w:rFonts w:ascii="Arial" w:hAnsi="Arial" w:eastAsia="Arial"/>
-                <w:sz w:val="18"/>
-              </w:rPr>
-            </w:r>
-            <w:r>
-              <w:rPr>
-                <w:rFonts w:ascii="Arial" w:hAnsi="Arial" w:eastAsia="Arial"/>
+                <w:rFonts w:ascii="Arial" w:hAnsi="Arial" w:eastAsia="Arial" w:cs="Tahoma"/>
+                <w:sz w:val="18"/>
+              </w:rPr>
+            </w:r>
+            <w:r>
+              <w:rPr>
+                <w:rFonts w:ascii="Arial" w:hAnsi="Arial" w:eastAsia="Arial" w:cs="Tahoma"/>
                 <w:sz w:val="18"/>
               </w:rPr>
               <w:t>dedup ด้วย ROW_NUMBER</w:t>
@@ -1191,13 +1309,13 @@
             </w:pPr>
             <w:r>
               <w:rPr>
-                <w:rFonts w:ascii="Arial" w:hAnsi="Arial" w:eastAsia="Arial"/>
-                <w:sz w:val="18"/>
-              </w:rPr>
-            </w:r>
-            <w:r>
-              <w:rPr>
-                <w:rFonts w:ascii="Arial" w:hAnsi="Arial" w:eastAsia="Arial"/>
+                <w:rFonts w:ascii="Arial" w:hAnsi="Arial" w:eastAsia="Arial" w:cs="Tahoma"/>
+                <w:sz w:val="18"/>
+              </w:rPr>
+            </w:r>
+            <w:r>
+              <w:rPr>
+                <w:rFonts w:ascii="Arial" w:hAnsi="Arial" w:eastAsia="Arial" w:cs="Tahoma"/>
                 <w:sz w:val="18"/>
               </w:rPr>
               <w:t>Branch Type ที่เข้าเกณฑ์</w:t>
@@ -1216,13 +1334,13 @@
             </w:pPr>
             <w:r>
               <w:rPr>
-                <w:rFonts w:ascii="Arial" w:hAnsi="Arial" w:eastAsia="Arial"/>
-                <w:sz w:val="18"/>
-              </w:rPr>
-            </w:r>
-            <w:r>
-              <w:rPr>
-                <w:rFonts w:ascii="Arial" w:hAnsi="Arial" w:eastAsia="Arial"/>
+                <w:rFonts w:ascii="Arial" w:hAnsi="Arial" w:eastAsia="Arial" w:cs="Tahoma"/>
+                <w:sz w:val="18"/>
+              </w:rPr>
+            </w:r>
+            <w:r>
+              <w:rPr>
+                <w:rFonts w:ascii="Arial" w:hAnsi="Arial" w:eastAsia="Arial" w:cs="Tahoma"/>
                 <w:sz w:val="18"/>
               </w:rPr>
               <w:t>B, FAM, FB1, FB2, FC1, FVB, FVC, FPT1</w:t>
@@ -1241,13 +1359,13 @@
             </w:pPr>
             <w:r>
               <w:rPr>
-                <w:rFonts w:ascii="Arial" w:hAnsi="Arial" w:eastAsia="Arial"/>
-                <w:sz w:val="18"/>
-              </w:rPr>
-            </w:r>
-            <w:r>
-              <w:rPr>
-                <w:rFonts w:ascii="Arial" w:hAnsi="Arial" w:eastAsia="Arial"/>
+                <w:rFonts w:ascii="Arial" w:hAnsi="Arial" w:eastAsia="Arial" w:cs="Tahoma"/>
+                <w:sz w:val="18"/>
+              </w:rPr>
+            </w:r>
+            <w:r>
+              <w:rPr>
+                <w:rFonts w:ascii="Arial" w:hAnsi="Arial" w:eastAsia="Arial" w:cs="Tahoma"/>
                 <w:sz w:val="18"/>
               </w:rPr>
               <w:t>ค่าคงที่/แก้ผ่านหน้าจอไม่ได้</w:t>
@@ -1266,13 +1384,13 @@
             </w:pPr>
             <w:r>
               <w:rPr>
-                <w:rFonts w:ascii="Arial" w:hAnsi="Arial" w:eastAsia="Arial"/>
-                <w:sz w:val="18"/>
-              </w:rPr>
-            </w:r>
-            <w:r>
-              <w:rPr>
-                <w:rFonts w:ascii="Arial" w:hAnsi="Arial" w:eastAsia="Arial"/>
+                <w:rFonts w:ascii="Arial" w:hAnsi="Arial" w:eastAsia="Arial" w:cs="Tahoma"/>
+                <w:sz w:val="18"/>
+              </w:rPr>
+            </w:r>
+            <w:r>
+              <w:rPr>
+                <w:rFonts w:ascii="Arial" w:hAnsi="Arial" w:eastAsia="Arial" w:cs="Tahoma"/>
                 <w:sz w:val="18"/>
               </w:rPr>
               <w:t>FPT1 เข้าเกณฑ์เฉพาะเมื่อ SBP_CANCEL_TYPE_I = 06</w:t>
@@ -1296,13 +1414,13 @@
             </w:pPr>
             <w:r>
               <w:rPr>
-                <w:rFonts w:ascii="Arial" w:hAnsi="Arial" w:eastAsia="Arial"/>
-                <w:sz w:val="18"/>
-              </w:rPr>
-            </w:r>
-            <w:r>
-              <w:rPr>
-                <w:rFonts w:ascii="Arial" w:hAnsi="Arial" w:eastAsia="Arial"/>
+                <w:rFonts w:ascii="Arial" w:hAnsi="Arial" w:eastAsia="Arial" w:cs="Tahoma"/>
+                <w:sz w:val="18"/>
+              </w:rPr>
+            </w:r>
+            <w:r>
+              <w:rPr>
+                <w:rFonts w:ascii="Arial" w:hAnsi="Arial" w:eastAsia="Arial" w:cs="Tahoma"/>
                 <w:sz w:val="18"/>
               </w:rPr>
               <w:t>กฎ DENY (ตรวจก่อน ON_PROCESS)</w:t>
@@ -1321,13 +1439,13 @@
             </w:pPr>
             <w:r>
               <w:rPr>
-                <w:rFonts w:ascii="Arial" w:hAnsi="Arial" w:eastAsia="Arial"/>
-                <w:sz w:val="18"/>
-              </w:rPr>
-            </w:r>
-            <w:r>
-              <w:rPr>
-                <w:rFonts w:ascii="Arial" w:hAnsi="Arial" w:eastAsia="Arial"/>
+                <w:rFonts w:ascii="Arial" w:hAnsi="Arial" w:eastAsia="Arial" w:cs="Tahoma"/>
+                <w:sz w:val="18"/>
+              </w:rPr>
+            </w:r>
+            <w:r>
+              <w:rPr>
+                <w:rFonts w:ascii="Arial" w:hAnsi="Arial" w:eastAsia="Arial" w:cs="Tahoma"/>
                 <w:sz w:val="18"/>
               </w:rPr>
               <w:t>สาขา N=F / juristic เดียวกัน / สัญญาไม่คลุมงวด / เก่ากว่า 12 เดือน</w:t>
@@ -1346,13 +1464,13 @@
             </w:pPr>
             <w:r>
               <w:rPr>
-                <w:rFonts w:ascii="Arial" w:hAnsi="Arial" w:eastAsia="Arial"/>
-                <w:sz w:val="18"/>
-              </w:rPr>
-            </w:r>
-            <w:r>
-              <w:rPr>
-                <w:rFonts w:ascii="Arial" w:hAnsi="Arial" w:eastAsia="Arial"/>
+                <w:rFonts w:ascii="Arial" w:hAnsi="Arial" w:eastAsia="Arial" w:cs="Tahoma"/>
+                <w:sz w:val="18"/>
+              </w:rPr>
+            </w:r>
+            <w:r>
+              <w:rPr>
+                <w:rFonts w:ascii="Arial" w:hAnsi="Arial" w:eastAsia="Arial" w:cs="Tahoma"/>
                 <w:sz w:val="18"/>
               </w:rPr>
               <w:t>ค่าคงที่/แก้ผ่านหน้าจอไม่ได้</w:t>
@@ -1371,7 +1489,7 @@
             </w:pPr>
             <w:r>
               <w:rPr>
-                <w:rFonts w:ascii="Arial" w:hAnsi="Arial" w:eastAsia="Arial"/>
+                <w:rFonts w:ascii="Arial" w:hAnsi="Arial" w:eastAsia="Arial" w:cs="Tahoma"/>
                 <w:sz w:val="18"/>
               </w:rPr>
             </w:r>
@@ -1394,13 +1512,13 @@
             </w:pPr>
             <w:r>
               <w:rPr>
-                <w:rFonts w:ascii="Arial" w:hAnsi="Arial" w:eastAsia="Arial"/>
-                <w:sz w:val="18"/>
-              </w:rPr>
-            </w:r>
-            <w:r>
-              <w:rPr>
-                <w:rFonts w:ascii="Arial" w:hAnsi="Arial" w:eastAsia="Arial"/>
+                <w:rFonts w:ascii="Arial" w:hAnsi="Arial" w:eastAsia="Arial" w:cs="Tahoma"/>
+                <w:sz w:val="18"/>
+              </w:rPr>
+            </w:r>
+            <w:r>
+              <w:rPr>
+                <w:rFonts w:ascii="Arial" w:hAnsi="Arial" w:eastAsia="Arial" w:cs="Tahoma"/>
                 <w:sz w:val="18"/>
               </w:rPr>
               <w:t>PK Sequence</w:t>
@@ -1419,13 +1537,13 @@
             </w:pPr>
             <w:r>
               <w:rPr>
-                <w:rFonts w:ascii="Arial" w:hAnsi="Arial" w:eastAsia="Arial"/>
-                <w:sz w:val="18"/>
-              </w:rPr>
-            </w:r>
-            <w:r>
-              <w:rPr>
-                <w:rFonts w:ascii="Arial" w:hAnsi="Arial" w:eastAsia="Arial"/>
+                <w:rFonts w:ascii="Arial" w:hAnsi="Arial" w:eastAsia="Arial" w:cs="Tahoma"/>
+                <w:sz w:val="18"/>
+              </w:rPr>
+            </w:r>
+            <w:r>
+              <w:rPr>
+                <w:rFonts w:ascii="Arial" w:hAnsi="Arial" w:eastAsia="Arial" w:cs="Tahoma"/>
                 <w:sz w:val="18"/>
               </w:rPr>
               <w:t>SEQ_fgi_impact_stores</w:t>
@@ -1444,13 +1562,13 @@
             </w:pPr>
             <w:r>
               <w:rPr>
-                <w:rFonts w:ascii="Arial" w:hAnsi="Arial" w:eastAsia="Arial"/>
-                <w:sz w:val="18"/>
-              </w:rPr>
-            </w:r>
-            <w:r>
-              <w:rPr>
-                <w:rFonts w:ascii="Arial" w:hAnsi="Arial" w:eastAsia="Arial"/>
+                <w:rFonts w:ascii="Arial" w:hAnsi="Arial" w:eastAsia="Arial" w:cs="Tahoma"/>
+                <w:sz w:val="18"/>
+              </w:rPr>
+            </w:r>
+            <w:r>
+              <w:rPr>
+                <w:rFonts w:ascii="Arial" w:hAnsi="Arial" w:eastAsia="Arial" w:cs="Tahoma"/>
                 <w:sz w:val="18"/>
               </w:rPr>
               <w:t>ค่าคงที่/แก้ผ่านหน้าจอไม่ได้</w:t>
@@ -1469,7 +1587,7 @@
             </w:pPr>
             <w:r>
               <w:rPr>
-                <w:rFonts w:ascii="Arial" w:hAnsi="Arial" w:eastAsia="Arial"/>
+                <w:rFonts w:ascii="Arial" w:hAnsi="Arial" w:eastAsia="Arial" w:cs="Tahoma"/>
                 <w:sz w:val="18"/>
               </w:rPr>
             </w:r>
@@ -1480,13 +1598,13 @@
     <w:p/>
     <w:p>
       <w:pPr>
-        <w:pStyle w:val="Heading1"/>
+        <w:pStyle w:val="Heading2"/>
         <w:keepNext/>
         <w:keepLines/>
         <w:pageBreakBefore w:val="0"/>
       </w:pPr>
       <w:r>
-        <w:t>5.1 Input / Progress / Output Contract</w:t>
+        <w:t>5.9 Input / Progress / Output Contract</w:t>
       </w:r>
     </w:p>
     <w:tbl>
@@ -1518,7 +1636,7 @@
             <w:r/>
             <w:r>
               <w:rPr>
-                <w:rFonts w:ascii="Arial" w:hAnsi="Arial" w:eastAsia="Arial"/>
+                <w:rFonts w:ascii="Arial" w:hAnsi="Arial" w:eastAsia="Arial" w:cs="Tahoma"/>
                 <w:b/>
                 <w:sz w:val="18"/>
               </w:rPr>
@@ -1540,7 +1658,7 @@
             <w:r/>
             <w:r>
               <w:rPr>
-                <w:rFonts w:ascii="Arial" w:hAnsi="Arial" w:eastAsia="Arial"/>
+                <w:rFonts w:ascii="Arial" w:hAnsi="Arial" w:eastAsia="Arial" w:cs="Tahoma"/>
                 <w:b/>
                 <w:sz w:val="18"/>
               </w:rPr>
@@ -1565,13 +1683,13 @@
             </w:pPr>
             <w:r>
               <w:rPr>
-                <w:rFonts w:ascii="Arial" w:hAnsi="Arial" w:eastAsia="Arial"/>
-                <w:sz w:val="18"/>
-              </w:rPr>
-            </w:r>
-            <w:r>
-              <w:rPr>
-                <w:rFonts w:ascii="Arial" w:hAnsi="Arial" w:eastAsia="Arial"/>
+                <w:rFonts w:ascii="Arial" w:hAnsi="Arial" w:eastAsia="Arial" w:cs="Tahoma"/>
+                <w:sz w:val="18"/>
+              </w:rPr>
+            </w:r>
+            <w:r>
+              <w:rPr>
+                <w:rFonts w:ascii="Arial" w:hAnsi="Arial" w:eastAsia="Arial" w:cs="Tahoma"/>
                 <w:sz w:val="18"/>
               </w:rPr>
               <w:t>Input</w:t>
@@ -1590,13 +1708,13 @@
             </w:pPr>
             <w:r>
               <w:rPr>
-                <w:rFonts w:ascii="Arial" w:hAnsi="Arial" w:eastAsia="Arial"/>
-                <w:sz w:val="18"/>
-              </w:rPr>
-            </w:r>
-            <w:r>
-              <w:rPr>
-                <w:rFonts w:ascii="Arial" w:hAnsi="Arial" w:eastAsia="Arial"/>
+                <w:rFonts w:ascii="Arial" w:hAnsi="Arial" w:eastAsia="Arial" w:cs="Tahoma"/>
+                <w:sz w:val="18"/>
+              </w:rPr>
+            </w:r>
+            <w:r>
+              <w:rPr>
+                <w:rFonts w:ascii="Arial" w:hAnsi="Arial" w:eastAsia="Arial" w:cs="Tahoma"/>
                 <w:sz w:val="18"/>
               </w:rPr>
               <w:t>Period year/month, optional zone filter, and ALLMAP SEVEN_IMPACT_VIEW rows.</w:t>
@@ -1620,13 +1738,13 @@
             </w:pPr>
             <w:r>
               <w:rPr>
-                <w:rFonts w:ascii="Arial" w:hAnsi="Arial" w:eastAsia="Arial"/>
-                <w:sz w:val="18"/>
-              </w:rPr>
-            </w:r>
-            <w:r>
-              <w:rPr>
-                <w:rFonts w:ascii="Arial" w:hAnsi="Arial" w:eastAsia="Arial"/>
+                <w:rFonts w:ascii="Arial" w:hAnsi="Arial" w:eastAsia="Arial" w:cs="Tahoma"/>
+                <w:sz w:val="18"/>
+              </w:rPr>
+            </w:r>
+            <w:r>
+              <w:rPr>
+                <w:rFonts w:ascii="Arial" w:hAnsi="Arial" w:eastAsia="Arial" w:cs="Tahoma"/>
                 <w:sz w:val="18"/>
               </w:rPr>
               <w:t>Progress</w:t>
@@ -1645,13 +1763,13 @@
             </w:pPr>
             <w:r>
               <w:rPr>
-                <w:rFonts w:ascii="Arial" w:hAnsi="Arial" w:eastAsia="Arial"/>
-                <w:sz w:val="18"/>
-              </w:rPr>
-            </w:r>
-            <w:r>
-              <w:rPr>
-                <w:rFonts w:ascii="Arial" w:hAnsi="Arial" w:eastAsia="Arial"/>
+                <w:rFonts w:ascii="Arial" w:hAnsi="Arial" w:eastAsia="Arial" w:cs="Tahoma"/>
+                <w:sz w:val="18"/>
+              </w:rPr>
+            </w:r>
+            <w:r>
+              <w:rPr>
+                <w:rFonts w:ascii="Arial" w:hAnsi="Arial" w:eastAsia="Arial" w:cs="Tahoma"/>
                 <w:sz w:val="18"/>
               </w:rPr>
               <w:t>query candidate impacted stores, deduplicate by store/month, batch insert impact-store master data, derive related new-store/impact-store records, update verification flags.</w:t>
@@ -1675,13 +1793,13 @@
             </w:pPr>
             <w:r>
               <w:rPr>
-                <w:rFonts w:ascii="Arial" w:hAnsi="Arial" w:eastAsia="Arial"/>
-                <w:sz w:val="18"/>
-              </w:rPr>
-            </w:r>
-            <w:r>
-              <w:rPr>
-                <w:rFonts w:ascii="Arial" w:hAnsi="Arial" w:eastAsia="Arial"/>
+                <w:rFonts w:ascii="Arial" w:hAnsi="Arial" w:eastAsia="Arial" w:cs="Tahoma"/>
+                <w:sz w:val="18"/>
+              </w:rPr>
+            </w:r>
+            <w:r>
+              <w:rPr>
+                <w:rFonts w:ascii="Arial" w:hAnsi="Arial" w:eastAsia="Arial" w:cs="Tahoma"/>
                 <w:sz w:val="18"/>
               </w:rPr>
               <w:t>Output</w:t>
@@ -1700,13 +1818,13 @@
             </w:pPr>
             <w:r>
               <w:rPr>
-                <w:rFonts w:ascii="Arial" w:hAnsi="Arial" w:eastAsia="Arial"/>
-                <w:sz w:val="18"/>
-              </w:rPr>
-            </w:r>
-            <w:r>
-              <w:rPr>
-                <w:rFonts w:ascii="Arial" w:hAnsi="Arial" w:eastAsia="Arial"/>
+                <w:rFonts w:ascii="Arial" w:hAnsi="Arial" w:eastAsia="Arial" w:cs="Tahoma"/>
+                <w:sz w:val="18"/>
+              </w:rPr>
+            </w:r>
+            <w:r>
+              <w:rPr>
+                <w:rFonts w:ascii="Arial" w:hAnsi="Arial" w:eastAsia="Arial" w:cs="Tahoma"/>
                 <w:sz w:val="18"/>
               </w:rPr>
               <w:t>FGI_IMPACT_STORE and related impact/new-store tables contain imported candidates for the requested period with duplicate-safe status.</w:t>
@@ -1766,7 +1884,7 @@
             <w:r/>
             <w:r>
               <w:rPr>
-                <w:rFonts w:ascii="Arial" w:hAnsi="Arial" w:eastAsia="Arial"/>
+                <w:rFonts w:ascii="Arial" w:hAnsi="Arial" w:eastAsia="Arial" w:cs="Tahoma"/>
                 <w:b/>
                 <w:sz w:val="18"/>
               </w:rPr>
@@ -1788,7 +1906,7 @@
             <w:r/>
             <w:r>
               <w:rPr>
-                <w:rFonts w:ascii="Arial" w:hAnsi="Arial" w:eastAsia="Arial"/>
+                <w:rFonts w:ascii="Arial" w:hAnsi="Arial" w:eastAsia="Arial" w:cs="Tahoma"/>
                 <w:b/>
                 <w:sz w:val="18"/>
               </w:rPr>
@@ -1810,7 +1928,7 @@
             <w:r/>
             <w:r>
               <w:rPr>
-                <w:rFonts w:ascii="Arial" w:hAnsi="Arial" w:eastAsia="Arial"/>
+                <w:rFonts w:ascii="Arial" w:hAnsi="Arial" w:eastAsia="Arial" w:cs="Tahoma"/>
                 <w:b/>
                 <w:sz w:val="18"/>
               </w:rPr>
@@ -1832,7 +1950,7 @@
             <w:r/>
             <w:r>
               <w:rPr>
-                <w:rFonts w:ascii="Arial" w:hAnsi="Arial" w:eastAsia="Arial"/>
+                <w:rFonts w:ascii="Arial" w:hAnsi="Arial" w:eastAsia="Arial" w:cs="Tahoma"/>
                 <w:b/>
                 <w:sz w:val="18"/>
               </w:rPr>
@@ -1857,13 +1975,13 @@
             </w:pPr>
             <w:r>
               <w:rPr>
-                <w:rFonts w:ascii="Arial" w:hAnsi="Arial" w:eastAsia="Arial"/>
-                <w:sz w:val="18"/>
-              </w:rPr>
-            </w:r>
-            <w:r>
-              <w:rPr>
-                <w:rFonts w:ascii="Arial" w:hAnsi="Arial" w:eastAsia="Arial"/>
+                <w:rFonts w:ascii="Arial" w:hAnsi="Arial" w:eastAsia="Arial" w:cs="Tahoma"/>
+                <w:sz w:val="18"/>
+              </w:rPr>
+            </w:r>
+            <w:r>
+              <w:rPr>
+                <w:rFonts w:ascii="Arial" w:hAnsi="Arial" w:eastAsia="Arial" w:cs="Tahoma"/>
                 <w:sz w:val="18"/>
               </w:rPr>
               <w:t>1</w:t>
@@ -1882,13 +2000,13 @@
             </w:pPr>
             <w:r>
               <w:rPr>
-                <w:rFonts w:ascii="Arial" w:hAnsi="Arial" w:eastAsia="Arial"/>
-                <w:sz w:val="18"/>
-              </w:rPr>
-            </w:r>
-            <w:r>
-              <w:rPr>
-                <w:rFonts w:ascii="Arial" w:hAnsi="Arial" w:eastAsia="Arial"/>
+                <w:rFonts w:ascii="Arial" w:hAnsi="Arial" w:eastAsia="Arial" w:cs="Tahoma"/>
+                <w:sz w:val="18"/>
+              </w:rPr>
+            </w:r>
+            <w:r>
+              <w:rPr>
+                <w:rFonts w:ascii="Arial" w:hAnsi="Arial" w:eastAsia="Arial" w:cs="Tahoma"/>
                 <w:sz w:val="18"/>
               </w:rPr>
               <w:t>loadAllmapCandidates</w:t>
@@ -1907,13 +2025,13 @@
             </w:pPr>
             <w:r>
               <w:rPr>
-                <w:rFonts w:ascii="Arial" w:hAnsi="Arial" w:eastAsia="Arial"/>
-                <w:sz w:val="18"/>
-              </w:rPr>
-            </w:r>
-            <w:r>
-              <w:rPr>
-                <w:rFonts w:ascii="Arial" w:hAnsi="Arial" w:eastAsia="Arial"/>
+                <w:rFonts w:ascii="Arial" w:hAnsi="Arial" w:eastAsia="Arial" w:cs="Tahoma"/>
+                <w:sz w:val="18"/>
+              </w:rPr>
+            </w:r>
+            <w:r>
+              <w:rPr>
+                <w:rFonts w:ascii="Arial" w:hAnsi="Arial" w:eastAsia="Arial" w:cs="Tahoma"/>
                 <w:sz w:val="18"/>
               </w:rPr>
               <w:t>impactStoreRepository</w:t>
@@ -1932,13 +2050,13 @@
             </w:pPr>
             <w:r>
               <w:rPr>
-                <w:rFonts w:ascii="Arial" w:hAnsi="Arial" w:eastAsia="Arial"/>
-                <w:sz w:val="18"/>
-              </w:rPr>
-            </w:r>
-            <w:r>
-              <w:rPr>
-                <w:rFonts w:ascii="Arial" w:hAnsi="Arial" w:eastAsia="Arial"/>
+                <w:rFonts w:ascii="Arial" w:hAnsi="Arial" w:eastAsia="Arial" w:cs="Tahoma"/>
+                <w:sz w:val="18"/>
+              </w:rPr>
+            </w:r>
+            <w:r>
+              <w:rPr>
+                <w:rFonts w:ascii="Arial" w:hAnsi="Arial" w:eastAsia="Arial" w:cs="Tahoma"/>
                 <w:sz w:val="18"/>
               </w:rPr>
               <w:t>คืน metrics และ throw typed error; transaction/rerun ใช้ contract ด้านล่าง</w:t>
@@ -1962,13 +2080,13 @@
             </w:pPr>
             <w:r>
               <w:rPr>
-                <w:rFonts w:ascii="Arial" w:hAnsi="Arial" w:eastAsia="Arial"/>
-                <w:sz w:val="18"/>
-              </w:rPr>
-            </w:r>
-            <w:r>
-              <w:rPr>
-                <w:rFonts w:ascii="Arial" w:hAnsi="Arial" w:eastAsia="Arial"/>
+                <w:rFonts w:ascii="Arial" w:hAnsi="Arial" w:eastAsia="Arial" w:cs="Tahoma"/>
+                <w:sz w:val="18"/>
+              </w:rPr>
+            </w:r>
+            <w:r>
+              <w:rPr>
+                <w:rFonts w:ascii="Arial" w:hAnsi="Arial" w:eastAsia="Arial" w:cs="Tahoma"/>
                 <w:sz w:val="18"/>
               </w:rPr>
               <w:t>2</w:t>
@@ -1987,13 +2105,13 @@
             </w:pPr>
             <w:r>
               <w:rPr>
-                <w:rFonts w:ascii="Arial" w:hAnsi="Arial" w:eastAsia="Arial"/>
-                <w:sz w:val="18"/>
-              </w:rPr>
-            </w:r>
-            <w:r>
-              <w:rPr>
-                <w:rFonts w:ascii="Arial" w:hAnsi="Arial" w:eastAsia="Arial"/>
+                <w:rFonts w:ascii="Arial" w:hAnsi="Arial" w:eastAsia="Arial" w:cs="Tahoma"/>
+                <w:sz w:val="18"/>
+              </w:rPr>
+            </w:r>
+            <w:r>
+              <w:rPr>
+                <w:rFonts w:ascii="Arial" w:hAnsi="Arial" w:eastAsia="Arial" w:cs="Tahoma"/>
                 <w:sz w:val="18"/>
               </w:rPr>
               <w:t>resolveImpactProcesses</w:t>
@@ -2012,13 +2130,13 @@
             </w:pPr>
             <w:r>
               <w:rPr>
-                <w:rFonts w:ascii="Arial" w:hAnsi="Arial" w:eastAsia="Arial"/>
-                <w:sz w:val="18"/>
-              </w:rPr>
-            </w:r>
-            <w:r>
-              <w:rPr>
-                <w:rFonts w:ascii="Arial" w:hAnsi="Arial" w:eastAsia="Arial"/>
+                <w:rFonts w:ascii="Arial" w:hAnsi="Arial" w:eastAsia="Arial" w:cs="Tahoma"/>
+                <w:sz w:val="18"/>
+              </w:rPr>
+            </w:r>
+            <w:r>
+              <w:rPr>
+                <w:rFonts w:ascii="Arial" w:hAnsi="Arial" w:eastAsia="Arial" w:cs="Tahoma"/>
                 <w:sz w:val="18"/>
               </w:rPr>
               <w:t>impactStoreRepository</w:t>
@@ -2037,13 +2155,13 @@
             </w:pPr>
             <w:r>
               <w:rPr>
-                <w:rFonts w:ascii="Arial" w:hAnsi="Arial" w:eastAsia="Arial"/>
-                <w:sz w:val="18"/>
-              </w:rPr>
-            </w:r>
-            <w:r>
-              <w:rPr>
-                <w:rFonts w:ascii="Arial" w:hAnsi="Arial" w:eastAsia="Arial"/>
+                <w:rFonts w:ascii="Arial" w:hAnsi="Arial" w:eastAsia="Arial" w:cs="Tahoma"/>
+                <w:sz w:val="18"/>
+              </w:rPr>
+            </w:r>
+            <w:r>
+              <w:rPr>
+                <w:rFonts w:ascii="Arial" w:hAnsi="Arial" w:eastAsia="Arial" w:cs="Tahoma"/>
                 <w:sz w:val="18"/>
               </w:rPr>
               <w:t>คืน metrics และ throw typed error; transaction/rerun ใช้ contract ด้านล่าง</w:t>
@@ -2067,13 +2185,13 @@
             </w:pPr>
             <w:r>
               <w:rPr>
-                <w:rFonts w:ascii="Arial" w:hAnsi="Arial" w:eastAsia="Arial"/>
-                <w:sz w:val="18"/>
-              </w:rPr>
-            </w:r>
-            <w:r>
-              <w:rPr>
-                <w:rFonts w:ascii="Arial" w:hAnsi="Arial" w:eastAsia="Arial"/>
+                <w:rFonts w:ascii="Arial" w:hAnsi="Arial" w:eastAsia="Arial" w:cs="Tahoma"/>
+                <w:sz w:val="18"/>
+              </w:rPr>
+            </w:r>
+            <w:r>
+              <w:rPr>
+                <w:rFonts w:ascii="Arial" w:hAnsi="Arial" w:eastAsia="Arial" w:cs="Tahoma"/>
                 <w:sz w:val="18"/>
               </w:rPr>
               <w:t>3</w:t>
@@ -2092,13 +2210,13 @@
             </w:pPr>
             <w:r>
               <w:rPr>
-                <w:rFonts w:ascii="Arial" w:hAnsi="Arial" w:eastAsia="Arial"/>
-                <w:sz w:val="18"/>
-              </w:rPr>
-            </w:r>
-            <w:r>
-              <w:rPr>
-                <w:rFonts w:ascii="Arial" w:hAnsi="Arial" w:eastAsia="Arial"/>
+                <w:rFonts w:ascii="Arial" w:hAnsi="Arial" w:eastAsia="Arial" w:cs="Tahoma"/>
+                <w:sz w:val="18"/>
+              </w:rPr>
+            </w:r>
+            <w:r>
+              <w:rPr>
+                <w:rFonts w:ascii="Arial" w:hAnsi="Arial" w:eastAsia="Arial" w:cs="Tahoma"/>
                 <w:sz w:val="18"/>
               </w:rPr>
               <w:t>upsertImpactPairs</w:t>
@@ -2117,13 +2235,13 @@
             </w:pPr>
             <w:r>
               <w:rPr>
-                <w:rFonts w:ascii="Arial" w:hAnsi="Arial" w:eastAsia="Arial"/>
-                <w:sz w:val="18"/>
-              </w:rPr>
-            </w:r>
-            <w:r>
-              <w:rPr>
-                <w:rFonts w:ascii="Arial" w:hAnsi="Arial" w:eastAsia="Arial"/>
+                <w:rFonts w:ascii="Arial" w:hAnsi="Arial" w:eastAsia="Arial" w:cs="Tahoma"/>
+                <w:sz w:val="18"/>
+              </w:rPr>
+            </w:r>
+            <w:r>
+              <w:rPr>
+                <w:rFonts w:ascii="Arial" w:hAnsi="Arial" w:eastAsia="Arial" w:cs="Tahoma"/>
                 <w:sz w:val="18"/>
               </w:rPr>
               <w:t>impactStoreRepository</w:t>
@@ -2142,13 +2260,13 @@
             </w:pPr>
             <w:r>
               <w:rPr>
-                <w:rFonts w:ascii="Arial" w:hAnsi="Arial" w:eastAsia="Arial"/>
-                <w:sz w:val="18"/>
-              </w:rPr>
-            </w:r>
-            <w:r>
-              <w:rPr>
-                <w:rFonts w:ascii="Arial" w:hAnsi="Arial" w:eastAsia="Arial"/>
+                <w:rFonts w:ascii="Arial" w:hAnsi="Arial" w:eastAsia="Arial" w:cs="Tahoma"/>
+                <w:sz w:val="18"/>
+              </w:rPr>
+            </w:r>
+            <w:r>
+              <w:rPr>
+                <w:rFonts w:ascii="Arial" w:hAnsi="Arial" w:eastAsia="Arial" w:cs="Tahoma"/>
                 <w:sz w:val="18"/>
               </w:rPr>
               <w:t>คืน metrics และ throw typed error; transaction/rerun ใช้ contract ด้านล่าง</w:t>
@@ -2172,13 +2290,13 @@
             </w:pPr>
             <w:r>
               <w:rPr>
-                <w:rFonts w:ascii="Arial" w:hAnsi="Arial" w:eastAsia="Arial"/>
-                <w:sz w:val="18"/>
-              </w:rPr>
-            </w:r>
-            <w:r>
-              <w:rPr>
-                <w:rFonts w:ascii="Arial" w:hAnsi="Arial" w:eastAsia="Arial"/>
+                <w:rFonts w:ascii="Arial" w:hAnsi="Arial" w:eastAsia="Arial" w:cs="Tahoma"/>
+                <w:sz w:val="18"/>
+              </w:rPr>
+            </w:r>
+            <w:r>
+              <w:rPr>
+                <w:rFonts w:ascii="Arial" w:hAnsi="Arial" w:eastAsia="Arial" w:cs="Tahoma"/>
                 <w:sz w:val="18"/>
               </w:rPr>
               <w:t>4</w:t>
@@ -2197,13 +2315,13 @@
             </w:pPr>
             <w:r>
               <w:rPr>
-                <w:rFonts w:ascii="Arial" w:hAnsi="Arial" w:eastAsia="Arial"/>
-                <w:sz w:val="18"/>
-              </w:rPr>
-            </w:r>
-            <w:r>
-              <w:rPr>
-                <w:rFonts w:ascii="Arial" w:hAnsi="Arial" w:eastAsia="Arial"/>
+                <w:rFonts w:ascii="Arial" w:hAnsi="Arial" w:eastAsia="Arial" w:cs="Tahoma"/>
+                <w:sz w:val="18"/>
+              </w:rPr>
+            </w:r>
+            <w:r>
+              <w:rPr>
+                <w:rFonts w:ascii="Arial" w:hAnsi="Arial" w:eastAsia="Arial" w:cs="Tahoma"/>
                 <w:sz w:val="18"/>
               </w:rPr>
               <w:t>reconcileImportedPairs</w:t>
@@ -2222,13 +2340,13 @@
             </w:pPr>
             <w:r>
               <w:rPr>
-                <w:rFonts w:ascii="Arial" w:hAnsi="Arial" w:eastAsia="Arial"/>
-                <w:sz w:val="18"/>
-              </w:rPr>
-            </w:r>
-            <w:r>
-              <w:rPr>
-                <w:rFonts w:ascii="Arial" w:hAnsi="Arial" w:eastAsia="Arial"/>
+                <w:rFonts w:ascii="Arial" w:hAnsi="Arial" w:eastAsia="Arial" w:cs="Tahoma"/>
+                <w:sz w:val="18"/>
+              </w:rPr>
+            </w:r>
+            <w:r>
+              <w:rPr>
+                <w:rFonts w:ascii="Arial" w:hAnsi="Arial" w:eastAsia="Arial" w:cs="Tahoma"/>
                 <w:sz w:val="18"/>
               </w:rPr>
               <w:t>impactStoreRepository</w:t>
@@ -2247,13 +2365,13 @@
             </w:pPr>
             <w:r>
               <w:rPr>
-                <w:rFonts w:ascii="Arial" w:hAnsi="Arial" w:eastAsia="Arial"/>
-                <w:sz w:val="18"/>
-              </w:rPr>
-            </w:r>
-            <w:r>
-              <w:rPr>
-                <w:rFonts w:ascii="Arial" w:hAnsi="Arial" w:eastAsia="Arial"/>
+                <w:rFonts w:ascii="Arial" w:hAnsi="Arial" w:eastAsia="Arial" w:cs="Tahoma"/>
+                <w:sz w:val="18"/>
+              </w:rPr>
+            </w:r>
+            <w:r>
+              <w:rPr>
+                <w:rFonts w:ascii="Arial" w:hAnsi="Arial" w:eastAsia="Arial" w:cs="Tahoma"/>
                 <w:sz w:val="18"/>
               </w:rPr>
               <w:t>คืน metrics และ throw typed error; transaction/rerun ใช้ contract ด้านล่าง</w:t>
@@ -2304,7 +2422,7 @@
             <w:r/>
             <w:r>
               <w:rPr>
-                <w:rFonts w:ascii="Arial" w:hAnsi="Arial" w:eastAsia="Arial"/>
+                <w:rFonts w:ascii="Arial" w:hAnsi="Arial" w:eastAsia="Arial" w:cs="Tahoma"/>
                 <w:b/>
                 <w:sz w:val="18"/>
               </w:rPr>
@@ -2326,7 +2444,7 @@
             <w:r/>
             <w:r>
               <w:rPr>
-                <w:rFonts w:ascii="Arial" w:hAnsi="Arial" w:eastAsia="Arial"/>
+                <w:rFonts w:ascii="Arial" w:hAnsi="Arial" w:eastAsia="Arial" w:cs="Tahoma"/>
                 <w:b/>
                 <w:sz w:val="18"/>
               </w:rPr>
@@ -2348,7 +2466,7 @@
             <w:r/>
             <w:r>
               <w:rPr>
-                <w:rFonts w:ascii="Arial" w:hAnsi="Arial" w:eastAsia="Arial"/>
+                <w:rFonts w:ascii="Arial" w:hAnsi="Arial" w:eastAsia="Arial" w:cs="Tahoma"/>
                 <w:b/>
                 <w:sz w:val="18"/>
               </w:rPr>
@@ -2373,13 +2491,13 @@
             </w:pPr>
             <w:r>
               <w:rPr>
-                <w:rFonts w:ascii="Arial" w:hAnsi="Arial" w:eastAsia="Arial"/>
-                <w:sz w:val="18"/>
-              </w:rPr>
-            </w:r>
-            <w:r>
-              <w:rPr>
-                <w:rFonts w:ascii="Arial" w:hAnsi="Arial" w:eastAsia="Arial"/>
+                <w:rFonts w:ascii="Arial" w:hAnsi="Arial" w:eastAsia="Arial" w:cs="Tahoma"/>
+                <w:sz w:val="18"/>
+              </w:rPr>
+            </w:r>
+            <w:r>
+              <w:rPr>
+                <w:rFonts w:ascii="Arial" w:hAnsi="Arial" w:eastAsia="Arial" w:cs="Tahoma"/>
                 <w:sz w:val="18"/>
               </w:rPr>
               <w:t>Input identity</w:t>
@@ -2398,13 +2516,13 @@
             </w:pPr>
             <w:r>
               <w:rPr>
-                <w:rFonts w:ascii="Arial" w:hAnsi="Arial" w:eastAsia="Arial"/>
-                <w:sz w:val="18"/>
-              </w:rPr>
-            </w:r>
-            <w:r>
-              <w:rPr>
-                <w:rFonts w:ascii="Arial" w:hAnsi="Arial" w:eastAsia="Arial"/>
+                <w:rFonts w:ascii="Arial" w:hAnsi="Arial" w:eastAsia="Arial" w:cs="Tahoma"/>
+                <w:sz w:val="18"/>
+              </w:rPr>
+            </w:r>
+            <w:r>
+              <w:rPr>
+                <w:rFonts w:ascii="Arial" w:hAnsi="Arial" w:eastAsia="Arial" w:cs="Tahoma"/>
                 <w:sz w:val="18"/>
               </w:rPr>
               <w:t>Period year/month, optional zone filter, and ALLMAP SEVEN_IMPACT_VIEW rows.</w:t>
@@ -2423,13 +2541,13 @@
             </w:pPr>
             <w:r>
               <w:rPr>
-                <w:rFonts w:ascii="Arial" w:hAnsi="Arial" w:eastAsia="Arial"/>
-                <w:sz w:val="18"/>
-              </w:rPr>
-            </w:r>
-            <w:r>
-              <w:rPr>
-                <w:rFonts w:ascii="Arial" w:hAnsi="Arial" w:eastAsia="Arial"/>
+                <w:rFonts w:ascii="Arial" w:hAnsi="Arial" w:eastAsia="Arial" w:cs="Tahoma"/>
+                <w:sz w:val="18"/>
+              </w:rPr>
+            </w:r>
+            <w:r>
+              <w:rPr>
+                <w:rFonts w:ascii="Arial" w:hAnsi="Arial" w:eastAsia="Arial" w:cs="Tahoma"/>
                 <w:sz w:val="18"/>
               </w:rPr>
               <w:t>snapshot input file/business key/period in run record</w:t>
@@ -2453,13 +2571,13 @@
             </w:pPr>
             <w:r>
               <w:rPr>
-                <w:rFonts w:ascii="Arial" w:hAnsi="Arial" w:eastAsia="Arial"/>
-                <w:sz w:val="18"/>
-              </w:rPr>
-            </w:r>
-            <w:r>
-              <w:rPr>
-                <w:rFonts w:ascii="Arial" w:hAnsi="Arial" w:eastAsia="Arial"/>
+                <w:rFonts w:ascii="Arial" w:hAnsi="Arial" w:eastAsia="Arial" w:cs="Tahoma"/>
+                <w:sz w:val="18"/>
+              </w:rPr>
+            </w:r>
+            <w:r>
+              <w:rPr>
+                <w:rFonts w:ascii="Arial" w:hAnsi="Arial" w:eastAsia="Arial" w:cs="Tahoma"/>
                 <w:sz w:val="18"/>
               </w:rPr>
               <w:t>Output identity</w:t>
@@ -2478,13 +2596,13 @@
             </w:pPr>
             <w:r>
               <w:rPr>
-                <w:rFonts w:ascii="Arial" w:hAnsi="Arial" w:eastAsia="Arial"/>
-                <w:sz w:val="18"/>
-              </w:rPr>
-            </w:r>
-            <w:r>
-              <w:rPr>
-                <w:rFonts w:ascii="Arial" w:hAnsi="Arial" w:eastAsia="Arial"/>
+                <w:rFonts w:ascii="Arial" w:hAnsi="Arial" w:eastAsia="Arial" w:cs="Tahoma"/>
+                <w:sz w:val="18"/>
+              </w:rPr>
+            </w:r>
+            <w:r>
+              <w:rPr>
+                <w:rFonts w:ascii="Arial" w:hAnsi="Arial" w:eastAsia="Arial" w:cs="Tahoma"/>
                 <w:sz w:val="18"/>
               </w:rPr>
               <w:t>FGI_IMPACT_STORE and related impact/new-store tables contain imported candidates for the requested period with duplicate-safe status.</w:t>
@@ -2503,13 +2621,13 @@
             </w:pPr>
             <w:r>
               <w:rPr>
-                <w:rFonts w:ascii="Arial" w:hAnsi="Arial" w:eastAsia="Arial"/>
-                <w:sz w:val="18"/>
-              </w:rPr>
-            </w:r>
-            <w:r>
-              <w:rPr>
-                <w:rFonts w:ascii="Arial" w:hAnsi="Arial" w:eastAsia="Arial"/>
+                <w:rFonts w:ascii="Arial" w:hAnsi="Arial" w:eastAsia="Arial" w:cs="Tahoma"/>
+                <w:sz w:val="18"/>
+              </w:rPr>
+            </w:r>
+            <w:r>
+              <w:rPr>
+                <w:rFonts w:ascii="Arial" w:hAnsi="Arial" w:eastAsia="Arial" w:cs="Tahoma"/>
                 <w:sz w:val="18"/>
               </w:rPr>
               <w:t>reconcile input, success, reject and skipped counts</w:t>
@@ -2533,13 +2651,13 @@
             </w:pPr>
             <w:r>
               <w:rPr>
-                <w:rFonts w:ascii="Arial" w:hAnsi="Arial" w:eastAsia="Arial"/>
-                <w:sz w:val="18"/>
-              </w:rPr>
-            </w:r>
-            <w:r>
-              <w:rPr>
-                <w:rFonts w:ascii="Arial" w:hAnsi="Arial" w:eastAsia="Arial"/>
+                <w:rFonts w:ascii="Arial" w:hAnsi="Arial" w:eastAsia="Arial" w:cs="Tahoma"/>
+                <w:sz w:val="18"/>
+              </w:rPr>
+            </w:r>
+            <w:r>
+              <w:rPr>
+                <w:rFonts w:ascii="Arial" w:hAnsi="Arial" w:eastAsia="Arial" w:cs="Tahoma"/>
                 <w:sz w:val="18"/>
               </w:rPr>
               <w:t>Dedup proof</w:t>
@@ -2558,13 +2676,13 @@
             </w:pPr>
             <w:r>
               <w:rPr>
-                <w:rFonts w:ascii="Arial" w:hAnsi="Arial" w:eastAsia="Arial"/>
-                <w:sz w:val="18"/>
-              </w:rPr>
-            </w:r>
-            <w:r>
-              <w:rPr>
-                <w:rFonts w:ascii="Arial" w:hAnsi="Arial" w:eastAsia="Arial"/>
+                <w:rFonts w:ascii="Arial" w:hAnsi="Arial" w:eastAsia="Arial" w:cs="Tahoma"/>
+                <w:sz w:val="18"/>
+              </w:rPr>
+            </w:r>
+            <w:r>
+              <w:rPr>
+                <w:rFonts w:ascii="Arial" w:hAnsi="Arial" w:eastAsia="Arial" w:cs="Tahoma"/>
                 <w:sz w:val="18"/>
               </w:rPr>
               <w:t>UNIQUE(impacted_store_code, new_store_code, impact_month); rerun อัปเดตค่าที่เปลี่ยนแต่ไม่สร้างคู่ร้านซ้ำ</w:t>
@@ -2583,13 +2701,13 @@
             </w:pPr>
             <w:r>
               <w:rPr>
-                <w:rFonts w:ascii="Arial" w:hAnsi="Arial" w:eastAsia="Arial"/>
-                <w:sz w:val="18"/>
-              </w:rPr>
-            </w:r>
-            <w:r>
-              <w:rPr>
-                <w:rFonts w:ascii="Arial" w:hAnsi="Arial" w:eastAsia="Arial"/>
+                <w:rFonts w:ascii="Arial" w:hAnsi="Arial" w:eastAsia="Arial" w:cs="Tahoma"/>
+                <w:sz w:val="18"/>
+              </w:rPr>
+            </w:r>
+            <w:r>
+              <w:rPr>
+                <w:rFonts w:ascii="Arial" w:hAnsi="Arial" w:eastAsia="Arial" w:cs="Tahoma"/>
                 <w:sz w:val="18"/>
               </w:rPr>
               <w:t>rerun fixture produces no duplicate target business key</w:t>
@@ -2613,13 +2731,13 @@
             </w:pPr>
             <w:r>
               <w:rPr>
-                <w:rFonts w:ascii="Arial" w:hAnsi="Arial" w:eastAsia="Arial"/>
-                <w:sz w:val="18"/>
-              </w:rPr>
-            </w:r>
-            <w:r>
-              <w:rPr>
-                <w:rFonts w:ascii="Arial" w:hAnsi="Arial" w:eastAsia="Arial"/>
+                <w:rFonts w:ascii="Arial" w:hAnsi="Arial" w:eastAsia="Arial" w:cs="Tahoma"/>
+                <w:sz w:val="18"/>
+              </w:rPr>
+            </w:r>
+            <w:r>
+              <w:rPr>
+                <w:rFonts w:ascii="Arial" w:hAnsi="Arial" w:eastAsia="Arial" w:cs="Tahoma"/>
                 <w:sz w:val="18"/>
               </w:rPr>
               <w:t>Transaction proof</w:t>
@@ -2638,13 +2756,13 @@
             </w:pPr>
             <w:r>
               <w:rPr>
-                <w:rFonts w:ascii="Arial" w:hAnsi="Arial" w:eastAsia="Arial"/>
-                <w:sz w:val="18"/>
-              </w:rPr>
-            </w:r>
-            <w:r>
-              <w:rPr>
-                <w:rFonts w:ascii="Arial" w:hAnsi="Arial" w:eastAsia="Arial"/>
+                <w:rFonts w:ascii="Arial" w:hAnsi="Arial" w:eastAsia="Arial" w:cs="Tahoma"/>
+                <w:sz w:val="18"/>
+              </w:rPr>
+            </w:r>
+            <w:r>
+              <w:rPr>
+                <w:rFonts w:ascii="Arial" w:hAnsi="Arial" w:eastAsia="Arial" w:cs="Tahoma"/>
                 <w:sz w:val="18"/>
               </w:rPr>
               <w:t>สร้าง/หา fgi_impact_processes และ upsert candidate ทีละ chunk ใน transaction; chunk fail rollback เฉพาะ chunk</w:t>
@@ -2663,13 +2781,13 @@
             </w:pPr>
             <w:r>
               <w:rPr>
-                <w:rFonts w:ascii="Arial" w:hAnsi="Arial" w:eastAsia="Arial"/>
-                <w:sz w:val="18"/>
-              </w:rPr>
-            </w:r>
-            <w:r>
-              <w:rPr>
-                <w:rFonts w:ascii="Arial" w:hAnsi="Arial" w:eastAsia="Arial"/>
+                <w:rFonts w:ascii="Arial" w:hAnsi="Arial" w:eastAsia="Arial" w:cs="Tahoma"/>
+                <w:sz w:val="18"/>
+              </w:rPr>
+            </w:r>
+            <w:r>
+              <w:rPr>
+                <w:rFonts w:ascii="Arial" w:hAnsi="Arial" w:eastAsia="Arial" w:cs="Tahoma"/>
                 <w:sz w:val="18"/>
               </w:rPr>
               <w:t>injected failure leaves no partial committed state outside documented boundary</w:t>
@@ -2693,13 +2811,13 @@
             </w:pPr>
             <w:r>
               <w:rPr>
-                <w:rFonts w:ascii="Arial" w:hAnsi="Arial" w:eastAsia="Arial"/>
-                <w:sz w:val="18"/>
-              </w:rPr>
-            </w:r>
-            <w:r>
-              <w:rPr>
-                <w:rFonts w:ascii="Arial" w:hAnsi="Arial" w:eastAsia="Arial"/>
+                <w:rFonts w:ascii="Arial" w:hAnsi="Arial" w:eastAsia="Arial" w:cs="Tahoma"/>
+                <w:sz w:val="18"/>
+              </w:rPr>
+            </w:r>
+            <w:r>
+              <w:rPr>
+                <w:rFonts w:ascii="Arial" w:hAnsi="Arial" w:eastAsia="Arial" w:cs="Tahoma"/>
                 <w:sz w:val="18"/>
               </w:rPr>
               <w:t>Security proof</w:t>
@@ -2718,13 +2836,13 @@
             </w:pPr>
             <w:r>
               <w:rPr>
-                <w:rFonts w:ascii="Arial" w:hAnsi="Arial" w:eastAsia="Arial"/>
-                <w:sz w:val="18"/>
-              </w:rPr>
-            </w:r>
-            <w:r>
-              <w:rPr>
-                <w:rFonts w:ascii="Arial" w:hAnsi="Arial" w:eastAsia="Arial"/>
+                <w:rFonts w:ascii="Arial" w:hAnsi="Arial" w:eastAsia="Arial" w:cs="Tahoma"/>
+                <w:sz w:val="18"/>
+              </w:rPr>
+            </w:r>
+            <w:r>
+              <w:rPr>
+                <w:rFonts w:ascii="Arial" w:hAnsi="Arial" w:eastAsia="Arial" w:cs="Tahoma"/>
                 <w:sz w:val="18"/>
               </w:rPr>
               <w:t>ALLMAP connection ใช้ datasource secretRef และ TLS verify-full; job parameter เก็บได้เฉพาะ datasource alias ไม่เก็บ username/password</w:t>
@@ -2743,13 +2861,13 @@
             </w:pPr>
             <w:r>
               <w:rPr>
-                <w:rFonts w:ascii="Arial" w:hAnsi="Arial" w:eastAsia="Arial"/>
-                <w:sz w:val="18"/>
-              </w:rPr>
-            </w:r>
-            <w:r>
-              <w:rPr>
-                <w:rFonts w:ascii="Arial" w:hAnsi="Arial" w:eastAsia="Arial"/>
+                <w:rFonts w:ascii="Arial" w:hAnsi="Arial" w:eastAsia="Arial" w:cs="Tahoma"/>
+                <w:sz w:val="18"/>
+              </w:rPr>
+            </w:r>
+            <w:r>
+              <w:rPr>
+                <w:rFonts w:ascii="Arial" w:hAnsi="Arial" w:eastAsia="Arial" w:cs="Tahoma"/>
                 <w:sz w:val="18"/>
               </w:rPr>
               <w:t>config/log/error contains no plaintext secret</w:t>
@@ -2800,7 +2918,7 @@
             <w:r/>
             <w:r>
               <w:rPr>
-                <w:rFonts w:ascii="Arial" w:hAnsi="Arial" w:eastAsia="Arial"/>
+                <w:rFonts w:ascii="Arial" w:hAnsi="Arial" w:eastAsia="Arial" w:cs="Tahoma"/>
                 <w:b/>
                 <w:sz w:val="18"/>
               </w:rPr>
@@ -2822,7 +2940,7 @@
             <w:r/>
             <w:r>
               <w:rPr>
-                <w:rFonts w:ascii="Arial" w:hAnsi="Arial" w:eastAsia="Arial"/>
+                <w:rFonts w:ascii="Arial" w:hAnsi="Arial" w:eastAsia="Arial" w:cs="Tahoma"/>
                 <w:b/>
                 <w:sz w:val="18"/>
               </w:rPr>
@@ -2844,7 +2962,7 @@
             <w:r/>
             <w:r>
               <w:rPr>
-                <w:rFonts w:ascii="Arial" w:hAnsi="Arial" w:eastAsia="Arial"/>
+                <w:rFonts w:ascii="Arial" w:hAnsi="Arial" w:eastAsia="Arial" w:cs="Tahoma"/>
                 <w:b/>
                 <w:sz w:val="18"/>
               </w:rPr>
@@ -2869,13 +2987,13 @@
             </w:pPr>
             <w:r>
               <w:rPr>
-                <w:rFonts w:ascii="Arial" w:hAnsi="Arial" w:eastAsia="Arial"/>
-                <w:sz w:val="18"/>
-              </w:rPr>
-            </w:r>
-            <w:r>
-              <w:rPr>
-                <w:rFonts w:ascii="Arial" w:hAnsi="Arial" w:eastAsia="Arial"/>
+                <w:rFonts w:ascii="Arial" w:hAnsi="Arial" w:eastAsia="Arial" w:cs="Tahoma"/>
+                <w:sz w:val="18"/>
+              </w:rPr>
+            </w:r>
+            <w:r>
+              <w:rPr>
+                <w:rFonts w:ascii="Arial" w:hAnsi="Arial" w:eastAsia="Arial" w:cs="Tahoma"/>
                 <w:sz w:val="18"/>
               </w:rPr>
               <w:t>fcsJar/src/th/co/gosoft/fgi/main/ImportImpactStore.java</w:t>
@@ -2894,13 +3012,13 @@
             </w:pPr>
             <w:r>
               <w:rPr>
-                <w:rFonts w:ascii="Arial" w:hAnsi="Arial" w:eastAsia="Arial"/>
-                <w:sz w:val="18"/>
-              </w:rPr>
-            </w:r>
-            <w:r>
-              <w:rPr>
-                <w:rFonts w:ascii="Arial" w:hAnsi="Arial" w:eastAsia="Arial"/>
+                <w:rFonts w:ascii="Arial" w:hAnsi="Arial" w:eastAsia="Arial" w:cs="Tahoma"/>
+                <w:sz w:val="18"/>
+              </w:rPr>
+            </w:r>
+            <w:r>
+              <w:rPr>
+                <w:rFonts w:ascii="Arial" w:hAnsi="Arial" w:eastAsia="Arial" w:cs="Tahoma"/>
                 <w:sz w:val="18"/>
               </w:rPr>
               <w:t>24-186</w:t>
@@ -2919,13 +3037,13 @@
             </w:pPr>
             <w:r>
               <w:rPr>
-                <w:rFonts w:ascii="Arial" w:hAnsi="Arial" w:eastAsia="Arial"/>
-                <w:sz w:val="18"/>
-              </w:rPr>
-            </w:r>
-            <w:r>
-              <w:rPr>
-                <w:rFonts w:ascii="Arial" w:hAnsi="Arial" w:eastAsia="Arial"/>
+                <w:rFonts w:ascii="Arial" w:hAnsi="Arial" w:eastAsia="Arial" w:cs="Tahoma"/>
+                <w:sz w:val="18"/>
+              </w:rPr>
+            </w:r>
+            <w:r>
+              <w:rPr>
+                <w:rFonts w:ascii="Arial" w:hAnsi="Arial" w:eastAsia="Arial" w:cs="Tahoma"/>
                 <w:sz w:val="18"/>
               </w:rPr>
               <w:t>Legacy main entrypoint for impacted-store import.</w:t>
@@ -2949,13 +3067,13 @@
             </w:pPr>
             <w:r>
               <w:rPr>
-                <w:rFonts w:ascii="Arial" w:hAnsi="Arial" w:eastAsia="Arial"/>
-                <w:sz w:val="18"/>
-              </w:rPr>
-            </w:r>
-            <w:r>
-              <w:rPr>
-                <w:rFonts w:ascii="Arial" w:hAnsi="Arial" w:eastAsia="Arial"/>
+                <w:rFonts w:ascii="Arial" w:hAnsi="Arial" w:eastAsia="Arial" w:cs="Tahoma"/>
+                <w:sz w:val="18"/>
+              </w:rPr>
+            </w:r>
+            <w:r>
+              <w:rPr>
+                <w:rFonts w:ascii="Arial" w:hAnsi="Arial" w:eastAsia="Arial" w:cs="Tahoma"/>
                 <w:sz w:val="18"/>
               </w:rPr>
               <w:t>fcsJar/src/th/co/gosoft/fgi/dao/jdbc/ImportStoreJdbc.java</w:t>
@@ -2974,13 +3092,13 @@
             </w:pPr>
             <w:r>
               <w:rPr>
-                <w:rFonts w:ascii="Arial" w:hAnsi="Arial" w:eastAsia="Arial"/>
-                <w:sz w:val="18"/>
-              </w:rPr>
-            </w:r>
-            <w:r>
-              <w:rPr>
-                <w:rFonts w:ascii="Arial" w:hAnsi="Arial" w:eastAsia="Arial"/>
+                <w:rFonts w:ascii="Arial" w:hAnsi="Arial" w:eastAsia="Arial" w:cs="Tahoma"/>
+                <w:sz w:val="18"/>
+              </w:rPr>
+            </w:r>
+            <w:r>
+              <w:rPr>
+                <w:rFonts w:ascii="Arial" w:hAnsi="Arial" w:eastAsia="Arial" w:cs="Tahoma"/>
                 <w:sz w:val="18"/>
               </w:rPr>
               <w:t>30-84, 170-484</w:t>
@@ -2999,13 +3117,13 @@
             </w:pPr>
             <w:r>
               <w:rPr>
-                <w:rFonts w:ascii="Arial" w:hAnsi="Arial" w:eastAsia="Arial"/>
-                <w:sz w:val="18"/>
-              </w:rPr>
-            </w:r>
-            <w:r>
-              <w:rPr>
-                <w:rFonts w:ascii="Arial" w:hAnsi="Arial" w:eastAsia="Arial"/>
+                <w:rFonts w:ascii="Arial" w:hAnsi="Arial" w:eastAsia="Arial" w:cs="Tahoma"/>
+                <w:sz w:val="18"/>
+              </w:rPr>
+            </w:r>
+            <w:r>
+              <w:rPr>
+                <w:rFonts w:ascii="Arial" w:hAnsi="Arial" w:eastAsia="Arial" w:cs="Tahoma"/>
                 <w:sz w:val="18"/>
               </w:rPr>
               <w:t>Query SEVEN_IMPACT_VIEW and insert/update FGI impact/new-store records.</w:t>
@@ -3060,7 +3178,7 @@
             <w:r/>
             <w:r>
               <w:rPr>
-                <w:rFonts w:ascii="Arial" w:hAnsi="Arial" w:eastAsia="Arial"/>
+                <w:rFonts w:ascii="Arial" w:hAnsi="Arial" w:eastAsia="Arial" w:cs="Tahoma"/>
                 <w:b/>
                 <w:sz w:val="18"/>
               </w:rPr>
@@ -3082,7 +3200,7 @@
             <w:r/>
             <w:r>
               <w:rPr>
-                <w:rFonts w:ascii="Arial" w:hAnsi="Arial" w:eastAsia="Arial"/>
+                <w:rFonts w:ascii="Arial" w:hAnsi="Arial" w:eastAsia="Arial" w:cs="Tahoma"/>
                 <w:b/>
                 <w:sz w:val="18"/>
               </w:rPr>
@@ -3107,13 +3225,13 @@
             </w:pPr>
             <w:r>
               <w:rPr>
-                <w:rFonts w:ascii="Arial" w:hAnsi="Arial" w:eastAsia="Arial"/>
-                <w:sz w:val="18"/>
-              </w:rPr>
-            </w:r>
-            <w:r>
-              <w:rPr>
-                <w:rFonts w:ascii="Arial" w:hAnsi="Arial" w:eastAsia="Arial"/>
+                <w:rFonts w:ascii="Arial" w:hAnsi="Arial" w:eastAsia="Arial" w:cs="Tahoma"/>
+                <w:sz w:val="18"/>
+              </w:rPr>
+            </w:r>
+            <w:r>
+              <w:rPr>
+                <w:rFonts w:ascii="Arial" w:hAnsi="Arial" w:eastAsia="Arial" w:cs="Tahoma"/>
                 <w:sz w:val="18"/>
               </w:rPr>
               <w:t>Repository</w:t>
@@ -3132,13 +3250,13 @@
             </w:pPr>
             <w:r>
               <w:rPr>
-                <w:rFonts w:ascii="Arial" w:hAnsi="Arial" w:eastAsia="Arial"/>
-                <w:sz w:val="18"/>
-              </w:rPr>
-            </w:r>
-            <w:r>
-              <w:rPr>
-                <w:rFonts w:ascii="Arial" w:hAnsi="Arial" w:eastAsia="Arial"/>
+                <w:rFonts w:ascii="Arial" w:hAnsi="Arial" w:eastAsia="Arial" w:cs="Tahoma"/>
+                <w:sz w:val="18"/>
+              </w:rPr>
+            </w:r>
+            <w:r>
+              <w:rPr>
+                <w:rFonts w:ascii="Arial" w:hAnsi="Arial" w:eastAsia="Arial" w:cs="Tahoma"/>
                 <w:sz w:val="18"/>
               </w:rPr>
               <w:t>impactStoreRepository</w:t>
@@ -3162,13 +3280,13 @@
             </w:pPr>
             <w:r>
               <w:rPr>
-                <w:rFonts w:ascii="Arial" w:hAnsi="Arial" w:eastAsia="Arial"/>
-                <w:sz w:val="18"/>
-              </w:rPr>
-            </w:r>
-            <w:r>
-              <w:rPr>
-                <w:rFonts w:ascii="Arial" w:hAnsi="Arial" w:eastAsia="Arial"/>
+                <w:rFonts w:ascii="Arial" w:hAnsi="Arial" w:eastAsia="Arial" w:cs="Tahoma"/>
+                <w:sz w:val="18"/>
+              </w:rPr>
+            </w:r>
+            <w:r>
+              <w:rPr>
+                <w:rFonts w:ascii="Arial" w:hAnsi="Arial" w:eastAsia="Arial" w:cs="Tahoma"/>
                 <w:sz w:val="18"/>
               </w:rPr>
               <w:t>Idempotency / dedup</w:t>
@@ -3187,13 +3305,13 @@
             </w:pPr>
             <w:r>
               <w:rPr>
-                <w:rFonts w:ascii="Arial" w:hAnsi="Arial" w:eastAsia="Arial"/>
-                <w:sz w:val="18"/>
-              </w:rPr>
-            </w:r>
-            <w:r>
-              <w:rPr>
-                <w:rFonts w:ascii="Arial" w:hAnsi="Arial" w:eastAsia="Arial"/>
+                <w:rFonts w:ascii="Arial" w:hAnsi="Arial" w:eastAsia="Arial" w:cs="Tahoma"/>
+                <w:sz w:val="18"/>
+              </w:rPr>
+            </w:r>
+            <w:r>
+              <w:rPr>
+                <w:rFonts w:ascii="Arial" w:hAnsi="Arial" w:eastAsia="Arial" w:cs="Tahoma"/>
                 <w:sz w:val="18"/>
               </w:rPr>
               <w:t>UNIQUE(impacted_store_code, new_store_code, impact_month); rerun อัปเดตค่าที่เปลี่ยนแต่ไม่สร้างคู่ร้านซ้ำ</w:t>
@@ -3217,13 +3335,13 @@
             </w:pPr>
             <w:r>
               <w:rPr>
-                <w:rFonts w:ascii="Arial" w:hAnsi="Arial" w:eastAsia="Arial"/>
-                <w:sz w:val="18"/>
-              </w:rPr>
-            </w:r>
-            <w:r>
-              <w:rPr>
-                <w:rFonts w:ascii="Arial" w:hAnsi="Arial" w:eastAsia="Arial"/>
+                <w:rFonts w:ascii="Arial" w:hAnsi="Arial" w:eastAsia="Arial" w:cs="Tahoma"/>
+                <w:sz w:val="18"/>
+              </w:rPr>
+            </w:r>
+            <w:r>
+              <w:rPr>
+                <w:rFonts w:ascii="Arial" w:hAnsi="Arial" w:eastAsia="Arial" w:cs="Tahoma"/>
                 <w:sz w:val="18"/>
               </w:rPr>
               <w:t>Transaction boundary</w:t>
@@ -3242,13 +3360,13 @@
             </w:pPr>
             <w:r>
               <w:rPr>
-                <w:rFonts w:ascii="Arial" w:hAnsi="Arial" w:eastAsia="Arial"/>
-                <w:sz w:val="18"/>
-              </w:rPr>
-            </w:r>
-            <w:r>
-              <w:rPr>
-                <w:rFonts w:ascii="Arial" w:hAnsi="Arial" w:eastAsia="Arial"/>
+                <w:rFonts w:ascii="Arial" w:hAnsi="Arial" w:eastAsia="Arial" w:cs="Tahoma"/>
+                <w:sz w:val="18"/>
+              </w:rPr>
+            </w:r>
+            <w:r>
+              <w:rPr>
+                <w:rFonts w:ascii="Arial" w:hAnsi="Arial" w:eastAsia="Arial" w:cs="Tahoma"/>
                 <w:sz w:val="18"/>
               </w:rPr>
               <w:t>สร้าง/หา fgi_impact_processes และ upsert candidate ทีละ chunk ใน transaction; chunk fail rollback เฉพาะ chunk</w:t>
@@ -3272,13 +3390,13 @@
             </w:pPr>
             <w:r>
               <w:rPr>
-                <w:rFonts w:ascii="Arial" w:hAnsi="Arial" w:eastAsia="Arial"/>
-                <w:sz w:val="18"/>
-              </w:rPr>
-            </w:r>
-            <w:r>
-              <w:rPr>
-                <w:rFonts w:ascii="Arial" w:hAnsi="Arial" w:eastAsia="Arial"/>
+                <w:rFonts w:ascii="Arial" w:hAnsi="Arial" w:eastAsia="Arial" w:cs="Tahoma"/>
+                <w:sz w:val="18"/>
+              </w:rPr>
+            </w:r>
+            <w:r>
+              <w:rPr>
+                <w:rFonts w:ascii="Arial" w:hAnsi="Arial" w:eastAsia="Arial" w:cs="Tahoma"/>
                 <w:sz w:val="18"/>
               </w:rPr>
               <w:t>Security</w:t>
@@ -3297,13 +3415,13 @@
             </w:pPr>
             <w:r>
               <w:rPr>
-                <w:rFonts w:ascii="Arial" w:hAnsi="Arial" w:eastAsia="Arial"/>
-                <w:sz w:val="18"/>
-              </w:rPr>
-            </w:r>
-            <w:r>
-              <w:rPr>
-                <w:rFonts w:ascii="Arial" w:hAnsi="Arial" w:eastAsia="Arial"/>
+                <w:rFonts w:ascii="Arial" w:hAnsi="Arial" w:eastAsia="Arial" w:cs="Tahoma"/>
+                <w:sz w:val="18"/>
+              </w:rPr>
+            </w:r>
+            <w:r>
+              <w:rPr>
+                <w:rFonts w:ascii="Arial" w:hAnsi="Arial" w:eastAsia="Arial" w:cs="Tahoma"/>
                 <w:sz w:val="18"/>
               </w:rPr>
               <w:t>ALLMAP connection ใช้ datasource secretRef และ TLS verify-full; job parameter เก็บได้เฉพาะ datasource alias ไม่เก็บ username/password</w:t>
@@ -3331,7 +3449,7 @@
       </w:pPr>
       <w:r>
         <w:rPr>
-          <w:rFonts w:ascii="Courier New" w:hAnsi="Courier New"/>
+          <w:rFonts w:ascii="Courier New" w:hAnsi="Courier New" w:eastAsia="Courier New" w:cs="Tahoma"/>
           <w:sz w:val="16"/>
         </w:rPr>
         <w:t>SELECT impacted_store_code, new_store_code, impact_month, distance_km, region_code, zone_code, branch_type</w:t>
@@ -3369,7 +3487,7 @@
       </w:pPr>
       <w:r>
         <w:rPr>
-          <w:rFonts w:ascii="Courier New" w:hAnsi="Courier New"/>
+          <w:rFonts w:ascii="Courier New" w:hAnsi="Courier New" w:eastAsia="Courier New" w:cs="Tahoma"/>
           <w:sz w:val="16"/>
         </w:rPr>
         <w:t>INSERT INTO fgi_impact_stores</w:t>
@@ -3413,7 +3531,7 @@
       </w:pPr>
       <w:r>
         <w:rPr>
-          <w:rFonts w:ascii="Courier New" w:hAnsi="Courier New"/>
+          <w:rFonts w:ascii="Courier New" w:hAnsi="Courier New" w:eastAsia="Courier New" w:cs="Tahoma"/>
           <w:sz w:val="16"/>
         </w:rPr>
         <w:t>export async function runLlddBeJob2Importimpactstore(ctx, services) {</w:t>
@@ -3502,7 +3620,7 @@
             <w:r/>
             <w:r>
               <w:rPr>
-                <w:rFonts w:ascii="Arial" w:hAnsi="Arial" w:eastAsia="Arial"/>
+                <w:rFonts w:ascii="Arial" w:hAnsi="Arial" w:eastAsia="Arial" w:cs="Tahoma"/>
                 <w:b/>
                 <w:sz w:val="18"/>
               </w:rPr>
@@ -3524,7 +3642,7 @@
             <w:r/>
             <w:r>
               <w:rPr>
-                <w:rFonts w:ascii="Arial" w:hAnsi="Arial" w:eastAsia="Arial"/>
+                <w:rFonts w:ascii="Arial" w:hAnsi="Arial" w:eastAsia="Arial" w:cs="Tahoma"/>
                 <w:b/>
                 <w:sz w:val="18"/>
               </w:rPr>
@@ -3546,7 +3664,7 @@
             <w:r/>
             <w:r>
               <w:rPr>
-                <w:rFonts w:ascii="Arial" w:hAnsi="Arial" w:eastAsia="Arial"/>
+                <w:rFonts w:ascii="Arial" w:hAnsi="Arial" w:eastAsia="Arial" w:cs="Tahoma"/>
                 <w:b/>
                 <w:sz w:val="18"/>
               </w:rPr>
@@ -3568,7 +3686,7 @@
             <w:r/>
             <w:r>
               <w:rPr>
-                <w:rFonts w:ascii="Arial" w:hAnsi="Arial" w:eastAsia="Arial"/>
+                <w:rFonts w:ascii="Arial" w:hAnsi="Arial" w:eastAsia="Arial" w:cs="Tahoma"/>
                 <w:b/>
                 <w:sz w:val="18"/>
               </w:rPr>
@@ -3593,13 +3711,13 @@
             </w:pPr>
             <w:r>
               <w:rPr>
-                <w:rFonts w:ascii="Arial" w:hAnsi="Arial" w:eastAsia="Arial"/>
-                <w:sz w:val="18"/>
-              </w:rPr>
-            </w:r>
-            <w:r>
-              <w:rPr>
-                <w:rFonts w:ascii="Arial" w:hAnsi="Arial" w:eastAsia="Arial"/>
+                <w:rFonts w:ascii="Arial" w:hAnsi="Arial" w:eastAsia="Arial" w:cs="Tahoma"/>
+                <w:sz w:val="18"/>
+              </w:rPr>
+            </w:r>
+            <w:r>
+              <w:rPr>
+                <w:rFonts w:ascii="Arial" w:hAnsi="Arial" w:eastAsia="Arial" w:cs="Tahoma"/>
                 <w:sz w:val="18"/>
               </w:rPr>
               <w:t>รันตามตารางเวลา</w:t>
@@ -3618,13 +3736,13 @@
             </w:pPr>
             <w:r>
               <w:rPr>
-                <w:rFonts w:ascii="Arial" w:hAnsi="Arial" w:eastAsia="Arial"/>
-                <w:sz w:val="18"/>
-              </w:rPr>
-            </w:r>
-            <w:r>
-              <w:rPr>
-                <w:rFonts w:ascii="Arial" w:hAnsi="Arial" w:eastAsia="Arial"/>
+                <w:rFonts w:ascii="Arial" w:hAnsi="Arial" w:eastAsia="Arial" w:cs="Tahoma"/>
+                <w:sz w:val="18"/>
+              </w:rPr>
+            </w:r>
+            <w:r>
+              <w:rPr>
+                <w:rFonts w:ascii="Arial" w:hAnsi="Arial" w:eastAsia="Arial" w:cs="Tahoma"/>
                 <w:sz w:val="18"/>
               </w:rPr>
               <w:t>CRON</w:t>
@@ -3643,13 +3761,13 @@
             </w:pPr>
             <w:r>
               <w:rPr>
-                <w:rFonts w:ascii="Arial" w:hAnsi="Arial" w:eastAsia="Arial"/>
-                <w:sz w:val="18"/>
-              </w:rPr>
-            </w:r>
-            <w:r>
-              <w:rPr>
-                <w:rFonts w:ascii="Arial" w:hAnsi="Arial" w:eastAsia="Arial"/>
+                <w:rFonts w:ascii="Arial" w:hAnsi="Arial" w:eastAsia="Arial" w:cs="Tahoma"/>
+                <w:sz w:val="18"/>
+              </w:rPr>
+            </w:r>
+            <w:r>
+              <w:rPr>
+                <w:rFonts w:ascii="Arial" w:hAnsi="Arial" w:eastAsia="Arial" w:cs="Tahoma"/>
                 <w:sz w:val="18"/>
               </w:rPr>
               <w:t>scheduler → runner (job 2)</w:t>
@@ -3668,13 +3786,13 @@
             </w:pPr>
             <w:r>
               <w:rPr>
-                <w:rFonts w:ascii="Arial" w:hAnsi="Arial" w:eastAsia="Arial"/>
-                <w:sz w:val="18"/>
-              </w:rPr>
-            </w:r>
-            <w:r>
-              <w:rPr>
-                <w:rFonts w:ascii="Arial" w:hAnsi="Arial" w:eastAsia="Arial"/>
+                <w:rFonts w:ascii="Arial" w:hAnsi="Arial" w:eastAsia="Arial" w:cs="Tahoma"/>
+                <w:sz w:val="18"/>
+              </w:rPr>
+            </w:r>
+            <w:r>
+              <w:rPr>
+                <w:rFonts w:ascii="Arial" w:hAnsi="Arial" w:eastAsia="Arial" w:cs="Tahoma"/>
                 <w:sz w:val="18"/>
               </w:rPr>
               <w:t>อ่าน cron/พารามิเตอร์จาก backend config</w:t>
@@ -3698,13 +3816,13 @@
             </w:pPr>
             <w:r>
               <w:rPr>
-                <w:rFonts w:ascii="Arial" w:hAnsi="Arial" w:eastAsia="Arial"/>
-                <w:sz w:val="18"/>
-              </w:rPr>
-            </w:r>
-            <w:r>
-              <w:rPr>
-                <w:rFonts w:ascii="Arial" w:hAnsi="Arial" w:eastAsia="Arial"/>
+                <w:rFonts w:ascii="Arial" w:hAnsi="Arial" w:eastAsia="Arial" w:cs="Tahoma"/>
+                <w:sz w:val="18"/>
+              </w:rPr>
+            </w:r>
+            <w:r>
+              <w:rPr>
+                <w:rFonts w:ascii="Arial" w:hAnsi="Arial" w:eastAsia="Arial" w:cs="Tahoma"/>
                 <w:sz w:val="18"/>
               </w:rPr>
               <w:t>รันนอกรอบ (manual/rerun)</w:t>
@@ -3723,13 +3841,13 @@
             </w:pPr>
             <w:r>
               <w:rPr>
-                <w:rFonts w:ascii="Arial" w:hAnsi="Arial" w:eastAsia="Arial"/>
-                <w:sz w:val="18"/>
-              </w:rPr>
-            </w:r>
-            <w:r>
-              <w:rPr>
-                <w:rFonts w:ascii="Arial" w:hAnsi="Arial" w:eastAsia="Arial"/>
+                <w:rFonts w:ascii="Arial" w:hAnsi="Arial" w:eastAsia="Arial" w:cs="Tahoma"/>
+                <w:sz w:val="18"/>
+              </w:rPr>
+            </w:r>
+            <w:r>
+              <w:rPr>
+                <w:rFonts w:ascii="Arial" w:hAnsi="Arial" w:eastAsia="Arial" w:cs="Tahoma"/>
                 <w:sz w:val="18"/>
               </w:rPr>
               <w:t>CLI</w:t>
@@ -3748,13 +3866,13 @@
             </w:pPr>
             <w:r>
               <w:rPr>
-                <w:rFonts w:ascii="Arial" w:hAnsi="Arial" w:eastAsia="Arial"/>
-                <w:sz w:val="18"/>
-              </w:rPr>
-            </w:r>
-            <w:r>
-              <w:rPr>
-                <w:rFonts w:ascii="Arial" w:hAnsi="Arial" w:eastAsia="Arial"/>
+                <w:rFonts w:ascii="Arial" w:hAnsi="Arial" w:eastAsia="Arial" w:cs="Tahoma"/>
+                <w:sz w:val="18"/>
+              </w:rPr>
+            </w:r>
+            <w:r>
+              <w:rPr>
+                <w:rFonts w:ascii="Arial" w:hAnsi="Arial" w:eastAsia="Arial" w:cs="Tahoma"/>
                 <w:sz w:val="18"/>
               </w:rPr>
               <w:t>CLI/ops runbook → runner (job 2)</w:t>
@@ -3773,13 +3891,13 @@
             </w:pPr>
             <w:r>
               <w:rPr>
-                <w:rFonts w:ascii="Arial" w:hAnsi="Arial" w:eastAsia="Arial"/>
-                <w:sz w:val="18"/>
-              </w:rPr>
-            </w:r>
-            <w:r>
-              <w:rPr>
-                <w:rFonts w:ascii="Arial" w:hAnsi="Arial" w:eastAsia="Arial"/>
+                <w:rFonts w:ascii="Arial" w:hAnsi="Arial" w:eastAsia="Arial" w:cs="Tahoma"/>
+                <w:sz w:val="18"/>
+              </w:rPr>
+            </w:r>
+            <w:r>
+              <w:rPr>
+                <w:rFonts w:ascii="Arial" w:hAnsi="Arial" w:eastAsia="Arial" w:cs="Tahoma"/>
                 <w:sz w:val="18"/>
               </w:rPr>
               <w:t>guard ไม่ให้รันซ้อนด้วย distributed lock</w:t>
@@ -3803,13 +3921,13 @@
             </w:pPr>
             <w:r>
               <w:rPr>
-                <w:rFonts w:ascii="Arial" w:hAnsi="Arial" w:eastAsia="Arial"/>
-                <w:sz w:val="18"/>
-              </w:rPr>
-            </w:r>
-            <w:r>
-              <w:rPr>
-                <w:rFonts w:ascii="Arial" w:hAnsi="Arial" w:eastAsia="Arial"/>
+                <w:rFonts w:ascii="Arial" w:hAnsi="Arial" w:eastAsia="Arial" w:cs="Tahoma"/>
+                <w:sz w:val="18"/>
+              </w:rPr>
+            </w:r>
+            <w:r>
+              <w:rPr>
+                <w:rFonts w:ascii="Arial" w:hAnsi="Arial" w:eastAsia="Arial" w:cs="Tahoma"/>
                 <w:sz w:val="18"/>
               </w:rPr>
               <w:t>แก้พารามิเตอร์/เปิด-ปิด job</w:t>
@@ -3828,13 +3946,13 @@
             </w:pPr>
             <w:r>
               <w:rPr>
-                <w:rFonts w:ascii="Arial" w:hAnsi="Arial" w:eastAsia="Arial"/>
-                <w:sz w:val="18"/>
-              </w:rPr>
-            </w:r>
-            <w:r>
-              <w:rPr>
-                <w:rFonts w:ascii="Arial" w:hAnsi="Arial" w:eastAsia="Arial"/>
+                <w:rFonts w:ascii="Arial" w:hAnsi="Arial" w:eastAsia="Arial" w:cs="Tahoma"/>
+                <w:sz w:val="18"/>
+              </w:rPr>
+            </w:r>
+            <w:r>
+              <w:rPr>
+                <w:rFonts w:ascii="Arial" w:hAnsi="Arial" w:eastAsia="Arial" w:cs="Tahoma"/>
                 <w:sz w:val="18"/>
               </w:rPr>
               <w:t>CONFIG</w:t>
@@ -3853,13 +3971,13 @@
             </w:pPr>
             <w:r>
               <w:rPr>
-                <w:rFonts w:ascii="Arial" w:hAnsi="Arial" w:eastAsia="Arial"/>
-                <w:sz w:val="18"/>
-              </w:rPr>
-            </w:r>
-            <w:r>
-              <w:rPr>
-                <w:rFonts w:ascii="Arial" w:hAnsi="Arial" w:eastAsia="Arial"/>
+                <w:rFonts w:ascii="Arial" w:hAnsi="Arial" w:eastAsia="Arial" w:cs="Tahoma"/>
+                <w:sz w:val="18"/>
+              </w:rPr>
+            </w:r>
+            <w:r>
+              <w:rPr>
+                <w:rFonts w:ascii="Arial" w:hAnsi="Arial" w:eastAsia="Arial" w:cs="Tahoma"/>
                 <w:sz w:val="18"/>
               </w:rPr>
               <w:t>แก้ backend config แล้ว deploy</w:t>
@@ -3878,13 +3996,13 @@
             </w:pPr>
             <w:r>
               <w:rPr>
-                <w:rFonts w:ascii="Arial" w:hAnsi="Arial" w:eastAsia="Arial"/>
-                <w:sz w:val="18"/>
-              </w:rPr>
-            </w:r>
-            <w:r>
-              <w:rPr>
-                <w:rFonts w:ascii="Arial" w:hAnsi="Arial" w:eastAsia="Arial"/>
+                <w:rFonts w:ascii="Arial" w:hAnsi="Arial" w:eastAsia="Arial" w:cs="Tahoma"/>
+                <w:sz w:val="18"/>
+              </w:rPr>
+            </w:r>
+            <w:r>
+              <w:rPr>
+                <w:rFonts w:ascii="Arial" w:hAnsi="Arial" w:eastAsia="Arial" w:cs="Tahoma"/>
                 <w:sz w:val="18"/>
               </w:rPr>
               <w:t>ไม่มี endpoint และไม่มีหน้าจอควบคุม — หน้า Flow Batch Job เป็น reference อย่างเดียว (2026-08-06)</w:t>
@@ -3908,13 +4026,13 @@
             </w:pPr>
             <w:r>
               <w:rPr>
-                <w:rFonts w:ascii="Arial" w:hAnsi="Arial" w:eastAsia="Arial"/>
-                <w:sz w:val="18"/>
-              </w:rPr>
-            </w:r>
-            <w:r>
-              <w:rPr>
-                <w:rFonts w:ascii="Arial" w:hAnsi="Arial" w:eastAsia="Arial"/>
+                <w:rFonts w:ascii="Arial" w:hAnsi="Arial" w:eastAsia="Arial" w:cs="Tahoma"/>
+                <w:sz w:val="18"/>
+              </w:rPr>
+            </w:r>
+            <w:r>
+              <w:rPr>
+                <w:rFonts w:ascii="Arial" w:hAnsi="Arial" w:eastAsia="Arial" w:cs="Tahoma"/>
                 <w:sz w:val="18"/>
               </w:rPr>
               <w:t>ตรวจผลการรัน</w:t>
@@ -3933,13 +4051,13 @@
             </w:pPr>
             <w:r>
               <w:rPr>
-                <w:rFonts w:ascii="Arial" w:hAnsi="Arial" w:eastAsia="Arial"/>
-                <w:sz w:val="18"/>
-              </w:rPr>
-            </w:r>
-            <w:r>
-              <w:rPr>
-                <w:rFonts w:ascii="Arial" w:hAnsi="Arial" w:eastAsia="Arial"/>
+                <w:rFonts w:ascii="Arial" w:hAnsi="Arial" w:eastAsia="Arial" w:cs="Tahoma"/>
+                <w:sz w:val="18"/>
+              </w:rPr>
+            </w:r>
+            <w:r>
+              <w:rPr>
+                <w:rFonts w:ascii="Arial" w:hAnsi="Arial" w:eastAsia="Arial" w:cs="Tahoma"/>
                 <w:sz w:val="18"/>
               </w:rPr>
               <w:t>LOG</w:t>
@@ -3958,13 +4076,13 @@
             </w:pPr>
             <w:r>
               <w:rPr>
-                <w:rFonts w:ascii="Arial" w:hAnsi="Arial" w:eastAsia="Arial"/>
-                <w:sz w:val="18"/>
-              </w:rPr>
-            </w:r>
-            <w:r>
-              <w:rPr>
-                <w:rFonts w:ascii="Arial" w:hAnsi="Arial" w:eastAsia="Arial"/>
+                <w:rFonts w:ascii="Arial" w:hAnsi="Arial" w:eastAsia="Arial" w:cs="Tahoma"/>
+                <w:sz w:val="18"/>
+              </w:rPr>
+            </w:r>
+            <w:r>
+              <w:rPr>
+                <w:rFonts w:ascii="Arial" w:hAnsi="Arial" w:eastAsia="Arial" w:cs="Tahoma"/>
                 <w:sz w:val="18"/>
               </w:rPr>
               <w:t>application log (structured)</w:t>
@@ -3983,13 +4101,13 @@
             </w:pPr>
             <w:r>
               <w:rPr>
-                <w:rFonts w:ascii="Arial" w:hAnsi="Arial" w:eastAsia="Arial"/>
-                <w:sz w:val="18"/>
-              </w:rPr>
-            </w:r>
-            <w:r>
-              <w:rPr>
-                <w:rFonts w:ascii="Arial" w:hAnsi="Arial" w:eastAsia="Arial"/>
+                <w:rFonts w:ascii="Arial" w:hAnsi="Arial" w:eastAsia="Arial" w:cs="Tahoma"/>
+                <w:sz w:val="18"/>
+              </w:rPr>
+            </w:r>
+            <w:r>
+              <w:rPr>
+                <w:rFonts w:ascii="Arial" w:hAnsi="Arial" w:eastAsia="Arial" w:cs="Tahoma"/>
                 <w:sz w:val="18"/>
               </w:rPr>
               <w:t>ไม่มีตาราง job_run_histories แล้ว · ไฟล์/ACK ดูที่ interface_transactions</w:t>
@@ -4059,7 +4177,7 @@
             <w:r/>
             <w:r>
               <w:rPr>
-                <w:rFonts w:ascii="Arial" w:hAnsi="Arial" w:eastAsia="Arial"/>
+                <w:rFonts w:ascii="Arial" w:hAnsi="Arial" w:eastAsia="Arial" w:cs="Tahoma"/>
                 <w:b/>
                 <w:sz w:val="18"/>
               </w:rPr>
@@ -4081,7 +4199,7 @@
             <w:r/>
             <w:r>
               <w:rPr>
-                <w:rFonts w:ascii="Arial" w:hAnsi="Arial" w:eastAsia="Arial"/>
+                <w:rFonts w:ascii="Arial" w:hAnsi="Arial" w:eastAsia="Arial" w:cs="Tahoma"/>
                 <w:b/>
                 <w:sz w:val="18"/>
               </w:rPr>
@@ -4103,7 +4221,7 @@
             <w:r/>
             <w:r>
               <w:rPr>
-                <w:rFonts w:ascii="Arial" w:hAnsi="Arial" w:eastAsia="Arial"/>
+                <w:rFonts w:ascii="Arial" w:hAnsi="Arial" w:eastAsia="Arial" w:cs="Tahoma"/>
                 <w:b/>
                 <w:sz w:val="18"/>
               </w:rPr>
@@ -4128,13 +4246,13 @@
             </w:pPr>
             <w:r>
               <w:rPr>
-                <w:rFonts w:ascii="Arial" w:hAnsi="Arial" w:eastAsia="Arial"/>
-                <w:sz w:val="18"/>
-              </w:rPr>
-            </w:r>
-            <w:r>
-              <w:rPr>
-                <w:rFonts w:ascii="Arial" w:hAnsi="Arial" w:eastAsia="Arial"/>
+                <w:rFonts w:ascii="Arial" w:hAnsi="Arial" w:eastAsia="Arial" w:cs="Tahoma"/>
+                <w:sz w:val="18"/>
+              </w:rPr>
+            </w:r>
+            <w:r>
+              <w:rPr>
+                <w:rFonts w:ascii="Arial" w:hAnsi="Arial" w:eastAsia="Arial" w:cs="Tahoma"/>
                 <w:sz w:val="18"/>
               </w:rPr>
               <w:t>fgi_impact_stores</w:t>
@@ -4153,13 +4271,13 @@
             </w:pPr>
             <w:r>
               <w:rPr>
-                <w:rFonts w:ascii="Arial" w:hAnsi="Arial" w:eastAsia="Arial"/>
-                <w:sz w:val="18"/>
-              </w:rPr>
-            </w:r>
-            <w:r>
-              <w:rPr>
-                <w:rFonts w:ascii="Arial" w:hAnsi="Arial" w:eastAsia="Arial"/>
+                <w:rFonts w:ascii="Arial" w:hAnsi="Arial" w:eastAsia="Arial" w:cs="Tahoma"/>
+                <w:sz w:val="18"/>
+              </w:rPr>
+            </w:r>
+            <w:r>
+              <w:rPr>
+                <w:rFonts w:ascii="Arial" w:hAnsi="Arial" w:eastAsia="Arial" w:cs="Tahoma"/>
                 <w:sz w:val="18"/>
               </w:rPr>
               <w:t>W</w:t>
@@ -4178,13 +4296,13 @@
             </w:pPr>
             <w:r>
               <w:rPr>
-                <w:rFonts w:ascii="Arial" w:hAnsi="Arial" w:eastAsia="Arial"/>
-                <w:sz w:val="18"/>
-              </w:rPr>
-            </w:r>
-            <w:r>
-              <w:rPr>
-                <w:rFonts w:ascii="Arial" w:hAnsi="Arial" w:eastAsia="Arial"/>
+                <w:rFonts w:ascii="Arial" w:hAnsi="Arial" w:eastAsia="Arial" w:cs="Tahoma"/>
+                <w:sz w:val="18"/>
+              </w:rPr>
+            </w:r>
+            <w:r>
+              <w:rPr>
+                <w:rFonts w:ascii="Arial" w:hAnsi="Arial" w:eastAsia="Arial" w:cs="Tahoma"/>
                 <w:sz w:val="18"/>
               </w:rPr>
               <w:t>insert คู่ใหม่ / ตั้ง verify_status W-N-P / created_by=ALM รวมทั้งข้อมูล external</w:t>
@@ -4225,7 +4343,7 @@
       </w:r>
       <w:r>
         <w:rPr>
-          <w:rFonts w:ascii="Courier New" w:hAnsi="Courier New"/>
+          <w:rFonts w:ascii="Courier New" w:hAnsi="Courier New" w:eastAsia="Courier New" w:cs="Tahoma"/>
         </w:rPr>
         <w:t>src/batch/sbpgi/</w:t>
       </w:r>
@@ -4234,7 +4352,7 @@
       </w:r>
       <w:r>
         <w:rPr>
-          <w:rFonts w:ascii="Courier New" w:hAnsi="Courier New"/>
+          <w:rFonts w:ascii="Courier New" w:hAnsi="Courier New" w:eastAsia="Courier New" w:cs="Tahoma"/>
         </w:rPr>
         <w:t>DATA_SOURCE</w:t>
       </w:r>
@@ -4243,7 +4361,7 @@
       </w:r>
       <w:r>
         <w:rPr>
-          <w:rFonts w:ascii="Courier New" w:hAnsi="Courier New"/>
+          <w:rFonts w:ascii="Courier New" w:hAnsi="Courier New" w:eastAsia="Courier New" w:cs="Tahoma"/>
         </w:rPr>
         <w:t>src/entitys/</w:t>
       </w:r>
@@ -4260,7 +4378,7 @@
       </w:r>
       <w:r>
         <w:rPr>
-          <w:rFonts w:ascii="Courier New" w:hAnsi="Courier New"/>
+          <w:rFonts w:ascii="Courier New" w:hAnsi="Courier New" w:eastAsia="Courier New" w:cs="Tahoma"/>
         </w:rPr>
         <w:t>src/batch</w:t>
       </w:r>
@@ -4269,7 +4387,7 @@
       </w:r>
       <w:r>
         <w:rPr>
-          <w:rFonts w:ascii="Courier New" w:hAnsi="Courier New"/>
+          <w:rFonts w:ascii="Courier New" w:hAnsi="Courier New" w:eastAsia="Courier New" w:cs="Tahoma"/>
         </w:rPr>
         <w:t>@nestjs/schedule</w:t>
       </w:r>
@@ -4287,7 +4405,7 @@
       </w:r>
       <w:r>
         <w:rPr>
-          <w:rFonts w:ascii="Courier New" w:hAnsi="Courier New"/>
+          <w:rFonts w:ascii="Courier New" w:hAnsi="Courier New" w:eastAsia="Courier New" w:cs="Tahoma"/>
         </w:rPr>
         <w:t>runner.ts</w:t>
       </w:r>
@@ -4296,7 +4414,7 @@
       </w:r>
       <w:r>
         <w:rPr>
-          <w:rFonts w:ascii="Courier New" w:hAnsi="Courier New"/>
+          <w:rFonts w:ascii="Courier New" w:hAnsi="Courier New" w:eastAsia="Courier New" w:cs="Tahoma"/>
         </w:rPr>
         <w:t>scheduler.ts</w:t>
       </w:r>
@@ -4305,7 +4423,7 @@
       </w:r>
       <w:r>
         <w:rPr>
-          <w:rFonts w:ascii="Courier New" w:hAnsi="Courier New"/>
+          <w:rFonts w:ascii="Courier New" w:hAnsi="Courier New" w:eastAsia="Courier New" w:cs="Tahoma"/>
         </w:rPr>
         <w:t>cli.js</w:t>
       </w:r>
@@ -4314,7 +4432,7 @@
       </w:r>
       <w:r>
         <w:rPr>
-          <w:rFonts w:ascii="Courier New" w:hAnsi="Courier New"/>
+          <w:rFonts w:ascii="Courier New" w:hAnsi="Courier New" w:eastAsia="Courier New" w:cs="Tahoma"/>
         </w:rPr>
         <w:t>job-failure.notifier.ts</w:t>
       </w:r>
@@ -4332,7 +4450,7 @@
       </w:r>
       <w:r>
         <w:rPr>
-          <w:rFonts w:ascii="Courier New" w:hAnsi="Courier New"/>
+          <w:rFonts w:ascii="Courier New" w:hAnsi="Courier New" w:eastAsia="Courier New" w:cs="Tahoma"/>
         </w:rPr>
         <w:t>ScheduleModule.forRoot()</w:t>
       </w:r>
@@ -4341,7 +4459,7 @@
       </w:r>
       <w:r>
         <w:rPr>
-          <w:rFonts w:ascii="Courier New" w:hAnsi="Courier New"/>
+          <w:rFonts w:ascii="Courier New" w:hAnsi="Courier New" w:eastAsia="Courier New" w:cs="Tahoma"/>
         </w:rPr>
         <w:t>app.module.ts</w:t>
       </w:r>
@@ -4378,7 +4496,7 @@
             <w:r/>
             <w:r>
               <w:rPr>
-                <w:rFonts w:ascii="Arial" w:hAnsi="Arial" w:eastAsia="Arial"/>
+                <w:rFonts w:ascii="Arial" w:hAnsi="Arial" w:eastAsia="Arial" w:cs="Tahoma"/>
                 <w:b/>
                 <w:sz w:val="18"/>
               </w:rPr>
@@ -4400,7 +4518,7 @@
             <w:r/>
             <w:r>
               <w:rPr>
-                <w:rFonts w:ascii="Arial" w:hAnsi="Arial" w:eastAsia="Arial"/>
+                <w:rFonts w:ascii="Arial" w:hAnsi="Arial" w:eastAsia="Arial" w:cs="Tahoma"/>
                 <w:b/>
                 <w:sz w:val="18"/>
               </w:rPr>
@@ -4425,13 +4543,13 @@
             </w:pPr>
             <w:r>
               <w:rPr>
-                <w:rFonts w:ascii="Arial" w:hAnsi="Arial" w:eastAsia="Arial"/>
-                <w:sz w:val="18"/>
-              </w:rPr>
-            </w:r>
-            <w:r>
-              <w:rPr>
-                <w:rFonts w:ascii="Arial" w:hAnsi="Arial" w:eastAsia="Arial"/>
+                <w:rFonts w:ascii="Arial" w:hAnsi="Arial" w:eastAsia="Arial" w:cs="Tahoma"/>
+                <w:sz w:val="18"/>
+              </w:rPr>
+            </w:r>
+            <w:r>
+              <w:rPr>
+                <w:rFonts w:ascii="Arial" w:hAnsi="Arial" w:eastAsia="Arial" w:cs="Tahoma"/>
                 <w:sz w:val="18"/>
               </w:rPr>
               <w:t>src/batch/sbpgi/job-2-import-impact-store/job-2-import-impact-store.job.ts</w:t>
@@ -4450,41 +4568,41 @@
             </w:pPr>
             <w:r>
               <w:rPr>
-                <w:rFonts w:ascii="Arial" w:hAnsi="Arial" w:eastAsia="Arial"/>
-                <w:sz w:val="18"/>
-              </w:rPr>
-            </w:r>
-            <w:r>
-              <w:rPr>
-                <w:rFonts w:ascii="Arial" w:hAnsi="Arial" w:eastAsia="Arial"/>
+                <w:rFonts w:ascii="Arial" w:hAnsi="Arial" w:eastAsia="Arial" w:cs="Tahoma"/>
+                <w:sz w:val="18"/>
+              </w:rPr>
+            </w:r>
+            <w:r>
+              <w:rPr>
+                <w:rFonts w:ascii="Arial" w:hAnsi="Arial" w:eastAsia="Arial" w:cs="Tahoma"/>
                 <w:sz w:val="18"/>
               </w:rPr>
               <w:t xml:space="preserve">คลาส </w:t>
             </w:r>
             <w:r>
               <w:rPr>
-                <w:rFonts w:ascii="Courier New" w:hAnsi="Courier New" w:eastAsia="Arial"/>
+                <w:rFonts w:ascii="Courier New" w:hAnsi="Courier New" w:eastAsia="Courier New" w:cs="Tahoma"/>
                 <w:sz w:val="18"/>
               </w:rPr>
               <w:t>ImportImpactStoreJob</w:t>
             </w:r>
             <w:r>
               <w:rPr>
-                <w:rFonts w:ascii="Arial" w:hAnsi="Arial" w:eastAsia="Arial"/>
+                <w:rFonts w:ascii="Arial" w:hAnsi="Arial" w:eastAsia="Arial" w:cs="Tahoma"/>
                 <w:sz w:val="18"/>
               </w:rPr>
               <w:t xml:space="preserve"> — </w:t>
             </w:r>
             <w:r>
               <w:rPr>
-                <w:rFonts w:ascii="Courier New" w:hAnsi="Courier New" w:eastAsia="Arial"/>
+                <w:rFonts w:ascii="Courier New" w:hAnsi="Courier New" w:eastAsia="Courier New" w:cs="Tahoma"/>
                 <w:sz w:val="18"/>
               </w:rPr>
               <w:t>run(ctx)</w:t>
             </w:r>
             <w:r>
               <w:rPr>
-                <w:rFonts w:ascii="Arial" w:hAnsi="Arial" w:eastAsia="Arial"/>
+                <w:rFonts w:ascii="Arial" w:hAnsi="Arial" w:eastAsia="Arial" w:cs="Tahoma"/>
                 <w:sz w:val="18"/>
               </w:rPr>
               <w:t xml:space="preserve"> เรียงตาม flow ของ Job 2 ทีละขั้น, ครอบ transaction, จบด้วย structured log</w:t>
@@ -4508,13 +4626,13 @@
             </w:pPr>
             <w:r>
               <w:rPr>
-                <w:rFonts w:ascii="Arial" w:hAnsi="Arial" w:eastAsia="Arial"/>
-                <w:sz w:val="18"/>
-              </w:rPr>
-            </w:r>
-            <w:r>
-              <w:rPr>
-                <w:rFonts w:ascii="Arial" w:hAnsi="Arial" w:eastAsia="Arial"/>
+                <w:rFonts w:ascii="Arial" w:hAnsi="Arial" w:eastAsia="Arial" w:cs="Tahoma"/>
+                <w:sz w:val="18"/>
+              </w:rPr>
+            </w:r>
+            <w:r>
+              <w:rPr>
+                <w:rFonts w:ascii="Arial" w:hAnsi="Arial" w:eastAsia="Arial" w:cs="Tahoma"/>
                 <w:sz w:val="18"/>
               </w:rPr>
               <w:t>src/batch/sbpgi/job-2-import-impact-store/job-2-import-impact-store.service.ts</w:t>
@@ -4533,34 +4651,34 @@
             </w:pPr>
             <w:r>
               <w:rPr>
-                <w:rFonts w:ascii="Arial" w:hAnsi="Arial" w:eastAsia="Arial"/>
-                <w:sz w:val="18"/>
-              </w:rPr>
-            </w:r>
-            <w:r>
-              <w:rPr>
-                <w:rFonts w:ascii="Arial" w:hAnsi="Arial" w:eastAsia="Arial"/>
+                <w:rFonts w:ascii="Arial" w:hAnsi="Arial" w:eastAsia="Arial" w:cs="Tahoma"/>
+                <w:sz w:val="18"/>
+              </w:rPr>
+            </w:r>
+            <w:r>
+              <w:rPr>
+                <w:rFonts w:ascii="Arial" w:hAnsi="Arial" w:eastAsia="Arial" w:cs="Tahoma"/>
                 <w:sz w:val="18"/>
               </w:rPr>
               <w:t xml:space="preserve">คลาส </w:t>
             </w:r>
             <w:r>
               <w:rPr>
-                <w:rFonts w:ascii="Courier New" w:hAnsi="Courier New" w:eastAsia="Arial"/>
+                <w:rFonts w:ascii="Courier New" w:hAnsi="Courier New" w:eastAsia="Courier New" w:cs="Tahoma"/>
                 <w:sz w:val="18"/>
               </w:rPr>
               <w:t>ImportImpactStoreService</w:t>
             </w:r>
             <w:r>
               <w:rPr>
-                <w:rFonts w:ascii="Arial" w:hAnsi="Arial" w:eastAsia="Arial"/>
+                <w:rFonts w:ascii="Arial" w:hAnsi="Arial" w:eastAsia="Arial" w:cs="Tahoma"/>
                 <w:sz w:val="18"/>
               </w:rPr>
               <w:t xml:space="preserve"> — logic ต่อขั้น (อ่าน/parse/คำนวณ/เขียน) + repository token ที่ inject จาก </w:t>
             </w:r>
             <w:r>
               <w:rPr>
-                <w:rFonts w:ascii="Courier New" w:hAnsi="Courier New" w:eastAsia="Arial"/>
+                <w:rFonts w:ascii="Courier New" w:hAnsi="Courier New" w:eastAsia="Courier New" w:cs="Tahoma"/>
                 <w:sz w:val="18"/>
               </w:rPr>
               <w:t>DATA_SOURCE</w:t>
@@ -4584,13 +4702,13 @@
             </w:pPr>
             <w:r>
               <w:rPr>
-                <w:rFonts w:ascii="Arial" w:hAnsi="Arial" w:eastAsia="Arial"/>
-                <w:sz w:val="18"/>
-              </w:rPr>
-            </w:r>
-            <w:r>
-              <w:rPr>
-                <w:rFonts w:ascii="Arial" w:hAnsi="Arial" w:eastAsia="Arial"/>
+                <w:rFonts w:ascii="Arial" w:hAnsi="Arial" w:eastAsia="Arial" w:cs="Tahoma"/>
+                <w:sz w:val="18"/>
+              </w:rPr>
+            </w:r>
+            <w:r>
+              <w:rPr>
+                <w:rFonts w:ascii="Arial" w:hAnsi="Arial" w:eastAsia="Arial" w:cs="Tahoma"/>
                 <w:sz w:val="18"/>
               </w:rPr>
               <w:t>src/batch/sbpgi/job-2-import-impact-store/job-2-import-impact-store.config.ts</w:t>
@@ -4609,55 +4727,55 @@
             </w:pPr>
             <w:r>
               <w:rPr>
-                <w:rFonts w:ascii="Arial" w:hAnsi="Arial" w:eastAsia="Arial"/>
-                <w:sz w:val="18"/>
-              </w:rPr>
-            </w:r>
-            <w:r>
-              <w:rPr>
-                <w:rFonts w:ascii="Arial" w:hAnsi="Arial" w:eastAsia="Arial"/>
+                <w:rFonts w:ascii="Arial" w:hAnsi="Arial" w:eastAsia="Arial" w:cs="Tahoma"/>
+                <w:sz w:val="18"/>
+              </w:rPr>
+            </w:r>
+            <w:r>
+              <w:rPr>
+                <w:rFonts w:ascii="Arial" w:hAnsi="Arial" w:eastAsia="Arial" w:cs="Tahoma"/>
                 <w:sz w:val="18"/>
               </w:rPr>
               <w:t xml:space="preserve">คลาส </w:t>
             </w:r>
             <w:r>
               <w:rPr>
-                <w:rFonts w:ascii="Courier New" w:hAnsi="Courier New" w:eastAsia="Arial"/>
+                <w:rFonts w:ascii="Courier New" w:hAnsi="Courier New" w:eastAsia="Courier New" w:cs="Tahoma"/>
                 <w:sz w:val="18"/>
               </w:rPr>
               <w:t>SbpgiJob2Config</w:t>
             </w:r>
             <w:r>
               <w:rPr>
-                <w:rFonts w:ascii="Arial" w:hAnsi="Arial" w:eastAsia="Arial"/>
+                <w:rFonts w:ascii="Arial" w:hAnsi="Arial" w:eastAsia="Arial" w:cs="Tahoma"/>
                 <w:sz w:val="18"/>
               </w:rPr>
               <w:t xml:space="preserve"> (แบบเดียวกับ </w:t>
             </w:r>
             <w:r>
               <w:rPr>
-                <w:rFonts w:ascii="Courier New" w:hAnsi="Courier New" w:eastAsia="Arial"/>
+                <w:rFonts w:ascii="Courier New" w:hAnsi="Courier New" w:eastAsia="Courier New" w:cs="Tahoma"/>
                 <w:sz w:val="18"/>
               </w:rPr>
               <w:t>src/config/app.config.ts</w:t>
             </w:r>
             <w:r>
               <w:rPr>
-                <w:rFonts w:ascii="Arial" w:hAnsi="Arial" w:eastAsia="Arial"/>
+                <w:rFonts w:ascii="Arial" w:hAnsi="Arial" w:eastAsia="Arial" w:cs="Tahoma"/>
                 <w:sz w:val="18"/>
               </w:rPr>
               <w:t xml:space="preserve"> — โปรเจกต์นี้ไม่ใช้ </w:t>
             </w:r>
             <w:r>
               <w:rPr>
-                <w:rFonts w:ascii="Courier New" w:hAnsi="Courier New" w:eastAsia="Arial"/>
+                <w:rFonts w:ascii="Courier New" w:hAnsi="Courier New" w:eastAsia="Courier New" w:cs="Tahoma"/>
                 <w:sz w:val="18"/>
               </w:rPr>
               <w:t>registerAs</w:t>
             </w:r>
             <w:r>
               <w:rPr>
-                <w:rFonts w:ascii="Arial" w:hAnsi="Arial" w:eastAsia="Arial"/>
+                <w:rFonts w:ascii="Arial" w:hAnsi="Arial" w:eastAsia="Arial" w:cs="Tahoma"/>
                 <w:sz w:val="18"/>
               </w:rPr>
               <w:t>) — cron และพารามิเตอร์ทั้ง 6 ตัวของ Job 2 อ่านจาก env/config file (ไม่มีตาราง job_configs)</w:t>
@@ -4681,13 +4799,13 @@
             </w:pPr>
             <w:r>
               <w:rPr>
-                <w:rFonts w:ascii="Arial" w:hAnsi="Arial" w:eastAsia="Arial"/>
-                <w:sz w:val="18"/>
-              </w:rPr>
-            </w:r>
-            <w:r>
-              <w:rPr>
-                <w:rFonts w:ascii="Arial" w:hAnsi="Arial" w:eastAsia="Arial"/>
+                <w:rFonts w:ascii="Arial" w:hAnsi="Arial" w:eastAsia="Arial" w:cs="Tahoma"/>
+                <w:sz w:val="18"/>
+              </w:rPr>
+            </w:r>
+            <w:r>
+              <w:rPr>
+                <w:rFonts w:ascii="Arial" w:hAnsi="Arial" w:eastAsia="Arial" w:cs="Tahoma"/>
                 <w:sz w:val="18"/>
               </w:rPr>
               <w:t>src/batch/sbpgi/job-2-import-impact-store/job-2-import-impact-store.module.ts</w:t>
@@ -4706,20 +4824,20 @@
             </w:pPr>
             <w:r>
               <w:rPr>
-                <w:rFonts w:ascii="Arial" w:hAnsi="Arial" w:eastAsia="Arial"/>
-                <w:sz w:val="18"/>
-              </w:rPr>
-            </w:r>
-            <w:r>
-              <w:rPr>
-                <w:rFonts w:ascii="Arial" w:hAnsi="Arial" w:eastAsia="Arial"/>
+                <w:rFonts w:ascii="Arial" w:hAnsi="Arial" w:eastAsia="Arial" w:cs="Tahoma"/>
+                <w:sz w:val="18"/>
+              </w:rPr>
+            </w:r>
+            <w:r>
+              <w:rPr>
+                <w:rFonts w:ascii="Arial" w:hAnsi="Arial" w:eastAsia="Arial" w:cs="Tahoma"/>
                 <w:sz w:val="18"/>
               </w:rPr>
               <w:t xml:space="preserve">NestJS module ผูก job + service + repository provider (factory token string) เข้ากับ </w:t>
             </w:r>
             <w:r>
               <w:rPr>
-                <w:rFonts w:ascii="Courier New" w:hAnsi="Courier New" w:eastAsia="Arial"/>
+                <w:rFonts w:ascii="Courier New" w:hAnsi="Courier New" w:eastAsia="Courier New" w:cs="Tahoma"/>
                 <w:sz w:val="18"/>
               </w:rPr>
               <w:t>DatabaseModule</w:t>
@@ -4743,13 +4861,13 @@
             </w:pPr>
             <w:r>
               <w:rPr>
-                <w:rFonts w:ascii="Arial" w:hAnsi="Arial" w:eastAsia="Arial"/>
-                <w:sz w:val="18"/>
-              </w:rPr>
-            </w:r>
-            <w:r>
-              <w:rPr>
-                <w:rFonts w:ascii="Arial" w:hAnsi="Arial" w:eastAsia="Arial"/>
+                <w:rFonts w:ascii="Arial" w:hAnsi="Arial" w:eastAsia="Arial" w:cs="Tahoma"/>
+                <w:sz w:val="18"/>
+              </w:rPr>
+            </w:r>
+            <w:r>
+              <w:rPr>
+                <w:rFonts w:ascii="Arial" w:hAnsi="Arial" w:eastAsia="Arial" w:cs="Tahoma"/>
                 <w:sz w:val="18"/>
               </w:rPr>
               <w:t>src/batch/runner.ts</w:t>
@@ -4768,13 +4886,13 @@
             </w:pPr>
             <w:r>
               <w:rPr>
-                <w:rFonts w:ascii="Arial" w:hAnsi="Arial" w:eastAsia="Arial"/>
-                <w:sz w:val="18"/>
-              </w:rPr>
-            </w:r>
-            <w:r>
-              <w:rPr>
-                <w:rFonts w:ascii="Arial" w:hAnsi="Arial" w:eastAsia="Arial"/>
+                <w:rFonts w:ascii="Arial" w:hAnsi="Arial" w:eastAsia="Arial" w:cs="Tahoma"/>
+                <w:sz w:val="18"/>
+              </w:rPr>
+            </w:r>
+            <w:r>
+              <w:rPr>
+                <w:rFonts w:ascii="Arial" w:hAnsi="Arial" w:eastAsia="Arial" w:cs="Tahoma"/>
                 <w:sz w:val="18"/>
               </w:rPr>
               <w:t>ตัวรันกลาง: resolve job ตาม jobNo, กันรันซ้อนด้วย advisory lock, จับ error → แจ้งเตือน, เขียน structured log สรุป (ใช้ร่วมทั้ง 11 job)</w:t>
@@ -4798,13 +4916,13 @@
             </w:pPr>
             <w:r>
               <w:rPr>
-                <w:rFonts w:ascii="Arial" w:hAnsi="Arial" w:eastAsia="Arial"/>
-                <w:sz w:val="18"/>
-              </w:rPr>
-            </w:r>
-            <w:r>
-              <w:rPr>
-                <w:rFonts w:ascii="Arial" w:hAnsi="Arial" w:eastAsia="Arial"/>
+                <w:rFonts w:ascii="Arial" w:hAnsi="Arial" w:eastAsia="Arial" w:cs="Tahoma"/>
+                <w:sz w:val="18"/>
+              </w:rPr>
+            </w:r>
+            <w:r>
+              <w:rPr>
+                <w:rFonts w:ascii="Arial" w:hAnsi="Arial" w:eastAsia="Arial" w:cs="Tahoma"/>
                 <w:sz w:val="18"/>
               </w:rPr>
               <w:t>src/batch/scheduler.ts</w:t>
@@ -4823,41 +4941,41 @@
             </w:pPr>
             <w:r>
               <w:rPr>
-                <w:rFonts w:ascii="Arial" w:hAnsi="Arial" w:eastAsia="Arial"/>
-                <w:sz w:val="18"/>
-              </w:rPr>
-            </w:r>
-            <w:r>
-              <w:rPr>
-                <w:rFonts w:ascii="Arial" w:hAnsi="Arial" w:eastAsia="Arial"/>
+                <w:rFonts w:ascii="Arial" w:hAnsi="Arial" w:eastAsia="Arial" w:cs="Tahoma"/>
+                <w:sz w:val="18"/>
+              </w:rPr>
+            </w:r>
+            <w:r>
+              <w:rPr>
+                <w:rFonts w:ascii="Arial" w:hAnsi="Arial" w:eastAsia="Arial" w:cs="Tahoma"/>
                 <w:sz w:val="18"/>
               </w:rPr>
               <w:t>ลงทะเบียน cron จาก config (</w:t>
             </w:r>
             <w:r>
               <w:rPr>
-                <w:rFonts w:ascii="Courier New" w:hAnsi="Courier New" w:eastAsia="Arial"/>
+                <w:rFonts w:ascii="Courier New" w:hAnsi="Courier New" w:eastAsia="Courier New" w:cs="Tahoma"/>
                 <w:sz w:val="18"/>
               </w:rPr>
               <w:t>SBPGI_JOB2_CRON</w:t>
             </w:r>
             <w:r>
               <w:rPr>
-                <w:rFonts w:ascii="Arial" w:hAnsi="Arial" w:eastAsia="Arial"/>
+                <w:rFonts w:ascii="Arial" w:hAnsi="Arial" w:eastAsia="Arial" w:cs="Tahoma"/>
                 <w:sz w:val="18"/>
               </w:rPr>
               <w:t xml:space="preserve"> = </w:t>
             </w:r>
             <w:r>
               <w:rPr>
-                <w:rFonts w:ascii="Courier New" w:hAnsi="Courier New" w:eastAsia="Arial"/>
+                <w:rFonts w:ascii="Courier New" w:hAnsi="Courier New" w:eastAsia="Courier New" w:cs="Tahoma"/>
                 <w:sz w:val="18"/>
               </w:rPr>
               <w:t>0 07 7 * *</w:t>
             </w:r>
             <w:r>
               <w:rPr>
-                <w:rFonts w:ascii="Arial" w:hAnsi="Arial" w:eastAsia="Arial"/>
+                <w:rFonts w:ascii="Arial" w:hAnsi="Arial" w:eastAsia="Arial" w:cs="Tahoma"/>
                 <w:sz w:val="18"/>
               </w:rPr>
               <w:t>) และรองรับสั่งรันนอกรอบผ่าน CLI/runbook</w:t>
@@ -4881,13 +4999,13 @@
             </w:pPr>
             <w:r>
               <w:rPr>
-                <w:rFonts w:ascii="Arial" w:hAnsi="Arial" w:eastAsia="Arial"/>
-                <w:sz w:val="18"/>
-              </w:rPr>
-            </w:r>
-            <w:r>
-              <w:rPr>
-                <w:rFonts w:ascii="Arial" w:hAnsi="Arial" w:eastAsia="Arial"/>
+                <w:rFonts w:ascii="Arial" w:hAnsi="Arial" w:eastAsia="Arial" w:cs="Tahoma"/>
+                <w:sz w:val="18"/>
+              </w:rPr>
+            </w:r>
+            <w:r>
+              <w:rPr>
+                <w:rFonts w:ascii="Arial" w:hAnsi="Arial" w:eastAsia="Arial" w:cs="Tahoma"/>
                 <w:sz w:val="18"/>
               </w:rPr>
               <w:t>src/batch/job-failure.notifier.ts</w:t>
@@ -4906,55 +5024,55 @@
             </w:pPr>
             <w:r>
               <w:rPr>
-                <w:rFonts w:ascii="Arial" w:hAnsi="Arial" w:eastAsia="Arial"/>
-                <w:sz w:val="18"/>
-              </w:rPr>
-            </w:r>
-            <w:r>
-              <w:rPr>
-                <w:rFonts w:ascii="Arial" w:hAnsi="Arial" w:eastAsia="Arial"/>
+                <w:rFonts w:ascii="Arial" w:hAnsi="Arial" w:eastAsia="Arial" w:cs="Tahoma"/>
+                <w:sz w:val="18"/>
+              </w:rPr>
+            </w:r>
+            <w:r>
+              <w:rPr>
+                <w:rFonts w:ascii="Arial" w:hAnsi="Arial" w:eastAsia="Arial" w:cs="Tahoma"/>
                 <w:sz w:val="18"/>
               </w:rPr>
               <w:t xml:space="preserve">ส่งอีเมลแจ้งผู้ดูแลเมื่อ job ล้มเหลว ผ่าน </w:t>
             </w:r>
             <w:r>
               <w:rPr>
-                <w:rFonts w:ascii="Courier New" w:hAnsi="Courier New" w:eastAsia="Arial"/>
+                <w:rFonts w:ascii="Courier New" w:hAnsi="Courier New" w:eastAsia="Courier New" w:cs="Tahoma"/>
                 <w:sz w:val="18"/>
               </w:rPr>
               <w:t>EmailLibService</w:t>
             </w:r>
             <w:r>
               <w:rPr>
-                <w:rFonts w:ascii="Arial" w:hAnsi="Arial" w:eastAsia="Arial"/>
+                <w:rFonts w:ascii="Arial" w:hAnsi="Arial" w:eastAsia="Arial" w:cs="Tahoma"/>
                 <w:sz w:val="18"/>
               </w:rPr>
               <w:t xml:space="preserve"> ของ </w:t>
             </w:r>
             <w:r>
               <w:rPr>
-                <w:rFonts w:ascii="Courier New" w:hAnsi="Courier New" w:eastAsia="Arial"/>
+                <w:rFonts w:ascii="Courier New" w:hAnsi="Courier New" w:eastAsia="Courier New" w:cs="Tahoma"/>
                 <w:sz w:val="18"/>
               </w:rPr>
               <w:t>@gosoft-sbp/email-lib</w:t>
             </w:r>
             <w:r>
               <w:rPr>
-                <w:rFonts w:ascii="Arial" w:hAnsi="Arial" w:eastAsia="Arial"/>
+                <w:rFonts w:ascii="Arial" w:hAnsi="Arial" w:eastAsia="Arial" w:cs="Tahoma"/>
                 <w:sz w:val="18"/>
               </w:rPr>
               <w:t xml:space="preserve"> (log ลง </w:t>
             </w:r>
             <w:r>
               <w:rPr>
-                <w:rFonts w:ascii="Courier New" w:hAnsi="Courier New" w:eastAsia="Arial"/>
+                <w:rFonts w:ascii="Courier New" w:hAnsi="Courier New" w:eastAsia="Courier New" w:cs="Tahoma"/>
                 <w:sz w:val="18"/>
               </w:rPr>
               <w:t>email_sent</w:t>
             </w:r>
             <w:r>
               <w:rPr>
-                <w:rFonts w:ascii="Arial" w:hAnsi="Arial" w:eastAsia="Arial"/>
+                <w:rFonts w:ascii="Arial" w:hAnsi="Arial" w:eastAsia="Arial" w:cs="Tahoma"/>
                 <w:sz w:val="18"/>
               </w:rPr>
               <w:t xml:space="preserve"> ให้อัตโนมัติ)</w:t>
@@ -4984,7 +5102,7 @@
       </w:r>
       <w:r>
         <w:rPr>
-          <w:rFonts w:ascii="Courier New" w:hAnsi="Courier New"/>
+          <w:rFonts w:ascii="Courier New" w:hAnsi="Courier New" w:eastAsia="Courier New" w:cs="Tahoma"/>
         </w:rPr>
         <w:t>0 07 7 * *</w:t>
       </w:r>
@@ -4993,7 +5111,7 @@
       </w:r>
       <w:r>
         <w:rPr>
-          <w:rFonts w:ascii="Courier New" w:hAnsi="Courier New"/>
+          <w:rFonts w:ascii="Courier New" w:hAnsi="Courier New" w:eastAsia="Courier New" w:cs="Tahoma"/>
         </w:rPr>
         <w:t>SBPGI_JOB2_CRON</w:t>
       </w:r>
@@ -5002,7 +5120,7 @@
       </w:r>
       <w:r>
         <w:rPr>
-          <w:rFonts w:ascii="Courier New" w:hAnsi="Courier New"/>
+          <w:rFonts w:ascii="Courier New" w:hAnsi="Courier New" w:eastAsia="Courier New" w:cs="Tahoma"/>
         </w:rPr>
         <w:t>scheduler.ts</w:t>
       </w:r>
@@ -5011,7 +5129,7 @@
       </w:r>
       <w:r>
         <w:rPr>
-          <w:rFonts w:ascii="Courier New" w:hAnsi="Courier New"/>
+          <w:rFonts w:ascii="Courier New" w:hAnsi="Courier New" w:eastAsia="Courier New" w:cs="Tahoma"/>
         </w:rPr>
         <w:t>enabled=false</w:t>
       </w:r>
@@ -5026,7 +5144,7 @@
       </w:pPr>
       <w:r>
         <w:rPr>
-          <w:rFonts w:ascii="Courier New" w:hAnsi="Courier New"/>
+          <w:rFonts w:ascii="Courier New" w:hAnsi="Courier New" w:eastAsia="Courier New" w:cs="Tahoma"/>
           <w:sz w:val="16"/>
         </w:rPr>
         <w:t>// src/batch/sbpgi/job-2-import-impact-store/job-2-import-impact-store.config.ts</w:t>
@@ -5148,7 +5266,7 @@
       </w:r>
       <w:r>
         <w:rPr>
-          <w:rFonts w:ascii="Courier New" w:hAnsi="Courier New"/>
+          <w:rFonts w:ascii="Courier New" w:hAnsi="Courier New" w:eastAsia="Courier New" w:cs="Tahoma"/>
         </w:rPr>
         <w:t>JobRunContext</w:t>
       </w:r>
@@ -5157,7 +5275,7 @@
       </w:r>
       <w:r>
         <w:rPr>
-          <w:rFonts w:ascii="Courier New" w:hAnsi="Courier New"/>
+          <w:rFonts w:ascii="Courier New" w:hAnsi="Courier New" w:eastAsia="Courier New" w:cs="Tahoma"/>
         </w:rPr>
         <w:t>JobRunResult</w:t>
       </w:r>
@@ -5166,7 +5284,7 @@
       </w:r>
       <w:r>
         <w:rPr>
-          <w:rFonts w:ascii="Courier New" w:hAnsi="Courier New"/>
+          <w:rFonts w:ascii="Courier New" w:hAnsi="Courier New" w:eastAsia="Courier New" w:cs="Tahoma"/>
         </w:rPr>
         <w:t>JobState</w:t>
       </w:r>
@@ -5175,7 +5293,7 @@
       </w:r>
       <w:r>
         <w:rPr>
-          <w:rFonts w:ascii="Courier New" w:hAnsi="Courier New"/>
+          <w:rFonts w:ascii="Courier New" w:hAnsi="Courier New" w:eastAsia="Courier New" w:cs="Tahoma"/>
         </w:rPr>
         <w:t>JobFailedError</w:t>
       </w:r>
@@ -5184,7 +5302,7 @@
       </w:r>
       <w:r>
         <w:rPr>
-          <w:rFonts w:ascii="Courier New" w:hAnsi="Courier New"/>
+          <w:rFonts w:ascii="Courier New" w:hAnsi="Courier New" w:eastAsia="Courier New" w:cs="Tahoma"/>
         </w:rPr>
         <w:t>src/batch/runner.ts</w:t>
       </w:r>
@@ -5199,7 +5317,7 @@
       </w:pPr>
       <w:r>
         <w:rPr>
-          <w:rFonts w:ascii="Courier New" w:hAnsi="Courier New"/>
+          <w:rFonts w:ascii="Courier New" w:hAnsi="Courier New" w:eastAsia="Courier New" w:cs="Tahoma"/>
           <w:sz w:val="16"/>
         </w:rPr>
         <w:t>// src/batch/runner.ts — สัญญากลางของทุก job (ประกาศครั้งเดียว ใช้ร่วมทั้ง 11 ฉบับ)</w:t>
@@ -5275,7 +5393,7 @@
       </w:pPr>
       <w:r>
         <w:rPr>
-          <w:rFonts w:ascii="Courier New" w:hAnsi="Courier New"/>
+          <w:rFonts w:ascii="Courier New" w:hAnsi="Courier New" w:eastAsia="Courier New" w:cs="Tahoma"/>
           <w:sz w:val="16"/>
         </w:rPr>
         <w:t>// ImportImpactStoreService — method ที่ job class เรียก (1 method ต่อ 1 ขั้นในตารางด้านบน)</w:t>
@@ -5398,7 +5516,7 @@
       </w:r>
       <w:r>
         <w:rPr>
-          <w:rFonts w:ascii="Courier New" w:hAnsi="Courier New"/>
+          <w:rFonts w:ascii="Courier New" w:hAnsi="Courier New" w:eastAsia="Courier New" w:cs="Tahoma"/>
         </w:rPr>
         <w:t>run()</w:t>
       </w:r>
@@ -5438,7 +5556,7 @@
             <w:r/>
             <w:r>
               <w:rPr>
-                <w:rFonts w:ascii="Arial" w:hAnsi="Arial" w:eastAsia="Arial"/>
+                <w:rFonts w:ascii="Arial" w:hAnsi="Arial" w:eastAsia="Arial" w:cs="Tahoma"/>
                 <w:b/>
                 <w:sz w:val="18"/>
               </w:rPr>
@@ -5460,7 +5578,7 @@
             <w:r/>
             <w:r>
               <w:rPr>
-                <w:rFonts w:ascii="Arial" w:hAnsi="Arial" w:eastAsia="Arial"/>
+                <w:rFonts w:ascii="Arial" w:hAnsi="Arial" w:eastAsia="Arial" w:cs="Tahoma"/>
                 <w:b/>
                 <w:sz w:val="18"/>
               </w:rPr>
@@ -5482,7 +5600,7 @@
             <w:r/>
             <w:r>
               <w:rPr>
-                <w:rFonts w:ascii="Arial" w:hAnsi="Arial" w:eastAsia="Arial"/>
+                <w:rFonts w:ascii="Arial" w:hAnsi="Arial" w:eastAsia="Arial" w:cs="Tahoma"/>
                 <w:b/>
                 <w:sz w:val="18"/>
               </w:rPr>
@@ -5504,7 +5622,7 @@
             <w:r/>
             <w:r>
               <w:rPr>
-                <w:rFonts w:ascii="Arial" w:hAnsi="Arial" w:eastAsia="Arial"/>
+                <w:rFonts w:ascii="Arial" w:hAnsi="Arial" w:eastAsia="Arial" w:cs="Tahoma"/>
                 <w:b/>
                 <w:sz w:val="18"/>
               </w:rPr>
@@ -5526,7 +5644,7 @@
             <w:r/>
             <w:r>
               <w:rPr>
-                <w:rFonts w:ascii="Arial" w:hAnsi="Arial" w:eastAsia="Arial"/>
+                <w:rFonts w:ascii="Arial" w:hAnsi="Arial" w:eastAsia="Arial" w:cs="Tahoma"/>
                 <w:b/>
                 <w:sz w:val="18"/>
               </w:rPr>
@@ -5551,13 +5669,13 @@
             </w:pPr>
             <w:r>
               <w:rPr>
-                <w:rFonts w:ascii="Arial" w:hAnsi="Arial" w:eastAsia="Arial"/>
-                <w:sz w:val="18"/>
-              </w:rPr>
-            </w:r>
-            <w:r>
-              <w:rPr>
-                <w:rFonts w:ascii="Arial" w:hAnsi="Arial" w:eastAsia="Arial"/>
+                <w:rFonts w:ascii="Arial" w:hAnsi="Arial" w:eastAsia="Arial" w:cs="Tahoma"/>
+                <w:sz w:val="18"/>
+              </w:rPr>
+            </w:r>
+            <w:r>
+              <w:rPr>
+                <w:rFonts w:ascii="Arial" w:hAnsi="Arial" w:eastAsia="Arial" w:cs="Tahoma"/>
                 <w:sz w:val="18"/>
               </w:rPr>
               <w:t>1</w:t>
@@ -5576,13 +5694,13 @@
             </w:pPr>
             <w:r>
               <w:rPr>
-                <w:rFonts w:ascii="Arial" w:hAnsi="Arial" w:eastAsia="Arial"/>
-                <w:sz w:val="18"/>
-              </w:rPr>
-            </w:r>
-            <w:r>
-              <w:rPr>
-                <w:rFonts w:ascii="Arial" w:hAnsi="Arial" w:eastAsia="Arial"/>
+                <w:rFonts w:ascii="Arial" w:hAnsi="Arial" w:eastAsia="Arial" w:cs="Tahoma"/>
+                <w:sz w:val="18"/>
+              </w:rPr>
+            </w:r>
+            <w:r>
+              <w:rPr>
+                <w:rFonts w:ascii="Arial" w:hAnsi="Arial" w:eastAsia="Arial" w:cs="Tahoma"/>
                 <w:sz w:val="18"/>
               </w:rPr>
               <w:t>start</w:t>
@@ -5601,13 +5719,13 @@
             </w:pPr>
             <w:r>
               <w:rPr>
-                <w:rFonts w:ascii="Arial" w:hAnsi="Arial" w:eastAsia="Arial"/>
-                <w:sz w:val="18"/>
-              </w:rPr>
-            </w:r>
-            <w:r>
-              <w:rPr>
-                <w:rFonts w:ascii="Arial" w:hAnsi="Arial" w:eastAsia="Arial"/>
+                <w:rFonts w:ascii="Arial" w:hAnsi="Arial" w:eastAsia="Arial" w:cs="Tahoma"/>
+                <w:sz w:val="18"/>
+              </w:rPr>
+            </w:r>
+            <w:r>
+              <w:rPr>
+                <w:rFonts w:ascii="Arial" w:hAnsi="Arial" w:eastAsia="Arial" w:cs="Tahoma"/>
                 <w:sz w:val="18"/>
               </w:rPr>
               <w:t>เริ่ม</w:t>
@@ -5626,13 +5744,13 @@
             </w:pPr>
             <w:r>
               <w:rPr>
-                <w:rFonts w:ascii="Arial" w:hAnsi="Arial" w:eastAsia="Arial"/>
-                <w:sz w:val="18"/>
-              </w:rPr>
-            </w:r>
-            <w:r>
-              <w:rPr>
-                <w:rFonts w:ascii="Arial" w:hAnsi="Arial" w:eastAsia="Arial"/>
+                <w:rFonts w:ascii="Arial" w:hAnsi="Arial" w:eastAsia="Arial" w:cs="Tahoma"/>
+                <w:sz w:val="18"/>
+              </w:rPr>
+            </w:r>
+            <w:r>
+              <w:rPr>
+                <w:rFonts w:ascii="Arial" w:hAnsi="Arial" w:eastAsia="Arial" w:cs="Tahoma"/>
                 <w:sz w:val="18"/>
               </w:rPr>
               <w:t>createState()</w:t>
@@ -5651,13 +5769,13 @@
             </w:pPr>
             <w:r>
               <w:rPr>
-                <w:rFonts w:ascii="Arial" w:hAnsi="Arial" w:eastAsia="Arial"/>
-                <w:sz w:val="18"/>
-              </w:rPr>
-            </w:r>
-            <w:r>
-              <w:rPr>
-                <w:rFonts w:ascii="Arial" w:hAnsi="Arial" w:eastAsia="Arial"/>
+                <w:rFonts w:ascii="Arial" w:hAnsi="Arial" w:eastAsia="Arial" w:cs="Tahoma"/>
+                <w:sz w:val="18"/>
+              </w:rPr>
+            </w:r>
+            <w:r>
+              <w:rPr>
+                <w:rFonts w:ascii="Arial" w:hAnsi="Arial" w:eastAsia="Arial" w:cs="Tahoma"/>
                 <w:sz w:val="18"/>
               </w:rPr>
               <w:t>-</w:t>
@@ -5681,13 +5799,13 @@
             </w:pPr>
             <w:r>
               <w:rPr>
-                <w:rFonts w:ascii="Arial" w:hAnsi="Arial" w:eastAsia="Arial"/>
-                <w:sz w:val="18"/>
-              </w:rPr>
-            </w:r>
-            <w:r>
-              <w:rPr>
-                <w:rFonts w:ascii="Arial" w:hAnsi="Arial" w:eastAsia="Arial"/>
+                <w:rFonts w:ascii="Arial" w:hAnsi="Arial" w:eastAsia="Arial" w:cs="Tahoma"/>
+                <w:sz w:val="18"/>
+              </w:rPr>
+            </w:r>
+            <w:r>
+              <w:rPr>
+                <w:rFonts w:ascii="Arial" w:hAnsi="Arial" w:eastAsia="Arial" w:cs="Tahoma"/>
                 <w:sz w:val="18"/>
               </w:rPr>
               <w:t>2</w:t>
@@ -5706,13 +5824,13 @@
             </w:pPr>
             <w:r>
               <w:rPr>
-                <w:rFonts w:ascii="Arial" w:hAnsi="Arial" w:eastAsia="Arial"/>
-                <w:sz w:val="18"/>
-              </w:rPr>
-            </w:r>
-            <w:r>
-              <w:rPr>
-                <w:rFonts w:ascii="Arial" w:hAnsi="Arial" w:eastAsia="Arial"/>
+                <w:rFonts w:ascii="Arial" w:hAnsi="Arial" w:eastAsia="Arial" w:cs="Tahoma"/>
+                <w:sz w:val="18"/>
+              </w:rPr>
+            </w:r>
+            <w:r>
+              <w:rPr>
+                <w:rFonts w:ascii="Arial" w:hAnsi="Arial" w:eastAsia="Arial" w:cs="Tahoma"/>
                 <w:sz w:val="18"/>
               </w:rPr>
               <w:t>io</w:t>
@@ -5731,13 +5849,13 @@
             </w:pPr>
             <w:r>
               <w:rPr>
-                <w:rFonts w:ascii="Arial" w:hAnsi="Arial" w:eastAsia="Arial"/>
-                <w:sz w:val="18"/>
-              </w:rPr>
-            </w:r>
-            <w:r>
-              <w:rPr>
-                <w:rFonts w:ascii="Arial" w:hAnsi="Arial" w:eastAsia="Arial"/>
+                <w:rFonts w:ascii="Arial" w:hAnsi="Arial" w:eastAsia="Arial" w:cs="Tahoma"/>
+                <w:sz w:val="18"/>
+              </w:rPr>
+            </w:r>
+            <w:r>
+              <w:rPr>
+                <w:rFonts w:ascii="Arial" w:hAnsi="Arial" w:eastAsia="Arial" w:cs="Tahoma"/>
                 <w:sz w:val="18"/>
               </w:rPr>
               <w:t>อ่าน SEVEN_IMPACT_VIEW จาก ALLMAP (ROW_NUMBER dedup)</w:t>
@@ -5756,13 +5874,13 @@
             </w:pPr>
             <w:r>
               <w:rPr>
-                <w:rFonts w:ascii="Arial" w:hAnsi="Arial" w:eastAsia="Arial"/>
-                <w:sz w:val="18"/>
-              </w:rPr>
-            </w:r>
-            <w:r>
-              <w:rPr>
-                <w:rFonts w:ascii="Arial" w:hAnsi="Arial" w:eastAsia="Arial"/>
+                <w:rFonts w:ascii="Arial" w:hAnsi="Arial" w:eastAsia="Arial" w:cs="Tahoma"/>
+                <w:sz w:val="18"/>
+              </w:rPr>
+            </w:r>
+            <w:r>
+              <w:rPr>
+                <w:rFonts w:ascii="Arial" w:hAnsi="Arial" w:eastAsia="Arial" w:cs="Tahoma"/>
                 <w:sz w:val="18"/>
               </w:rPr>
               <w:t>step02Read()</w:t>
@@ -5781,13 +5899,13 @@
             </w:pPr>
             <w:r>
               <w:rPr>
-                <w:rFonts w:ascii="Arial" w:hAnsi="Arial" w:eastAsia="Arial"/>
-                <w:sz w:val="18"/>
-              </w:rPr>
-            </w:r>
-            <w:r>
-              <w:rPr>
-                <w:rFonts w:ascii="Arial" w:hAnsi="Arial" w:eastAsia="Arial"/>
+                <w:rFonts w:ascii="Arial" w:hAnsi="Arial" w:eastAsia="Arial" w:cs="Tahoma"/>
+                <w:sz w:val="18"/>
+              </w:rPr>
+            </w:r>
+            <w:r>
+              <w:rPr>
+                <w:rFonts w:ascii="Arial" w:hAnsi="Arial" w:eastAsia="Arial" w:cs="Tahoma"/>
                 <w:sz w:val="18"/>
               </w:rPr>
               <w:t>throw JobFailedError เมื่อทำไม่สำเร็จ</w:t>
@@ -5811,13 +5929,13 @@
             </w:pPr>
             <w:r>
               <w:rPr>
-                <w:rFonts w:ascii="Arial" w:hAnsi="Arial" w:eastAsia="Arial"/>
-                <w:sz w:val="18"/>
-              </w:rPr>
-            </w:r>
-            <w:r>
-              <w:rPr>
-                <w:rFonts w:ascii="Arial" w:hAnsi="Arial" w:eastAsia="Arial"/>
+                <w:rFonts w:ascii="Arial" w:hAnsi="Arial" w:eastAsia="Arial" w:cs="Tahoma"/>
+                <w:sz w:val="18"/>
+              </w:rPr>
+            </w:r>
+            <w:r>
+              <w:rPr>
+                <w:rFonts w:ascii="Arial" w:hAnsi="Arial" w:eastAsia="Arial" w:cs="Tahoma"/>
                 <w:sz w:val="18"/>
               </w:rPr>
               <w:t>3</w:t>
@@ -5836,13 +5954,13 @@
             </w:pPr>
             <w:r>
               <w:rPr>
-                <w:rFonts w:ascii="Arial" w:hAnsi="Arial" w:eastAsia="Arial"/>
-                <w:sz w:val="18"/>
-              </w:rPr>
-            </w:r>
-            <w:r>
-              <w:rPr>
-                <w:rFonts w:ascii="Arial" w:hAnsi="Arial" w:eastAsia="Arial"/>
+                <w:rFonts w:ascii="Arial" w:hAnsi="Arial" w:eastAsia="Arial" w:cs="Tahoma"/>
+                <w:sz w:val="18"/>
+              </w:rPr>
+            </w:r>
+            <w:r>
+              <w:rPr>
+                <w:rFonts w:ascii="Arial" w:hAnsi="Arial" w:eastAsia="Arial" w:cs="Tahoma"/>
                 <w:sz w:val="18"/>
               </w:rPr>
               <w:t>decision</w:t>
@@ -5861,13 +5979,13 @@
             </w:pPr>
             <w:r>
               <w:rPr>
-                <w:rFonts w:ascii="Arial" w:hAnsi="Arial" w:eastAsia="Arial"/>
-                <w:sz w:val="18"/>
-              </w:rPr>
-            </w:r>
-            <w:r>
-              <w:rPr>
-                <w:rFonts w:ascii="Arial" w:hAnsi="Arial" w:eastAsia="Arial"/>
+                <w:rFonts w:ascii="Arial" w:hAnsi="Arial" w:eastAsia="Arial" w:cs="Tahoma"/>
+                <w:sz w:val="18"/>
+              </w:rPr>
+            </w:r>
+            <w:r>
+              <w:rPr>
+                <w:rFonts w:ascii="Arial" w:hAnsi="Arial" w:eastAsia="Arial" w:cs="Tahoma"/>
                 <w:sz w:val="18"/>
               </w:rPr>
               <w:t>มีข้อมูลต้นทาง?</w:t>
@@ -5886,13 +6004,13 @@
             </w:pPr>
             <w:r>
               <w:rPr>
-                <w:rFonts w:ascii="Arial" w:hAnsi="Arial" w:eastAsia="Arial"/>
-                <w:sz w:val="18"/>
-              </w:rPr>
-            </w:r>
-            <w:r>
-              <w:rPr>
-                <w:rFonts w:ascii="Arial" w:hAnsi="Arial" w:eastAsia="Arial"/>
+                <w:rFonts w:ascii="Arial" w:hAnsi="Arial" w:eastAsia="Arial" w:cs="Tahoma"/>
+                <w:sz w:val="18"/>
+              </w:rPr>
+            </w:r>
+            <w:r>
+              <w:rPr>
+                <w:rFonts w:ascii="Arial" w:hAnsi="Arial" w:eastAsia="Arial" w:cs="Tahoma"/>
                 <w:sz w:val="18"/>
               </w:rPr>
               <w:t>check03Condition()</w:t>
@@ -5911,13 +6029,13 @@
             </w:pPr>
             <w:r>
               <w:rPr>
-                <w:rFonts w:ascii="Arial" w:hAnsi="Arial" w:eastAsia="Arial"/>
-                <w:sz w:val="18"/>
-              </w:rPr>
-            </w:r>
-            <w:r>
-              <w:rPr>
-                <w:rFonts w:ascii="Arial" w:hAnsi="Arial" w:eastAsia="Arial"/>
+                <w:rFonts w:ascii="Arial" w:hAnsi="Arial" w:eastAsia="Arial" w:cs="Tahoma"/>
+                <w:sz w:val="18"/>
+              </w:rPr>
+            </w:r>
+            <w:r>
+              <w:rPr>
+                <w:rFonts w:ascii="Arial" w:hAnsi="Arial" w:eastAsia="Arial" w:cs="Tahoma"/>
                 <w:sz w:val="18"/>
               </w:rPr>
               <w:t>[end] จบการทำงาน</w:t>
@@ -5941,13 +6059,13 @@
             </w:pPr>
             <w:r>
               <w:rPr>
-                <w:rFonts w:ascii="Arial" w:hAnsi="Arial" w:eastAsia="Arial"/>
-                <w:sz w:val="18"/>
-              </w:rPr>
-            </w:r>
-            <w:r>
-              <w:rPr>
-                <w:rFonts w:ascii="Arial" w:hAnsi="Arial" w:eastAsia="Arial"/>
+                <w:rFonts w:ascii="Arial" w:hAnsi="Arial" w:eastAsia="Arial" w:cs="Tahoma"/>
+                <w:sz w:val="18"/>
+              </w:rPr>
+            </w:r>
+            <w:r>
+              <w:rPr>
+                <w:rFonts w:ascii="Arial" w:hAnsi="Arial" w:eastAsia="Arial" w:cs="Tahoma"/>
                 <w:sz w:val="18"/>
               </w:rPr>
               <w:t>4</w:t>
@@ -5966,13 +6084,13 @@
             </w:pPr>
             <w:r>
               <w:rPr>
-                <w:rFonts w:ascii="Arial" w:hAnsi="Arial" w:eastAsia="Arial"/>
-                <w:sz w:val="18"/>
-              </w:rPr>
-            </w:r>
-            <w:r>
-              <w:rPr>
-                <w:rFonts w:ascii="Arial" w:hAnsi="Arial" w:eastAsia="Arial"/>
+                <w:rFonts w:ascii="Arial" w:hAnsi="Arial" w:eastAsia="Arial" w:cs="Tahoma"/>
+                <w:sz w:val="18"/>
+              </w:rPr>
+            </w:r>
+            <w:r>
+              <w:rPr>
+                <w:rFonts w:ascii="Arial" w:hAnsi="Arial" w:eastAsia="Arial" w:cs="Tahoma"/>
                 <w:sz w:val="18"/>
               </w:rPr>
               <w:t>decision</w:t>
@@ -5991,13 +6109,13 @@
             </w:pPr>
             <w:r>
               <w:rPr>
-                <w:rFonts w:ascii="Arial" w:hAnsi="Arial" w:eastAsia="Arial"/>
-                <w:sz w:val="18"/>
-              </w:rPr>
-            </w:r>
-            <w:r>
-              <w:rPr>
-                <w:rFonts w:ascii="Arial" w:hAnsi="Arial" w:eastAsia="Arial"/>
+                <w:rFonts w:ascii="Arial" w:hAnsi="Arial" w:eastAsia="Arial" w:cs="Tahoma"/>
+                <w:sz w:val="18"/>
+              </w:rPr>
+            </w:r>
+            <w:r>
+              <w:rPr>
+                <w:rFonts w:ascii="Arial" w:hAnsi="Arial" w:eastAsia="Arial" w:cs="Tahoma"/>
                 <w:sz w:val="18"/>
               </w:rPr>
               <w:t>เป็นคู่ร้านใหม่ (ยังไม่มีใน Oracle)?</w:t>
@@ -6016,13 +6134,13 @@
             </w:pPr>
             <w:r>
               <w:rPr>
-                <w:rFonts w:ascii="Arial" w:hAnsi="Arial" w:eastAsia="Arial"/>
-                <w:sz w:val="18"/>
-              </w:rPr>
-            </w:r>
-            <w:r>
-              <w:rPr>
-                <w:rFonts w:ascii="Arial" w:hAnsi="Arial" w:eastAsia="Arial"/>
+                <w:rFonts w:ascii="Arial" w:hAnsi="Arial" w:eastAsia="Arial" w:cs="Tahoma"/>
+                <w:sz w:val="18"/>
+              </w:rPr>
+            </w:r>
+            <w:r>
+              <w:rPr>
+                <w:rFonts w:ascii="Arial" w:hAnsi="Arial" w:eastAsia="Arial" w:cs="Tahoma"/>
                 <w:sz w:val="18"/>
               </w:rPr>
               <w:t>check04Update()</w:t>
@@ -6041,13 +6159,13 @@
             </w:pPr>
             <w:r>
               <w:rPr>
-                <w:rFonts w:ascii="Arial" w:hAnsi="Arial" w:eastAsia="Arial"/>
-                <w:sz w:val="18"/>
-              </w:rPr>
-            </w:r>
-            <w:r>
-              <w:rPr>
-                <w:rFonts w:ascii="Arial" w:hAnsi="Arial" w:eastAsia="Arial"/>
+                <w:rFonts w:ascii="Arial" w:hAnsi="Arial" w:eastAsia="Arial" w:cs="Tahoma"/>
+                <w:sz w:val="18"/>
+              </w:rPr>
+            </w:r>
+            <w:r>
+              <w:rPr>
+                <w:rFonts w:ascii="Arial" w:hAnsi="Arial" w:eastAsia="Arial" w:cs="Tahoma"/>
                 <w:sz w:val="18"/>
               </w:rPr>
               <w:t>[branch] ข้ามรายการ — ของเดิมไม่ถูกอัปเดต (updateList เป็น dead code)</w:t>
@@ -6071,13 +6189,13 @@
             </w:pPr>
             <w:r>
               <w:rPr>
-                <w:rFonts w:ascii="Arial" w:hAnsi="Arial" w:eastAsia="Arial"/>
-                <w:sz w:val="18"/>
-              </w:rPr>
-            </w:r>
-            <w:r>
-              <w:rPr>
-                <w:rFonts w:ascii="Arial" w:hAnsi="Arial" w:eastAsia="Arial"/>
+                <w:rFonts w:ascii="Arial" w:hAnsi="Arial" w:eastAsia="Arial" w:cs="Tahoma"/>
+                <w:sz w:val="18"/>
+              </w:rPr>
+            </w:r>
+            <w:r>
+              <w:rPr>
+                <w:rFonts w:ascii="Arial" w:hAnsi="Arial" w:eastAsia="Arial" w:cs="Tahoma"/>
                 <w:sz w:val="18"/>
               </w:rPr>
               <w:t>5</w:t>
@@ -6096,13 +6214,13 @@
             </w:pPr>
             <w:r>
               <w:rPr>
-                <w:rFonts w:ascii="Arial" w:hAnsi="Arial" w:eastAsia="Arial"/>
-                <w:sz w:val="18"/>
-              </w:rPr>
-            </w:r>
-            <w:r>
-              <w:rPr>
-                <w:rFonts w:ascii="Arial" w:hAnsi="Arial" w:eastAsia="Arial"/>
+                <w:rFonts w:ascii="Arial" w:hAnsi="Arial" w:eastAsia="Arial" w:cs="Tahoma"/>
+                <w:sz w:val="18"/>
+              </w:rPr>
+            </w:r>
+            <w:r>
+              <w:rPr>
+                <w:rFonts w:ascii="Arial" w:hAnsi="Arial" w:eastAsia="Arial" w:cs="Tahoma"/>
                 <w:sz w:val="18"/>
               </w:rPr>
               <w:t>process</w:t>
@@ -6121,13 +6239,13 @@
             </w:pPr>
             <w:r>
               <w:rPr>
-                <w:rFonts w:ascii="Arial" w:hAnsi="Arial" w:eastAsia="Arial"/>
-                <w:sz w:val="18"/>
-              </w:rPr>
-            </w:r>
-            <w:r>
-              <w:rPr>
-                <w:rFonts w:ascii="Arial" w:hAnsi="Arial" w:eastAsia="Arial"/>
+                <w:rFonts w:ascii="Arial" w:hAnsi="Arial" w:eastAsia="Arial" w:cs="Tahoma"/>
+                <w:sz w:val="18"/>
+              </w:rPr>
+            </w:r>
+            <w:r>
+              <w:rPr>
+                <w:rFonts w:ascii="Arial" w:hAnsi="Arial" w:eastAsia="Arial" w:cs="Tahoma"/>
                 <w:sz w:val="18"/>
               </w:rPr>
               <w:t>insert คู่ใหม่ verify_status = W, created_by = ALM</w:t>
@@ -6146,13 +6264,13 @@
             </w:pPr>
             <w:r>
               <w:rPr>
-                <w:rFonts w:ascii="Arial" w:hAnsi="Arial" w:eastAsia="Arial"/>
-                <w:sz w:val="18"/>
-              </w:rPr>
-            </w:r>
-            <w:r>
-              <w:rPr>
-                <w:rFonts w:ascii="Arial" w:hAnsi="Arial" w:eastAsia="Arial"/>
+                <w:rFonts w:ascii="Arial" w:hAnsi="Arial" w:eastAsia="Arial" w:cs="Tahoma"/>
+                <w:sz w:val="18"/>
+              </w:rPr>
+            </w:r>
+            <w:r>
+              <w:rPr>
+                <w:rFonts w:ascii="Arial" w:hAnsi="Arial" w:eastAsia="Arial" w:cs="Tahoma"/>
                 <w:sz w:val="18"/>
               </w:rPr>
               <w:t>step05Insert()</w:t>
@@ -6171,13 +6289,13 @@
             </w:pPr>
             <w:r>
               <w:rPr>
-                <w:rFonts w:ascii="Arial" w:hAnsi="Arial" w:eastAsia="Arial"/>
-                <w:sz w:val="18"/>
-              </w:rPr>
-            </w:r>
-            <w:r>
-              <w:rPr>
-                <w:rFonts w:ascii="Arial" w:hAnsi="Arial" w:eastAsia="Arial"/>
+                <w:rFonts w:ascii="Arial" w:hAnsi="Arial" w:eastAsia="Arial" w:cs="Tahoma"/>
+                <w:sz w:val="18"/>
+              </w:rPr>
+            </w:r>
+            <w:r>
+              <w:rPr>
+                <w:rFonts w:ascii="Arial" w:hAnsi="Arial" w:eastAsia="Arial" w:cs="Tahoma"/>
                 <w:sz w:val="18"/>
               </w:rPr>
               <w:t>throw JobFailedError เมื่อทำไม่สำเร็จ</w:t>
@@ -6201,13 +6319,13 @@
             </w:pPr>
             <w:r>
               <w:rPr>
-                <w:rFonts w:ascii="Arial" w:hAnsi="Arial" w:eastAsia="Arial"/>
-                <w:sz w:val="18"/>
-              </w:rPr>
-            </w:r>
-            <w:r>
-              <w:rPr>
-                <w:rFonts w:ascii="Arial" w:hAnsi="Arial" w:eastAsia="Arial"/>
+                <w:rFonts w:ascii="Arial" w:hAnsi="Arial" w:eastAsia="Arial" w:cs="Tahoma"/>
+                <w:sz w:val="18"/>
+              </w:rPr>
+            </w:r>
+            <w:r>
+              <w:rPr>
+                <w:rFonts w:ascii="Arial" w:hAnsi="Arial" w:eastAsia="Arial" w:cs="Tahoma"/>
                 <w:sz w:val="18"/>
               </w:rPr>
               <w:t>6</w:t>
@@ -6226,13 +6344,13 @@
             </w:pPr>
             <w:r>
               <w:rPr>
-                <w:rFonts w:ascii="Arial" w:hAnsi="Arial" w:eastAsia="Arial"/>
-                <w:sz w:val="18"/>
-              </w:rPr>
-            </w:r>
-            <w:r>
-              <w:rPr>
-                <w:rFonts w:ascii="Arial" w:hAnsi="Arial" w:eastAsia="Arial"/>
+                <w:rFonts w:ascii="Arial" w:hAnsi="Arial" w:eastAsia="Arial" w:cs="Tahoma"/>
+                <w:sz w:val="18"/>
+              </w:rPr>
+            </w:r>
+            <w:r>
+              <w:rPr>
+                <w:rFonts w:ascii="Arial" w:hAnsi="Arial" w:eastAsia="Arial" w:cs="Tahoma"/>
                 <w:sz w:val="18"/>
               </w:rPr>
               <w:t>process</w:t>
@@ -6251,13 +6369,13 @@
             </w:pPr>
             <w:r>
               <w:rPr>
-                <w:rFonts w:ascii="Arial" w:hAnsi="Arial" w:eastAsia="Arial"/>
-                <w:sz w:val="18"/>
-              </w:rPr>
-            </w:r>
-            <w:r>
-              <w:rPr>
-                <w:rFonts w:ascii="Arial" w:hAnsi="Arial" w:eastAsia="Arial"/>
+                <w:rFonts w:ascii="Arial" w:hAnsi="Arial" w:eastAsia="Arial" w:cs="Tahoma"/>
+                <w:sz w:val="18"/>
+              </w:rPr>
+            </w:r>
+            <w:r>
+              <w:rPr>
+                <w:rFonts w:ascii="Arial" w:hAnsi="Arial" w:eastAsia="Arial" w:cs="Tahoma"/>
                 <w:sz w:val="18"/>
               </w:rPr>
               <w:t>เติมข้อมูล master และ enrichment data</w:t>
@@ -6276,13 +6394,13 @@
             </w:pPr>
             <w:r>
               <w:rPr>
-                <w:rFonts w:ascii="Arial" w:hAnsi="Arial" w:eastAsia="Arial"/>
-                <w:sz w:val="18"/>
-              </w:rPr>
-            </w:r>
-            <w:r>
-              <w:rPr>
-                <w:rFonts w:ascii="Arial" w:hAnsi="Arial" w:eastAsia="Arial"/>
+                <w:rFonts w:ascii="Arial" w:hAnsi="Arial" w:eastAsia="Arial" w:cs="Tahoma"/>
+                <w:sz w:val="18"/>
+              </w:rPr>
+            </w:r>
+            <w:r>
+              <w:rPr>
+                <w:rFonts w:ascii="Arial" w:hAnsi="Arial" w:eastAsia="Arial" w:cs="Tahoma"/>
                 <w:sz w:val="18"/>
               </w:rPr>
               <w:t>step06Enrich()</w:t>
@@ -6301,13 +6419,13 @@
             </w:pPr>
             <w:r>
               <w:rPr>
-                <w:rFonts w:ascii="Arial" w:hAnsi="Arial" w:eastAsia="Arial"/>
-                <w:sz w:val="18"/>
-              </w:rPr>
-            </w:r>
-            <w:r>
-              <w:rPr>
-                <w:rFonts w:ascii="Arial" w:hAnsi="Arial" w:eastAsia="Arial"/>
+                <w:rFonts w:ascii="Arial" w:hAnsi="Arial" w:eastAsia="Arial" w:cs="Tahoma"/>
+                <w:sz w:val="18"/>
+              </w:rPr>
+            </w:r>
+            <w:r>
+              <w:rPr>
+                <w:rFonts w:ascii="Arial" w:hAnsi="Arial" w:eastAsia="Arial" w:cs="Tahoma"/>
                 <w:sz w:val="18"/>
               </w:rPr>
               <w:t>throw JobFailedError เมื่อทำไม่สำเร็จ</w:t>
@@ -6331,13 +6449,13 @@
             </w:pPr>
             <w:r>
               <w:rPr>
-                <w:rFonts w:ascii="Arial" w:hAnsi="Arial" w:eastAsia="Arial"/>
-                <w:sz w:val="18"/>
-              </w:rPr>
-            </w:r>
-            <w:r>
-              <w:rPr>
-                <w:rFonts w:ascii="Arial" w:hAnsi="Arial" w:eastAsia="Arial"/>
+                <w:rFonts w:ascii="Arial" w:hAnsi="Arial" w:eastAsia="Arial" w:cs="Tahoma"/>
+                <w:sz w:val="18"/>
+              </w:rPr>
+            </w:r>
+            <w:r>
+              <w:rPr>
+                <w:rFonts w:ascii="Arial" w:hAnsi="Arial" w:eastAsia="Arial" w:cs="Tahoma"/>
                 <w:sz w:val="18"/>
               </w:rPr>
               <w:t>7</w:t>
@@ -6356,13 +6474,13 @@
             </w:pPr>
             <w:r>
               <w:rPr>
-                <w:rFonts w:ascii="Arial" w:hAnsi="Arial" w:eastAsia="Arial"/>
-                <w:sz w:val="18"/>
-              </w:rPr>
-            </w:r>
-            <w:r>
-              <w:rPr>
-                <w:rFonts w:ascii="Arial" w:hAnsi="Arial" w:eastAsia="Arial"/>
+                <w:rFonts w:ascii="Arial" w:hAnsi="Arial" w:eastAsia="Arial" w:cs="Tahoma"/>
+                <w:sz w:val="18"/>
+              </w:rPr>
+            </w:r>
+            <w:r>
+              <w:rPr>
+                <w:rFonts w:ascii="Arial" w:hAnsi="Arial" w:eastAsia="Arial" w:cs="Tahoma"/>
                 <w:sz w:val="18"/>
               </w:rPr>
               <w:t>decision</w:t>
@@ -6381,13 +6499,13 @@
             </w:pPr>
             <w:r>
               <w:rPr>
-                <w:rFonts w:ascii="Arial" w:hAnsi="Arial" w:eastAsia="Arial"/>
-                <w:sz w:val="18"/>
-              </w:rPr>
-            </w:r>
-            <w:r>
-              <w:rPr>
-                <w:rFonts w:ascii="Arial" w:hAnsi="Arial" w:eastAsia="Arial"/>
+                <w:rFonts w:ascii="Arial" w:hAnsi="Arial" w:eastAsia="Arial" w:cs="Tahoma"/>
+                <w:sz w:val="18"/>
+              </w:rPr>
+            </w:r>
+            <w:r>
+              <w:rPr>
+                <w:rFonts w:ascii="Arial" w:hAnsi="Arial" w:eastAsia="Arial" w:cs="Tahoma"/>
                 <w:sz w:val="18"/>
               </w:rPr>
               <w:t>ผ่านกฎ DENY? (ตรวจก่อน ON_PROCESS)</w:t>
@@ -6406,13 +6524,13 @@
             </w:pPr>
             <w:r>
               <w:rPr>
-                <w:rFonts w:ascii="Arial" w:hAnsi="Arial" w:eastAsia="Arial"/>
-                <w:sz w:val="18"/>
-              </w:rPr>
-            </w:r>
-            <w:r>
-              <w:rPr>
-                <w:rFonts w:ascii="Arial" w:hAnsi="Arial" w:eastAsia="Arial"/>
+                <w:rFonts w:ascii="Arial" w:hAnsi="Arial" w:eastAsia="Arial" w:cs="Tahoma"/>
+                <w:sz w:val="18"/>
+              </w:rPr>
+            </w:r>
+            <w:r>
+              <w:rPr>
+                <w:rFonts w:ascii="Arial" w:hAnsi="Arial" w:eastAsia="Arial" w:cs="Tahoma"/>
                 <w:sz w:val="18"/>
               </w:rPr>
               <w:t>check07Validate()</w:t>
@@ -6431,13 +6549,13 @@
             </w:pPr>
             <w:r>
               <w:rPr>
-                <w:rFonts w:ascii="Arial" w:hAnsi="Arial" w:eastAsia="Arial"/>
-                <w:sz w:val="18"/>
-              </w:rPr>
-            </w:r>
-            <w:r>
-              <w:rPr>
-                <w:rFonts w:ascii="Arial" w:hAnsi="Arial" w:eastAsia="Arial"/>
+                <w:rFonts w:ascii="Arial" w:hAnsi="Arial" w:eastAsia="Arial" w:cs="Tahoma"/>
+                <w:sz w:val="18"/>
+              </w:rPr>
+            </w:r>
+            <w:r>
+              <w:rPr>
+                <w:rFonts w:ascii="Arial" w:hAnsi="Arial" w:eastAsia="Arial" w:cs="Tahoma"/>
                 <w:sz w:val="18"/>
               </w:rPr>
               <w:t>[err] verify_status = N (Deny)</w:t>
@@ -6461,13 +6579,13 @@
             </w:pPr>
             <w:r>
               <w:rPr>
-                <w:rFonts w:ascii="Arial" w:hAnsi="Arial" w:eastAsia="Arial"/>
-                <w:sz w:val="18"/>
-              </w:rPr>
-            </w:r>
-            <w:r>
-              <w:rPr>
-                <w:rFonts w:ascii="Arial" w:hAnsi="Arial" w:eastAsia="Arial"/>
+                <w:rFonts w:ascii="Arial" w:hAnsi="Arial" w:eastAsia="Arial" w:cs="Tahoma"/>
+                <w:sz w:val="18"/>
+              </w:rPr>
+            </w:r>
+            <w:r>
+              <w:rPr>
+                <w:rFonts w:ascii="Arial" w:hAnsi="Arial" w:eastAsia="Arial" w:cs="Tahoma"/>
                 <w:sz w:val="18"/>
               </w:rPr>
               <w:t>8</w:t>
@@ -6486,13 +6604,13 @@
             </w:pPr>
             <w:r>
               <w:rPr>
-                <w:rFonts w:ascii="Arial" w:hAnsi="Arial" w:eastAsia="Arial"/>
-                <w:sz w:val="18"/>
-              </w:rPr>
-            </w:r>
-            <w:r>
-              <w:rPr>
-                <w:rFonts w:ascii="Arial" w:hAnsi="Arial" w:eastAsia="Arial"/>
+                <w:rFonts w:ascii="Arial" w:hAnsi="Arial" w:eastAsia="Arial" w:cs="Tahoma"/>
+                <w:sz w:val="18"/>
+              </w:rPr>
+            </w:r>
+            <w:r>
+              <w:rPr>
+                <w:rFonts w:ascii="Arial" w:hAnsi="Arial" w:eastAsia="Arial" w:cs="Tahoma"/>
                 <w:sz w:val="18"/>
               </w:rPr>
               <w:t>decision</w:t>
@@ -6511,13 +6629,13 @@
             </w:pPr>
             <w:r>
               <w:rPr>
-                <w:rFonts w:ascii="Arial" w:hAnsi="Arial" w:eastAsia="Arial"/>
-                <w:sz w:val="18"/>
-              </w:rPr>
-            </w:r>
-            <w:r>
-              <w:rPr>
-                <w:rFonts w:ascii="Arial" w:hAnsi="Arial" w:eastAsia="Arial"/>
+                <w:rFonts w:ascii="Arial" w:hAnsi="Arial" w:eastAsia="Arial" w:cs="Tahoma"/>
+                <w:sz w:val="18"/>
+              </w:rPr>
+            </w:r>
+            <w:r>
+              <w:rPr>
+                <w:rFonts w:ascii="Arial" w:hAnsi="Arial" w:eastAsia="Arial" w:cs="Tahoma"/>
                 <w:sz w:val="18"/>
               </w:rPr>
               <w:t>เข้าเงื่อนไข ON_PROCESS หรือ created_by = STA?</w:t>
@@ -6536,13 +6654,13 @@
             </w:pPr>
             <w:r>
               <w:rPr>
-                <w:rFonts w:ascii="Arial" w:hAnsi="Arial" w:eastAsia="Arial"/>
-                <w:sz w:val="18"/>
-              </w:rPr>
-            </w:r>
-            <w:r>
-              <w:rPr>
-                <w:rFonts w:ascii="Arial" w:hAnsi="Arial" w:eastAsia="Arial"/>
+                <w:rFonts w:ascii="Arial" w:hAnsi="Arial" w:eastAsia="Arial" w:cs="Tahoma"/>
+                <w:sz w:val="18"/>
+              </w:rPr>
+            </w:r>
+            <w:r>
+              <w:rPr>
+                <w:rFonts w:ascii="Arial" w:hAnsi="Arial" w:eastAsia="Arial" w:cs="Tahoma"/>
                 <w:sz w:val="18"/>
               </w:rPr>
               <w:t>check08Condition()</w:t>
@@ -6561,13 +6679,13 @@
             </w:pPr>
             <w:r>
               <w:rPr>
-                <w:rFonts w:ascii="Arial" w:hAnsi="Arial" w:eastAsia="Arial"/>
-                <w:sz w:val="18"/>
-              </w:rPr>
-            </w:r>
-            <w:r>
-              <w:rPr>
-                <w:rFonts w:ascii="Arial" w:hAnsi="Arial" w:eastAsia="Arial"/>
+                <w:rFonts w:ascii="Arial" w:hAnsi="Arial" w:eastAsia="Arial" w:cs="Tahoma"/>
+                <w:sz w:val="18"/>
+              </w:rPr>
+            </w:r>
+            <w:r>
+              <w:rPr>
+                <w:rFonts w:ascii="Arial" w:hAnsi="Arial" w:eastAsia="Arial" w:cs="Tahoma"/>
                 <w:sz w:val="18"/>
               </w:rPr>
               <w:t>[branch] คงค่า W (รอตรวจสอบ)</w:t>
@@ -6591,13 +6709,13 @@
             </w:pPr>
             <w:r>
               <w:rPr>
-                <w:rFonts w:ascii="Arial" w:hAnsi="Arial" w:eastAsia="Arial"/>
-                <w:sz w:val="18"/>
-              </w:rPr>
-            </w:r>
-            <w:r>
-              <w:rPr>
-                <w:rFonts w:ascii="Arial" w:hAnsi="Arial" w:eastAsia="Arial"/>
+                <w:rFonts w:ascii="Arial" w:hAnsi="Arial" w:eastAsia="Arial" w:cs="Tahoma"/>
+                <w:sz w:val="18"/>
+              </w:rPr>
+            </w:r>
+            <w:r>
+              <w:rPr>
+                <w:rFonts w:ascii="Arial" w:hAnsi="Arial" w:eastAsia="Arial" w:cs="Tahoma"/>
                 <w:sz w:val="18"/>
               </w:rPr>
               <w:t>9</w:t>
@@ -6616,13 +6734,13 @@
             </w:pPr>
             <w:r>
               <w:rPr>
-                <w:rFonts w:ascii="Arial" w:hAnsi="Arial" w:eastAsia="Arial"/>
-                <w:sz w:val="18"/>
-              </w:rPr>
-            </w:r>
-            <w:r>
-              <w:rPr>
-                <w:rFonts w:ascii="Arial" w:hAnsi="Arial" w:eastAsia="Arial"/>
+                <w:rFonts w:ascii="Arial" w:hAnsi="Arial" w:eastAsia="Arial" w:cs="Tahoma"/>
+                <w:sz w:val="18"/>
+              </w:rPr>
+            </w:r>
+            <w:r>
+              <w:rPr>
+                <w:rFonts w:ascii="Arial" w:hAnsi="Arial" w:eastAsia="Arial" w:cs="Tahoma"/>
                 <w:sz w:val="18"/>
               </w:rPr>
               <w:t>process</w:t>
@@ -6641,13 +6759,13 @@
             </w:pPr>
             <w:r>
               <w:rPr>
-                <w:rFonts w:ascii="Arial" w:hAnsi="Arial" w:eastAsia="Arial"/>
-                <w:sz w:val="18"/>
-              </w:rPr>
-            </w:r>
-            <w:r>
-              <w:rPr>
-                <w:rFonts w:ascii="Arial" w:hAnsi="Arial" w:eastAsia="Arial"/>
+                <w:rFonts w:ascii="Arial" w:hAnsi="Arial" w:eastAsia="Arial" w:cs="Tahoma"/>
+                <w:sz w:val="18"/>
+              </w:rPr>
+            </w:r>
+            <w:r>
+              <w:rPr>
+                <w:rFonts w:ascii="Arial" w:hAnsi="Arial" w:eastAsia="Arial" w:cs="Tahoma"/>
                 <w:sz w:val="18"/>
               </w:rPr>
               <w:t>verify_status = P (On Process) แล้ววนจนครบทุกแถว</w:t>
@@ -6666,13 +6784,13 @@
             </w:pPr>
             <w:r>
               <w:rPr>
-                <w:rFonts w:ascii="Arial" w:hAnsi="Arial" w:eastAsia="Arial"/>
-                <w:sz w:val="18"/>
-              </w:rPr>
-            </w:r>
-            <w:r>
-              <w:rPr>
-                <w:rFonts w:ascii="Arial" w:hAnsi="Arial" w:eastAsia="Arial"/>
+                <w:rFonts w:ascii="Arial" w:hAnsi="Arial" w:eastAsia="Arial" w:cs="Tahoma"/>
+                <w:sz w:val="18"/>
+              </w:rPr>
+            </w:r>
+            <w:r>
+              <w:rPr>
+                <w:rFonts w:ascii="Arial" w:hAnsi="Arial" w:eastAsia="Arial" w:cs="Tahoma"/>
                 <w:sz w:val="18"/>
               </w:rPr>
               <w:t>step09Process()</w:t>
@@ -6691,13 +6809,13 @@
             </w:pPr>
             <w:r>
               <w:rPr>
-                <w:rFonts w:ascii="Arial" w:hAnsi="Arial" w:eastAsia="Arial"/>
-                <w:sz w:val="18"/>
-              </w:rPr>
-            </w:r>
-            <w:r>
-              <w:rPr>
-                <w:rFonts w:ascii="Arial" w:hAnsi="Arial" w:eastAsia="Arial"/>
+                <w:rFonts w:ascii="Arial" w:hAnsi="Arial" w:eastAsia="Arial" w:cs="Tahoma"/>
+                <w:sz w:val="18"/>
+              </w:rPr>
+            </w:r>
+            <w:r>
+              <w:rPr>
+                <w:rFonts w:ascii="Arial" w:hAnsi="Arial" w:eastAsia="Arial" w:cs="Tahoma"/>
                 <w:sz w:val="18"/>
               </w:rPr>
               <w:t>throw JobFailedError เมื่อทำไม่สำเร็จ</w:t>
@@ -6721,13 +6839,13 @@
             </w:pPr>
             <w:r>
               <w:rPr>
-                <w:rFonts w:ascii="Arial" w:hAnsi="Arial" w:eastAsia="Arial"/>
-                <w:sz w:val="18"/>
-              </w:rPr>
-            </w:r>
-            <w:r>
-              <w:rPr>
-                <w:rFonts w:ascii="Arial" w:hAnsi="Arial" w:eastAsia="Arial"/>
+                <w:rFonts w:ascii="Arial" w:hAnsi="Arial" w:eastAsia="Arial" w:cs="Tahoma"/>
+                <w:sz w:val="18"/>
+              </w:rPr>
+            </w:r>
+            <w:r>
+              <w:rPr>
+                <w:rFonts w:ascii="Arial" w:hAnsi="Arial" w:eastAsia="Arial" w:cs="Tahoma"/>
                 <w:sz w:val="18"/>
               </w:rPr>
               <w:t>10</w:t>
@@ -6746,13 +6864,13 @@
             </w:pPr>
             <w:r>
               <w:rPr>
-                <w:rFonts w:ascii="Arial" w:hAnsi="Arial" w:eastAsia="Arial"/>
-                <w:sz w:val="18"/>
-              </w:rPr>
-            </w:r>
-            <w:r>
-              <w:rPr>
-                <w:rFonts w:ascii="Arial" w:hAnsi="Arial" w:eastAsia="Arial"/>
+                <w:rFonts w:ascii="Arial" w:hAnsi="Arial" w:eastAsia="Arial" w:cs="Tahoma"/>
+                <w:sz w:val="18"/>
+              </w:rPr>
+            </w:r>
+            <w:r>
+              <w:rPr>
+                <w:rFonts w:ascii="Arial" w:hAnsi="Arial" w:eastAsia="Arial" w:cs="Tahoma"/>
                 <w:sz w:val="18"/>
               </w:rPr>
               <w:t>end</w:t>
@@ -6771,13 +6889,13 @@
             </w:pPr>
             <w:r>
               <w:rPr>
-                <w:rFonts w:ascii="Arial" w:hAnsi="Arial" w:eastAsia="Arial"/>
-                <w:sz w:val="18"/>
-              </w:rPr>
-            </w:r>
-            <w:r>
-              <w:rPr>
-                <w:rFonts w:ascii="Arial" w:hAnsi="Arial" w:eastAsia="Arial"/>
+                <w:rFonts w:ascii="Arial" w:hAnsi="Arial" w:eastAsia="Arial" w:cs="Tahoma"/>
+                <w:sz w:val="18"/>
+              </w:rPr>
+            </w:r>
+            <w:r>
+              <w:rPr>
+                <w:rFonts w:ascii="Arial" w:hAnsi="Arial" w:eastAsia="Arial" w:cs="Tahoma"/>
                 <w:sz w:val="18"/>
               </w:rPr>
               <w:t>จบ</w:t>
@@ -6796,13 +6914,13 @@
             </w:pPr>
             <w:r>
               <w:rPr>
-                <w:rFonts w:ascii="Arial" w:hAnsi="Arial" w:eastAsia="Arial"/>
-                <w:sz w:val="18"/>
-              </w:rPr>
-            </w:r>
-            <w:r>
-              <w:rPr>
-                <w:rFonts w:ascii="Arial" w:hAnsi="Arial" w:eastAsia="Arial"/>
+                <w:rFonts w:ascii="Arial" w:hAnsi="Arial" w:eastAsia="Arial" w:cs="Tahoma"/>
+                <w:sz w:val="18"/>
+              </w:rPr>
+            </w:r>
+            <w:r>
+              <w:rPr>
+                <w:rFonts w:ascii="Arial" w:hAnsi="Arial" w:eastAsia="Arial" w:cs="Tahoma"/>
                 <w:sz w:val="18"/>
               </w:rPr>
               <w:t>summarize()</w:t>
@@ -6821,13 +6939,13 @@
             </w:pPr>
             <w:r>
               <w:rPr>
-                <w:rFonts w:ascii="Arial" w:hAnsi="Arial" w:eastAsia="Arial"/>
-                <w:sz w:val="18"/>
-              </w:rPr>
-            </w:r>
-            <w:r>
-              <w:rPr>
-                <w:rFonts w:ascii="Arial" w:hAnsi="Arial" w:eastAsia="Arial"/>
+                <w:rFonts w:ascii="Arial" w:hAnsi="Arial" w:eastAsia="Arial" w:cs="Tahoma"/>
+                <w:sz w:val="18"/>
+              </w:rPr>
+            </w:r>
+            <w:r>
+              <w:rPr>
+                <w:rFonts w:ascii="Arial" w:hAnsi="Arial" w:eastAsia="Arial" w:cs="Tahoma"/>
                 <w:sz w:val="18"/>
               </w:rPr>
               <w:t>-</w:t>
@@ -6844,7 +6962,7 @@
       </w:pPr>
       <w:r>
         <w:rPr>
-          <w:rFonts w:ascii="Courier New" w:hAnsi="Courier New"/>
+          <w:rFonts w:ascii="Courier New" w:hAnsi="Courier New" w:eastAsia="Courier New" w:cs="Tahoma"/>
           <w:sz w:val="16"/>
         </w:rPr>
         <w:t>// src/batch/sbpgi/job-2-import-impact-store/job-2-import-impact-store.job.ts</w:t>
@@ -7024,7 +7142,7 @@
       </w:r>
       <w:r>
         <w:rPr>
-          <w:rFonts w:ascii="Courier New" w:hAnsi="Courier New"/>
+          <w:rFonts w:ascii="Courier New" w:hAnsi="Courier New" w:eastAsia="Courier New" w:cs="Tahoma"/>
         </w:rPr>
         <w:t>pg_try_advisory_lock</w:t>
       </w:r>
@@ -7039,7 +7157,7 @@
       </w:pPr>
       <w:r>
         <w:rPr>
-          <w:rFonts w:ascii="Courier New" w:hAnsi="Courier New"/>
+          <w:rFonts w:ascii="Courier New" w:hAnsi="Courier New" w:eastAsia="Courier New" w:cs="Tahoma"/>
           <w:sz w:val="16"/>
         </w:rPr>
         <w:t>// src/batch/runner.ts (ส่วนกันรันซ้อน)</w:t>
@@ -7136,7 +7254,7 @@
       </w:r>
       <w:r>
         <w:rPr>
-          <w:rFonts w:ascii="Courier New" w:hAnsi="Courier New"/>
+          <w:rFonts w:ascii="Courier New" w:hAnsi="Courier New" w:eastAsia="Courier New" w:cs="Tahoma"/>
         </w:rPr>
         <w:t>{provide: 'IMPORT_IMPACT_STORE_REPOSITORY', useFactory: (ds) =&gt; ds.getRepository(Entity), inject: ['DATA_SOURCE']}</w:t>
       </w:r>
@@ -7145,7 +7263,7 @@
       </w:r>
       <w:r>
         <w:rPr>
-          <w:rFonts w:ascii="Courier New" w:hAnsi="Courier New"/>
+          <w:rFonts w:ascii="Courier New" w:hAnsi="Courier New" w:eastAsia="Courier New" w:cs="Tahoma"/>
         </w:rPr>
         <w:t>sps_store</w:t>
       </w:r>
@@ -7184,7 +7302,7 @@
             <w:r/>
             <w:r>
               <w:rPr>
-                <w:rFonts w:ascii="Arial" w:hAnsi="Arial" w:eastAsia="Arial"/>
+                <w:rFonts w:ascii="Arial" w:hAnsi="Arial" w:eastAsia="Arial" w:cs="Tahoma"/>
                 <w:b/>
                 <w:sz w:val="18"/>
               </w:rPr>
@@ -7206,7 +7324,7 @@
             <w:r/>
             <w:r>
               <w:rPr>
-                <w:rFonts w:ascii="Arial" w:hAnsi="Arial" w:eastAsia="Arial"/>
+                <w:rFonts w:ascii="Arial" w:hAnsi="Arial" w:eastAsia="Arial" w:cs="Tahoma"/>
                 <w:b/>
                 <w:sz w:val="18"/>
               </w:rPr>
@@ -7228,7 +7346,7 @@
             <w:r/>
             <w:r>
               <w:rPr>
-                <w:rFonts w:ascii="Arial" w:hAnsi="Arial" w:eastAsia="Arial"/>
+                <w:rFonts w:ascii="Arial" w:hAnsi="Arial" w:eastAsia="Arial" w:cs="Tahoma"/>
                 <w:b/>
                 <w:sz w:val="18"/>
               </w:rPr>
@@ -7250,7 +7368,7 @@
             <w:r/>
             <w:r>
               <w:rPr>
-                <w:rFonts w:ascii="Arial" w:hAnsi="Arial" w:eastAsia="Arial"/>
+                <w:rFonts w:ascii="Arial" w:hAnsi="Arial" w:eastAsia="Arial" w:cs="Tahoma"/>
                 <w:b/>
                 <w:sz w:val="18"/>
               </w:rPr>
@@ -7275,13 +7393,13 @@
             </w:pPr>
             <w:r>
               <w:rPr>
-                <w:rFonts w:ascii="Arial" w:hAnsi="Arial" w:eastAsia="Arial"/>
-                <w:sz w:val="18"/>
-              </w:rPr>
-            </w:r>
-            <w:r>
-              <w:rPr>
-                <w:rFonts w:ascii="Arial" w:hAnsi="Arial" w:eastAsia="Arial"/>
+                <w:rFonts w:ascii="Arial" w:hAnsi="Arial" w:eastAsia="Arial" w:cs="Tahoma"/>
+                <w:sz w:val="18"/>
+              </w:rPr>
+            </w:r>
+            <w:r>
+              <w:rPr>
+                <w:rFonts w:ascii="Arial" w:hAnsi="Arial" w:eastAsia="Arial" w:cs="Tahoma"/>
                 <w:sz w:val="18"/>
               </w:rPr>
               <w:t>fgi_impact_stores</w:t>
@@ -7300,13 +7418,13 @@
             </w:pPr>
             <w:r>
               <w:rPr>
-                <w:rFonts w:ascii="Arial" w:hAnsi="Arial" w:eastAsia="Arial"/>
-                <w:sz w:val="18"/>
-              </w:rPr>
-            </w:r>
-            <w:r>
-              <w:rPr>
-                <w:rFonts w:ascii="Arial" w:hAnsi="Arial" w:eastAsia="Arial"/>
+                <w:rFonts w:ascii="Arial" w:hAnsi="Arial" w:eastAsia="Arial" w:cs="Tahoma"/>
+                <w:sz w:val="18"/>
+              </w:rPr>
+            </w:r>
+            <w:r>
+              <w:rPr>
+                <w:rFonts w:ascii="Arial" w:hAnsi="Arial" w:eastAsia="Arial" w:cs="Tahoma"/>
                 <w:sz w:val="18"/>
               </w:rPr>
               <w:t>W</w:t>
@@ -7325,13 +7443,13 @@
             </w:pPr>
             <w:r>
               <w:rPr>
-                <w:rFonts w:ascii="Arial" w:hAnsi="Arial" w:eastAsia="Arial"/>
-                <w:sz w:val="18"/>
-              </w:rPr>
-            </w:r>
-            <w:r>
-              <w:rPr>
-                <w:rFonts w:ascii="Arial" w:hAnsi="Arial" w:eastAsia="Arial"/>
+                <w:rFonts w:ascii="Arial" w:hAnsi="Arial" w:eastAsia="Arial" w:cs="Tahoma"/>
+                <w:sz w:val="18"/>
+              </w:rPr>
+            </w:r>
+            <w:r>
+              <w:rPr>
+                <w:rFonts w:ascii="Arial" w:hAnsi="Arial" w:eastAsia="Arial" w:cs="Tahoma"/>
                 <w:sz w:val="18"/>
               </w:rPr>
               <w:t>insert คู่ใหม่ / ตั้ง verify_status W-N-P / created_by=ALM รวมทั้งข้อมูล external</w:t>
@@ -7350,13 +7468,13 @@
             </w:pPr>
             <w:r>
               <w:rPr>
-                <w:rFonts w:ascii="Arial" w:hAnsi="Arial" w:eastAsia="Arial"/>
-                <w:sz w:val="18"/>
-              </w:rPr>
-            </w:r>
-            <w:r>
-              <w:rPr>
-                <w:rFonts w:ascii="Arial" w:hAnsi="Arial" w:eastAsia="Arial"/>
+                <w:rFonts w:ascii="Arial" w:hAnsi="Arial" w:eastAsia="Arial" w:cs="Tahoma"/>
+                <w:sz w:val="18"/>
+              </w:rPr>
+            </w:r>
+            <w:r>
+              <w:rPr>
+                <w:rFonts w:ascii="Arial" w:hAnsi="Arial" w:eastAsia="Arial" w:cs="Tahoma"/>
                 <w:sz w:val="18"/>
               </w:rPr>
               <w:t>เขียน SQL ตรงผ่าน DATA_SOURCE</w:t>
@@ -7373,7 +7491,7 @@
       </w:pPr>
       <w:r>
         <w:rPr>
-          <w:rFonts w:ascii="Courier New" w:hAnsi="Courier New"/>
+          <w:rFonts w:ascii="Courier New" w:hAnsi="Courier New" w:eastAsia="Courier New" w:cs="Tahoma"/>
           <w:sz w:val="16"/>
         </w:rPr>
         <w:t>-- Job 2 ImportImpactStore — query หลักที่ต้อง implement</w:t>
@@ -7431,7 +7549,7 @@
       </w:r>
       <w:r>
         <w:rPr>
-          <w:rFonts w:ascii="Courier New" w:hAnsi="Courier New"/>
+          <w:rFonts w:ascii="Courier New" w:hAnsi="Courier New" w:eastAsia="Courier New" w:cs="Tahoma"/>
         </w:rPr>
         <w:t>EmailLibService</w:t>
       </w:r>
@@ -7440,7 +7558,7 @@
       </w:r>
       <w:r>
         <w:rPr>
-          <w:rFonts w:ascii="Courier New" w:hAnsi="Courier New"/>
+          <w:rFonts w:ascii="Courier New" w:hAnsi="Courier New" w:eastAsia="Courier New" w:cs="Tahoma"/>
         </w:rPr>
         <w:t>@gosoft-sbp/email-lib</w:t>
       </w:r>
@@ -7455,7 +7573,7 @@
       </w:pPr>
       <w:r>
         <w:rPr>
-          <w:rFonts w:ascii="Courier New" w:hAnsi="Courier New"/>
+          <w:rFonts w:ascii="Courier New" w:hAnsi="Courier New" w:eastAsia="Courier New" w:cs="Tahoma"/>
           <w:sz w:val="16"/>
         </w:rPr>
         <w:t>// src/batch/job-failure.notifier.ts</w:t>
@@ -7591,7 +7709,7 @@
       </w:r>
       <w:r>
         <w:rPr>
-          <w:rFonts w:ascii="Courier New" w:hAnsi="Courier New"/>
+          <w:rFonts w:ascii="Courier New" w:hAnsi="Courier New" w:eastAsia="Courier New" w:cs="Tahoma"/>
         </w:rPr>
         <w:t>SELECT * FROM pg_locks WHERE locktype = 'advisory'</w:t>
       </w:r>
@@ -7609,7 +7727,7 @@
       </w:r>
       <w:r>
         <w:rPr>
-          <w:rFonts w:ascii="Courier New" w:hAnsi="Courier New"/>
+          <w:rFonts w:ascii="Courier New" w:hAnsi="Courier New" w:eastAsia="Courier New" w:cs="Tahoma"/>
         </w:rPr>
         <w:t>node dist/batch/cli.js --job=2 --period=&lt;YYYYMM&gt;</w:t>
       </w:r>
@@ -7624,7 +7742,7 @@
       </w:r>
       <w:r>
         <w:rPr>
-          <w:rFonts w:ascii="Courier New" w:hAnsi="Courier New"/>
+          <w:rFonts w:ascii="Courier New" w:hAnsi="Courier New" w:eastAsia="Courier New" w:cs="Tahoma"/>
         </w:rPr>
         <w:t>fgi_impact_stores</w:t>
       </w:r>
@@ -7633,7 +7751,7 @@
       </w:r>
       <w:r>
         <w:rPr>
-          <w:rFonts w:ascii="Courier New" w:hAnsi="Courier New"/>
+          <w:rFonts w:ascii="Courier New" w:hAnsi="Courier New" w:eastAsia="Courier New" w:cs="Tahoma"/>
         </w:rPr>
         <w:t>job.finish</w:t>
       </w:r>
@@ -7651,7 +7769,7 @@
       </w:r>
       <w:r>
         <w:rPr>
-          <w:rFonts w:ascii="Courier New" w:hAnsi="Courier New"/>
+          <w:rFonts w:ascii="Courier New" w:hAnsi="Courier New" w:eastAsia="Courier New" w:cs="Tahoma"/>
         </w:rPr>
         <w:t>interface_transactions</w:t>
       </w:r>
@@ -7699,7 +7817,7 @@
             <w:r/>
             <w:r>
               <w:rPr>
-                <w:rFonts w:ascii="Arial" w:hAnsi="Arial" w:eastAsia="Arial"/>
+                <w:rFonts w:ascii="Arial" w:hAnsi="Arial" w:eastAsia="Arial" w:cs="Tahoma"/>
                 <w:b/>
                 <w:sz w:val="18"/>
               </w:rPr>
@@ -7721,7 +7839,7 @@
             <w:r/>
             <w:r>
               <w:rPr>
-                <w:rFonts w:ascii="Arial" w:hAnsi="Arial" w:eastAsia="Arial"/>
+                <w:rFonts w:ascii="Arial" w:hAnsi="Arial" w:eastAsia="Arial" w:cs="Tahoma"/>
                 <w:b/>
                 <w:sz w:val="18"/>
               </w:rPr>
@@ -7746,13 +7864,13 @@
             </w:pPr>
             <w:r>
               <w:rPr>
-                <w:rFonts w:ascii="Arial" w:hAnsi="Arial" w:eastAsia="Arial"/>
-                <w:sz w:val="18"/>
-              </w:rPr>
-            </w:r>
-            <w:r>
-              <w:rPr>
-                <w:rFonts w:ascii="Arial" w:hAnsi="Arial" w:eastAsia="Arial"/>
+                <w:rFonts w:ascii="Arial" w:hAnsi="Arial" w:eastAsia="Arial" w:cs="Tahoma"/>
+                <w:sz w:val="18"/>
+              </w:rPr>
+            </w:r>
+            <w:r>
+              <w:rPr>
+                <w:rFonts w:ascii="Arial" w:hAnsi="Arial" w:eastAsia="Arial" w:cs="Tahoma"/>
                 <w:sz w:val="18"/>
               </w:rPr>
               <w:t>1</w:t>
@@ -7771,13 +7889,13 @@
             </w:pPr>
             <w:r>
               <w:rPr>
-                <w:rFonts w:ascii="Arial" w:hAnsi="Arial" w:eastAsia="Arial"/>
-                <w:sz w:val="18"/>
-              </w:rPr>
-            </w:r>
-            <w:r>
-              <w:rPr>
-                <w:rFonts w:ascii="Arial" w:hAnsi="Arial" w:eastAsia="Arial"/>
+                <w:rFonts w:ascii="Arial" w:hAnsi="Arial" w:eastAsia="Arial" w:cs="Tahoma"/>
+                <w:sz w:val="18"/>
+              </w:rPr>
+            </w:r>
+            <w:r>
+              <w:rPr>
+                <w:rFonts w:ascii="Arial" w:hAnsi="Arial" w:eastAsia="Arial" w:cs="Tahoma"/>
                 <w:sz w:val="18"/>
               </w:rPr>
               <w:t>เริ่ม</w:t>
@@ -7801,13 +7919,13 @@
             </w:pPr>
             <w:r>
               <w:rPr>
-                <w:rFonts w:ascii="Arial" w:hAnsi="Arial" w:eastAsia="Arial"/>
-                <w:sz w:val="18"/>
-              </w:rPr>
-            </w:r>
-            <w:r>
-              <w:rPr>
-                <w:rFonts w:ascii="Arial" w:hAnsi="Arial" w:eastAsia="Arial"/>
+                <w:rFonts w:ascii="Arial" w:hAnsi="Arial" w:eastAsia="Arial" w:cs="Tahoma"/>
+                <w:sz w:val="18"/>
+              </w:rPr>
+            </w:r>
+            <w:r>
+              <w:rPr>
+                <w:rFonts w:ascii="Arial" w:hAnsi="Arial" w:eastAsia="Arial" w:cs="Tahoma"/>
                 <w:sz w:val="18"/>
               </w:rPr>
               <w:t>2</w:t>
@@ -7826,13 +7944,13 @@
             </w:pPr>
             <w:r>
               <w:rPr>
-                <w:rFonts w:ascii="Arial" w:hAnsi="Arial" w:eastAsia="Arial"/>
-                <w:sz w:val="18"/>
-              </w:rPr>
-            </w:r>
-            <w:r>
-              <w:rPr>
-                <w:rFonts w:ascii="Arial" w:hAnsi="Arial" w:eastAsia="Arial"/>
+                <w:rFonts w:ascii="Arial" w:hAnsi="Arial" w:eastAsia="Arial" w:cs="Tahoma"/>
+                <w:sz w:val="18"/>
+              </w:rPr>
+            </w:r>
+            <w:r>
+              <w:rPr>
+                <w:rFonts w:ascii="Arial" w:hAnsi="Arial" w:eastAsia="Arial" w:cs="Tahoma"/>
                 <w:sz w:val="18"/>
               </w:rPr>
               <w:t>อ่าน SEVEN_IMPACT_VIEW จาก ALLMAP (ROW_NUMBER dedup) (เชื่อม SQL Server GSMALLMAP ด้วย user allmapssa)</w:t>
@@ -7856,13 +7974,13 @@
             </w:pPr>
             <w:r>
               <w:rPr>
-                <w:rFonts w:ascii="Arial" w:hAnsi="Arial" w:eastAsia="Arial"/>
-                <w:sz w:val="18"/>
-              </w:rPr>
-            </w:r>
-            <w:r>
-              <w:rPr>
-                <w:rFonts w:ascii="Arial" w:hAnsi="Arial" w:eastAsia="Arial"/>
+                <w:rFonts w:ascii="Arial" w:hAnsi="Arial" w:eastAsia="Arial" w:cs="Tahoma"/>
+                <w:sz w:val="18"/>
+              </w:rPr>
+            </w:r>
+            <w:r>
+              <w:rPr>
+                <w:rFonts w:ascii="Arial" w:hAnsi="Arial" w:eastAsia="Arial" w:cs="Tahoma"/>
                 <w:sz w:val="18"/>
               </w:rPr>
               <w:t>3</w:t>
@@ -7881,13 +7999,13 @@
             </w:pPr>
             <w:r>
               <w:rPr>
-                <w:rFonts w:ascii="Arial" w:hAnsi="Arial" w:eastAsia="Arial"/>
-                <w:sz w:val="18"/>
-              </w:rPr>
-            </w:r>
-            <w:r>
-              <w:rPr>
-                <w:rFonts w:ascii="Arial" w:hAnsi="Arial" w:eastAsia="Arial"/>
+                <w:rFonts w:ascii="Arial" w:hAnsi="Arial" w:eastAsia="Arial" w:cs="Tahoma"/>
+                <w:sz w:val="18"/>
+              </w:rPr>
+            </w:r>
+            <w:r>
+              <w:rPr>
+                <w:rFonts w:ascii="Arial" w:hAnsi="Arial" w:eastAsia="Arial" w:cs="Tahoma"/>
                 <w:sz w:val="18"/>
               </w:rPr>
               <w:t>มีข้อมูลต้นทาง? | No: จบการทำงาน</w:t>
@@ -7911,13 +8029,13 @@
             </w:pPr>
             <w:r>
               <w:rPr>
-                <w:rFonts w:ascii="Arial" w:hAnsi="Arial" w:eastAsia="Arial"/>
-                <w:sz w:val="18"/>
-              </w:rPr>
-            </w:r>
-            <w:r>
-              <w:rPr>
-                <w:rFonts w:ascii="Arial" w:hAnsi="Arial" w:eastAsia="Arial"/>
+                <w:rFonts w:ascii="Arial" w:hAnsi="Arial" w:eastAsia="Arial" w:cs="Tahoma"/>
+                <w:sz w:val="18"/>
+              </w:rPr>
+            </w:r>
+            <w:r>
+              <w:rPr>
+                <w:rFonts w:ascii="Arial" w:hAnsi="Arial" w:eastAsia="Arial" w:cs="Tahoma"/>
                 <w:sz w:val="18"/>
               </w:rPr>
               <w:t>4</w:t>
@@ -7936,13 +8054,13 @@
             </w:pPr>
             <w:r>
               <w:rPr>
-                <w:rFonts w:ascii="Arial" w:hAnsi="Arial" w:eastAsia="Arial"/>
-                <w:sz w:val="18"/>
-              </w:rPr>
-            </w:r>
-            <w:r>
-              <w:rPr>
-                <w:rFonts w:ascii="Arial" w:hAnsi="Arial" w:eastAsia="Arial"/>
+                <w:rFonts w:ascii="Arial" w:hAnsi="Arial" w:eastAsia="Arial" w:cs="Tahoma"/>
+                <w:sz w:val="18"/>
+              </w:rPr>
+            </w:r>
+            <w:r>
+              <w:rPr>
+                <w:rFonts w:ascii="Arial" w:hAnsi="Arial" w:eastAsia="Arial" w:cs="Tahoma"/>
                 <w:sz w:val="18"/>
               </w:rPr>
               <w:t>เป็นคู่ร้านใหม่ (ยังไม่มีใน Oracle)? | No: ข้ามรายการ — ของเดิมไม่ถูกอัปเดต (updateList เป็น dead code) (Errata E4: รันซ้ำจะไม่อัปเดตคู่เดิม)</w:t>
@@ -7966,13 +8084,13 @@
             </w:pPr>
             <w:r>
               <w:rPr>
-                <w:rFonts w:ascii="Arial" w:hAnsi="Arial" w:eastAsia="Arial"/>
-                <w:sz w:val="18"/>
-              </w:rPr>
-            </w:r>
-            <w:r>
-              <w:rPr>
-                <w:rFonts w:ascii="Arial" w:hAnsi="Arial" w:eastAsia="Arial"/>
+                <w:rFonts w:ascii="Arial" w:hAnsi="Arial" w:eastAsia="Arial" w:cs="Tahoma"/>
+                <w:sz w:val="18"/>
+              </w:rPr>
+            </w:r>
+            <w:r>
+              <w:rPr>
+                <w:rFonts w:ascii="Arial" w:hAnsi="Arial" w:eastAsia="Arial" w:cs="Tahoma"/>
                 <w:sz w:val="18"/>
               </w:rPr>
               <w:t>5</w:t>
@@ -7991,13 +8109,13 @@
             </w:pPr>
             <w:r>
               <w:rPr>
-                <w:rFonts w:ascii="Arial" w:hAnsi="Arial" w:eastAsia="Arial"/>
-                <w:sz w:val="18"/>
-              </w:rPr>
-            </w:r>
-            <w:r>
-              <w:rPr>
-                <w:rFonts w:ascii="Arial" w:hAnsi="Arial" w:eastAsia="Arial"/>
+                <w:rFonts w:ascii="Arial" w:hAnsi="Arial" w:eastAsia="Arial" w:cs="Tahoma"/>
+                <w:sz w:val="18"/>
+              </w:rPr>
+            </w:r>
+            <w:r>
+              <w:rPr>
+                <w:rFonts w:ascii="Arial" w:hAnsi="Arial" w:eastAsia="Arial" w:cs="Tahoma"/>
                 <w:sz w:val="18"/>
               </w:rPr>
               <w:t>insert คู่ใหม่ verify_status = W, created_by = ALM (PK จาก SEQ_fgi_impact_stores)</w:t>
@@ -8021,13 +8139,13 @@
             </w:pPr>
             <w:r>
               <w:rPr>
-                <w:rFonts w:ascii="Arial" w:hAnsi="Arial" w:eastAsia="Arial"/>
-                <w:sz w:val="18"/>
-              </w:rPr>
-            </w:r>
-            <w:r>
-              <w:rPr>
-                <w:rFonts w:ascii="Arial" w:hAnsi="Arial" w:eastAsia="Arial"/>
+                <w:rFonts w:ascii="Arial" w:hAnsi="Arial" w:eastAsia="Arial" w:cs="Tahoma"/>
+                <w:sz w:val="18"/>
+              </w:rPr>
+            </w:r>
+            <w:r>
+              <w:rPr>
+                <w:rFonts w:ascii="Arial" w:hAnsi="Arial" w:eastAsia="Arial" w:cs="Tahoma"/>
                 <w:sz w:val="18"/>
               </w:rPr>
               <w:t>6</w:t>
@@ -8046,13 +8164,13 @@
             </w:pPr>
             <w:r>
               <w:rPr>
-                <w:rFonts w:ascii="Arial" w:hAnsi="Arial" w:eastAsia="Arial"/>
-                <w:sz w:val="18"/>
-              </w:rPr>
-            </w:r>
-            <w:r>
-              <w:rPr>
-                <w:rFonts w:ascii="Arial" w:hAnsi="Arial" w:eastAsia="Arial"/>
+                <w:rFonts w:ascii="Arial" w:hAnsi="Arial" w:eastAsia="Arial" w:cs="Tahoma"/>
+                <w:sz w:val="18"/>
+              </w:rPr>
+            </w:r>
+            <w:r>
+              <w:rPr>
+                <w:rFonts w:ascii="Arial" w:hAnsi="Arial" w:eastAsia="Arial" w:cs="Tahoma"/>
                 <w:sz w:val="18"/>
               </w:rPr>
               <w:t>เติมข้อมูล master และ enrichment data (INNER JOIN — ถ้า master ไม่ครบ แถวจะหลุดหายเงียบ ๆ)</w:t>
@@ -8076,13 +8194,13 @@
             </w:pPr>
             <w:r>
               <w:rPr>
-                <w:rFonts w:ascii="Arial" w:hAnsi="Arial" w:eastAsia="Arial"/>
-                <w:sz w:val="18"/>
-              </w:rPr>
-            </w:r>
-            <w:r>
-              <w:rPr>
-                <w:rFonts w:ascii="Arial" w:hAnsi="Arial" w:eastAsia="Arial"/>
+                <w:rFonts w:ascii="Arial" w:hAnsi="Arial" w:eastAsia="Arial" w:cs="Tahoma"/>
+                <w:sz w:val="18"/>
+              </w:rPr>
+            </w:r>
+            <w:r>
+              <w:rPr>
+                <w:rFonts w:ascii="Arial" w:hAnsi="Arial" w:eastAsia="Arial" w:cs="Tahoma"/>
                 <w:sz w:val="18"/>
               </w:rPr>
               <w:t>7</w:t>
@@ -8101,13 +8219,13 @@
             </w:pPr>
             <w:r>
               <w:rPr>
-                <w:rFonts w:ascii="Arial" w:hAnsi="Arial" w:eastAsia="Arial"/>
-                <w:sz w:val="18"/>
-              </w:rPr>
-            </w:r>
-            <w:r>
-              <w:rPr>
-                <w:rFonts w:ascii="Arial" w:hAnsi="Arial" w:eastAsia="Arial"/>
+                <w:rFonts w:ascii="Arial" w:hAnsi="Arial" w:eastAsia="Arial" w:cs="Tahoma"/>
+                <w:sz w:val="18"/>
+              </w:rPr>
+            </w:r>
+            <w:r>
+              <w:rPr>
+                <w:rFonts w:ascii="Arial" w:hAnsi="Arial" w:eastAsia="Arial" w:cs="Tahoma"/>
                 <w:sz w:val="18"/>
               </w:rPr>
               <w:t>ผ่านกฎ DENY? (ตรวจก่อน ON_PROCESS) | No: verify_status = N (Deny) (DENY: สาขา N=F / juristic เดียวกัน / สัญญา SBP ไม่คลุมงวด / เก่ากว่า 12 เดือน)</w:t>
@@ -8131,13 +8249,13 @@
             </w:pPr>
             <w:r>
               <w:rPr>
-                <w:rFonts w:ascii="Arial" w:hAnsi="Arial" w:eastAsia="Arial"/>
-                <w:sz w:val="18"/>
-              </w:rPr>
-            </w:r>
-            <w:r>
-              <w:rPr>
-                <w:rFonts w:ascii="Arial" w:hAnsi="Arial" w:eastAsia="Arial"/>
+                <w:rFonts w:ascii="Arial" w:hAnsi="Arial" w:eastAsia="Arial" w:cs="Tahoma"/>
+                <w:sz w:val="18"/>
+              </w:rPr>
+            </w:r>
+            <w:r>
+              <w:rPr>
+                <w:rFonts w:ascii="Arial" w:hAnsi="Arial" w:eastAsia="Arial" w:cs="Tahoma"/>
                 <w:sz w:val="18"/>
               </w:rPr>
               <w:t>8</w:t>
@@ -8156,13 +8274,13 @@
             </w:pPr>
             <w:r>
               <w:rPr>
-                <w:rFonts w:ascii="Arial" w:hAnsi="Arial" w:eastAsia="Arial"/>
-                <w:sz w:val="18"/>
-              </w:rPr>
-            </w:r>
-            <w:r>
-              <w:rPr>
-                <w:rFonts w:ascii="Arial" w:hAnsi="Arial" w:eastAsia="Arial"/>
+                <w:rFonts w:ascii="Arial" w:hAnsi="Arial" w:eastAsia="Arial" w:cs="Tahoma"/>
+                <w:sz w:val="18"/>
+              </w:rPr>
+            </w:r>
+            <w:r>
+              <w:rPr>
+                <w:rFonts w:ascii="Arial" w:hAnsi="Arial" w:eastAsia="Arial" w:cs="Tahoma"/>
                 <w:sz w:val="18"/>
               </w:rPr>
               <w:t>เข้าเงื่อนไข ON_PROCESS หรือ created_by = STA? | No: คงค่า W (รอตรวจสอบ) (แหล่ง STA เข้าสถานะ P ได้อัตโนมัติ)</w:t>
@@ -8186,13 +8304,13 @@
             </w:pPr>
             <w:r>
               <w:rPr>
-                <w:rFonts w:ascii="Arial" w:hAnsi="Arial" w:eastAsia="Arial"/>
-                <w:sz w:val="18"/>
-              </w:rPr>
-            </w:r>
-            <w:r>
-              <w:rPr>
-                <w:rFonts w:ascii="Arial" w:hAnsi="Arial" w:eastAsia="Arial"/>
+                <w:rFonts w:ascii="Arial" w:hAnsi="Arial" w:eastAsia="Arial" w:cs="Tahoma"/>
+                <w:sz w:val="18"/>
+              </w:rPr>
+            </w:r>
+            <w:r>
+              <w:rPr>
+                <w:rFonts w:ascii="Arial" w:hAnsi="Arial" w:eastAsia="Arial" w:cs="Tahoma"/>
                 <w:sz w:val="18"/>
               </w:rPr>
               <w:t>9</w:t>
@@ -8211,13 +8329,13 @@
             </w:pPr>
             <w:r>
               <w:rPr>
-                <w:rFonts w:ascii="Arial" w:hAnsi="Arial" w:eastAsia="Arial"/>
-                <w:sz w:val="18"/>
-              </w:rPr>
-            </w:r>
-            <w:r>
-              <w:rPr>
-                <w:rFonts w:ascii="Arial" w:hAnsi="Arial" w:eastAsia="Arial"/>
+                <w:rFonts w:ascii="Arial" w:hAnsi="Arial" w:eastAsia="Arial" w:cs="Tahoma"/>
+                <w:sz w:val="18"/>
+              </w:rPr>
+            </w:r>
+            <w:r>
+              <w:rPr>
+                <w:rFonts w:ascii="Arial" w:hAnsi="Arial" w:eastAsia="Arial" w:cs="Tahoma"/>
                 <w:sz w:val="18"/>
               </w:rPr>
               <w:t>verify_status = P (On Process) แล้ววนจนครบทุกแถว</w:t>
@@ -8241,13 +8359,13 @@
             </w:pPr>
             <w:r>
               <w:rPr>
-                <w:rFonts w:ascii="Arial" w:hAnsi="Arial" w:eastAsia="Arial"/>
-                <w:sz w:val="18"/>
-              </w:rPr>
-            </w:r>
-            <w:r>
-              <w:rPr>
-                <w:rFonts w:ascii="Arial" w:hAnsi="Arial" w:eastAsia="Arial"/>
+                <w:rFonts w:ascii="Arial" w:hAnsi="Arial" w:eastAsia="Arial" w:cs="Tahoma"/>
+                <w:sz w:val="18"/>
+              </w:rPr>
+            </w:r>
+            <w:r>
+              <w:rPr>
+                <w:rFonts w:ascii="Arial" w:hAnsi="Arial" w:eastAsia="Arial" w:cs="Tahoma"/>
                 <w:sz w:val="18"/>
               </w:rPr>
               <w:t>10</w:t>
@@ -8266,13 +8384,13 @@
             </w:pPr>
             <w:r>
               <w:rPr>
-                <w:rFonts w:ascii="Arial" w:hAnsi="Arial" w:eastAsia="Arial"/>
-                <w:sz w:val="18"/>
-              </w:rPr>
-            </w:r>
-            <w:r>
-              <w:rPr>
-                <w:rFonts w:ascii="Arial" w:hAnsi="Arial" w:eastAsia="Arial"/>
+                <w:rFonts w:ascii="Arial" w:hAnsi="Arial" w:eastAsia="Arial" w:cs="Tahoma"/>
+                <w:sz w:val="18"/>
+              </w:rPr>
+            </w:r>
+            <w:r>
+              <w:rPr>
+                <w:rFonts w:ascii="Arial" w:hAnsi="Arial" w:eastAsia="Arial" w:cs="Tahoma"/>
                 <w:sz w:val="18"/>
               </w:rPr>
               <w:t>จบ</w:t>
@@ -8378,7 +8496,7 @@
             <w:r/>
             <w:r>
               <w:rPr>
-                <w:rFonts w:ascii="Arial" w:hAnsi="Arial" w:eastAsia="Arial"/>
+                <w:rFonts w:ascii="Arial" w:hAnsi="Arial" w:eastAsia="Arial" w:cs="Tahoma"/>
                 <w:b/>
                 <w:sz w:val="18"/>
               </w:rPr>
@@ -8400,7 +8518,7 @@
             <w:r/>
             <w:r>
               <w:rPr>
-                <w:rFonts w:ascii="Arial" w:hAnsi="Arial" w:eastAsia="Arial"/>
+                <w:rFonts w:ascii="Arial" w:hAnsi="Arial" w:eastAsia="Arial" w:cs="Tahoma"/>
                 <w:b/>
                 <w:sz w:val="18"/>
               </w:rPr>
@@ -8425,13 +8543,13 @@
             </w:pPr>
             <w:r>
               <w:rPr>
-                <w:rFonts w:ascii="Arial" w:hAnsi="Arial" w:eastAsia="Arial"/>
-                <w:sz w:val="18"/>
-              </w:rPr>
-            </w:r>
-            <w:r>
-              <w:rPr>
-                <w:rFonts w:ascii="Arial" w:hAnsi="Arial" w:eastAsia="Arial"/>
+                <w:rFonts w:ascii="Arial" w:hAnsi="Arial" w:eastAsia="Arial" w:cs="Tahoma"/>
+                <w:sz w:val="18"/>
+              </w:rPr>
+            </w:r>
+            <w:r>
+              <w:rPr>
+                <w:rFonts w:ascii="Arial" w:hAnsi="Arial" w:eastAsia="Arial" w:cs="Tahoma"/>
                 <w:sz w:val="18"/>
               </w:rPr>
               <w:t>1</w:t>
@@ -8450,13 +8568,13 @@
             </w:pPr>
             <w:r>
               <w:rPr>
-                <w:rFonts w:ascii="Arial" w:hAnsi="Arial" w:eastAsia="Arial"/>
-                <w:sz w:val="18"/>
-              </w:rPr>
-            </w:r>
-            <w:r>
-              <w:rPr>
-                <w:rFonts w:ascii="Arial" w:hAnsi="Arial" w:eastAsia="Arial"/>
+                <w:rFonts w:ascii="Arial" w:hAnsi="Arial" w:eastAsia="Arial" w:cs="Tahoma"/>
+                <w:sz w:val="18"/>
+              </w:rPr>
+            </w:r>
+            <w:r>
+              <w:rPr>
+                <w:rFonts w:ascii="Arial" w:hAnsi="Arial" w:eastAsia="Arial" w:cs="Tahoma"/>
                 <w:sz w:val="18"/>
               </w:rPr>
               <w:t>รันตามตารางเวลาแล้วผลถูกต้องบน fixture</w:t>
@@ -8480,13 +8598,13 @@
             </w:pPr>
             <w:r>
               <w:rPr>
-                <w:rFonts w:ascii="Arial" w:hAnsi="Arial" w:eastAsia="Arial"/>
-                <w:sz w:val="18"/>
-              </w:rPr>
-            </w:r>
-            <w:r>
-              <w:rPr>
-                <w:rFonts w:ascii="Arial" w:hAnsi="Arial" w:eastAsia="Arial"/>
+                <w:rFonts w:ascii="Arial" w:hAnsi="Arial" w:eastAsia="Arial" w:cs="Tahoma"/>
+                <w:sz w:val="18"/>
+              </w:rPr>
+            </w:r>
+            <w:r>
+              <w:rPr>
+                <w:rFonts w:ascii="Arial" w:hAnsi="Arial" w:eastAsia="Arial" w:cs="Tahoma"/>
                 <w:sz w:val="18"/>
               </w:rPr>
               <w:t>2</w:t>
@@ -8505,13 +8623,13 @@
             </w:pPr>
             <w:r>
               <w:rPr>
-                <w:rFonts w:ascii="Arial" w:hAnsi="Arial" w:eastAsia="Arial"/>
-                <w:sz w:val="18"/>
-              </w:rPr>
-            </w:r>
-            <w:r>
-              <w:rPr>
-                <w:rFonts w:ascii="Arial" w:hAnsi="Arial" w:eastAsia="Arial"/>
+                <w:rFonts w:ascii="Arial" w:hAnsi="Arial" w:eastAsia="Arial" w:cs="Tahoma"/>
+                <w:sz w:val="18"/>
+              </w:rPr>
+            </w:r>
+            <w:r>
+              <w:rPr>
+                <w:rFonts w:ascii="Arial" w:hAnsi="Arial" w:eastAsia="Arial" w:cs="Tahoma"/>
                 <w:sz w:val="18"/>
               </w:rPr>
               <w:t>รันนอกรอบผ่าน CLI ได้ผลเดียวกับ cron</w:t>
@@ -8535,13 +8653,13 @@
             </w:pPr>
             <w:r>
               <w:rPr>
-                <w:rFonts w:ascii="Arial" w:hAnsi="Arial" w:eastAsia="Arial"/>
-                <w:sz w:val="18"/>
-              </w:rPr>
-            </w:r>
-            <w:r>
-              <w:rPr>
-                <w:rFonts w:ascii="Arial" w:hAnsi="Arial" w:eastAsia="Arial"/>
+                <w:rFonts w:ascii="Arial" w:hAnsi="Arial" w:eastAsia="Arial" w:cs="Tahoma"/>
+                <w:sz w:val="18"/>
+              </w:rPr>
+            </w:r>
+            <w:r>
+              <w:rPr>
+                <w:rFonts w:ascii="Arial" w:hAnsi="Arial" w:eastAsia="Arial" w:cs="Tahoma"/>
                 <w:sz w:val="18"/>
               </w:rPr>
               <w:t>3</w:t>
@@ -8560,13 +8678,13 @@
             </w:pPr>
             <w:r>
               <w:rPr>
-                <w:rFonts w:ascii="Arial" w:hAnsi="Arial" w:eastAsia="Arial"/>
-                <w:sz w:val="18"/>
-              </w:rPr>
-            </w:r>
-            <w:r>
-              <w:rPr>
-                <w:rFonts w:ascii="Arial" w:hAnsi="Arial" w:eastAsia="Arial"/>
+                <w:rFonts w:ascii="Arial" w:hAnsi="Arial" w:eastAsia="Arial" w:cs="Tahoma"/>
+                <w:sz w:val="18"/>
+              </w:rPr>
+            </w:r>
+            <w:r>
+              <w:rPr>
+                <w:rFonts w:ascii="Arial" w:hAnsi="Arial" w:eastAsia="Arial" w:cs="Tahoma"/>
                 <w:sz w:val="18"/>
               </w:rPr>
               <w:t>สั่งรันซ้อนขณะกำลังรัน → runner ปฏิเสธ (lock ทำงาน)</w:t>
@@ -8590,13 +8708,13 @@
             </w:pPr>
             <w:r>
               <w:rPr>
-                <w:rFonts w:ascii="Arial" w:hAnsi="Arial" w:eastAsia="Arial"/>
-                <w:sz w:val="18"/>
-              </w:rPr>
-            </w:r>
-            <w:r>
-              <w:rPr>
-                <w:rFonts w:ascii="Arial" w:hAnsi="Arial" w:eastAsia="Arial"/>
+                <w:rFonts w:ascii="Arial" w:hAnsi="Arial" w:eastAsia="Arial" w:cs="Tahoma"/>
+                <w:sz w:val="18"/>
+              </w:rPr>
+            </w:r>
+            <w:r>
+              <w:rPr>
+                <w:rFonts w:ascii="Arial" w:hAnsi="Arial" w:eastAsia="Arial" w:cs="Tahoma"/>
                 <w:sz w:val="18"/>
               </w:rPr>
               <w:t>4</w:t>
@@ -8615,13 +8733,13 @@
             </w:pPr>
             <w:r>
               <w:rPr>
-                <w:rFonts w:ascii="Arial" w:hAnsi="Arial" w:eastAsia="Arial"/>
-                <w:sz w:val="18"/>
-              </w:rPr>
-            </w:r>
-            <w:r>
-              <w:rPr>
-                <w:rFonts w:ascii="Arial" w:hAnsi="Arial" w:eastAsia="Arial"/>
+                <w:rFonts w:ascii="Arial" w:hAnsi="Arial" w:eastAsia="Arial" w:cs="Tahoma"/>
+                <w:sz w:val="18"/>
+              </w:rPr>
+            </w:r>
+            <w:r>
+              <w:rPr>
+                <w:rFonts w:ascii="Arial" w:hAnsi="Arial" w:eastAsia="Arial" w:cs="Tahoma"/>
                 <w:sz w:val="18"/>
               </w:rPr>
               <w:t>แก้ config แล้ว deploy → รอบถัดไปใช้ค่าใหม่</w:t>
@@ -8645,13 +8763,13 @@
             </w:pPr>
             <w:r>
               <w:rPr>
-                <w:rFonts w:ascii="Arial" w:hAnsi="Arial" w:eastAsia="Arial"/>
-                <w:sz w:val="18"/>
-              </w:rPr>
-            </w:r>
-            <w:r>
-              <w:rPr>
-                <w:rFonts w:ascii="Arial" w:hAnsi="Arial" w:eastAsia="Arial"/>
+                <w:rFonts w:ascii="Arial" w:hAnsi="Arial" w:eastAsia="Arial" w:cs="Tahoma"/>
+                <w:sz w:val="18"/>
+              </w:rPr>
+            </w:r>
+            <w:r>
+              <w:rPr>
+                <w:rFonts w:ascii="Arial" w:hAnsi="Arial" w:eastAsia="Arial" w:cs="Tahoma"/>
                 <w:sz w:val="18"/>
               </w:rPr>
               <w:t>5</w:t>
@@ -8670,13 +8788,13 @@
             </w:pPr>
             <w:r>
               <w:rPr>
-                <w:rFonts w:ascii="Arial" w:hAnsi="Arial" w:eastAsia="Arial"/>
-                <w:sz w:val="18"/>
-              </w:rPr>
-            </w:r>
-            <w:r>
-              <w:rPr>
-                <w:rFonts w:ascii="Arial" w:hAnsi="Arial" w:eastAsia="Arial"/>
+                <w:rFonts w:ascii="Arial" w:hAnsi="Arial" w:eastAsia="Arial" w:cs="Tahoma"/>
+                <w:sz w:val="18"/>
+              </w:rPr>
+            </w:r>
+            <w:r>
+              <w:rPr>
+                <w:rFonts w:ascii="Arial" w:hAnsi="Arial" w:eastAsia="Arial" w:cs="Tahoma"/>
                 <w:sz w:val="18"/>
               </w:rPr>
               <w:t>job throw error → EM-07 ออก และ log มีบรรทัด error</w:t>
@@ -8700,13 +8818,13 @@
             </w:pPr>
             <w:r>
               <w:rPr>
-                <w:rFonts w:ascii="Arial" w:hAnsi="Arial" w:eastAsia="Arial"/>
-                <w:sz w:val="18"/>
-              </w:rPr>
-            </w:r>
-            <w:r>
-              <w:rPr>
-                <w:rFonts w:ascii="Arial" w:hAnsi="Arial" w:eastAsia="Arial"/>
+                <w:rFonts w:ascii="Arial" w:hAnsi="Arial" w:eastAsia="Arial" w:cs="Tahoma"/>
+                <w:sz w:val="18"/>
+              </w:rPr>
+            </w:r>
+            <w:r>
+              <w:rPr>
+                <w:rFonts w:ascii="Arial" w:hAnsi="Arial" w:eastAsia="Arial" w:cs="Tahoma"/>
                 <w:sz w:val="18"/>
               </w:rPr>
               <w:t>6</w:t>
@@ -8725,13 +8843,13 @@
             </w:pPr>
             <w:r>
               <w:rPr>
-                <w:rFonts w:ascii="Arial" w:hAnsi="Arial" w:eastAsia="Arial"/>
-                <w:sz w:val="18"/>
-              </w:rPr>
-            </w:r>
-            <w:r>
-              <w:rPr>
-                <w:rFonts w:ascii="Arial" w:hAnsi="Arial" w:eastAsia="Arial"/>
+                <w:rFonts w:ascii="Arial" w:hAnsi="Arial" w:eastAsia="Arial" w:cs="Tahoma"/>
+                <w:sz w:val="18"/>
+              </w:rPr>
+            </w:r>
+            <w:r>
+              <w:rPr>
+                <w:rFonts w:ascii="Arial" w:hAnsi="Arial" w:eastAsia="Arial" w:cs="Tahoma"/>
                 <w:sz w:val="18"/>
               </w:rPr>
               <w:t>ตรวจผลกระทบตารางตาม R/W mapping reference</w:t>
@@ -8741,6 +8859,959 @@
       </w:tr>
     </w:tbl>
     <w:p/>
+    <w:p>
+      <w:pPr>
+        <w:pStyle w:val="Heading1"/>
+        <w:keepNext/>
+        <w:keepLines/>
+        <w:pageBreakBefore w:val="0"/>
+      </w:pPr>
+      <w:r>
+        <w:t>13. Unit Test Scope</w:t>
+      </w:r>
+    </w:p>
+    <w:p>
+      <w:pPr>
+        <w:keepNext w:val="0"/>
+      </w:pPr>
+      <w:r>
+        <w:rPr>
+          <w:b/>
+        </w:rPr>
+        <w:t>5 ชั่วโมง</w:t>
+      </w:r>
+      <w:r>
+        <w:t xml:space="preserve"> (30% ของ implementation 14 ชั่วโมง) · เครื่องมือ: Jest + mock repository/DataSource (ไม่ต่อ DB จริง)</w:t>
+      </w:r>
+    </w:p>
+    <w:p>
+      <w:r>
+        <w:t xml:space="preserve">หัวข้อนี้คือ </w:t>
+      </w:r>
+      <w:r>
+        <w:rPr>
+          <w:b/>
+        </w:rPr>
+        <w:t>unit test</w:t>
+      </w:r>
+      <w:r>
+        <w:t xml:space="preserve"> ที่ต้องเขียนคู่กับโค้ด — ต่างจาก *Developer Test Checklist* ซึ่งเป็น scenario ระดับ end-to-end/manual ที่ใช้ตอนตรวจรับ · รายการด้านล่าง derive จาก field/validation, acceptance criteria, endpoint และตารางที่เอกสารนี้เขียน</w:t>
+      </w:r>
+    </w:p>
+    <w:tbl>
+      <w:tblPr>
+        <w:tblStyle w:val="TableGrid"/>
+        <w:tblW w:type="auto" w:w="0"/>
+        <w:jc w:val="center"/>
+        <w:tblLook w:firstColumn="1" w:firstRow="1" w:lastColumn="0" w:lastRow="0" w:noHBand="0" w:noVBand="1" w:val="04A0"/>
+      </w:tblPr>
+      <w:tblGrid>
+        <w:gridCol w:w="3360"/>
+        <w:gridCol w:w="3360"/>
+        <w:gridCol w:w="3360"/>
+      </w:tblGrid>
+      <w:tr>
+        <w:trPr>
+          <w:cantSplit/>
+        </w:trPr>
+        <w:tc>
+          <w:tcPr>
+            <w:tcW w:type="dxa" w:w="3360"/>
+            <w:vAlign w:val="center"/>
+            <w:shd w:fill="E8EEF5"/>
+          </w:tcPr>
+          <w:p>
+            <w:pPr>
+              <w:keepLines/>
+              <w:spacing w:after="0"/>
+            </w:pPr>
+            <w:r/>
+            <w:r>
+              <w:rPr>
+                <w:rFonts w:ascii="Arial" w:hAnsi="Arial" w:eastAsia="Arial" w:cs="Tahoma"/>
+                <w:b/>
+                <w:sz w:val="18"/>
+              </w:rPr>
+              <w:t>สิ่งที่ทดสอบ</w:t>
+            </w:r>
+          </w:p>
+        </w:tc>
+        <w:tc>
+          <w:tcPr>
+            <w:tcW w:type="dxa" w:w="3360"/>
+            <w:vAlign w:val="center"/>
+            <w:shd w:fill="E8EEF5"/>
+          </w:tcPr>
+          <w:p>
+            <w:pPr>
+              <w:keepLines/>
+              <w:spacing w:after="0"/>
+            </w:pPr>
+            <w:r/>
+            <w:r>
+              <w:rPr>
+                <w:rFonts w:ascii="Arial" w:hAnsi="Arial" w:eastAsia="Arial" w:cs="Tahoma"/>
+                <w:b/>
+                <w:sz w:val="18"/>
+              </w:rPr>
+              <w:t>ประเภท</w:t>
+            </w:r>
+          </w:p>
+        </w:tc>
+        <w:tc>
+          <w:tcPr>
+            <w:tcW w:type="dxa" w:w="3360"/>
+            <w:vAlign w:val="center"/>
+            <w:shd w:fill="E8EEF5"/>
+          </w:tcPr>
+          <w:p>
+            <w:pPr>
+              <w:keepLines/>
+              <w:spacing w:after="0"/>
+            </w:pPr>
+            <w:r/>
+            <w:r>
+              <w:rPr>
+                <w:rFonts w:ascii="Arial" w:hAnsi="Arial" w:eastAsia="Arial" w:cs="Tahoma"/>
+                <w:b/>
+                <w:sz w:val="18"/>
+              </w:rPr>
+              <w:t>เกณฑ์ผ่าน</w:t>
+            </w:r>
+          </w:p>
+        </w:tc>
+      </w:tr>
+      <w:tr>
+        <w:trPr>
+          <w:cantSplit/>
+        </w:trPr>
+        <w:tc>
+          <w:tcPr>
+            <w:tcW w:type="dxa" w:w="3360"/>
+            <w:vAlign w:val="center"/>
+          </w:tcPr>
+          <w:p>
+            <w:pPr>
+              <w:keepLines/>
+              <w:spacing w:after="0"/>
+            </w:pPr>
+            <w:r>
+              <w:rPr>
+                <w:rFonts w:ascii="Arial" w:hAnsi="Arial" w:eastAsia="Arial" w:cs="Tahoma"/>
+                <w:sz w:val="18"/>
+              </w:rPr>
+            </w:r>
+            <w:r>
+              <w:rPr>
+                <w:rFonts w:ascii="Arial" w:hAnsi="Arial" w:eastAsia="Arial" w:cs="Tahoma"/>
+                <w:color w:val="8A3324"/>
+                <w:sz w:val="18"/>
+              </w:rPr>
+              <w:t>Branch Type ที่เข้าเกณฑ์</w:t>
+            </w:r>
+          </w:p>
+        </w:tc>
+        <w:tc>
+          <w:tcPr>
+            <w:tcW w:type="dxa" w:w="3360"/>
+            <w:vAlign w:val="center"/>
+          </w:tcPr>
+          <w:p>
+            <w:pPr>
+              <w:keepLines/>
+              <w:spacing w:after="0"/>
+            </w:pPr>
+            <w:r>
+              <w:rPr>
+                <w:rFonts w:ascii="Arial" w:hAnsi="Arial" w:eastAsia="Arial" w:cs="Tahoma"/>
+                <w:sz w:val="18"/>
+              </w:rPr>
+            </w:r>
+            <w:r>
+              <w:rPr>
+                <w:rFonts w:ascii="Arial" w:hAnsi="Arial" w:eastAsia="Arial" w:cs="Tahoma"/>
+                <w:sz w:val="18"/>
+              </w:rPr>
+              <w:t>rule</w:t>
+            </w:r>
+          </w:p>
+        </w:tc>
+        <w:tc>
+          <w:tcPr>
+            <w:tcW w:type="dxa" w:w="3360"/>
+            <w:vAlign w:val="center"/>
+          </w:tcPr>
+          <w:p>
+            <w:pPr>
+              <w:keepLines/>
+              <w:spacing w:after="0"/>
+            </w:pPr>
+            <w:r>
+              <w:rPr>
+                <w:rFonts w:ascii="Arial" w:hAnsi="Arial" w:eastAsia="Arial" w:cs="Tahoma"/>
+                <w:sz w:val="18"/>
+              </w:rPr>
+            </w:r>
+            <w:r>
+              <w:rPr>
+                <w:rFonts w:ascii="Arial" w:hAnsi="Arial" w:eastAsia="Arial" w:cs="Tahoma"/>
+                <w:sz w:val="18"/>
+              </w:rPr>
+              <w:t>ใช้กฎกับข้อมูลตัวอย่างแล้วได้ผลตามที่ระบุ — B, FAM, FB1, FB2, FC1, FVB, FVC, FPT1</w:t>
+            </w:r>
+          </w:p>
+        </w:tc>
+      </w:tr>
+      <w:tr>
+        <w:trPr>
+          <w:cantSplit/>
+        </w:trPr>
+        <w:tc>
+          <w:tcPr>
+            <w:tcW w:type="dxa" w:w="3360"/>
+            <w:vAlign w:val="center"/>
+          </w:tcPr>
+          <w:p>
+            <w:pPr>
+              <w:keepLines/>
+              <w:spacing w:after="0"/>
+            </w:pPr>
+            <w:r>
+              <w:rPr>
+                <w:rFonts w:ascii="Arial" w:hAnsi="Arial" w:eastAsia="Arial" w:cs="Tahoma"/>
+                <w:sz w:val="18"/>
+              </w:rPr>
+            </w:r>
+            <w:r>
+              <w:rPr>
+                <w:rFonts w:ascii="Arial" w:hAnsi="Arial" w:eastAsia="Arial" w:cs="Tahoma"/>
+                <w:color w:val="8A3324"/>
+                <w:sz w:val="18"/>
+              </w:rPr>
+              <w:t>กฎ DENY (ตรวจก่อน ON_PROCESS)</w:t>
+            </w:r>
+          </w:p>
+        </w:tc>
+        <w:tc>
+          <w:tcPr>
+            <w:tcW w:type="dxa" w:w="3360"/>
+            <w:vAlign w:val="center"/>
+          </w:tcPr>
+          <w:p>
+            <w:pPr>
+              <w:keepLines/>
+              <w:spacing w:after="0"/>
+            </w:pPr>
+            <w:r>
+              <w:rPr>
+                <w:rFonts w:ascii="Arial" w:hAnsi="Arial" w:eastAsia="Arial" w:cs="Tahoma"/>
+                <w:sz w:val="18"/>
+              </w:rPr>
+            </w:r>
+            <w:r>
+              <w:rPr>
+                <w:rFonts w:ascii="Arial" w:hAnsi="Arial" w:eastAsia="Arial" w:cs="Tahoma"/>
+                <w:sz w:val="18"/>
+              </w:rPr>
+              <w:t>rule</w:t>
+            </w:r>
+          </w:p>
+        </w:tc>
+        <w:tc>
+          <w:tcPr>
+            <w:tcW w:type="dxa" w:w="3360"/>
+            <w:vAlign w:val="center"/>
+          </w:tcPr>
+          <w:p>
+            <w:pPr>
+              <w:keepLines/>
+              <w:spacing w:after="0"/>
+            </w:pPr>
+            <w:r>
+              <w:rPr>
+                <w:rFonts w:ascii="Arial" w:hAnsi="Arial" w:eastAsia="Arial" w:cs="Tahoma"/>
+                <w:sz w:val="18"/>
+              </w:rPr>
+            </w:r>
+            <w:r>
+              <w:rPr>
+                <w:rFonts w:ascii="Arial" w:hAnsi="Arial" w:eastAsia="Arial" w:cs="Tahoma"/>
+                <w:sz w:val="18"/>
+              </w:rPr>
+              <w:t>ใช้กฎกับข้อมูลตัวอย่างแล้วได้ผลตามที่ระบุ — สาขา N=F / juristic เดียวกัน / สัญญาไม่คลุมงวด / เก่ากว่า 12 เดือน</w:t>
+            </w:r>
+          </w:p>
+        </w:tc>
+      </w:tr>
+      <w:tr>
+        <w:trPr>
+          <w:cantSplit/>
+        </w:trPr>
+        <w:tc>
+          <w:tcPr>
+            <w:tcW w:type="dxa" w:w="3360"/>
+            <w:vAlign w:val="center"/>
+          </w:tcPr>
+          <w:p>
+            <w:pPr>
+              <w:keepLines/>
+              <w:spacing w:after="0"/>
+            </w:pPr>
+            <w:r>
+              <w:rPr>
+                <w:rFonts w:ascii="Arial" w:hAnsi="Arial" w:eastAsia="Arial" w:cs="Tahoma"/>
+                <w:sz w:val="18"/>
+              </w:rPr>
+            </w:r>
+            <w:r>
+              <w:rPr>
+                <w:rFonts w:ascii="Arial" w:hAnsi="Arial" w:eastAsia="Arial" w:cs="Tahoma"/>
+                <w:sz w:val="18"/>
+              </w:rPr>
+              <w:t>business rule</w:t>
+            </w:r>
+          </w:p>
+        </w:tc>
+        <w:tc>
+          <w:tcPr>
+            <w:tcW w:type="dxa" w:w="3360"/>
+            <w:vAlign w:val="center"/>
+          </w:tcPr>
+          <w:p>
+            <w:pPr>
+              <w:keepLines/>
+              <w:spacing w:after="0"/>
+            </w:pPr>
+            <w:r>
+              <w:rPr>
+                <w:rFonts w:ascii="Arial" w:hAnsi="Arial" w:eastAsia="Arial" w:cs="Tahoma"/>
+                <w:sz w:val="18"/>
+              </w:rPr>
+            </w:r>
+            <w:r>
+              <w:rPr>
+                <w:rFonts w:ascii="Arial" w:hAnsi="Arial" w:eastAsia="Arial" w:cs="Tahoma"/>
+                <w:sz w:val="18"/>
+              </w:rPr>
+              <w:t>logic</w:t>
+            </w:r>
+          </w:p>
+        </w:tc>
+        <w:tc>
+          <w:tcPr>
+            <w:tcW w:type="dxa" w:w="3360"/>
+            <w:vAlign w:val="center"/>
+          </w:tcPr>
+          <w:p>
+            <w:pPr>
+              <w:keepLines/>
+              <w:spacing w:after="0"/>
+            </w:pPr>
+            <w:r>
+              <w:rPr>
+                <w:rFonts w:ascii="Arial" w:hAnsi="Arial" w:eastAsia="Arial" w:cs="Tahoma"/>
+                <w:sz w:val="18"/>
+              </w:rPr>
+            </w:r>
+            <w:r>
+              <w:rPr>
+                <w:rFonts w:ascii="Arial" w:hAnsi="Arial" w:eastAsia="Arial" w:cs="Tahoma"/>
+                <w:sz w:val="18"/>
+              </w:rPr>
+              <w:t>พารามิเตอร์และ cron อ่านจาก backend config เท่านั้น — เปลี่ยนค่าโดย deploy config ไม่ใช่ผ่าน API/หน้าจอ</w:t>
+            </w:r>
+          </w:p>
+        </w:tc>
+      </w:tr>
+      <w:tr>
+        <w:trPr>
+          <w:cantSplit/>
+        </w:trPr>
+        <w:tc>
+          <w:tcPr>
+            <w:tcW w:type="dxa" w:w="3360"/>
+            <w:vAlign w:val="center"/>
+          </w:tcPr>
+          <w:p>
+            <w:pPr>
+              <w:keepLines/>
+              <w:spacing w:after="0"/>
+            </w:pPr>
+            <w:r>
+              <w:rPr>
+                <w:rFonts w:ascii="Arial" w:hAnsi="Arial" w:eastAsia="Arial" w:cs="Tahoma"/>
+                <w:sz w:val="18"/>
+              </w:rPr>
+            </w:r>
+            <w:r>
+              <w:rPr>
+                <w:rFonts w:ascii="Arial" w:hAnsi="Arial" w:eastAsia="Arial" w:cs="Tahoma"/>
+                <w:sz w:val="18"/>
+              </w:rPr>
+              <w:t>business rule</w:t>
+            </w:r>
+          </w:p>
+        </w:tc>
+        <w:tc>
+          <w:tcPr>
+            <w:tcW w:type="dxa" w:w="3360"/>
+            <w:vAlign w:val="center"/>
+          </w:tcPr>
+          <w:p>
+            <w:pPr>
+              <w:keepLines/>
+              <w:spacing w:after="0"/>
+            </w:pPr>
+            <w:r>
+              <w:rPr>
+                <w:rFonts w:ascii="Arial" w:hAnsi="Arial" w:eastAsia="Arial" w:cs="Tahoma"/>
+                <w:sz w:val="18"/>
+              </w:rPr>
+            </w:r>
+            <w:r>
+              <w:rPr>
+                <w:rFonts w:ascii="Arial" w:hAnsi="Arial" w:eastAsia="Arial" w:cs="Tahoma"/>
+                <w:sz w:val="18"/>
+              </w:rPr>
+              <w:t>logic</w:t>
+            </w:r>
+          </w:p>
+        </w:tc>
+        <w:tc>
+          <w:tcPr>
+            <w:tcW w:type="dxa" w:w="3360"/>
+            <w:vAlign w:val="center"/>
+          </w:tcPr>
+          <w:p>
+            <w:pPr>
+              <w:keepLines/>
+              <w:spacing w:after="0"/>
+            </w:pPr>
+            <w:r>
+              <w:rPr>
+                <w:rFonts w:ascii="Arial" w:hAnsi="Arial" w:eastAsia="Arial" w:cs="Tahoma"/>
+                <w:sz w:val="18"/>
+              </w:rPr>
+            </w:r>
+            <w:r>
+              <w:rPr>
+                <w:rFonts w:ascii="Arial" w:hAnsi="Arial" w:eastAsia="Arial" w:cs="Tahoma"/>
+                <w:sz w:val="18"/>
+              </w:rPr>
+              <w:t>การรันต้องตรวจ enabled flag ใน config และกันรันซ้อนด้วย distributed/advisory lock</w:t>
+            </w:r>
+          </w:p>
+        </w:tc>
+      </w:tr>
+      <w:tr>
+        <w:trPr>
+          <w:cantSplit/>
+        </w:trPr>
+        <w:tc>
+          <w:tcPr>
+            <w:tcW w:type="dxa" w:w="3360"/>
+            <w:vAlign w:val="center"/>
+          </w:tcPr>
+          <w:p>
+            <w:pPr>
+              <w:keepLines/>
+              <w:spacing w:after="0"/>
+            </w:pPr>
+            <w:r>
+              <w:rPr>
+                <w:rFonts w:ascii="Arial" w:hAnsi="Arial" w:eastAsia="Arial" w:cs="Tahoma"/>
+                <w:sz w:val="18"/>
+              </w:rPr>
+            </w:r>
+            <w:r>
+              <w:rPr>
+                <w:rFonts w:ascii="Arial" w:hAnsi="Arial" w:eastAsia="Arial" w:cs="Tahoma"/>
+                <w:sz w:val="18"/>
+              </w:rPr>
+              <w:t>business rule</w:t>
+            </w:r>
+          </w:p>
+        </w:tc>
+        <w:tc>
+          <w:tcPr>
+            <w:tcW w:type="dxa" w:w="3360"/>
+            <w:vAlign w:val="center"/>
+          </w:tcPr>
+          <w:p>
+            <w:pPr>
+              <w:keepLines/>
+              <w:spacing w:after="0"/>
+            </w:pPr>
+            <w:r>
+              <w:rPr>
+                <w:rFonts w:ascii="Arial" w:hAnsi="Arial" w:eastAsia="Arial" w:cs="Tahoma"/>
+                <w:sz w:val="18"/>
+              </w:rPr>
+            </w:r>
+            <w:r>
+              <w:rPr>
+                <w:rFonts w:ascii="Arial" w:hAnsi="Arial" w:eastAsia="Arial" w:cs="Tahoma"/>
+                <w:sz w:val="18"/>
+              </w:rPr>
+              <w:t>logic</w:t>
+            </w:r>
+          </w:p>
+        </w:tc>
+        <w:tc>
+          <w:tcPr>
+            <w:tcW w:type="dxa" w:w="3360"/>
+            <w:vAlign w:val="center"/>
+          </w:tcPr>
+          <w:p>
+            <w:pPr>
+              <w:keepLines/>
+              <w:spacing w:after="0"/>
+            </w:pPr>
+            <w:r>
+              <w:rPr>
+                <w:rFonts w:ascii="Arial" w:hAnsi="Arial" w:eastAsia="Arial" w:cs="Tahoma"/>
+                <w:sz w:val="18"/>
+              </w:rPr>
+            </w:r>
+            <w:r>
+              <w:rPr>
+                <w:rFonts w:ascii="Arial" w:hAnsi="Arial" w:eastAsia="Arial" w:cs="Tahoma"/>
+                <w:sz w:val="18"/>
+              </w:rPr>
+              <w:t>ทุกรอบต้องเขียน application log แบบ structured (เวลา/แถว/ไฟล์/ผล) และ error ต้องส่ง EM-07</w:t>
+            </w:r>
+          </w:p>
+        </w:tc>
+      </w:tr>
+      <w:tr>
+        <w:trPr>
+          <w:cantSplit/>
+        </w:trPr>
+        <w:tc>
+          <w:tcPr>
+            <w:tcW w:type="dxa" w:w="3360"/>
+            <w:vAlign w:val="center"/>
+          </w:tcPr>
+          <w:p>
+            <w:pPr>
+              <w:keepLines/>
+              <w:spacing w:after="0"/>
+            </w:pPr>
+            <w:r>
+              <w:rPr>
+                <w:rFonts w:ascii="Arial" w:hAnsi="Arial" w:eastAsia="Arial" w:cs="Tahoma"/>
+                <w:sz w:val="18"/>
+              </w:rPr>
+            </w:r>
+            <w:r>
+              <w:rPr>
+                <w:rFonts w:ascii="Arial" w:hAnsi="Arial" w:eastAsia="Arial" w:cs="Tahoma"/>
+                <w:sz w:val="18"/>
+              </w:rPr>
+              <w:t>business rule</w:t>
+            </w:r>
+          </w:p>
+        </w:tc>
+        <w:tc>
+          <w:tcPr>
+            <w:tcW w:type="dxa" w:w="3360"/>
+            <w:vAlign w:val="center"/>
+          </w:tcPr>
+          <w:p>
+            <w:pPr>
+              <w:keepLines/>
+              <w:spacing w:after="0"/>
+            </w:pPr>
+            <w:r>
+              <w:rPr>
+                <w:rFonts w:ascii="Arial" w:hAnsi="Arial" w:eastAsia="Arial" w:cs="Tahoma"/>
+                <w:sz w:val="18"/>
+              </w:rPr>
+            </w:r>
+            <w:r>
+              <w:rPr>
+                <w:rFonts w:ascii="Arial" w:hAnsi="Arial" w:eastAsia="Arial" w:cs="Tahoma"/>
+                <w:sz w:val="18"/>
+              </w:rPr>
+              <w:t>logic</w:t>
+            </w:r>
+          </w:p>
+        </w:tc>
+        <w:tc>
+          <w:tcPr>
+            <w:tcW w:type="dxa" w:w="3360"/>
+            <w:vAlign w:val="center"/>
+          </w:tcPr>
+          <w:p>
+            <w:pPr>
+              <w:keepLines/>
+              <w:spacing w:after="0"/>
+            </w:pPr>
+            <w:r>
+              <w:rPr>
+                <w:rFonts w:ascii="Arial" w:hAnsi="Arial" w:eastAsia="Arial" w:cs="Tahoma"/>
+                <w:sz w:val="18"/>
+              </w:rPr>
+            </w:r>
+            <w:r>
+              <w:rPr>
+                <w:rFonts w:ascii="Arial" w:hAnsi="Arial" w:eastAsia="Arial" w:cs="Tahoma"/>
+                <w:sz w:val="18"/>
+              </w:rPr>
+              <w:t>DB/table mapping ใช้เป็น reference สำหรับ implement Job เท่านั้น ไม่ใช่งานสร้างหน้า Database</w:t>
+            </w:r>
+          </w:p>
+        </w:tc>
+      </w:tr>
+      <w:tr>
+        <w:trPr>
+          <w:cantSplit/>
+        </w:trPr>
+        <w:tc>
+          <w:tcPr>
+            <w:tcW w:type="dxa" w:w="3360"/>
+            <w:vAlign w:val="center"/>
+          </w:tcPr>
+          <w:p>
+            <w:pPr>
+              <w:keepLines/>
+              <w:spacing w:after="0"/>
+            </w:pPr>
+            <w:r>
+              <w:rPr>
+                <w:rFonts w:ascii="Arial" w:hAnsi="Arial" w:eastAsia="Arial" w:cs="Tahoma"/>
+                <w:sz w:val="18"/>
+              </w:rPr>
+            </w:r>
+            <w:r>
+              <w:rPr>
+                <w:rFonts w:ascii="Arial" w:hAnsi="Arial" w:eastAsia="Arial" w:cs="Tahoma"/>
+                <w:sz w:val="18"/>
+              </w:rPr>
+              <w:t>business rule</w:t>
+            </w:r>
+          </w:p>
+        </w:tc>
+        <w:tc>
+          <w:tcPr>
+            <w:tcW w:type="dxa" w:w="3360"/>
+            <w:vAlign w:val="center"/>
+          </w:tcPr>
+          <w:p>
+            <w:pPr>
+              <w:keepLines/>
+              <w:spacing w:after="0"/>
+            </w:pPr>
+            <w:r>
+              <w:rPr>
+                <w:rFonts w:ascii="Arial" w:hAnsi="Arial" w:eastAsia="Arial" w:cs="Tahoma"/>
+                <w:sz w:val="18"/>
+              </w:rPr>
+            </w:r>
+            <w:r>
+              <w:rPr>
+                <w:rFonts w:ascii="Arial" w:hAnsi="Arial" w:eastAsia="Arial" w:cs="Tahoma"/>
+                <w:sz w:val="18"/>
+              </w:rPr>
+              <w:t>logic</w:t>
+            </w:r>
+          </w:p>
+        </w:tc>
+        <w:tc>
+          <w:tcPr>
+            <w:tcW w:type="dxa" w:w="3360"/>
+            <w:vAlign w:val="center"/>
+          </w:tcPr>
+          <w:p>
+            <w:pPr>
+              <w:keepLines/>
+              <w:spacing w:after="0"/>
+            </w:pPr>
+            <w:r>
+              <w:rPr>
+                <w:rFonts w:ascii="Arial" w:hAnsi="Arial" w:eastAsia="Arial" w:cs="Tahoma"/>
+                <w:sz w:val="18"/>
+              </w:rPr>
+            </w:r>
+            <w:r>
+              <w:rPr>
+                <w:rFonts w:ascii="Arial" w:hAnsi="Arial" w:eastAsia="Arial" w:cs="Tahoma"/>
+                <w:sz w:val="18"/>
+              </w:rPr>
+              <w:t>รองรับ rerun rule และ risk note ตาม runbook</w:t>
+            </w:r>
+          </w:p>
+        </w:tc>
+      </w:tr>
+      <w:tr>
+        <w:trPr>
+          <w:cantSplit/>
+        </w:trPr>
+        <w:tc>
+          <w:tcPr>
+            <w:tcW w:type="dxa" w:w="3360"/>
+            <w:vAlign w:val="center"/>
+          </w:tcPr>
+          <w:p>
+            <w:pPr>
+              <w:keepLines/>
+              <w:spacing w:after="0"/>
+            </w:pPr>
+            <w:r>
+              <w:rPr>
+                <w:rFonts w:ascii="Arial" w:hAnsi="Arial" w:eastAsia="Arial" w:cs="Tahoma"/>
+                <w:sz w:val="18"/>
+              </w:rPr>
+            </w:r>
+            <w:r>
+              <w:rPr>
+                <w:rFonts w:ascii="Courier New" w:hAnsi="Courier New" w:eastAsia="Courier New" w:cs="Tahoma"/>
+                <w:sz w:val="18"/>
+              </w:rPr>
+              <w:t>fgi_impact_stores</w:t>
+            </w:r>
+          </w:p>
+        </w:tc>
+        <w:tc>
+          <w:tcPr>
+            <w:tcW w:type="dxa" w:w="3360"/>
+            <w:vAlign w:val="center"/>
+          </w:tcPr>
+          <w:p>
+            <w:pPr>
+              <w:keepLines/>
+              <w:spacing w:after="0"/>
+            </w:pPr>
+            <w:r>
+              <w:rPr>
+                <w:rFonts w:ascii="Arial" w:hAnsi="Arial" w:eastAsia="Arial" w:cs="Tahoma"/>
+                <w:sz w:val="18"/>
+              </w:rPr>
+            </w:r>
+            <w:r>
+              <w:rPr>
+                <w:rFonts w:ascii="Arial" w:hAnsi="Arial" w:eastAsia="Arial" w:cs="Tahoma"/>
+                <w:sz w:val="18"/>
+              </w:rPr>
+              <w:t>transaction</w:t>
+            </w:r>
+          </w:p>
+        </w:tc>
+        <w:tc>
+          <w:tcPr>
+            <w:tcW w:type="dxa" w:w="3360"/>
+            <w:vAlign w:val="center"/>
+          </w:tcPr>
+          <w:p>
+            <w:pPr>
+              <w:keepLines/>
+              <w:spacing w:after="0"/>
+            </w:pPr>
+            <w:r>
+              <w:rPr>
+                <w:rFonts w:ascii="Arial" w:hAnsi="Arial" w:eastAsia="Arial" w:cs="Tahoma"/>
+                <w:sz w:val="18"/>
+              </w:rPr>
+            </w:r>
+            <w:r>
+              <w:rPr>
+                <w:rFonts w:ascii="Arial" w:hAnsi="Arial" w:eastAsia="Arial" w:cs="Tahoma"/>
+                <w:sz w:val="18"/>
+              </w:rPr>
+              <w:t>จำลอง error กลางทาง แล้วยืนยันว่า rollback ครบ ไม่เหลือแถวค้าง (mock DataSource/QueryRunner)</w:t>
+            </w:r>
+          </w:p>
+        </w:tc>
+      </w:tr>
+      <w:tr>
+        <w:trPr>
+          <w:cantSplit/>
+        </w:trPr>
+        <w:tc>
+          <w:tcPr>
+            <w:tcW w:type="dxa" w:w="3360"/>
+            <w:vAlign w:val="center"/>
+          </w:tcPr>
+          <w:p>
+            <w:pPr>
+              <w:keepLines/>
+              <w:spacing w:after="0"/>
+            </w:pPr>
+            <w:r>
+              <w:rPr>
+                <w:rFonts w:ascii="Arial" w:hAnsi="Arial" w:eastAsia="Arial" w:cs="Tahoma"/>
+                <w:sz w:val="18"/>
+              </w:rPr>
+            </w:r>
+            <w:r>
+              <w:rPr>
+                <w:rFonts w:ascii="Arial" w:hAnsi="Arial" w:eastAsia="Arial" w:cs="Tahoma"/>
+                <w:sz w:val="18"/>
+              </w:rPr>
+              <w:t>runner</w:t>
+            </w:r>
+          </w:p>
+        </w:tc>
+        <w:tc>
+          <w:tcPr>
+            <w:tcW w:type="dxa" w:w="3360"/>
+            <w:vAlign w:val="center"/>
+          </w:tcPr>
+          <w:p>
+            <w:pPr>
+              <w:keepLines/>
+              <w:spacing w:after="0"/>
+            </w:pPr>
+            <w:r>
+              <w:rPr>
+                <w:rFonts w:ascii="Arial" w:hAnsi="Arial" w:eastAsia="Arial" w:cs="Tahoma"/>
+                <w:sz w:val="18"/>
+              </w:rPr>
+            </w:r>
+            <w:r>
+              <w:rPr>
+                <w:rFonts w:ascii="Arial" w:hAnsi="Arial" w:eastAsia="Arial" w:cs="Tahoma"/>
+                <w:sz w:val="18"/>
+              </w:rPr>
+              <w:t>idempotency</w:t>
+            </w:r>
+          </w:p>
+        </w:tc>
+        <w:tc>
+          <w:tcPr>
+            <w:tcW w:type="dxa" w:w="3360"/>
+            <w:vAlign w:val="center"/>
+          </w:tcPr>
+          <w:p>
+            <w:pPr>
+              <w:keepLines/>
+              <w:spacing w:after="0"/>
+            </w:pPr>
+            <w:r>
+              <w:rPr>
+                <w:rFonts w:ascii="Arial" w:hAnsi="Arial" w:eastAsia="Arial" w:cs="Tahoma"/>
+                <w:sz w:val="18"/>
+              </w:rPr>
+            </w:r>
+            <w:r>
+              <w:rPr>
+                <w:rFonts w:ascii="Arial" w:hAnsi="Arial" w:eastAsia="Arial" w:cs="Tahoma"/>
+                <w:sz w:val="18"/>
+              </w:rPr>
+              <w:t>รันซ้ำด้วย fixture เดิมต้องไม่เกิดแถวซ้ำ (ON CONFLICT / business unique key ทำงาน)</w:t>
+            </w:r>
+          </w:p>
+        </w:tc>
+      </w:tr>
+      <w:tr>
+        <w:trPr>
+          <w:cantSplit/>
+        </w:trPr>
+        <w:tc>
+          <w:tcPr>
+            <w:tcW w:type="dxa" w:w="3360"/>
+            <w:vAlign w:val="center"/>
+          </w:tcPr>
+          <w:p>
+            <w:pPr>
+              <w:keepLines/>
+              <w:spacing w:after="0"/>
+            </w:pPr>
+            <w:r>
+              <w:rPr>
+                <w:rFonts w:ascii="Arial" w:hAnsi="Arial" w:eastAsia="Arial" w:cs="Tahoma"/>
+                <w:sz w:val="18"/>
+              </w:rPr>
+            </w:r>
+            <w:r>
+              <w:rPr>
+                <w:rFonts w:ascii="Arial" w:hAnsi="Arial" w:eastAsia="Arial" w:cs="Tahoma"/>
+                <w:sz w:val="18"/>
+              </w:rPr>
+              <w:t>runner</w:t>
+            </w:r>
+          </w:p>
+        </w:tc>
+        <w:tc>
+          <w:tcPr>
+            <w:tcW w:type="dxa" w:w="3360"/>
+            <w:vAlign w:val="center"/>
+          </w:tcPr>
+          <w:p>
+            <w:pPr>
+              <w:keepLines/>
+              <w:spacing w:after="0"/>
+            </w:pPr>
+            <w:r>
+              <w:rPr>
+                <w:rFonts w:ascii="Arial" w:hAnsi="Arial" w:eastAsia="Arial" w:cs="Tahoma"/>
+                <w:sz w:val="18"/>
+              </w:rPr>
+            </w:r>
+            <w:r>
+              <w:rPr>
+                <w:rFonts w:ascii="Arial" w:hAnsi="Arial" w:eastAsia="Arial" w:cs="Tahoma"/>
+                <w:sz w:val="18"/>
+              </w:rPr>
+              <w:t>lock</w:t>
+            </w:r>
+          </w:p>
+        </w:tc>
+        <w:tc>
+          <w:tcPr>
+            <w:tcW w:type="dxa" w:w="3360"/>
+            <w:vAlign w:val="center"/>
+          </w:tcPr>
+          <w:p>
+            <w:pPr>
+              <w:keepLines/>
+              <w:spacing w:after="0"/>
+            </w:pPr>
+            <w:r>
+              <w:rPr>
+                <w:rFonts w:ascii="Arial" w:hAnsi="Arial" w:eastAsia="Arial" w:cs="Tahoma"/>
+                <w:sz w:val="18"/>
+              </w:rPr>
+            </w:r>
+            <w:r>
+              <w:rPr>
+                <w:rFonts w:ascii="Arial" w:hAnsi="Arial" w:eastAsia="Arial" w:cs="Tahoma"/>
+                <w:sz w:val="18"/>
+              </w:rPr>
+              <w:t>เรียกซ้อนขณะกำลังรัน ต้องถูกปฏิเสธด้วย advisory lock</w:t>
+            </w:r>
+          </w:p>
+        </w:tc>
+      </w:tr>
+    </w:tbl>
+    <w:p/>
+    <w:p>
+      <w:pPr>
+        <w:pStyle w:val="ListBullet"/>
+        <w:keepLines/>
+      </w:pPr>
+      <w:r>
+        <w:t>ทุกเคสต้องรันได้โดยไม่ต่อ DB/บริการภายนอกจริง — mock ที่ขอบ repository/client เสมอ</w:t>
+      </w:r>
+    </w:p>
+    <w:p>
+      <w:pPr>
+        <w:pStyle w:val="ListBullet"/>
+        <w:keepLines/>
+      </w:pPr>
+      <w:r>
+        <w:t>ข้อความไทยที่ยืนยันในเทสต้องเป็น verbatim ตาม ข้อกำหนดทางธุรกิจ ห้ามพิมพ์ใหม่</w:t>
+      </w:r>
+    </w:p>
+    <w:p>
+      <w:pPr>
+        <w:pStyle w:val="ListBullet"/>
+        <w:keepLines/>
+      </w:pPr>
+      <w:r>
+        <w:t>เกณฑ์ผ่านของ CI: ทุกเคสในตารางนี้มี test จริงและผ่านทั้งหมด</w:t>
+      </w:r>
+    </w:p>
     <w:p>
       <w:pPr>
         <w:pStyle w:val="Heading1"/>
@@ -8800,7 +9871,7 @@
             <w:r/>
             <w:r>
               <w:rPr>
-                <w:rFonts w:ascii="Arial" w:hAnsi="Arial" w:eastAsia="Arial"/>
+                <w:rFonts w:ascii="Arial" w:hAnsi="Arial" w:eastAsia="Arial" w:cs="Tahoma"/>
                 <w:b/>
                 <w:sz w:val="18"/>
               </w:rPr>
@@ -8822,7 +9893,7 @@
             <w:r/>
             <w:r>
               <w:rPr>
-                <w:rFonts w:ascii="Arial" w:hAnsi="Arial" w:eastAsia="Arial"/>
+                <w:rFonts w:ascii="Arial" w:hAnsi="Arial" w:eastAsia="Arial" w:cs="Tahoma"/>
                 <w:b/>
                 <w:sz w:val="18"/>
               </w:rPr>
@@ -8847,13 +9918,13 @@
             </w:pPr>
             <w:r>
               <w:rPr>
-                <w:rFonts w:ascii="Arial" w:hAnsi="Arial" w:eastAsia="Arial"/>
-                <w:sz w:val="18"/>
-              </w:rPr>
-            </w:r>
-            <w:r>
-              <w:rPr>
-                <w:rFonts w:ascii="Arial" w:hAnsi="Arial" w:eastAsia="Arial"/>
+                <w:rFonts w:ascii="Arial" w:hAnsi="Arial" w:eastAsia="Arial" w:cs="Tahoma"/>
+                <w:sz w:val="18"/>
+              </w:rPr>
+            </w:r>
+            <w:r>
+              <w:rPr>
+                <w:rFonts w:ascii="Arial" w:hAnsi="Arial" w:eastAsia="Arial" w:cs="Tahoma"/>
                 <w:sz w:val="18"/>
               </w:rPr>
               <w:t>Source file</w:t>
@@ -8872,13 +9943,13 @@
             </w:pPr>
             <w:r>
               <w:rPr>
-                <w:rFonts w:ascii="Arial" w:hAnsi="Arial" w:eastAsia="Arial"/>
-                <w:sz w:val="18"/>
-              </w:rPr>
-            </w:r>
-            <w:r>
-              <w:rPr>
-                <w:rFonts w:ascii="Arial" w:hAnsi="Arial" w:eastAsia="Arial"/>
+                <w:rFonts w:ascii="Arial" w:hAnsi="Arial" w:eastAsia="Arial" w:cs="Tahoma"/>
+                <w:sz w:val="18"/>
+              </w:rPr>
+            </w:r>
+            <w:r>
+              <w:rPr>
+                <w:rFonts w:ascii="Arial" w:hAnsi="Arial" w:eastAsia="Arial" w:cs="Tahoma"/>
                 <w:sz w:val="18"/>
               </w:rPr>
               <w:t>fcsJar/src/th/co/gosoft/fgi/main/ImportImpactStore.java</w:t>
@@ -8902,13 +9973,13 @@
             </w:pPr>
             <w:r>
               <w:rPr>
-                <w:rFonts w:ascii="Arial" w:hAnsi="Arial" w:eastAsia="Arial"/>
-                <w:sz w:val="18"/>
-              </w:rPr>
-            </w:r>
-            <w:r>
-              <w:rPr>
-                <w:rFonts w:ascii="Arial" w:hAnsi="Arial" w:eastAsia="Arial"/>
+                <w:rFonts w:ascii="Arial" w:hAnsi="Arial" w:eastAsia="Arial" w:cs="Tahoma"/>
+                <w:sz w:val="18"/>
+              </w:rPr>
+            </w:r>
+            <w:r>
+              <w:rPr>
+                <w:rFonts w:ascii="Arial" w:hAnsi="Arial" w:eastAsia="Arial" w:cs="Tahoma"/>
                 <w:sz w:val="18"/>
               </w:rPr>
               <w:t>Original lines</w:t>
@@ -8927,13 +9998,13 @@
             </w:pPr>
             <w:r>
               <w:rPr>
-                <w:rFonts w:ascii="Arial" w:hAnsi="Arial" w:eastAsia="Arial"/>
-                <w:sz w:val="18"/>
-              </w:rPr>
-            </w:r>
-            <w:r>
-              <w:rPr>
-                <w:rFonts w:ascii="Arial" w:hAnsi="Arial" w:eastAsia="Arial"/>
+                <w:rFonts w:ascii="Arial" w:hAnsi="Arial" w:eastAsia="Arial" w:cs="Tahoma"/>
+                <w:sz w:val="18"/>
+              </w:rPr>
+            </w:r>
+            <w:r>
+              <w:rPr>
+                <w:rFonts w:ascii="Arial" w:hAnsi="Arial" w:eastAsia="Arial" w:cs="Tahoma"/>
                 <w:sz w:val="18"/>
               </w:rPr>
               <w:t>24-35</w:t>
@@ -8957,13 +10028,13 @@
             </w:pPr>
             <w:r>
               <w:rPr>
-                <w:rFonts w:ascii="Arial" w:hAnsi="Arial" w:eastAsia="Arial"/>
-                <w:sz w:val="18"/>
-              </w:rPr>
-            </w:r>
-            <w:r>
-              <w:rPr>
-                <w:rFonts w:ascii="Arial" w:hAnsi="Arial" w:eastAsia="Arial"/>
+                <w:rFonts w:ascii="Arial" w:hAnsi="Arial" w:eastAsia="Arial" w:cs="Tahoma"/>
+                <w:sz w:val="18"/>
+              </w:rPr>
+            </w:r>
+            <w:r>
+              <w:rPr>
+                <w:rFonts w:ascii="Arial" w:hAnsi="Arial" w:eastAsia="Arial" w:cs="Tahoma"/>
                 <w:sz w:val="18"/>
               </w:rPr>
               <w:t>Responsibility</w:t>
@@ -8982,13 +10053,13 @@
             </w:pPr>
             <w:r>
               <w:rPr>
-                <w:rFonts w:ascii="Arial" w:hAnsi="Arial" w:eastAsia="Arial"/>
-                <w:sz w:val="18"/>
-              </w:rPr>
-            </w:r>
-            <w:r>
-              <w:rPr>
-                <w:rFonts w:ascii="Arial" w:hAnsi="Arial" w:eastAsia="Arial"/>
+                <w:rFonts w:ascii="Arial" w:hAnsi="Arial" w:eastAsia="Arial" w:cs="Tahoma"/>
+                <w:sz w:val="18"/>
+              </w:rPr>
+            </w:r>
+            <w:r>
+              <w:rPr>
+                <w:rFonts w:ascii="Arial" w:hAnsi="Arial" w:eastAsia="Arial" w:cs="Tahoma"/>
                 <w:sz w:val="18"/>
               </w:rPr>
               <w:t>Legacy main entrypoint for impacted-store import.</w:t>
@@ -9005,7 +10076,7 @@
       </w:pPr>
       <w:r>
         <w:rPr>
-          <w:rFonts w:ascii="Courier New" w:hAnsi="Courier New"/>
+          <w:rFonts w:ascii="Courier New" w:hAnsi="Courier New" w:eastAsia="Courier New" w:cs="Tahoma"/>
           <w:sz w:val="14"/>
         </w:rPr>
         <w:t>public class ImportImpactStore {</w:t>
@@ -9082,7 +10153,7 @@
             <w:r/>
             <w:r>
               <w:rPr>
-                <w:rFonts w:ascii="Arial" w:hAnsi="Arial" w:eastAsia="Arial"/>
+                <w:rFonts w:ascii="Arial" w:hAnsi="Arial" w:eastAsia="Arial" w:cs="Tahoma"/>
                 <w:b/>
                 <w:sz w:val="18"/>
               </w:rPr>
@@ -9104,7 +10175,7 @@
             <w:r/>
             <w:r>
               <w:rPr>
-                <w:rFonts w:ascii="Arial" w:hAnsi="Arial" w:eastAsia="Arial"/>
+                <w:rFonts w:ascii="Arial" w:hAnsi="Arial" w:eastAsia="Arial" w:cs="Tahoma"/>
                 <w:b/>
                 <w:sz w:val="18"/>
               </w:rPr>
@@ -9129,13 +10200,13 @@
             </w:pPr>
             <w:r>
               <w:rPr>
-                <w:rFonts w:ascii="Arial" w:hAnsi="Arial" w:eastAsia="Arial"/>
-                <w:sz w:val="18"/>
-              </w:rPr>
-            </w:r>
-            <w:r>
-              <w:rPr>
-                <w:rFonts w:ascii="Arial" w:hAnsi="Arial" w:eastAsia="Arial"/>
+                <w:rFonts w:ascii="Arial" w:hAnsi="Arial" w:eastAsia="Arial" w:cs="Tahoma"/>
+                <w:sz w:val="18"/>
+              </w:rPr>
+            </w:r>
+            <w:r>
+              <w:rPr>
+                <w:rFonts w:ascii="Arial" w:hAnsi="Arial" w:eastAsia="Arial" w:cs="Tahoma"/>
                 <w:sz w:val="18"/>
               </w:rPr>
               <w:t>Source file</w:t>
@@ -9154,13 +10225,13 @@
             </w:pPr>
             <w:r>
               <w:rPr>
-                <w:rFonts w:ascii="Arial" w:hAnsi="Arial" w:eastAsia="Arial"/>
-                <w:sz w:val="18"/>
-              </w:rPr>
-            </w:r>
-            <w:r>
-              <w:rPr>
-                <w:rFonts w:ascii="Arial" w:hAnsi="Arial" w:eastAsia="Arial"/>
+                <w:rFonts w:ascii="Arial" w:hAnsi="Arial" w:eastAsia="Arial" w:cs="Tahoma"/>
+                <w:sz w:val="18"/>
+              </w:rPr>
+            </w:r>
+            <w:r>
+              <w:rPr>
+                <w:rFonts w:ascii="Arial" w:hAnsi="Arial" w:eastAsia="Arial" w:cs="Tahoma"/>
                 <w:sz w:val="18"/>
               </w:rPr>
               <w:t>fcsJar/src/th/co/gosoft/fgi/main/ImportImpactStore.java</w:t>
@@ -9184,13 +10255,13 @@
             </w:pPr>
             <w:r>
               <w:rPr>
-                <w:rFonts w:ascii="Arial" w:hAnsi="Arial" w:eastAsia="Arial"/>
-                <w:sz w:val="18"/>
-              </w:rPr>
-            </w:r>
-            <w:r>
-              <w:rPr>
-                <w:rFonts w:ascii="Arial" w:hAnsi="Arial" w:eastAsia="Arial"/>
+                <w:rFonts w:ascii="Arial" w:hAnsi="Arial" w:eastAsia="Arial" w:cs="Tahoma"/>
+                <w:sz w:val="18"/>
+              </w:rPr>
+            </w:r>
+            <w:r>
+              <w:rPr>
+                <w:rFonts w:ascii="Arial" w:hAnsi="Arial" w:eastAsia="Arial" w:cs="Tahoma"/>
                 <w:sz w:val="18"/>
               </w:rPr>
               <w:t>Original lines</w:t>
@@ -9209,13 +10280,13 @@
             </w:pPr>
             <w:r>
               <w:rPr>
-                <w:rFonts w:ascii="Arial" w:hAnsi="Arial" w:eastAsia="Arial"/>
-                <w:sz w:val="18"/>
-              </w:rPr>
-            </w:r>
-            <w:r>
-              <w:rPr>
-                <w:rFonts w:ascii="Arial" w:hAnsi="Arial" w:eastAsia="Arial"/>
+                <w:rFonts w:ascii="Arial" w:hAnsi="Arial" w:eastAsia="Arial" w:cs="Tahoma"/>
+                <w:sz w:val="18"/>
+              </w:rPr>
+            </w:r>
+            <w:r>
+              <w:rPr>
+                <w:rFonts w:ascii="Arial" w:hAnsi="Arial" w:eastAsia="Arial" w:cs="Tahoma"/>
                 <w:sz w:val="18"/>
               </w:rPr>
               <w:t>175-186</w:t>
@@ -9239,13 +10310,13 @@
             </w:pPr>
             <w:r>
               <w:rPr>
-                <w:rFonts w:ascii="Arial" w:hAnsi="Arial" w:eastAsia="Arial"/>
-                <w:sz w:val="18"/>
-              </w:rPr>
-            </w:r>
-            <w:r>
-              <w:rPr>
-                <w:rFonts w:ascii="Arial" w:hAnsi="Arial" w:eastAsia="Arial"/>
+                <w:rFonts w:ascii="Arial" w:hAnsi="Arial" w:eastAsia="Arial" w:cs="Tahoma"/>
+                <w:sz w:val="18"/>
+              </w:rPr>
+            </w:r>
+            <w:r>
+              <w:rPr>
+                <w:rFonts w:ascii="Arial" w:hAnsi="Arial" w:eastAsia="Arial" w:cs="Tahoma"/>
                 <w:sz w:val="18"/>
               </w:rPr>
               <w:t>Responsibility</w:t>
@@ -9264,13 +10335,13 @@
             </w:pPr>
             <w:r>
               <w:rPr>
-                <w:rFonts w:ascii="Arial" w:hAnsi="Arial" w:eastAsia="Arial"/>
-                <w:sz w:val="18"/>
-              </w:rPr>
-            </w:r>
-            <w:r>
-              <w:rPr>
-                <w:rFonts w:ascii="Arial" w:hAnsi="Arial" w:eastAsia="Arial"/>
+                <w:rFonts w:ascii="Arial" w:hAnsi="Arial" w:eastAsia="Arial" w:cs="Tahoma"/>
+                <w:sz w:val="18"/>
+              </w:rPr>
+            </w:r>
+            <w:r>
+              <w:rPr>
+                <w:rFonts w:ascii="Arial" w:hAnsi="Arial" w:eastAsia="Arial" w:cs="Tahoma"/>
                 <w:sz w:val="18"/>
               </w:rPr>
               <w:t>Legacy main entrypoint for impacted-store import.</w:t>
@@ -9287,7 +10358,7 @@
       </w:pPr>
       <w:r>
         <w:rPr>
-          <w:rFonts w:ascii="Courier New" w:hAnsi="Courier New"/>
+          <w:rFonts w:ascii="Courier New" w:hAnsi="Courier New" w:eastAsia="Courier New" w:cs="Tahoma"/>
           <w:sz w:val="14"/>
         </w:rPr>
         <w:tab/>
@@ -9376,7 +10447,7 @@
             <w:r/>
             <w:r>
               <w:rPr>
-                <w:rFonts w:ascii="Arial" w:hAnsi="Arial" w:eastAsia="Arial"/>
+                <w:rFonts w:ascii="Arial" w:hAnsi="Arial" w:eastAsia="Arial" w:cs="Tahoma"/>
                 <w:b/>
                 <w:sz w:val="18"/>
               </w:rPr>
@@ -9398,7 +10469,7 @@
             <w:r/>
             <w:r>
               <w:rPr>
-                <w:rFonts w:ascii="Arial" w:hAnsi="Arial" w:eastAsia="Arial"/>
+                <w:rFonts w:ascii="Arial" w:hAnsi="Arial" w:eastAsia="Arial" w:cs="Tahoma"/>
                 <w:b/>
                 <w:sz w:val="18"/>
               </w:rPr>
@@ -9423,13 +10494,13 @@
             </w:pPr>
             <w:r>
               <w:rPr>
-                <w:rFonts w:ascii="Arial" w:hAnsi="Arial" w:eastAsia="Arial"/>
-                <w:sz w:val="18"/>
-              </w:rPr>
-            </w:r>
-            <w:r>
-              <w:rPr>
-                <w:rFonts w:ascii="Arial" w:hAnsi="Arial" w:eastAsia="Arial"/>
+                <w:rFonts w:ascii="Arial" w:hAnsi="Arial" w:eastAsia="Arial" w:cs="Tahoma"/>
+                <w:sz w:val="18"/>
+              </w:rPr>
+            </w:r>
+            <w:r>
+              <w:rPr>
+                <w:rFonts w:ascii="Arial" w:hAnsi="Arial" w:eastAsia="Arial" w:cs="Tahoma"/>
                 <w:sz w:val="18"/>
               </w:rPr>
               <w:t>Source file</w:t>
@@ -9448,13 +10519,13 @@
             </w:pPr>
             <w:r>
               <w:rPr>
-                <w:rFonts w:ascii="Arial" w:hAnsi="Arial" w:eastAsia="Arial"/>
-                <w:sz w:val="18"/>
-              </w:rPr>
-            </w:r>
-            <w:r>
-              <w:rPr>
-                <w:rFonts w:ascii="Arial" w:hAnsi="Arial" w:eastAsia="Arial"/>
+                <w:rFonts w:ascii="Arial" w:hAnsi="Arial" w:eastAsia="Arial" w:cs="Tahoma"/>
+                <w:sz w:val="18"/>
+              </w:rPr>
+            </w:r>
+            <w:r>
+              <w:rPr>
+                <w:rFonts w:ascii="Arial" w:hAnsi="Arial" w:eastAsia="Arial" w:cs="Tahoma"/>
                 <w:sz w:val="18"/>
               </w:rPr>
               <w:t>fcsJar/src/th/co/gosoft/fgi/dao/jdbc/ImportStoreJdbc.java</w:t>
@@ -9478,13 +10549,13 @@
             </w:pPr>
             <w:r>
               <w:rPr>
-                <w:rFonts w:ascii="Arial" w:hAnsi="Arial" w:eastAsia="Arial"/>
-                <w:sz w:val="18"/>
-              </w:rPr>
-            </w:r>
-            <w:r>
-              <w:rPr>
-                <w:rFonts w:ascii="Arial" w:hAnsi="Arial" w:eastAsia="Arial"/>
+                <w:rFonts w:ascii="Arial" w:hAnsi="Arial" w:eastAsia="Arial" w:cs="Tahoma"/>
+                <w:sz w:val="18"/>
+              </w:rPr>
+            </w:r>
+            <w:r>
+              <w:rPr>
+                <w:rFonts w:ascii="Arial" w:hAnsi="Arial" w:eastAsia="Arial" w:cs="Tahoma"/>
                 <w:sz w:val="18"/>
               </w:rPr>
               <w:t>Original lines</w:t>
@@ -9503,13 +10574,13 @@
             </w:pPr>
             <w:r>
               <w:rPr>
-                <w:rFonts w:ascii="Arial" w:hAnsi="Arial" w:eastAsia="Arial"/>
-                <w:sz w:val="18"/>
-              </w:rPr>
-            </w:r>
-            <w:r>
-              <w:rPr>
-                <w:rFonts w:ascii="Arial" w:hAnsi="Arial" w:eastAsia="Arial"/>
+                <w:rFonts w:ascii="Arial" w:hAnsi="Arial" w:eastAsia="Arial" w:cs="Tahoma"/>
+                <w:sz w:val="18"/>
+              </w:rPr>
+            </w:r>
+            <w:r>
+              <w:rPr>
+                <w:rFonts w:ascii="Arial" w:hAnsi="Arial" w:eastAsia="Arial" w:cs="Tahoma"/>
                 <w:sz w:val="18"/>
               </w:rPr>
               <w:t>30-41</w:t>
@@ -9533,13 +10604,13 @@
             </w:pPr>
             <w:r>
               <w:rPr>
-                <w:rFonts w:ascii="Arial" w:hAnsi="Arial" w:eastAsia="Arial"/>
-                <w:sz w:val="18"/>
-              </w:rPr>
-            </w:r>
-            <w:r>
-              <w:rPr>
-                <w:rFonts w:ascii="Arial" w:hAnsi="Arial" w:eastAsia="Arial"/>
+                <w:rFonts w:ascii="Arial" w:hAnsi="Arial" w:eastAsia="Arial" w:cs="Tahoma"/>
+                <w:sz w:val="18"/>
+              </w:rPr>
+            </w:r>
+            <w:r>
+              <w:rPr>
+                <w:rFonts w:ascii="Arial" w:hAnsi="Arial" w:eastAsia="Arial" w:cs="Tahoma"/>
                 <w:sz w:val="18"/>
               </w:rPr>
               <w:t>Responsibility</w:t>
@@ -9558,13 +10629,13 @@
             </w:pPr>
             <w:r>
               <w:rPr>
-                <w:rFonts w:ascii="Arial" w:hAnsi="Arial" w:eastAsia="Arial"/>
-                <w:sz w:val="18"/>
-              </w:rPr>
-            </w:r>
-            <w:r>
-              <w:rPr>
-                <w:rFonts w:ascii="Arial" w:hAnsi="Arial" w:eastAsia="Arial"/>
+                <w:rFonts w:ascii="Arial" w:hAnsi="Arial" w:eastAsia="Arial" w:cs="Tahoma"/>
+                <w:sz w:val="18"/>
+              </w:rPr>
+            </w:r>
+            <w:r>
+              <w:rPr>
+                <w:rFonts w:ascii="Arial" w:hAnsi="Arial" w:eastAsia="Arial" w:cs="Tahoma"/>
                 <w:sz w:val="18"/>
               </w:rPr>
               <w:t>Query SEVEN_IMPACT_VIEW and insert/update FGI impact/new-store records.</w:t>
@@ -9581,7 +10652,7 @@
       </w:pPr>
       <w:r>
         <w:rPr>
-          <w:rFonts w:ascii="Courier New" w:hAnsi="Courier New"/>
+          <w:rFonts w:ascii="Courier New" w:hAnsi="Courier New" w:eastAsia="Courier New" w:cs="Tahoma"/>
           <w:sz w:val="14"/>
         </w:rPr>
         <w:tab/>
@@ -9696,7 +10767,7 @@
             <w:r/>
             <w:r>
               <w:rPr>
-                <w:rFonts w:ascii="Arial" w:hAnsi="Arial" w:eastAsia="Arial"/>
+                <w:rFonts w:ascii="Arial" w:hAnsi="Arial" w:eastAsia="Arial" w:cs="Tahoma"/>
                 <w:b/>
                 <w:sz w:val="18"/>
               </w:rPr>
@@ -9718,7 +10789,7 @@
             <w:r/>
             <w:r>
               <w:rPr>
-                <w:rFonts w:ascii="Arial" w:hAnsi="Arial" w:eastAsia="Arial"/>
+                <w:rFonts w:ascii="Arial" w:hAnsi="Arial" w:eastAsia="Arial" w:cs="Tahoma"/>
                 <w:b/>
                 <w:sz w:val="18"/>
               </w:rPr>
@@ -9743,13 +10814,13 @@
             </w:pPr>
             <w:r>
               <w:rPr>
-                <w:rFonts w:ascii="Arial" w:hAnsi="Arial" w:eastAsia="Arial"/>
-                <w:sz w:val="18"/>
-              </w:rPr>
-            </w:r>
-            <w:r>
-              <w:rPr>
-                <w:rFonts w:ascii="Arial" w:hAnsi="Arial" w:eastAsia="Arial"/>
+                <w:rFonts w:ascii="Arial" w:hAnsi="Arial" w:eastAsia="Arial" w:cs="Tahoma"/>
+                <w:sz w:val="18"/>
+              </w:rPr>
+            </w:r>
+            <w:r>
+              <w:rPr>
+                <w:rFonts w:ascii="Arial" w:hAnsi="Arial" w:eastAsia="Arial" w:cs="Tahoma"/>
                 <w:sz w:val="18"/>
               </w:rPr>
               <w:t>Source file</w:t>
@@ -9768,13 +10839,13 @@
             </w:pPr>
             <w:r>
               <w:rPr>
-                <w:rFonts w:ascii="Arial" w:hAnsi="Arial" w:eastAsia="Arial"/>
-                <w:sz w:val="18"/>
-              </w:rPr>
-            </w:r>
-            <w:r>
-              <w:rPr>
-                <w:rFonts w:ascii="Arial" w:hAnsi="Arial" w:eastAsia="Arial"/>
+                <w:rFonts w:ascii="Arial" w:hAnsi="Arial" w:eastAsia="Arial" w:cs="Tahoma"/>
+                <w:sz w:val="18"/>
+              </w:rPr>
+            </w:r>
+            <w:r>
+              <w:rPr>
+                <w:rFonts w:ascii="Arial" w:hAnsi="Arial" w:eastAsia="Arial" w:cs="Tahoma"/>
                 <w:sz w:val="18"/>
               </w:rPr>
               <w:t>fcsJar/src/th/co/gosoft/fgi/dao/jdbc/ImportStoreJdbc.java</w:t>
@@ -9798,13 +10869,13 @@
             </w:pPr>
             <w:r>
               <w:rPr>
-                <w:rFonts w:ascii="Arial" w:hAnsi="Arial" w:eastAsia="Arial"/>
-                <w:sz w:val="18"/>
-              </w:rPr>
-            </w:r>
-            <w:r>
-              <w:rPr>
-                <w:rFonts w:ascii="Arial" w:hAnsi="Arial" w:eastAsia="Arial"/>
+                <w:rFonts w:ascii="Arial" w:hAnsi="Arial" w:eastAsia="Arial" w:cs="Tahoma"/>
+                <w:sz w:val="18"/>
+              </w:rPr>
+            </w:r>
+            <w:r>
+              <w:rPr>
+                <w:rFonts w:ascii="Arial" w:hAnsi="Arial" w:eastAsia="Arial" w:cs="Tahoma"/>
                 <w:sz w:val="18"/>
               </w:rPr>
               <w:t>Original lines</w:t>
@@ -9823,13 +10894,13 @@
             </w:pPr>
             <w:r>
               <w:rPr>
-                <w:rFonts w:ascii="Arial" w:hAnsi="Arial" w:eastAsia="Arial"/>
-                <w:sz w:val="18"/>
-              </w:rPr>
-            </w:r>
-            <w:r>
-              <w:rPr>
-                <w:rFonts w:ascii="Arial" w:hAnsi="Arial" w:eastAsia="Arial"/>
+                <w:rFonts w:ascii="Arial" w:hAnsi="Arial" w:eastAsia="Arial" w:cs="Tahoma"/>
+                <w:sz w:val="18"/>
+              </w:rPr>
+            </w:r>
+            <w:r>
+              <w:rPr>
+                <w:rFonts w:ascii="Arial" w:hAnsi="Arial" w:eastAsia="Arial" w:cs="Tahoma"/>
                 <w:sz w:val="18"/>
               </w:rPr>
               <w:t>73-84</w:t>
@@ -9853,13 +10924,13 @@
             </w:pPr>
             <w:r>
               <w:rPr>
-                <w:rFonts w:ascii="Arial" w:hAnsi="Arial" w:eastAsia="Arial"/>
-                <w:sz w:val="18"/>
-              </w:rPr>
-            </w:r>
-            <w:r>
-              <w:rPr>
-                <w:rFonts w:ascii="Arial" w:hAnsi="Arial" w:eastAsia="Arial"/>
+                <w:rFonts w:ascii="Arial" w:hAnsi="Arial" w:eastAsia="Arial" w:cs="Tahoma"/>
+                <w:sz w:val="18"/>
+              </w:rPr>
+            </w:r>
+            <w:r>
+              <w:rPr>
+                <w:rFonts w:ascii="Arial" w:hAnsi="Arial" w:eastAsia="Arial" w:cs="Tahoma"/>
                 <w:sz w:val="18"/>
               </w:rPr>
               <w:t>Responsibility</w:t>
@@ -9878,13 +10949,13 @@
             </w:pPr>
             <w:r>
               <w:rPr>
-                <w:rFonts w:ascii="Arial" w:hAnsi="Arial" w:eastAsia="Arial"/>
-                <w:sz w:val="18"/>
-              </w:rPr>
-            </w:r>
-            <w:r>
-              <w:rPr>
-                <w:rFonts w:ascii="Arial" w:hAnsi="Arial" w:eastAsia="Arial"/>
+                <w:rFonts w:ascii="Arial" w:hAnsi="Arial" w:eastAsia="Arial" w:cs="Tahoma"/>
+                <w:sz w:val="18"/>
+              </w:rPr>
+            </w:r>
+            <w:r>
+              <w:rPr>
+                <w:rFonts w:ascii="Arial" w:hAnsi="Arial" w:eastAsia="Arial" w:cs="Tahoma"/>
                 <w:sz w:val="18"/>
               </w:rPr>
               <w:t>Query SEVEN_IMPACT_VIEW and insert/update FGI impact/new-store records.</w:t>
@@ -9901,7 +10972,7 @@
       </w:pPr>
       <w:r>
         <w:rPr>
-          <w:rFonts w:ascii="Courier New" w:hAnsi="Courier New"/>
+          <w:rFonts w:ascii="Courier New" w:hAnsi="Courier New" w:eastAsia="Courier New" w:cs="Tahoma"/>
           <w:sz w:val="14"/>
         </w:rPr>
         <w:tab/>
@@ -10008,7 +11079,7 @@
             <w:r/>
             <w:r>
               <w:rPr>
-                <w:rFonts w:ascii="Arial" w:hAnsi="Arial" w:eastAsia="Arial"/>
+                <w:rFonts w:ascii="Arial" w:hAnsi="Arial" w:eastAsia="Arial" w:cs="Tahoma"/>
                 <w:b/>
                 <w:sz w:val="18"/>
               </w:rPr>
@@ -10030,7 +11101,7 @@
             <w:r/>
             <w:r>
               <w:rPr>
-                <w:rFonts w:ascii="Arial" w:hAnsi="Arial" w:eastAsia="Arial"/>
+                <w:rFonts w:ascii="Arial" w:hAnsi="Arial" w:eastAsia="Arial" w:cs="Tahoma"/>
                 <w:b/>
                 <w:sz w:val="18"/>
               </w:rPr>
@@ -10055,13 +11126,13 @@
             </w:pPr>
             <w:r>
               <w:rPr>
-                <w:rFonts w:ascii="Arial" w:hAnsi="Arial" w:eastAsia="Arial"/>
-                <w:sz w:val="18"/>
-              </w:rPr>
-            </w:r>
-            <w:r>
-              <w:rPr>
-                <w:rFonts w:ascii="Arial" w:hAnsi="Arial" w:eastAsia="Arial"/>
+                <w:rFonts w:ascii="Arial" w:hAnsi="Arial" w:eastAsia="Arial" w:cs="Tahoma"/>
+                <w:sz w:val="18"/>
+              </w:rPr>
+            </w:r>
+            <w:r>
+              <w:rPr>
+                <w:rFonts w:ascii="Arial" w:hAnsi="Arial" w:eastAsia="Arial" w:cs="Tahoma"/>
                 <w:sz w:val="18"/>
               </w:rPr>
               <w:t>Source file</w:t>
@@ -10080,13 +11151,13 @@
             </w:pPr>
             <w:r>
               <w:rPr>
-                <w:rFonts w:ascii="Arial" w:hAnsi="Arial" w:eastAsia="Arial"/>
-                <w:sz w:val="18"/>
-              </w:rPr>
-            </w:r>
-            <w:r>
-              <w:rPr>
-                <w:rFonts w:ascii="Arial" w:hAnsi="Arial" w:eastAsia="Arial"/>
+                <w:rFonts w:ascii="Arial" w:hAnsi="Arial" w:eastAsia="Arial" w:cs="Tahoma"/>
+                <w:sz w:val="18"/>
+              </w:rPr>
+            </w:r>
+            <w:r>
+              <w:rPr>
+                <w:rFonts w:ascii="Arial" w:hAnsi="Arial" w:eastAsia="Arial" w:cs="Tahoma"/>
                 <w:sz w:val="18"/>
               </w:rPr>
               <w:t>fcsJar/src/th/co/gosoft/fgi/dao/jdbc/ImportStoreJdbc.java</w:t>
@@ -10110,13 +11181,13 @@
             </w:pPr>
             <w:r>
               <w:rPr>
-                <w:rFonts w:ascii="Arial" w:hAnsi="Arial" w:eastAsia="Arial"/>
-                <w:sz w:val="18"/>
-              </w:rPr>
-            </w:r>
-            <w:r>
-              <w:rPr>
-                <w:rFonts w:ascii="Arial" w:hAnsi="Arial" w:eastAsia="Arial"/>
+                <w:rFonts w:ascii="Arial" w:hAnsi="Arial" w:eastAsia="Arial" w:cs="Tahoma"/>
+                <w:sz w:val="18"/>
+              </w:rPr>
+            </w:r>
+            <w:r>
+              <w:rPr>
+                <w:rFonts w:ascii="Arial" w:hAnsi="Arial" w:eastAsia="Arial" w:cs="Tahoma"/>
                 <w:sz w:val="18"/>
               </w:rPr>
               <w:t>Original lines</w:t>
@@ -10135,13 +11206,13 @@
             </w:pPr>
             <w:r>
               <w:rPr>
-                <w:rFonts w:ascii="Arial" w:hAnsi="Arial" w:eastAsia="Arial"/>
-                <w:sz w:val="18"/>
-              </w:rPr>
-            </w:r>
-            <w:r>
-              <w:rPr>
-                <w:rFonts w:ascii="Arial" w:hAnsi="Arial" w:eastAsia="Arial"/>
+                <w:rFonts w:ascii="Arial" w:hAnsi="Arial" w:eastAsia="Arial" w:cs="Tahoma"/>
+                <w:sz w:val="18"/>
+              </w:rPr>
+            </w:r>
+            <w:r>
+              <w:rPr>
+                <w:rFonts w:ascii="Arial" w:hAnsi="Arial" w:eastAsia="Arial" w:cs="Tahoma"/>
                 <w:sz w:val="18"/>
               </w:rPr>
               <w:t>170-181</w:t>
@@ -10165,13 +11236,13 @@
             </w:pPr>
             <w:r>
               <w:rPr>
-                <w:rFonts w:ascii="Arial" w:hAnsi="Arial" w:eastAsia="Arial"/>
-                <w:sz w:val="18"/>
-              </w:rPr>
-            </w:r>
-            <w:r>
-              <w:rPr>
-                <w:rFonts w:ascii="Arial" w:hAnsi="Arial" w:eastAsia="Arial"/>
+                <w:rFonts w:ascii="Arial" w:hAnsi="Arial" w:eastAsia="Arial" w:cs="Tahoma"/>
+                <w:sz w:val="18"/>
+              </w:rPr>
+            </w:r>
+            <w:r>
+              <w:rPr>
+                <w:rFonts w:ascii="Arial" w:hAnsi="Arial" w:eastAsia="Arial" w:cs="Tahoma"/>
                 <w:sz w:val="18"/>
               </w:rPr>
               <w:t>Responsibility</w:t>
@@ -10190,13 +11261,13 @@
             </w:pPr>
             <w:r>
               <w:rPr>
-                <w:rFonts w:ascii="Arial" w:hAnsi="Arial" w:eastAsia="Arial"/>
-                <w:sz w:val="18"/>
-              </w:rPr>
-            </w:r>
-            <w:r>
-              <w:rPr>
-                <w:rFonts w:ascii="Arial" w:hAnsi="Arial" w:eastAsia="Arial"/>
+                <w:rFonts w:ascii="Arial" w:hAnsi="Arial" w:eastAsia="Arial" w:cs="Tahoma"/>
+                <w:sz w:val="18"/>
+              </w:rPr>
+            </w:r>
+            <w:r>
+              <w:rPr>
+                <w:rFonts w:ascii="Arial" w:hAnsi="Arial" w:eastAsia="Arial" w:cs="Tahoma"/>
                 <w:sz w:val="18"/>
               </w:rPr>
               <w:t>Query SEVEN_IMPACT_VIEW and insert/update FGI impact/new-store records.</w:t>
@@ -10213,7 +11284,7 @@
       </w:pPr>
       <w:r>
         <w:rPr>
-          <w:rFonts w:ascii="Courier New" w:hAnsi="Courier New"/>
+          <w:rFonts w:ascii="Courier New" w:hAnsi="Courier New" w:eastAsia="Courier New" w:cs="Tahoma"/>
           <w:sz w:val="14"/>
         </w:rPr>
         <w:tab/>
@@ -10323,7 +11394,7 @@
             <w:r/>
             <w:r>
               <w:rPr>
-                <w:rFonts w:ascii="Arial" w:hAnsi="Arial" w:eastAsia="Arial"/>
+                <w:rFonts w:ascii="Arial" w:hAnsi="Arial" w:eastAsia="Arial" w:cs="Tahoma"/>
                 <w:b/>
                 <w:sz w:val="18"/>
               </w:rPr>
@@ -10345,7 +11416,7 @@
             <w:r/>
             <w:r>
               <w:rPr>
-                <w:rFonts w:ascii="Arial" w:hAnsi="Arial" w:eastAsia="Arial"/>
+                <w:rFonts w:ascii="Arial" w:hAnsi="Arial" w:eastAsia="Arial" w:cs="Tahoma"/>
                 <w:b/>
                 <w:sz w:val="18"/>
               </w:rPr>
@@ -10370,13 +11441,13 @@
             </w:pPr>
             <w:r>
               <w:rPr>
-                <w:rFonts w:ascii="Arial" w:hAnsi="Arial" w:eastAsia="Arial"/>
-                <w:sz w:val="18"/>
-              </w:rPr>
-            </w:r>
-            <w:r>
-              <w:rPr>
-                <w:rFonts w:ascii="Arial" w:hAnsi="Arial" w:eastAsia="Arial"/>
+                <w:rFonts w:ascii="Arial" w:hAnsi="Arial" w:eastAsia="Arial" w:cs="Tahoma"/>
+                <w:sz w:val="18"/>
+              </w:rPr>
+            </w:r>
+            <w:r>
+              <w:rPr>
+                <w:rFonts w:ascii="Arial" w:hAnsi="Arial" w:eastAsia="Arial" w:cs="Tahoma"/>
                 <w:sz w:val="18"/>
               </w:rPr>
               <w:t>Source file</w:t>
@@ -10395,13 +11466,13 @@
             </w:pPr>
             <w:r>
               <w:rPr>
-                <w:rFonts w:ascii="Arial" w:hAnsi="Arial" w:eastAsia="Arial"/>
-                <w:sz w:val="18"/>
-              </w:rPr>
-            </w:r>
-            <w:r>
-              <w:rPr>
-                <w:rFonts w:ascii="Arial" w:hAnsi="Arial" w:eastAsia="Arial"/>
+                <w:rFonts w:ascii="Arial" w:hAnsi="Arial" w:eastAsia="Arial" w:cs="Tahoma"/>
+                <w:sz w:val="18"/>
+              </w:rPr>
+            </w:r>
+            <w:r>
+              <w:rPr>
+                <w:rFonts w:ascii="Arial" w:hAnsi="Arial" w:eastAsia="Arial" w:cs="Tahoma"/>
                 <w:sz w:val="18"/>
               </w:rPr>
               <w:t>fcsJar/src/th/co/gosoft/fgi/dao/jdbc/ImportStoreJdbc.java</w:t>
@@ -10425,13 +11496,13 @@
             </w:pPr>
             <w:r>
               <w:rPr>
-                <w:rFonts w:ascii="Arial" w:hAnsi="Arial" w:eastAsia="Arial"/>
-                <w:sz w:val="18"/>
-              </w:rPr>
-            </w:r>
-            <w:r>
-              <w:rPr>
-                <w:rFonts w:ascii="Arial" w:hAnsi="Arial" w:eastAsia="Arial"/>
+                <w:rFonts w:ascii="Arial" w:hAnsi="Arial" w:eastAsia="Arial" w:cs="Tahoma"/>
+                <w:sz w:val="18"/>
+              </w:rPr>
+            </w:r>
+            <w:r>
+              <w:rPr>
+                <w:rFonts w:ascii="Arial" w:hAnsi="Arial" w:eastAsia="Arial" w:cs="Tahoma"/>
                 <w:sz w:val="18"/>
               </w:rPr>
               <w:t>Original lines</w:t>
@@ -10450,13 +11521,13 @@
             </w:pPr>
             <w:r>
               <w:rPr>
-                <w:rFonts w:ascii="Arial" w:hAnsi="Arial" w:eastAsia="Arial"/>
-                <w:sz w:val="18"/>
-              </w:rPr>
-            </w:r>
-            <w:r>
-              <w:rPr>
-                <w:rFonts w:ascii="Arial" w:hAnsi="Arial" w:eastAsia="Arial"/>
+                <w:rFonts w:ascii="Arial" w:hAnsi="Arial" w:eastAsia="Arial" w:cs="Tahoma"/>
+                <w:sz w:val="18"/>
+              </w:rPr>
+            </w:r>
+            <w:r>
+              <w:rPr>
+                <w:rFonts w:ascii="Arial" w:hAnsi="Arial" w:eastAsia="Arial" w:cs="Tahoma"/>
                 <w:sz w:val="18"/>
               </w:rPr>
               <w:t>473-484</w:t>
@@ -10480,13 +11551,13 @@
             </w:pPr>
             <w:r>
               <w:rPr>
-                <w:rFonts w:ascii="Arial" w:hAnsi="Arial" w:eastAsia="Arial"/>
-                <w:sz w:val="18"/>
-              </w:rPr>
-            </w:r>
-            <w:r>
-              <w:rPr>
-                <w:rFonts w:ascii="Arial" w:hAnsi="Arial" w:eastAsia="Arial"/>
+                <w:rFonts w:ascii="Arial" w:hAnsi="Arial" w:eastAsia="Arial" w:cs="Tahoma"/>
+                <w:sz w:val="18"/>
+              </w:rPr>
+            </w:r>
+            <w:r>
+              <w:rPr>
+                <w:rFonts w:ascii="Arial" w:hAnsi="Arial" w:eastAsia="Arial" w:cs="Tahoma"/>
                 <w:sz w:val="18"/>
               </w:rPr>
               <w:t>Responsibility</w:t>
@@ -10505,13 +11576,13 @@
             </w:pPr>
             <w:r>
               <w:rPr>
-                <w:rFonts w:ascii="Arial" w:hAnsi="Arial" w:eastAsia="Arial"/>
-                <w:sz w:val="18"/>
-              </w:rPr>
-            </w:r>
-            <w:r>
-              <w:rPr>
-                <w:rFonts w:ascii="Arial" w:hAnsi="Arial" w:eastAsia="Arial"/>
+                <w:rFonts w:ascii="Arial" w:hAnsi="Arial" w:eastAsia="Arial" w:cs="Tahoma"/>
+                <w:sz w:val="18"/>
+              </w:rPr>
+            </w:r>
+            <w:r>
+              <w:rPr>
+                <w:rFonts w:ascii="Arial" w:hAnsi="Arial" w:eastAsia="Arial" w:cs="Tahoma"/>
                 <w:sz w:val="18"/>
               </w:rPr>
               <w:t>Query SEVEN_IMPACT_VIEW and insert/update FGI impact/new-store records.</w:t>
@@ -10528,7 +11599,7 @@
       </w:pPr>
       <w:r>
         <w:rPr>
-          <w:rFonts w:ascii="Courier New" w:hAnsi="Courier New"/>
+          <w:rFonts w:ascii="Courier New" w:hAnsi="Courier New" w:eastAsia="Courier New" w:cs="Tahoma"/>
           <w:sz w:val="14"/>
         </w:rPr>
         <w:tab/>
@@ -10608,7 +11679,7 @@
     </w:pPr>
     <w:r>
       <w:rPr>
-        <w:rFonts w:ascii="Arial" w:hAnsi="Arial"/>
+        <w:rFonts w:ascii="Arial" w:hAnsi="Arial" w:eastAsia="Arial" w:cs="Tahoma"/>
         <w:sz w:val="16"/>
       </w:rPr>
       <w:t xml:space="preserve">หน้า </w:t>
@@ -10627,7 +11698,7 @@
     </w:pPr>
     <w:r>
       <w:rPr>
-        <w:rFonts w:ascii="Arial" w:hAnsi="Arial" w:eastAsia="Arial"/>
+        <w:rFonts w:ascii="Arial" w:hAnsi="Arial" w:eastAsia="Arial" w:cs="Tahoma"/>
         <w:color w:val="66717F"/>
         <w:sz w:val="16"/>
       </w:rPr>
@@ -11001,7 +12072,7 @@
     <w:qFormat/>
     <w:rsid w:val="00FC693F"/>
     <w:rPr>
-      <w:rFonts w:ascii="Arial" w:hAnsi="Arial" w:eastAsia="Arial"/>
+      <w:rFonts w:ascii="Arial" w:hAnsi="Arial" w:eastAsia="Arial" w:cs="Tahoma"/>
       <w:sz w:val="20"/>
     </w:rPr>
   </w:style>
@@ -11064,7 +12135,7 @@
       <w:outlineLvl w:val="0"/>
     </w:pPr>
     <w:rPr>
-      <w:rFonts w:asciiTheme="majorHAnsi" w:eastAsiaTheme="majorEastAsia" w:hAnsiTheme="majorHAnsi" w:cstheme="majorBidi" w:ascii="Arial" w:hAnsi="Arial" w:eastAsia="Arial"/>
+      <w:rFonts w:asciiTheme="majorHAnsi" w:eastAsiaTheme="majorEastAsia" w:hAnsiTheme="majorHAnsi" w:cstheme="majorBidi" w:ascii="Arial" w:hAnsi="Arial" w:eastAsia="Arial" w:cs="Tahoma"/>
       <w:b/>
       <w:bCs/>
       <w:color w:val="1F4D78"/>
@@ -11088,7 +12159,7 @@
       <w:outlineLvl w:val="1"/>
     </w:pPr>
     <w:rPr>
-      <w:rFonts w:asciiTheme="majorHAnsi" w:eastAsiaTheme="majorEastAsia" w:hAnsiTheme="majorHAnsi" w:cstheme="majorBidi" w:ascii="Arial" w:hAnsi="Arial" w:eastAsia="Arial"/>
+      <w:rFonts w:asciiTheme="majorHAnsi" w:eastAsiaTheme="majorEastAsia" w:hAnsiTheme="majorHAnsi" w:cstheme="majorBidi" w:ascii="Arial" w:hAnsi="Arial" w:eastAsia="Arial" w:cs="Tahoma"/>
       <w:b/>
       <w:bCs/>
       <w:color w:val="2E74B5"/>
@@ -11112,7 +12183,7 @@
       <w:outlineLvl w:val="2"/>
     </w:pPr>
     <w:rPr>
-      <w:rFonts w:asciiTheme="majorHAnsi" w:eastAsiaTheme="majorEastAsia" w:hAnsiTheme="majorHAnsi" w:cstheme="majorBidi" w:ascii="Arial" w:hAnsi="Arial" w:eastAsia="Arial"/>
+      <w:rFonts w:asciiTheme="majorHAnsi" w:eastAsiaTheme="majorEastAsia" w:hAnsiTheme="majorHAnsi" w:cstheme="majorBidi" w:ascii="Arial" w:hAnsi="Arial" w:eastAsia="Arial" w:cs="Tahoma"/>
       <w:b/>
       <w:bCs/>
       <w:color w:val="1F4D78"/>
@@ -11136,7 +12207,7 @@
       <w:outlineLvl w:val="3"/>
     </w:pPr>
     <w:rPr>
-      <w:rFonts w:asciiTheme="majorHAnsi" w:eastAsiaTheme="majorEastAsia" w:hAnsiTheme="majorHAnsi" w:cstheme="majorBidi" w:ascii="Arial" w:hAnsi="Arial" w:eastAsia="Arial"/>
+      <w:rFonts w:asciiTheme="majorHAnsi" w:eastAsiaTheme="majorEastAsia" w:hAnsiTheme="majorHAnsi" w:cstheme="majorBidi" w:ascii="Arial" w:hAnsi="Arial" w:eastAsia="Arial" w:cs="Tahoma"/>
       <w:b/>
       <w:bCs/>
       <w:i/>

--- a/LLDD/word/BE/Jobs/LLDD-BE-Job-2-ImportImpactStore.docx
+++ b/LLDD/word/BE/Jobs/LLDD-BE-Job-2-ImportImpactStore.docx
@@ -701,7 +701,7 @@
                 <w:rFonts w:ascii="Arial" w:hAnsi="Arial" w:eastAsia="Arial" w:cs="Tahoma"/>
                 <w:sz w:val="18"/>
               </w:rPr>
-              <w:t>นำเข้าคู่ร้านถูกกระทบจาก ALLMAP: นำคู่ร้านถูกกระทบ–ร้านเปิดใหม่จากวิว ALLMAP เข้า fgi_impact_stores เติมข้อมูลจากตาราง master แล้วใช้กฎ DENY และ ON_PROCESS ตั้งค่า verify_status เป็น W / N / P</w:t>
+              <w:t>นำเข้าคู่ร้านถูกกระทบจาก ALLMAP: นำคู่ร้านถูกกระทบ–ร้านเปิดใหม่จากวิว ALLMAP เข้า fgi_impact_stores เติมข้อมูลจากตาราง master แล้วใช้กฎ DENY และ ON_PROCESS ตั้งค่า sales_request_status เป็น W / N / P</w:t>
             </w:r>
           </w:p>
         </w:tc>
@@ -1546,7 +1546,7 @@
                 <w:rFonts w:ascii="Arial" w:hAnsi="Arial" w:eastAsia="Arial" w:cs="Tahoma"/>
                 <w:sz w:val="18"/>
               </w:rPr>
-              <w:t>SEQ_fgi_impact_stores</w:t>
+              <w:t>BIGSERIAL ของ fgi_impact_stores (PostgreSQL — ไม่ใช้ named sequence แบบ Oracle)</w:t>
             </w:r>
           </w:p>
         </w:tc>
@@ -4305,7 +4305,7 @@
                 <w:rFonts w:ascii="Arial" w:hAnsi="Arial" w:eastAsia="Arial" w:cs="Tahoma"/>
                 <w:sz w:val="18"/>
               </w:rPr>
-              <w:t>insert คู่ใหม่ / ตั้ง verify_status W-N-P / created_by=ALM รวมทั้งข้อมูล external</w:t>
+              <w:t>insert คู่ร้านกระทบ–ร้านใหม่ / ตั้ง sales_request_status = W · N · P (ตารางนี้ไม่มี created_by — ช่องทางต้นทางอยู่ที่ fgi_impact_processes.datasource)</w:t>
             </w:r>
           </w:p>
         </w:tc>
@@ -5225,7 +5225,7 @@
         <w:br/>
         <w:t xml:space="preserve">  denyOnProcess = process.env.SBPGI_JOB2_DENY_ON_PROCESS ?? 'สาขา N=F / juristic เดียวกัน / สัญญาไม่คลุมงวด / เก่ากว่า 12 เดือน'; // TODO: ค่าคงที่ทางธุรกิจ — เปลี่ยนต้องผ่านการอนุมัติ</w:t>
         <w:br/>
-        <w:t xml:space="preserve">  pkSequence = process.env.SBPGI_JOB2_PK_SEQUENCE ?? 'SEQ_fgi_impact_stores'; // TODO: ค่าคงที่ทางธุรกิจ — เปลี่ยนต้องผ่านการอนุมัติ</w:t>
+        <w:t xml:space="preserve">  pkSequence = process.env.SBPGI_JOB2_PK_SEQUENCE ?? 'BIGSERIAL ของ fgi_impact_stores (PostgreSQL — ไม่ใช้ named sequence แบบ Oracle)'; // TODO: ค่าคงที่ทางธุรกิจ — เปลี่ยนต้องผ่านการอนุมัติ</w:t>
         <w:br/>
         <w:t xml:space="preserve">  mailTo = process.env.SBPGI_JOB2_MAIL_TO ?? ''; // TODO: ผู้รับอีเมลแจ้ง error คั่นด้วย comma (เดิม: go-sbp (hardcoded, template 34))</w:t>
         <w:br/>
@@ -5448,7 +5448,7 @@
         <w:t xml:space="preserve">  }</w:t>
         <w:br/>
         <w:br/>
-        <w:t xml:space="preserve">  // insert คู่ใหม่ verify_status = W, created_by = ALM</w:t>
+        <w:t xml:space="preserve">  // insert คู่ใหม่ sales_request_status = W</w:t>
         <w:br/>
         <w:t xml:space="preserve">  async step05Insert(state: JobState, manager?: EntityManager): Promise&lt;void&gt; {</w:t>
         <w:br/>
@@ -5475,7 +5475,7 @@
         <w:t xml:space="preserve">  }</w:t>
         <w:br/>
         <w:br/>
-        <w:t xml:space="preserve">  // เข้าเงื่อนไข ON_PROCESS หรือ created_by = STA?</w:t>
+        <w:t xml:space="preserve">  // เข้าเงื่อนไข ON_PROCESS หรือ fgi_impact_processes.datasource = STA?</w:t>
         <w:br/>
         <w:t xml:space="preserve">  async check08Condition(state: JobState): Promise&lt;boolean&gt; {</w:t>
         <w:br/>
@@ -5484,7 +5484,7 @@
         <w:t xml:space="preserve">  }</w:t>
         <w:br/>
         <w:br/>
-        <w:t xml:space="preserve">  // verify_status = P (On Process) แล้ววนจนครบทุกแถว</w:t>
+        <w:t xml:space="preserve">  // sales_request_status = P (On Process) แล้ววนจนครบทุกแถว</w:t>
         <w:br/>
         <w:t xml:space="preserve">  async step09Process(state: JobState, manager?: EntityManager): Promise&lt;void&gt; {</w:t>
         <w:br/>
@@ -6248,7 +6248,7 @@
                 <w:rFonts w:ascii="Arial" w:hAnsi="Arial" w:eastAsia="Arial" w:cs="Tahoma"/>
                 <w:sz w:val="18"/>
               </w:rPr>
-              <w:t>insert คู่ใหม่ verify_status = W, created_by = ALM</w:t>
+              <w:t>insert คู่ใหม่ sales_request_status = W</w:t>
             </w:r>
           </w:p>
         </w:tc>
@@ -6558,7 +6558,7 @@
                 <w:rFonts w:ascii="Arial" w:hAnsi="Arial" w:eastAsia="Arial" w:cs="Tahoma"/>
                 <w:sz w:val="18"/>
               </w:rPr>
-              <w:t>[err] verify_status = N (Deny)</w:t>
+              <w:t>[err] sales_request_status = N (Deny)</w:t>
             </w:r>
           </w:p>
         </w:tc>
@@ -6638,7 +6638,7 @@
                 <w:rFonts w:ascii="Arial" w:hAnsi="Arial" w:eastAsia="Arial" w:cs="Tahoma"/>
                 <w:sz w:val="18"/>
               </w:rPr>
-              <w:t>เข้าเงื่อนไข ON_PROCESS หรือ created_by = STA?</w:t>
+              <w:t>เข้าเงื่อนไข ON_PROCESS หรือ fgi_impact_processes.datasource = STA?</w:t>
             </w:r>
           </w:p>
         </w:tc>
@@ -6768,7 +6768,7 @@
                 <w:rFonts w:ascii="Arial" w:hAnsi="Arial" w:eastAsia="Arial" w:cs="Tahoma"/>
                 <w:sz w:val="18"/>
               </w:rPr>
-              <w:t>verify_status = P (On Process) แล้ววนจนครบทุกแถว</w:t>
+              <w:t>sales_request_status = P (On Process) แล้ววนจนครบทุกแถว</w:t>
             </w:r>
           </w:p>
         </w:tc>
@@ -7042,7 +7042,7 @@
         <w:br/>
         <w:t xml:space="preserve">      await this.dataSource.transaction(async (manager: EntityManager) =&gt; {</w:t>
         <w:br/>
-        <w:t xml:space="preserve">        // ขั้นที่ 5: insert คู่ใหม่ verify_status = W, created_by = ALM · TODO: PK จาก SEQ_fgi_impact_stores</w:t>
+        <w:t xml:space="preserve">        // ขั้นที่ 5: insert คู่ใหม่ sales_request_status = W · TODO: ช่องทางต้นทางเก็บที่ fgi_impact_processes.datasource = ALM (fgi_impact_stores ไม่มีคอลัมน์ created_by/datasource)</w:t>
         <w:br/>
         <w:t xml:space="preserve">        await this.service.step05Insert(state, manager);</w:t>
         <w:br/>
@@ -7056,9 +7056,9 @@
         <w:br/>
         <w:t xml:space="preserve">      const ok07 = await this.service.check07Validate(state);</w:t>
         <w:br/>
-        <w:t xml:space="preserve">      if (!ok07) throw new JobFailedError('JOB2_STEP07', 'verify_status = N (Deny)');</w:t>
-        <w:br/>
-        <w:t xml:space="preserve">      // ขั้นที่ 8 (decision): เข้าเงื่อนไข ON_PROCESS หรือ created_by = STA? · TODO: แหล่ง STA เข้าสถานะ P ได้อัตโนมัติ</w:t>
+        <w:t xml:space="preserve">      if (!ok07) throw new JobFailedError('JOB2_STEP07', 'sales_request_status = N (Deny)');</w:t>
+        <w:br/>
+        <w:t xml:space="preserve">      // ขั้นที่ 8 (decision): เข้าเงื่อนไข ON_PROCESS หรือ fgi_impact_processes.datasource = STA? · TODO: แหล่ง STA เข้าสถานะ P ได้อัตโนมัติ</w:t>
         <w:br/>
         <w:t xml:space="preserve">      const ok08 = await this.service.check08Condition(state);</w:t>
         <w:br/>
@@ -7074,7 +7074,7 @@
         <w:br/>
         <w:t xml:space="preserve">      }</w:t>
         <w:br/>
-        <w:t xml:space="preserve">      // ขั้นที่ 9: verify_status = P (On Process) แล้ววนจนครบทุกแถว</w:t>
+        <w:t xml:space="preserve">      // ขั้นที่ 9: sales_request_status = P (On Process) แล้ววนจนครบทุกแถว</w:t>
         <w:br/>
         <w:t xml:space="preserve">      await this.service.step09Process(state);</w:t>
         <w:br/>
@@ -7452,7 +7452,7 @@
                 <w:rFonts w:ascii="Arial" w:hAnsi="Arial" w:eastAsia="Arial" w:cs="Tahoma"/>
                 <w:sz w:val="18"/>
               </w:rPr>
-              <w:t>insert คู่ใหม่ / ตั้ง verify_status W-N-P / created_by=ALM รวมทั้งข้อมูล external</w:t>
+              <w:t>insert คู่ร้านกระทบ–ร้านใหม่ / ตั้ง sales_request_status = W · N · P (ตารางนี้ไม่มี created_by — ช่องทางต้นทางอยู่ที่ fgi_impact_processes.datasource)</w:t>
             </w:r>
           </w:p>
         </w:tc>
@@ -7501,7 +7501,7 @@
         <w:t>--       write ทั้งหมดต้องอยู่ใน transaction เดียวกับที่ระบุใน 9.3</w:t>
         <w:br/>
         <w:br/>
-        <w:t>-- [W] fgi_impact_stores : insert คู่ใหม่ / ตั้ง verify_status W-N-P / created_by=ALM รวมทั้งข้อมูล external</w:t>
+        <w:t>-- [W] fgi_impact_stores : insert คู่ร้านกระทบ–ร้านใหม่ / ตั้ง sales_request_status = W · N · P (ตารางนี้ไม่มี created_by — ช่องทางต้นทางอยู่ที่ fgi_impact_processes.datasource)</w:t>
         <w:br/>
         <w:t>-- TODO: เติมคอลัมน์ payload จริงจาก Database design</w:t>
         <w:br/>
@@ -8118,7 +8118,7 @@
                 <w:rFonts w:ascii="Arial" w:hAnsi="Arial" w:eastAsia="Arial" w:cs="Tahoma"/>
                 <w:sz w:val="18"/>
               </w:rPr>
-              <w:t>insert คู่ใหม่ verify_status = W, created_by = ALM (PK จาก SEQ_fgi_impact_stores)</w:t>
+              <w:t>insert คู่ใหม่ sales_request_status = W (ช่องทางต้นทางเก็บที่ fgi_impact_processes.datasource = ALM (fgi_impact_stores ไม่มีคอลัมน์ created_by/datasource))</w:t>
             </w:r>
           </w:p>
         </w:tc>
@@ -8228,7 +8228,7 @@
                 <w:rFonts w:ascii="Arial" w:hAnsi="Arial" w:eastAsia="Arial" w:cs="Tahoma"/>
                 <w:sz w:val="18"/>
               </w:rPr>
-              <w:t>ผ่านกฎ DENY? (ตรวจก่อน ON_PROCESS) | No: verify_status = N (Deny) (DENY: สาขา N=F / juristic เดียวกัน / สัญญา SBP ไม่คลุมงวด / เก่ากว่า 12 เดือน)</w:t>
+              <w:t>ผ่านกฎ DENY? (ตรวจก่อน ON_PROCESS) | No: sales_request_status = N (Deny) (DENY: สาขา N=F / juristic เดียวกัน / สัญญา SBP ไม่คลุมงวด / เก่ากว่า 12 เดือน)</w:t>
             </w:r>
           </w:p>
         </w:tc>
@@ -8283,7 +8283,7 @@
                 <w:rFonts w:ascii="Arial" w:hAnsi="Arial" w:eastAsia="Arial" w:cs="Tahoma"/>
                 <w:sz w:val="18"/>
               </w:rPr>
-              <w:t>เข้าเงื่อนไข ON_PROCESS หรือ created_by = STA? | No: คงค่า W (รอตรวจสอบ) (แหล่ง STA เข้าสถานะ P ได้อัตโนมัติ)</w:t>
+              <w:t>เข้าเงื่อนไข ON_PROCESS หรือ fgi_impact_processes.datasource = STA? | No: คงค่า W (รอตรวจสอบ) (แหล่ง STA เข้าสถานะ P ได้อัตโนมัติ)</w:t>
             </w:r>
           </w:p>
         </w:tc>
@@ -8338,7 +8338,7 @@
                 <w:rFonts w:ascii="Arial" w:hAnsi="Arial" w:eastAsia="Arial" w:cs="Tahoma"/>
                 <w:sz w:val="18"/>
               </w:rPr>
-              <w:t>verify_status = P (On Process) แล้ววนจนครบทุกแถว</w:t>
+              <w:t>sales_request_status = P (On Process) แล้ววนจนครบทุกแถว</w:t>
             </w:r>
           </w:p>
         </w:tc>

--- a/LLDD/word/BE/Jobs/LLDD-BE-Job-2-ImportImpactStore.docx
+++ b/LLDD/word/BE/Jobs/LLDD-BE-Job-2-ImportImpactStore.docx
@@ -5320,7 +5320,7 @@
           <w:rFonts w:ascii="Courier New" w:hAnsi="Courier New" w:eastAsia="Courier New" w:cs="Tahoma"/>
           <w:sz w:val="16"/>
         </w:rPr>
-        <w:t>// src/batch/runner.ts — สัญญากลางของทุก job (ประกาศครั้งเดียว ใช้ร่วมทั้ง 11 ฉบับ)</w:t>
+        <w:t>// src/batch/runner.ts — สัญญากลางของทุก job (ประกาศครั้งเดียว ใช้ร่วมทั้ง 10 ฉบับ)</w:t>
         <w:br/>
         <w:br/>
         <w:t>export interface JobRunContext {</w:t>

--- a/LLDD/word/BE/Jobs/LLDD-BE-Job-2-ImportImpactStore.docx
+++ b/LLDD/word/BE/Jobs/LLDD-BE-Job-2-ImportImpactStore.docx
@@ -4126,6 +4126,35 @@
       </w:pPr>
       <w:r>
         <w:t>7. API Contract</w:t>
+      </w:r>
+    </w:p>
+    <w:p>
+      <w:pPr>
+        <w:keepNext w:val="0"/>
+      </w:pPr>
+      <w:r>
+        <w:rPr>
+          <w:b/>
+        </w:rPr>
+        <w:t>เอกสารฉบับนี้ไม่มี endpoint ของตัวเอง</w:t>
+      </w:r>
+      <w:r>
+        <w:t xml:space="preserve"> — เป็นสัญญา/งานภายในที่เอกสารอื่นเรียกใช้ (ดูขอบเขตใน 5.90 Endpoint Implementation Contract) · รายการ endpoint ทั้ง 29 เส้นของ SBPGI อยู่ที่ </w:t>
+      </w:r>
+      <w:r>
+        <w:rPr>
+          <w:b/>
+        </w:rPr>
+        <w:t>LLDD-API.pdf</w:t>
+      </w:r>
+      <w:r>
+        <w:t xml:space="preserve"> และ </w:t>
+      </w:r>
+      <w:r>
+        <w:rPr>
+          <w:rFonts w:ascii="Courier New" w:hAnsi="Courier New" w:eastAsia="Courier New" w:cs="Tahoma"/>
+        </w:rPr>
+        <w:t>API design</w:t>
       </w:r>
     </w:p>
     <w:p>

--- a/LLDD/word/BE/Jobs/LLDD-BE-Job-2-ImportImpactStore.docx
+++ b/LLDD/word/BE/Jobs/LLDD-BE-Job-2-ImportImpactStore.docx
@@ -701,7 +701,7 @@
                 <w:rFonts w:ascii="Arial" w:hAnsi="Arial" w:eastAsia="Arial" w:cs="Tahoma"/>
                 <w:sz w:val="18"/>
               </w:rPr>
-              <w:t>นำเข้าคู่ร้านถูกกระทบจาก ALLMAP: นำคู่ร้านถูกกระทบ–ร้านเปิดใหม่จากวิว ALLMAP เข้า fgi_impact_stores เติมข้อมูลจากตาราง master แล้วใช้กฎ DENY และ ON_PROCESS ตั้งค่า sales_request_status เป็น W / N / P</w:t>
+              <w:t>นำเข้าคู่ร้านถูกกระทบจาก ALLMAP: นำคู่ร้านถูกกระทบ–ร้านเปิดใหม่จากวิว ALLMAP เข้า sgi_fgi_impact_stores เติมข้อมูลจากตาราง master แล้วใช้กฎ DENY และ ON_PROCESS ตั้งค่า sales_request_status เป็น W / N / P</w:t>
             </w:r>
           </w:p>
         </w:tc>
@@ -713,6 +713,557 @@
         <w:t>Common contract reference: ทุกหัวข้อ API/FE ต้องยึด LLDD-BE-API-Common-Contracts.pdf และ LLDD-FE-Integration-Contracts.pdf สำหรับ error/auth/format/pagination/action/RBAC ก่อนลงรายละเอียดเฉพาะหน้าหรือเฉพาะ endpoint</w:t>
       </w:r>
     </w:p>
+    <w:p>
+      <w:pPr>
+        <w:pStyle w:val="Heading2"/>
+        <w:keepNext/>
+        <w:keepLines/>
+        <w:pageBreakBefore w:val="0"/>
+      </w:pPr>
+      <w:r>
+        <w:t>1.1 เอกสาร LLDD ที่เกี่ยวข้อง</w:t>
+      </w:r>
+    </w:p>
+    <w:p>
+      <w:pPr>
+        <w:keepNext w:val="0"/>
+      </w:pPr>
+      <w:r>
+        <w:t>ตารางนี้สร้างจาก endpoint และตารางที่เอกสารฉบับนี้ประกาศไว้จริง — อ่านฉบับที่อยู่ในตารางก่อนลงมือ เพื่อไม่ให้สัญญา request/response หรือชื่อคอลัมน์หลุดจากกัน</w:t>
+      </w:r>
+    </w:p>
+    <w:tbl>
+      <w:tblPr>
+        <w:tblStyle w:val="TableGrid"/>
+        <w:tblW w:type="auto" w:w="0"/>
+        <w:jc w:val="center"/>
+        <w:tblLook w:firstColumn="1" w:firstRow="1" w:lastColumn="0" w:lastRow="0" w:noHBand="0" w:noVBand="1" w:val="04A0"/>
+      </w:tblPr>
+      <w:tblGrid>
+        <w:gridCol w:w="3360"/>
+        <w:gridCol w:w="3360"/>
+        <w:gridCol w:w="3360"/>
+      </w:tblGrid>
+      <w:tr>
+        <w:trPr>
+          <w:cantSplit/>
+        </w:trPr>
+        <w:tc>
+          <w:tcPr>
+            <w:tcW w:type="dxa" w:w="3360"/>
+            <w:vAlign w:val="center"/>
+            <w:shd w:fill="E8EEF5"/>
+          </w:tcPr>
+          <w:p>
+            <w:pPr>
+              <w:keepLines/>
+              <w:spacing w:after="0"/>
+            </w:pPr>
+            <w:r/>
+            <w:r>
+              <w:rPr>
+                <w:rFonts w:ascii="Arial" w:hAnsi="Arial" w:eastAsia="Arial" w:cs="Tahoma"/>
+                <w:b/>
+                <w:sz w:val="18"/>
+              </w:rPr>
+              <w:t>ความสัมพันธ์</w:t>
+            </w:r>
+          </w:p>
+        </w:tc>
+        <w:tc>
+          <w:tcPr>
+            <w:tcW w:type="dxa" w:w="3360"/>
+            <w:vAlign w:val="center"/>
+            <w:shd w:fill="E8EEF5"/>
+          </w:tcPr>
+          <w:p>
+            <w:pPr>
+              <w:keepLines/>
+              <w:spacing w:after="0"/>
+            </w:pPr>
+            <w:r/>
+            <w:r>
+              <w:rPr>
+                <w:rFonts w:ascii="Arial" w:hAnsi="Arial" w:eastAsia="Arial" w:cs="Tahoma"/>
+                <w:b/>
+                <w:sz w:val="18"/>
+              </w:rPr>
+              <w:t>เอกสาร LLDD</w:t>
+            </w:r>
+          </w:p>
+        </w:tc>
+        <w:tc>
+          <w:tcPr>
+            <w:tcW w:type="dxa" w:w="3360"/>
+            <w:vAlign w:val="center"/>
+            <w:shd w:fill="E8EEF5"/>
+          </w:tcPr>
+          <w:p>
+            <w:pPr>
+              <w:keepLines/>
+              <w:spacing w:after="0"/>
+            </w:pPr>
+            <w:r/>
+            <w:r>
+              <w:rPr>
+                <w:rFonts w:ascii="Arial" w:hAnsi="Arial" w:eastAsia="Arial" w:cs="Tahoma"/>
+                <w:b/>
+                <w:sz w:val="18"/>
+              </w:rPr>
+              <w:t>เกี่ยวข้องตรงไหน</w:t>
+            </w:r>
+          </w:p>
+        </w:tc>
+      </w:tr>
+      <w:tr>
+        <w:trPr>
+          <w:cantSplit/>
+        </w:trPr>
+        <w:tc>
+          <w:tcPr>
+            <w:tcW w:type="dxa" w:w="3360"/>
+            <w:vAlign w:val="center"/>
+          </w:tcPr>
+          <w:p>
+            <w:pPr>
+              <w:keepLines/>
+              <w:spacing w:after="0"/>
+            </w:pPr>
+            <w:r>
+              <w:rPr>
+                <w:rFonts w:ascii="Arial" w:hAnsi="Arial" w:eastAsia="Arial" w:cs="Tahoma"/>
+                <w:sz w:val="18"/>
+              </w:rPr>
+            </w:r>
+            <w:r>
+              <w:rPr>
+                <w:rFonts w:ascii="Arial" w:hAnsi="Arial" w:eastAsia="Arial" w:cs="Tahoma"/>
+                <w:sz w:val="18"/>
+              </w:rPr>
+              <w:t>สัญญากลาง</w:t>
+            </w:r>
+          </w:p>
+        </w:tc>
+        <w:tc>
+          <w:tcPr>
+            <w:tcW w:type="dxa" w:w="3360"/>
+            <w:vAlign w:val="center"/>
+          </w:tcPr>
+          <w:p>
+            <w:pPr>
+              <w:keepLines/>
+              <w:spacing w:after="0"/>
+            </w:pPr>
+            <w:r>
+              <w:rPr>
+                <w:rFonts w:ascii="Arial" w:hAnsi="Arial" w:eastAsia="Arial" w:cs="Tahoma"/>
+                <w:sz w:val="18"/>
+              </w:rPr>
+            </w:r>
+            <w:r>
+              <w:rPr>
+                <w:rFonts w:ascii="Arial" w:hAnsi="Arial" w:eastAsia="Arial" w:cs="Tahoma"/>
+                <w:b/>
+                <w:sz w:val="18"/>
+              </w:rPr>
+              <w:t>LLDD-BE-API-Common-Contracts.pdf</w:t>
+            </w:r>
+          </w:p>
+        </w:tc>
+        <w:tc>
+          <w:tcPr>
+            <w:tcW w:type="dxa" w:w="3360"/>
+            <w:vAlign w:val="center"/>
+          </w:tcPr>
+          <w:p>
+            <w:pPr>
+              <w:keepLines/>
+              <w:spacing w:after="0"/>
+            </w:pPr>
+            <w:r>
+              <w:rPr>
+                <w:rFonts w:ascii="Arial" w:hAnsi="Arial" w:eastAsia="Arial" w:cs="Tahoma"/>
+                <w:sz w:val="18"/>
+              </w:rPr>
+            </w:r>
+            <w:r>
+              <w:rPr>
+                <w:rFonts w:ascii="Arial" w:hAnsi="Arial" w:eastAsia="Arial" w:cs="Tahoma"/>
+                <w:sz w:val="18"/>
+              </w:rPr>
+              <w:t xml:space="preserve">envelope </w:t>
+            </w:r>
+            <w:r>
+              <w:rPr>
+                <w:rFonts w:ascii="Courier New" w:hAnsi="Courier New" w:eastAsia="Courier New" w:cs="Tahoma"/>
+                <w:sz w:val="18"/>
+              </w:rPr>
+              <w:t>{success,data}</w:t>
+            </w:r>
+            <w:r>
+              <w:rPr>
+                <w:rFonts w:ascii="Arial" w:hAnsi="Arial" w:eastAsia="Arial" w:cs="Tahoma"/>
+                <w:sz w:val="18"/>
+              </w:rPr>
+              <w:t xml:space="preserve"> · error code · pagination · รูปแบบวันที่/เลขเอกสาร</w:t>
+            </w:r>
+          </w:p>
+        </w:tc>
+      </w:tr>
+      <w:tr>
+        <w:trPr>
+          <w:cantSplit/>
+        </w:trPr>
+        <w:tc>
+          <w:tcPr>
+            <w:tcW w:type="dxa" w:w="3360"/>
+            <w:vAlign w:val="center"/>
+          </w:tcPr>
+          <w:p>
+            <w:pPr>
+              <w:keepLines/>
+              <w:spacing w:after="0"/>
+            </w:pPr>
+            <w:r>
+              <w:rPr>
+                <w:rFonts w:ascii="Arial" w:hAnsi="Arial" w:eastAsia="Arial" w:cs="Tahoma"/>
+                <w:sz w:val="18"/>
+              </w:rPr>
+            </w:r>
+            <w:r>
+              <w:rPr>
+                <w:rFonts w:ascii="Arial" w:hAnsi="Arial" w:eastAsia="Arial" w:cs="Tahoma"/>
+                <w:sz w:val="18"/>
+              </w:rPr>
+              <w:t>โครงสร้างข้อมูล</w:t>
+            </w:r>
+          </w:p>
+        </w:tc>
+        <w:tc>
+          <w:tcPr>
+            <w:tcW w:type="dxa" w:w="3360"/>
+            <w:vAlign w:val="center"/>
+          </w:tcPr>
+          <w:p>
+            <w:pPr>
+              <w:keepLines/>
+              <w:spacing w:after="0"/>
+            </w:pPr>
+            <w:r>
+              <w:rPr>
+                <w:rFonts w:ascii="Arial" w:hAnsi="Arial" w:eastAsia="Arial" w:cs="Tahoma"/>
+                <w:sz w:val="18"/>
+              </w:rPr>
+            </w:r>
+            <w:r>
+              <w:rPr>
+                <w:rFonts w:ascii="Arial" w:hAnsi="Arial" w:eastAsia="Arial" w:cs="Tahoma"/>
+                <w:b/>
+                <w:sz w:val="18"/>
+              </w:rPr>
+              <w:t>LLDD-BE-Database-Structure.pdf</w:t>
+            </w:r>
+          </w:p>
+        </w:tc>
+        <w:tc>
+          <w:tcPr>
+            <w:tcW w:type="dxa" w:w="3360"/>
+            <w:vAlign w:val="center"/>
+          </w:tcPr>
+          <w:p>
+            <w:pPr>
+              <w:keepLines/>
+              <w:spacing w:after="0"/>
+            </w:pPr>
+            <w:r>
+              <w:rPr>
+                <w:rFonts w:ascii="Arial" w:hAnsi="Arial" w:eastAsia="Arial" w:cs="Tahoma"/>
+                <w:sz w:val="18"/>
+              </w:rPr>
+            </w:r>
+            <w:r>
+              <w:rPr>
+                <w:rFonts w:ascii="Arial" w:hAnsi="Arial" w:eastAsia="Arial" w:cs="Tahoma"/>
+                <w:sz w:val="18"/>
+              </w:rPr>
+              <w:t>DDL ของตารางที่หัวข้อ Reference DB Mapping อ้างถึง</w:t>
+            </w:r>
+          </w:p>
+        </w:tc>
+      </w:tr>
+      <w:tr>
+        <w:trPr>
+          <w:cantSplit/>
+        </w:trPr>
+        <w:tc>
+          <w:tcPr>
+            <w:tcW w:type="dxa" w:w="3360"/>
+            <w:vAlign w:val="center"/>
+          </w:tcPr>
+          <w:p>
+            <w:pPr>
+              <w:keepLines/>
+              <w:spacing w:after="0"/>
+            </w:pPr>
+            <w:r>
+              <w:rPr>
+                <w:rFonts w:ascii="Arial" w:hAnsi="Arial" w:eastAsia="Arial" w:cs="Tahoma"/>
+                <w:sz w:val="18"/>
+              </w:rPr>
+            </w:r>
+            <w:r>
+              <w:rPr>
+                <w:rFonts w:ascii="Arial" w:hAnsi="Arial" w:eastAsia="Arial" w:cs="Tahoma"/>
+                <w:sz w:val="18"/>
+              </w:rPr>
+              <w:t>แพลตฟอร์มระบบเดิม</w:t>
+            </w:r>
+          </w:p>
+        </w:tc>
+        <w:tc>
+          <w:tcPr>
+            <w:tcW w:type="dxa" w:w="3360"/>
+            <w:vAlign w:val="center"/>
+          </w:tcPr>
+          <w:p>
+            <w:pPr>
+              <w:keepLines/>
+              <w:spacing w:after="0"/>
+            </w:pPr>
+            <w:r>
+              <w:rPr>
+                <w:rFonts w:ascii="Arial" w:hAnsi="Arial" w:eastAsia="Arial" w:cs="Tahoma"/>
+                <w:sz w:val="18"/>
+              </w:rPr>
+            </w:r>
+            <w:r>
+              <w:rPr>
+                <w:rFonts w:ascii="Arial" w:hAnsi="Arial" w:eastAsia="Arial" w:cs="Tahoma"/>
+                <w:b/>
+                <w:sz w:val="18"/>
+              </w:rPr>
+              <w:t>LLDD-BE-Integration-SBP-Platform.pdf</w:t>
+            </w:r>
+          </w:p>
+        </w:tc>
+        <w:tc>
+          <w:tcPr>
+            <w:tcW w:type="dxa" w:w="3360"/>
+            <w:vAlign w:val="center"/>
+          </w:tcPr>
+          <w:p>
+            <w:pPr>
+              <w:keepLines/>
+              <w:spacing w:after="0"/>
+            </w:pPr>
+            <w:r>
+              <w:rPr>
+                <w:rFonts w:ascii="Arial" w:hAnsi="Arial" w:eastAsia="Arial" w:cs="Tahoma"/>
+                <w:sz w:val="18"/>
+              </w:rPr>
+            </w:r>
+            <w:r>
+              <w:rPr>
+                <w:rFonts w:ascii="Arial" w:hAnsi="Arial" w:eastAsia="Arial" w:cs="Tahoma"/>
+                <w:sz w:val="18"/>
+              </w:rPr>
+              <w:t>header จาก BFF (</w:t>
+            </w:r>
+            <w:r>
+              <w:rPr>
+                <w:rFonts w:ascii="Courier New" w:hAnsi="Courier New" w:eastAsia="Courier New" w:cs="Tahoma"/>
+                <w:sz w:val="18"/>
+              </w:rPr>
+              <w:t>x-api-key</w:t>
+            </w:r>
+            <w:r>
+              <w:rPr>
+                <w:rFonts w:ascii="Arial" w:hAnsi="Arial" w:eastAsia="Arial" w:cs="Tahoma"/>
+                <w:sz w:val="18"/>
+              </w:rPr>
+              <w:t xml:space="preserve"> / </w:t>
+            </w:r>
+            <w:r>
+              <w:rPr>
+                <w:rFonts w:ascii="Courier New" w:hAnsi="Courier New" w:eastAsia="Courier New" w:cs="Tahoma"/>
+                <w:sz w:val="18"/>
+              </w:rPr>
+              <w:t>x-user-*</w:t>
+            </w:r>
+            <w:r>
+              <w:rPr>
+                <w:rFonts w:ascii="Arial" w:hAnsi="Arial" w:eastAsia="Arial" w:cs="Tahoma"/>
+                <w:sz w:val="18"/>
+              </w:rPr>
+              <w:t>) · การ reuse ตารางและ service ของระบบ SBP เดิม</w:t>
+            </w:r>
+          </w:p>
+        </w:tc>
+      </w:tr>
+      <w:tr>
+        <w:trPr>
+          <w:cantSplit/>
+        </w:trPr>
+        <w:tc>
+          <w:tcPr>
+            <w:tcW w:type="dxa" w:w="3360"/>
+            <w:vAlign w:val="center"/>
+          </w:tcPr>
+          <w:p>
+            <w:pPr>
+              <w:keepLines/>
+              <w:spacing w:after="0"/>
+            </w:pPr>
+            <w:r>
+              <w:rPr>
+                <w:rFonts w:ascii="Arial" w:hAnsi="Arial" w:eastAsia="Arial" w:cs="Tahoma"/>
+                <w:sz w:val="18"/>
+              </w:rPr>
+            </w:r>
+            <w:r>
+              <w:rPr>
+                <w:rFonts w:ascii="Arial" w:hAnsi="Arial" w:eastAsia="Arial" w:cs="Tahoma"/>
+                <w:sz w:val="18"/>
+              </w:rPr>
+              <w:t>ต้องจบก่อน (ลำดับงาน)</w:t>
+            </w:r>
+          </w:p>
+        </w:tc>
+        <w:tc>
+          <w:tcPr>
+            <w:tcW w:type="dxa" w:w="3360"/>
+            <w:vAlign w:val="center"/>
+          </w:tcPr>
+          <w:p>
+            <w:pPr>
+              <w:keepLines/>
+              <w:spacing w:after="0"/>
+            </w:pPr>
+            <w:r>
+              <w:rPr>
+                <w:rFonts w:ascii="Arial" w:hAnsi="Arial" w:eastAsia="Arial" w:cs="Tahoma"/>
+                <w:sz w:val="18"/>
+              </w:rPr>
+            </w:r>
+            <w:r>
+              <w:rPr>
+                <w:rFonts w:ascii="Arial" w:hAnsi="Arial" w:eastAsia="Arial" w:cs="Tahoma"/>
+                <w:b/>
+                <w:sz w:val="18"/>
+              </w:rPr>
+              <w:t>LLDD-BE-API-Common-Contracts.pdf</w:t>
+            </w:r>
+          </w:p>
+        </w:tc>
+        <w:tc>
+          <w:tcPr>
+            <w:tcW w:type="dxa" w:w="3360"/>
+            <w:vAlign w:val="center"/>
+          </w:tcPr>
+          <w:p>
+            <w:pPr>
+              <w:keepLines/>
+              <w:spacing w:after="0"/>
+            </w:pPr>
+            <w:r>
+              <w:rPr>
+                <w:rFonts w:ascii="Arial" w:hAnsi="Arial" w:eastAsia="Arial" w:cs="Tahoma"/>
+                <w:sz w:val="18"/>
+              </w:rPr>
+            </w:r>
+            <w:r>
+              <w:rPr>
+                <w:rFonts w:ascii="Arial" w:hAnsi="Arial" w:eastAsia="Arial" w:cs="Tahoma"/>
+                <w:sz w:val="18"/>
+              </w:rPr>
+              <w:t>เป็นฉบับต้นทางของสัญญา/โครงที่ฉบับนี้อ้าง</w:t>
+            </w:r>
+          </w:p>
+        </w:tc>
+      </w:tr>
+      <w:tr>
+        <w:trPr>
+          <w:cantSplit/>
+        </w:trPr>
+        <w:tc>
+          <w:tcPr>
+            <w:tcW w:type="dxa" w:w="3360"/>
+            <w:vAlign w:val="center"/>
+          </w:tcPr>
+          <w:p>
+            <w:pPr>
+              <w:keepLines/>
+              <w:spacing w:after="0"/>
+            </w:pPr>
+            <w:r>
+              <w:rPr>
+                <w:rFonts w:ascii="Arial" w:hAnsi="Arial" w:eastAsia="Arial" w:cs="Tahoma"/>
+                <w:sz w:val="18"/>
+              </w:rPr>
+            </w:r>
+            <w:r>
+              <w:rPr>
+                <w:rFonts w:ascii="Arial" w:hAnsi="Arial" w:eastAsia="Arial" w:cs="Tahoma"/>
+                <w:sz w:val="18"/>
+              </w:rPr>
+              <w:t>ต้องจบก่อน (ลำดับงาน)</w:t>
+            </w:r>
+          </w:p>
+        </w:tc>
+        <w:tc>
+          <w:tcPr>
+            <w:tcW w:type="dxa" w:w="3360"/>
+            <w:vAlign w:val="center"/>
+          </w:tcPr>
+          <w:p>
+            <w:pPr>
+              <w:keepLines/>
+              <w:spacing w:after="0"/>
+            </w:pPr>
+            <w:r>
+              <w:rPr>
+                <w:rFonts w:ascii="Arial" w:hAnsi="Arial" w:eastAsia="Arial" w:cs="Tahoma"/>
+                <w:sz w:val="18"/>
+              </w:rPr>
+            </w:r>
+            <w:r>
+              <w:rPr>
+                <w:rFonts w:ascii="Arial" w:hAnsi="Arial" w:eastAsia="Arial" w:cs="Tahoma"/>
+                <w:b/>
+                <w:sz w:val="18"/>
+              </w:rPr>
+              <w:t>LLDD-BE-Database-Structure.pdf</w:t>
+            </w:r>
+          </w:p>
+        </w:tc>
+        <w:tc>
+          <w:tcPr>
+            <w:tcW w:type="dxa" w:w="3360"/>
+            <w:vAlign w:val="center"/>
+          </w:tcPr>
+          <w:p>
+            <w:pPr>
+              <w:keepLines/>
+              <w:spacing w:after="0"/>
+            </w:pPr>
+            <w:r>
+              <w:rPr>
+                <w:rFonts w:ascii="Arial" w:hAnsi="Arial" w:eastAsia="Arial" w:cs="Tahoma"/>
+                <w:sz w:val="18"/>
+              </w:rPr>
+            </w:r>
+            <w:r>
+              <w:rPr>
+                <w:rFonts w:ascii="Arial" w:hAnsi="Arial" w:eastAsia="Arial" w:cs="Tahoma"/>
+                <w:sz w:val="18"/>
+              </w:rPr>
+              <w:t>เป็นฉบับต้นทางของสัญญา/โครงที่ฉบับนี้อ้าง</w:t>
+            </w:r>
+          </w:p>
+        </w:tc>
+      </w:tr>
+    </w:tbl>
+    <w:p/>
     <w:p>
       <w:pPr>
         <w:pStyle w:val="Heading1"/>
@@ -748,7 +1299,7 @@
         <w:keepLines/>
       </w:pPr>
       <w:r>
-        <w:t>Output: fgi_impact_stores</w:t>
+        <w:t>Output: sgi_fgi_impact_stores</w:t>
       </w:r>
     </w:p>
     <w:p>
@@ -805,7 +1356,18 @@
         <w:pageBreakBefore w:val="0"/>
       </w:pPr>
       <w:r>
-        <w:t>4. Implementation Flow Diagram (Reference)</w:t>
+        <w:t>4. Implementation Flow &amp; Sequence Diagram (Reference)</w:t>
+      </w:r>
+    </w:p>
+    <w:p>
+      <w:pPr>
+        <w:pStyle w:val="Heading2"/>
+        <w:keepNext/>
+        <w:keepLines/>
+        <w:pageBreakBefore w:val="0"/>
+      </w:pPr>
+      <w:r>
+        <w:t>4.1 Implementation Flow (ลำดับขั้นการทำงาน)</w:t>
       </w:r>
     </w:p>
     <w:p>
@@ -863,6 +1425,78 @@
     </w:p>
     <w:p>
       <w:pPr>
+        <w:pStyle w:val="Heading2"/>
+        <w:keepNext/>
+        <w:keepLines/>
+        <w:pageBreakBefore w:val="0"/>
+      </w:pPr>
+      <w:r>
+        <w:t>4.2 Sequence Diagram (ใครคุยกับใคร ลำดับไหน)</w:t>
+      </w:r>
+    </w:p>
+    <w:p>
+      <w:pPr>
+        <w:keepNext w:val="0"/>
+      </w:pPr>
+      <w:r>
+        <w:t>ผู้แสดงและลำดับข้อความในภาพนี้สร้างจาก endpoint ในหัวข้อ 7 และตารางในหัวข้อ Reference DB Mapping ของเอกสารฉบับนี้เอง จึงตรงกับสัญญาเสมอ</w:t>
+      </w:r>
+    </w:p>
+    <w:p>
+      <w:pPr>
+        <w:keepNext/>
+        <w:jc w:val="center"/>
+      </w:pPr>
+      <w:r>
+        <w:drawing>
+          <wp:inline xmlns:a="http://schemas.openxmlformats.org/drawingml/2006/main" xmlns:pic="http://schemas.openxmlformats.org/drawingml/2006/picture">
+            <wp:extent cx="5669280" cy="3049386"/>
+            <wp:docPr id="2" name="Picture 2"/>
+            <wp:cNvGraphicFramePr>
+              <a:graphicFrameLocks noChangeAspect="1"/>
+            </wp:cNvGraphicFramePr>
+            <a:graphic>
+              <a:graphicData uri="http://schemas.openxmlformats.org/drawingml/2006/picture">
+                <pic:pic>
+                  <pic:nvPicPr>
+                    <pic:cNvPr id="0" name="BE-Job-2-ImportImpactStore-sequence.png"/>
+                    <pic:cNvPicPr/>
+                  </pic:nvPicPr>
+                  <pic:blipFill>
+                    <a:blip r:embed="rId12"/>
+                    <a:stretch>
+                      <a:fillRect/>
+                    </a:stretch>
+                  </pic:blipFill>
+                  <pic:spPr>
+                    <a:xfrm>
+                      <a:off x="0" y="0"/>
+                      <a:ext cx="5669280" cy="3049386"/>
+                    </a:xfrm>
+                    <a:prstGeom prst="rect"/>
+                  </pic:spPr>
+                </pic:pic>
+              </a:graphicData>
+            </a:graphic>
+          </wp:inline>
+        </w:drawing>
+      </w:r>
+    </w:p>
+    <w:p>
+      <w:pPr>
+        <w:keepLines/>
+        <w:jc w:val="center"/>
+      </w:pPr>
+      <w:r>
+        <w:rPr>
+          <w:i/>
+          <w:sz w:val="18"/>
+        </w:rPr>
+        <w:t>รูปที่ 2: Sequence diagram: LLDD BE - Job 2 ImportImpactStore</w:t>
+      </w:r>
+    </w:p>
+    <w:p>
+      <w:pPr>
         <w:pStyle w:val="Heading1"/>
         <w:keepNext/>
         <w:keepLines/>
@@ -1183,7 +1817,7 @@
                 <w:rFonts w:ascii="Arial" w:hAnsi="Arial" w:eastAsia="Arial" w:cs="Tahoma"/>
                 <w:sz w:val="18"/>
               </w:rPr>
-              <w:t>รูปแบบ ZONES|YYYY|MM หรือ ALL|YYYY|MM — ไม่ระบุจะใช้งวดตาม modifyDateToString · ⚠️ ปีในตัวอย่างเป็น พ.ศ. (2569) ตามค่าที่ระบบเดิมใช้กับวิว ALLMAP ซึ่งขัดกับกติกา ค.ศ. ทั้งระบบ (มติ 2026-08-06) — ต้องยืนยันกับเจ้าของ ALLMAP ว่าวิวเก็บปีเป็น พ.ศ. จริงหรือไม่ ถ้าไม่ ให้เปลี่ยนเป็น ค.ศ. (2026)</w:t>
+              <w:t>รูปแบบ ZONES|YYYY|MM หรือ ALL|YYYY|MM — ไม่ระบุจะใช้งวดตาม modifyDateToString · ⚠️ ปีในตัวอย่างเป็น พ.ศ. (2569) ตามค่าที่ระบบเดิมใช้กับวิว ALLMAP ซึ่งขัดกับกติกา ค.ศ. ทั้งระบบ (มติ 2026-08-06) — ค่าที่ส่งเข้าวิว ALLMAP คงรูปแบบเดิมของวิว ส่วนค่าที่เขียนลงตารางของ SGI ต้องแปลงเป็น ค.ศ. ทุกครั้ง</w:t>
             </w:r>
           </w:p>
         </w:tc>
@@ -1546,7 +2180,7 @@
                 <w:rFonts w:ascii="Arial" w:hAnsi="Arial" w:eastAsia="Arial" w:cs="Tahoma"/>
                 <w:sz w:val="18"/>
               </w:rPr>
-              <w:t>BIGSERIAL ของ fgi_impact_stores (PostgreSQL — ไม่ใช้ named sequence แบบ Oracle)</w:t>
+              <w:t>BIGSERIAL ของ sgi_fgi_impact_stores (PostgreSQL — ไม่ใช้ named sequence แบบ Oracle)</w:t>
             </w:r>
           </w:p>
         </w:tc>
@@ -2765,7 +3399,7 @@
                 <w:rFonts w:ascii="Arial" w:hAnsi="Arial" w:eastAsia="Arial" w:cs="Tahoma"/>
                 <w:sz w:val="18"/>
               </w:rPr>
-              <w:t>สร้าง/หา fgi_impact_processes และ upsert candidate ทีละ chunk ใน transaction; chunk fail rollback เฉพาะ chunk</w:t>
+              <w:t>สร้าง/หา sgi_fgi_impact_processes และ upsert candidate ทีละ chunk ใน transaction; chunk fail rollback เฉพาะ chunk</w:t>
             </w:r>
           </w:p>
         </w:tc>
@@ -3369,7 +4003,7 @@
                 <w:rFonts w:ascii="Arial" w:hAnsi="Arial" w:eastAsia="Arial" w:cs="Tahoma"/>
                 <w:sz w:val="18"/>
               </w:rPr>
-              <w:t>สร้าง/หา fgi_impact_processes และ upsert candidate ทีละ chunk ใน transaction; chunk fail rollback เฉพาะ chunk</w:t>
+              <w:t>สร้าง/หา sgi_fgi_impact_processes และ upsert candidate ทีละ chunk ใน transaction; chunk fail rollback เฉพาะ chunk</w:t>
             </w:r>
           </w:p>
         </w:tc>
@@ -3490,7 +4124,7 @@
           <w:rFonts w:ascii="Courier New" w:hAnsi="Courier New" w:eastAsia="Courier New" w:cs="Tahoma"/>
           <w:sz w:val="16"/>
         </w:rPr>
-        <w:t>INSERT INTO fgi_impact_stores</w:t>
+        <w:t>INSERT INTO sgi_fgi_impact_stores</w:t>
         <w:br/>
         <w:t xml:space="preserve">    (impact_process_id, impacted_store_code, new_store_code, impact_month, distance_km, updated_at)</w:t>
         <w:br/>
@@ -4110,7 +4744,7 @@
                 <w:rFonts w:ascii="Arial" w:hAnsi="Arial" w:eastAsia="Arial" w:cs="Tahoma"/>
                 <w:sz w:val="18"/>
               </w:rPr>
-              <w:t>ไม่มีตาราง job_run_histories แล้ว · ไฟล์/ACK ดูที่ interface_transactions</w:t>
+              <w:t>ไม่มีตาราง job_run_histories แล้ว · ไฟล์/ACK ดูที่ sgi_interface_transactions</w:t>
             </w:r>
           </w:p>
         </w:tc>
@@ -4139,7 +4773,7 @@
         <w:t>เอกสารฉบับนี้ไม่มี endpoint ของตัวเอง</w:t>
       </w:r>
       <w:r>
-        <w:t xml:space="preserve"> — เป็นสัญญา/งานภายในที่เอกสารอื่นเรียกใช้ (ดูขอบเขตใน 5.90 Endpoint Implementation Contract) · รายการ endpoint ทั้ง 29 เส้นของ SBPGI อยู่ที่ </w:t>
+        <w:t xml:space="preserve"> — เป็นสัญญา/งานภายในที่เอกสารอื่นเรียกใช้ (ดูขอบเขตใน 5.90 Endpoint Implementation Contract) · รายการ endpoint ทั้ง 29 เส้นของ SGI อยู่ที่ </w:t>
       </w:r>
       <w:r>
         <w:rPr>
@@ -4284,7 +4918,7 @@
                 <w:rFonts w:ascii="Arial" w:hAnsi="Arial" w:eastAsia="Arial" w:cs="Tahoma"/>
                 <w:sz w:val="18"/>
               </w:rPr>
-              <w:t>fgi_impact_stores</w:t>
+              <w:t>sgi_fgi_impact_stores</w:t>
             </w:r>
           </w:p>
         </w:tc>
@@ -4334,7 +4968,7 @@
                 <w:rFonts w:ascii="Arial" w:hAnsi="Arial" w:eastAsia="Arial" w:cs="Tahoma"/>
                 <w:sz w:val="18"/>
               </w:rPr>
-              <w:t>insert คู่ร้านกระทบ–ร้านใหม่ / ตั้ง sales_request_status = W · N · P (ตารางนี้ไม่มี created_by — ช่องทางต้นทางอยู่ที่ fgi_impact_processes.datasource)</w:t>
+              <w:t>insert คู่ร้านกระทบ–ร้านใหม่ / ตั้ง sales_request_status = W · N · P (ตารางนี้ไม่มี created_by — ช่องทางต้นทางอยู่ที่ sgi_fgi_impact_processes.datasource)</w:t>
             </w:r>
           </w:p>
         </w:tc>
@@ -4374,7 +5008,7 @@
         <w:rPr>
           <w:rFonts w:ascii="Courier New" w:hAnsi="Courier New" w:eastAsia="Courier New" w:cs="Tahoma"/>
         </w:rPr>
-        <w:t>src/batch/sbpgi/</w:t>
+        <w:t>src/batch/sgi/</w:t>
       </w:r>
       <w:r>
         <w:t xml:space="preserve"> ของ store-backend โดยใช้ convention เดียวกับ module ธุรกิจอื่น: inject custom provider </w:t>
@@ -4581,7 +5215,7 @@
                 <w:rFonts w:ascii="Arial" w:hAnsi="Arial" w:eastAsia="Arial" w:cs="Tahoma"/>
                 <w:sz w:val="18"/>
               </w:rPr>
-              <w:t>src/batch/sbpgi/job-2-import-impact-store/job-2-import-impact-store.job.ts</w:t>
+              <w:t>src/batch/sgi/job-2-import-impact-store/job-2-import-impact-store.job.ts</w:t>
             </w:r>
           </w:p>
         </w:tc>
@@ -4664,7 +5298,7 @@
                 <w:rFonts w:ascii="Arial" w:hAnsi="Arial" w:eastAsia="Arial" w:cs="Tahoma"/>
                 <w:sz w:val="18"/>
               </w:rPr>
-              <w:t>src/batch/sbpgi/job-2-import-impact-store/job-2-import-impact-store.service.ts</w:t>
+              <w:t>src/batch/sgi/job-2-import-impact-store/job-2-import-impact-store.service.ts</w:t>
             </w:r>
           </w:p>
         </w:tc>
@@ -4740,7 +5374,7 @@
                 <w:rFonts w:ascii="Arial" w:hAnsi="Arial" w:eastAsia="Arial" w:cs="Tahoma"/>
                 <w:sz w:val="18"/>
               </w:rPr>
-              <w:t>src/batch/sbpgi/job-2-import-impact-store/job-2-import-impact-store.config.ts</w:t>
+              <w:t>src/batch/sgi/job-2-import-impact-store/job-2-import-impact-store.config.ts</w:t>
             </w:r>
           </w:p>
         </w:tc>
@@ -4772,7 +5406,7 @@
                 <w:rFonts w:ascii="Courier New" w:hAnsi="Courier New" w:eastAsia="Courier New" w:cs="Tahoma"/>
                 <w:sz w:val="18"/>
               </w:rPr>
-              <w:t>SbpgiJob2Config</w:t>
+              <w:t>SgiJob2Config</w:t>
             </w:r>
             <w:r>
               <w:rPr>
@@ -4837,7 +5471,7 @@
                 <w:rFonts w:ascii="Arial" w:hAnsi="Arial" w:eastAsia="Arial" w:cs="Tahoma"/>
                 <w:sz w:val="18"/>
               </w:rPr>
-              <w:t>src/batch/sbpgi/job-2-import-impact-store/job-2-import-impact-store.module.ts</w:t>
+              <w:t>src/batch/sgi/job-2-import-impact-store/job-2-import-impact-store.module.ts</w:t>
             </w:r>
           </w:p>
         </w:tc>
@@ -4986,7 +5620,7 @@
                 <w:rFonts w:ascii="Courier New" w:hAnsi="Courier New" w:eastAsia="Courier New" w:cs="Tahoma"/>
                 <w:sz w:val="18"/>
               </w:rPr>
-              <w:t>SBPGI_JOB2_CRON</w:t>
+              <w:t>SGI_JOB2_CRON</w:t>
             </w:r>
             <w:r>
               <w:rPr>
@@ -5142,7 +5776,7 @@
         <w:rPr>
           <w:rFonts w:ascii="Courier New" w:hAnsi="Courier New" w:eastAsia="Courier New" w:cs="Tahoma"/>
         </w:rPr>
-        <w:t>SBPGI_JOB2_CRON</w:t>
+        <w:t>SGI_JOB2_CRON</w:t>
       </w:r>
       <w:r>
         <w:t xml:space="preserve"> และอ่านตอน bootstrap ของ </w:t>
@@ -5176,7 +5810,7 @@
           <w:rFonts w:ascii="Courier New" w:hAnsi="Courier New" w:eastAsia="Courier New" w:cs="Tahoma"/>
           <w:sz w:val="16"/>
         </w:rPr>
-        <w:t>// src/batch/sbpgi/job-2-import-impact-store/job-2-import-impact-store.config.ts</w:t>
+        <w:t>// src/batch/sgi/job-2-import-impact-store/job-2-import-impact-store.config.ts</w:t>
         <w:br/>
         <w:t>// convention จริงของ store-backend คือคลาส config (`src/config/app.config.ts` ที่ export ผ่าน</w:t>
         <w:br/>
@@ -5205,7 +5839,7 @@
         <w:br/>
         <w:t xml:space="preserve">  cron: string;</w:t>
         <w:br/>
-        <w:t xml:space="preserve">  /** Argument (ขอบเขต|งวด) — รูปแบบ ZONES|YYYY|MM หรือ ALL|YYYY|MM — ไม่ระบุจะใช้งวดตาม modifyDateToString · ⚠️ ปีในตัวอย่างเป็น พ.ศ. (2569) ตามค่าที่ระบบเดิมใช้กับวิว ALLMAP ซึ่งขัดกับกติกา ค.ศ. ทั้งระบบ (มติ 2026-08-06) — ต้องยืนยันกับเจ้าของ ALLMAP ว่าวิวเก็บปีเป็น พ.ศ. จริงหรือไม่ ถ้าไม่ ให้เปลี่ยนเป็น ค.ศ. (2026) */</w:t>
+        <w:t xml:space="preserve">  /** Argument (ขอบเขต|งวด) — รูปแบบ ZONES|YYYY|MM หรือ ALL|YYYY|MM — ไม่ระบุจะใช้งวดตาม modifyDateToString · ⚠️ ปีในตัวอย่างเป็น พ.ศ. (2569) ตามค่าที่ระบบเดิมใช้กับวิว ALLMAP ซึ่งขัดกับกติกา ค.ศ. ทั้งระบบ (มติ 2026-08-06) — ค่าที่ส่งเข้าวิว ALLMAP คงรูปแบบเดิมของวิว ส่วนค่าที่เขียนลงตารางของ SGI ต้องแปลงเป็น ค.ศ. ทุกครั้ง */</w:t>
         <w:br/>
         <w:t xml:space="preserve">  argument: string;</w:t>
         <w:br/>
@@ -5236,32 +5870,32 @@
         <w:br/>
         <w:t>@Injectable()</w:t>
         <w:br/>
-        <w:t>export class SbpgiJob2Config implements Job2Config {</w:t>
+        <w:t>export class SgiJob2Config implements Job2Config {</w:t>
         <w:br/>
         <w:t xml:space="preserve">  // TODO: ยืนยันค่า default ทุกตัวกับ Ops ก่อนขึ้น production (ไม่มีหน้าจอแก้ค่าแล้ว)</w:t>
         <w:br/>
-        <w:t xml:space="preserve">  enabled = (process.env.SBPGI_JOB2_ENABLED ?? 'true') === 'true';</w:t>
-        <w:br/>
-        <w:t xml:space="preserve">  cron = process.env.SBPGI_JOB2_CRON ?? '0 07 7 * *';</w:t>
-        <w:br/>
-        <w:t xml:space="preserve">  cron = process.env.SBPGI_JOB2_CRON ?? '0 07 7 * *'; // TODO: แก้ผ่าน env/config file แล้ว deploy</w:t>
-        <w:br/>
-        <w:t xml:space="preserve">  argument = process.env.SBPGI_JOB2_ARGUMENT ?? 'ALL|2569|06'; // TODO: ปีในตัวอย่างเป็น พ.ศ. (2569) ตามค่าที่ระบบเดิมใช้กับวิว ALLMAP ซึ่งขัดกับกติกา ค.ศ. ทั้งระบบ (มติ 2026-08-06) — ต้องยืนยันกับเจ้าของ ALLMAP ว่าวิวเก็บปีเป็น พ.ศ. จริงหรือไม่ ถ้าไม่ ให้เปลี่ยนเป็น ค.ศ. (2026) (⚠️)</w:t>
-        <w:br/>
-        <w:t xml:space="preserve">  sourceView = process.env.SBPGI_JOB2_SOURCE_VIEW ?? 'allmapssa.SEVEN_IMPACT_VIEW (SQL Server GSMALLMAP)'; // TODO: ค่าคงที่ทางธุรกิจ — เปลี่ยนต้องผ่านการอนุมัติ</w:t>
-        <w:br/>
-        <w:t xml:space="preserve">  branchType = process.env.SBPGI_JOB2_BRANCH_TYPE ?? 'B, FAM, FB1, FB2, FC1, FVB, FVC, FPT1'; // TODO: ค่าคงที่ทางธุรกิจ — เปลี่ยนต้องผ่านการอนุมัติ</w:t>
-        <w:br/>
-        <w:t xml:space="preserve">  denyOnProcess = process.env.SBPGI_JOB2_DENY_ON_PROCESS ?? 'สาขา N=F / juristic เดียวกัน / สัญญาไม่คลุมงวด / เก่ากว่า 12 เดือน'; // TODO: ค่าคงที่ทางธุรกิจ — เปลี่ยนต้องผ่านการอนุมัติ</w:t>
-        <w:br/>
-        <w:t xml:space="preserve">  pkSequence = process.env.SBPGI_JOB2_PK_SEQUENCE ?? 'BIGSERIAL ของ fgi_impact_stores (PostgreSQL — ไม่ใช้ named sequence แบบ Oracle)'; // TODO: ค่าคงที่ทางธุรกิจ — เปลี่ยนต้องผ่านการอนุมัติ</w:t>
-        <w:br/>
-        <w:t xml:space="preserve">  mailTo = process.env.SBPGI_JOB2_MAIL_TO ?? ''; // TODO: ผู้รับอีเมลแจ้ง error คั่นด้วย comma (เดิม: go-sbp (hardcoded, template 34))</w:t>
+        <w:t xml:space="preserve">  enabled = (process.env.SGI_JOB2_ENABLED ?? 'true') === 'true';</w:t>
+        <w:br/>
+        <w:t xml:space="preserve">  cron = process.env.SGI_JOB2_CRON ?? '0 07 7 * *';</w:t>
+        <w:br/>
+        <w:t xml:space="preserve">  cron = process.env.SGI_JOB2_CRON ?? '0 07 7 * *'; // TODO: แก้ผ่าน env/config file แล้ว deploy</w:t>
+        <w:br/>
+        <w:t xml:space="preserve">  argument = process.env.SGI_JOB2_ARGUMENT ?? 'ALL|2569|06'; // TODO: ปีในตัวอย่างเป็น พ.ศ. (2569) ตามค่าที่ระบบเดิมใช้กับวิว ALLMAP ซึ่งขัดกับกติกา ค.ศ. ทั้งระบบ (มติ 2026-08-06) — ค่าที่ส่งเข้าวิว ALLMAP คงรูปแบบเดิมของวิว ส่วนค่าที่เขียนลงตารางของ SGI ต้องแปลงเป็น ค.ศ. ทุกครั้ง (⚠️)</w:t>
+        <w:br/>
+        <w:t xml:space="preserve">  sourceView = process.env.SGI_JOB2_SOURCE_VIEW ?? 'allmapssa.SEVEN_IMPACT_VIEW (SQL Server GSMALLMAP)'; // TODO: ค่าคงที่ทางธุรกิจ — เปลี่ยนต้องผ่านการอนุมัติ</w:t>
+        <w:br/>
+        <w:t xml:space="preserve">  branchType = process.env.SGI_JOB2_BRANCH_TYPE ?? 'B, FAM, FB1, FB2, FC1, FVB, FVC, FPT1'; // TODO: ค่าคงที่ทางธุรกิจ — เปลี่ยนต้องผ่านการอนุมัติ</w:t>
+        <w:br/>
+        <w:t xml:space="preserve">  denyOnProcess = process.env.SGI_JOB2_DENY_ON_PROCESS ?? 'สาขา N=F / juristic เดียวกัน / สัญญาไม่คลุมงวด / เก่ากว่า 12 เดือน'; // TODO: ค่าคงที่ทางธุรกิจ — เปลี่ยนต้องผ่านการอนุมัติ</w:t>
+        <w:br/>
+        <w:t xml:space="preserve">  pkSequence = process.env.SGI_JOB2_PK_SEQUENCE ?? 'BIGSERIAL ของ sgi_fgi_impact_stores (PostgreSQL — ไม่ใช้ named sequence แบบ Oracle)'; // TODO: ค่าคงที่ทางธุรกิจ — เปลี่ยนต้องผ่านการอนุมัติ</w:t>
+        <w:br/>
+        <w:t xml:space="preserve">  mailTo = process.env.SGI_JOB2_MAIL_TO ?? ''; // TODO: ผู้รับอีเมลแจ้ง error คั่นด้วย comma (เดิม: go-sbp (hardcoded, template 34))</w:t>
         <w:br/>
         <w:t>}</w:t>
         <w:br/>
         <w:br/>
-        <w:t>// TODO: เพิ่ม SbpgiJob2Config ใน providers/exports ของ AppConfigModule (@Global) เหมือน AppConfig</w:t>
+        <w:t>// TODO: เพิ่ม SgiJob2Config ใน providers/exports ของ AppConfigModule (@Global) เหมือน AppConfig</w:t>
       </w:r>
     </w:p>
     <w:p>
@@ -5504,7 +6138,7 @@
         <w:t xml:space="preserve">  }</w:t>
         <w:br/>
         <w:br/>
-        <w:t xml:space="preserve">  // เข้าเงื่อนไข ON_PROCESS หรือ fgi_impact_processes.datasource = STA?</w:t>
+        <w:t xml:space="preserve">  // เข้าเงื่อนไข ON_PROCESS หรือ sgi_fgi_impact_processes.datasource = STA?</w:t>
         <w:br/>
         <w:t xml:space="preserve">  async check08Condition(state: JobState): Promise&lt;boolean&gt; {</w:t>
         <w:br/>
@@ -6667,7 +7301,7 @@
                 <w:rFonts w:ascii="Arial" w:hAnsi="Arial" w:eastAsia="Arial" w:cs="Tahoma"/>
                 <w:sz w:val="18"/>
               </w:rPr>
-              <w:t>เข้าเงื่อนไข ON_PROCESS หรือ fgi_impact_processes.datasource = STA?</w:t>
+              <w:t>เข้าเงื่อนไข ON_PROCESS หรือ sgi_fgi_impact_processes.datasource = STA?</w:t>
             </w:r>
           </w:p>
         </w:tc>
@@ -6994,7 +7628,7 @@
           <w:rFonts w:ascii="Courier New" w:hAnsi="Courier New" w:eastAsia="Courier New" w:cs="Tahoma"/>
           <w:sz w:val="16"/>
         </w:rPr>
-        <w:t>// src/batch/sbpgi/job-2-import-impact-store/job-2-import-impact-store.job.ts</w:t>
+        <w:t>// src/batch/sgi/job-2-import-impact-store/job-2-import-impact-store.job.ts</w:t>
         <w:br/>
         <w:t>import { Inject, Injectable, Logger } from '@nestjs/common';</w:t>
         <w:br/>
@@ -7071,7 +7705,7 @@
         <w:br/>
         <w:t xml:space="preserve">      await this.dataSource.transaction(async (manager: EntityManager) =&gt; {</w:t>
         <w:br/>
-        <w:t xml:space="preserve">        // ขั้นที่ 5: insert คู่ใหม่ sales_request_status = W · TODO: ช่องทางต้นทางเก็บที่ fgi_impact_processes.datasource = ALM (fgi_impact_stores ไม่มีคอลัมน์ created_by/datasource)</w:t>
+        <w:t xml:space="preserve">        // ขั้นที่ 5: insert คู่ใหม่ sales_request_status = W · TODO: ช่องทางต้นทางเก็บที่ sgi_fgi_impact_processes.datasource = ALM (sgi_fgi_impact_stores ไม่มีคอลัมน์ created_by/datasource)</w:t>
         <w:br/>
         <w:t xml:space="preserve">        await this.service.step05Insert(state, manager);</w:t>
         <w:br/>
@@ -7087,7 +7721,7 @@
         <w:br/>
         <w:t xml:space="preserve">      if (!ok07) throw new JobFailedError('JOB2_STEP07', 'sales_request_status = N (Deny)');</w:t>
         <w:br/>
-        <w:t xml:space="preserve">      // ขั้นที่ 8 (decision): เข้าเงื่อนไข ON_PROCESS หรือ fgi_impact_processes.datasource = STA? · TODO: แหล่ง STA เข้าสถานะ P ได้อัตโนมัติ</w:t>
+        <w:t xml:space="preserve">      // ขั้นที่ 8 (decision): เข้าเงื่อนไข ON_PROCESS หรือ sgi_fgi_impact_processes.datasource = STA? · TODO: แหล่ง STA เข้าสถานะ P ได้อัตโนมัติ</w:t>
         <w:br/>
         <w:t xml:space="preserve">      const ok08 = await this.service.check08Condition(state);</w:t>
         <w:br/>
@@ -7134,7 +7768,7 @@
         <w:br/>
         <w:t xml:space="preserve">      event: 'job.finish', jobNo: '2', jobName: 'ImportImpactStore', status,</w:t>
         <w:br/>
-        <w:t xml:space="preserve">      period: state.period, output: 'fgi_impact_stores',</w:t>
+        <w:t xml:space="preserve">      period: state.period, output: 'sgi_fgi_impact_stores',</w:t>
         <w:br/>
         <w:t xml:space="preserve">      read: state.read, written: state.written, skipped: state.skipped,</w:t>
         <w:br/>
@@ -7200,7 +7834,7 @@
         <w:br/>
         <w:t>//       ใช้ PostgreSQL advisory lock ระดับ session แทน — ปลดอัตโนมัติเมื่อ connection หลุด</w:t>
         <w:br/>
-        <w:t>export const SBPGI_JOB_LOCK_CLASS_ID = 861000; // namespace ของระบบ SBPGI</w:t>
+        <w:t>export const SGI_JOB_LOCK_CLASS_ID = 861000; // namespace ของระบบ SGI</w:t>
         <w:br/>
         <w:t>export const JOB_LOCK_KEYS: Record&lt;string, number&gt; = { '2': 20 /* TODO: เพิ่มครบทั้ง 11 job */ };</w:t>
         <w:br/>
@@ -7232,7 +7866,7 @@
         <w:br/>
         <w:t xml:space="preserve">        'SELECT pg_try_advisory_lock($1, $2) AS locked',</w:t>
         <w:br/>
-        <w:t xml:space="preserve">        [SBPGI_JOB_LOCK_CLASS_ID, objectId],</w:t>
+        <w:t xml:space="preserve">        [SGI_JOB_LOCK_CLASS_ID, objectId],</w:t>
         <w:br/>
         <w:t xml:space="preserve">      );</w:t>
         <w:br/>
@@ -7252,7 +7886,7 @@
         <w:br/>
         <w:t xml:space="preserve">      // TODO: ปลด lock ทุกกรณี แล้วคืน connection เข้า pool</w:t>
         <w:br/>
-        <w:t xml:space="preserve">      await runner.query('SELECT pg_advisory_unlock($1, $2)', [SBPGI_JOB_LOCK_CLASS_ID, objectId]);</w:t>
+        <w:t xml:space="preserve">      await runner.query('SELECT pg_advisory_unlock($1, $2)', [SGI_JOB_LOCK_CLASS_ID, objectId]);</w:t>
         <w:br/>
         <w:t xml:space="preserve">      await runner.release();</w:t>
         <w:br/>
@@ -7431,7 +8065,7 @@
                 <w:rFonts w:ascii="Arial" w:hAnsi="Arial" w:eastAsia="Arial" w:cs="Tahoma"/>
                 <w:sz w:val="18"/>
               </w:rPr>
-              <w:t>fgi_impact_stores</w:t>
+              <w:t>sgi_fgi_impact_stores</w:t>
             </w:r>
           </w:p>
         </w:tc>
@@ -7481,7 +8115,7 @@
                 <w:rFonts w:ascii="Arial" w:hAnsi="Arial" w:eastAsia="Arial" w:cs="Tahoma"/>
                 <w:sz w:val="18"/>
               </w:rPr>
-              <w:t>insert คู่ร้านกระทบ–ร้านใหม่ / ตั้ง sales_request_status = W · N · P (ตารางนี้ไม่มี created_by — ช่องทางต้นทางอยู่ที่ fgi_impact_processes.datasource)</w:t>
+              <w:t>insert คู่ร้านกระทบ–ร้านใหม่ / ตั้ง sales_request_status = W · N · P (ตารางนี้ไม่มี created_by — ช่องทางต้นทางอยู่ที่ sgi_fgi_impact_processes.datasource)</w:t>
             </w:r>
           </w:p>
         </w:tc>
@@ -7530,17 +8164,17 @@
         <w:t>--       write ทั้งหมดต้องอยู่ใน transaction เดียวกับที่ระบุใน 9.3</w:t>
         <w:br/>
         <w:br/>
-        <w:t>-- [W] fgi_impact_stores : insert คู่ร้านกระทบ–ร้านใหม่ / ตั้ง sales_request_status = W · N · P (ตารางนี้ไม่มี created_by — ช่องทางต้นทางอยู่ที่ fgi_impact_processes.datasource)</w:t>
+        <w:t>-- [W] sgi_fgi_impact_stores : insert คู่ร้านกระทบ–ร้านใหม่ / ตั้ง sales_request_status = W · N · P (ตารางนี้ไม่มี created_by — ช่องทางต้นทางอยู่ที่ sgi_fgi_impact_processes.datasource)</w:t>
         <w:br/>
         <w:t>-- TODO: เติมคอลัมน์ payload จริงจาก Database design</w:t>
         <w:br/>
-        <w:t>INSERT INTO fgi_impact_stores</w:t>
+        <w:t>INSERT INTO sgi_fgi_impact_stores</w:t>
         <w:br/>
         <w:t xml:space="preserve">  (/* TODO: business key + payload + created_by, created_at */)</w:t>
         <w:br/>
         <w:t>VALUES (/* TODO: bind params ตามลำดับคอลัมน์ด้านบน */)</w:t>
         <w:br/>
-        <w:t>ON CONFLICT (impacted_store_code, new_store_code, impact_month)   -- unique key จริงตาม DDL ของ fgi_impact_stores (ห้ามเดา)</w:t>
+        <w:t>ON CONFLICT (impacted_store_code, new_store_code, impact_month)   -- unique key จริงตาม DDL ของ sgi_fgi_impact_stores (ห้ามเดา)</w:t>
         <w:br/>
         <w:t>DO UPDATE SET /* TODO: คอลัมน์ที่ยอมให้ทับ */</w:t>
         <w:br/>
@@ -7635,9 +8269,9 @@
         <w:br/>
         <w:t xml:space="preserve">  async notifyFailure(jobNo: string, ctx: JobRunContext, error: Error): Promise&lt;void&gt; {</w:t>
         <w:br/>
-        <w:t xml:space="preserve">    // TODO: ผู้รับของ Job 2 เดิมคือ go-sbp (hardcoded, template 34) — ย้ายมาเป็น env SBPGI_JOB2_MAIL_TO</w:t>
-        <w:br/>
-        <w:t xml:space="preserve">    const recipients = (process.env.SBPGI_JOB2_MAIL_TO ?? '').split(',').map((s) =&gt; s.trim()).filter(Boolean);</w:t>
+        <w:t xml:space="preserve">    // TODO: ผู้รับของ Job 2 เดิมคือ go-sbp (hardcoded, template 34) — ย้ายมาเป็น env SGI_JOB2_MAIL_TO</w:t>
+        <w:br/>
+        <w:t xml:space="preserve">    const recipients = (process.env.SGI_JOB2_MAIL_TO ?? '').split(',').map((s) =&gt; s.trim()).filter(Boolean);</w:t>
         <w:br/>
         <w:t xml:space="preserve">    if (!recipients.length) {</w:t>
         <w:br/>
@@ -7653,7 +8287,7 @@
         <w:br/>
         <w:t xml:space="preserve">        // TODO: emailId = id ของ template EM-07 (แจ้ง error batch) ในตาราง email_template</w:t>
         <w:br/>
-        <w:t xml:space="preserve">        emailId: Number(process.env.SBPGI_JOB_FAIL_EMAIL_TEMPLATE_ID),</w:t>
+        <w:t xml:space="preserve">        emailId: Number(process.env.SGI_JOB_FAIL_EMAIL_TEMPLATE_ID),</w:t>
         <w:br/>
         <w:t xml:space="preserve">        mailTo: recipients.join(','), // signature รับ string ไม่ใช่ string[]</w:t>
         <w:br/>
@@ -7667,7 +8301,7 @@
         <w:br/>
         <w:t xml:space="preserve">          period: ctx.period, triggeredBy: ctx.triggeredBy,</w:t>
         <w:br/>
-        <w:t xml:space="preserve">          output: 'fgi_impact_stores',</w:t>
+        <w:t xml:space="preserve">          output: 'sgi_fgi_impact_stores',</w:t>
         <w:br/>
         <w:t xml:space="preserve">          errorMessage: error.message,</w:t>
         <w:br/>
@@ -7773,7 +8407,7 @@
         <w:rPr>
           <w:rFonts w:ascii="Courier New" w:hAnsi="Courier New" w:eastAsia="Courier New" w:cs="Tahoma"/>
         </w:rPr>
-        <w:t>fgi_impact_stores</w:t>
+        <w:t>sgi_fgi_impact_stores</w:t>
       </w:r>
       <w:r>
         <w:t xml:space="preserve"> และ log บรรทัด </w:t>
@@ -7800,7 +8434,7 @@
         <w:rPr>
           <w:rFonts w:ascii="Courier New" w:hAnsi="Courier New" w:eastAsia="Courier New" w:cs="Tahoma"/>
         </w:rPr>
-        <w:t>interface_transactions</w:t>
+        <w:t>sgi_interface_transactions</w:t>
       </w:r>
       <w:r>
         <w:t xml:space="preserve"> ของงวดนั้นว่ามีแถวค้างสถานะ READY/PENDING หรือไม่ ก่อนสั่งรันใหม่</w:t>
@@ -8147,7 +8781,7 @@
                 <w:rFonts w:ascii="Arial" w:hAnsi="Arial" w:eastAsia="Arial" w:cs="Tahoma"/>
                 <w:sz w:val="18"/>
               </w:rPr>
-              <w:t>insert คู่ใหม่ sales_request_status = W (ช่องทางต้นทางเก็บที่ fgi_impact_processes.datasource = ALM (fgi_impact_stores ไม่มีคอลัมน์ created_by/datasource))</w:t>
+              <w:t>insert คู่ใหม่ sales_request_status = W (ช่องทางต้นทางเก็บที่ sgi_fgi_impact_processes.datasource = ALM (sgi_fgi_impact_stores ไม่มีคอลัมน์ created_by/datasource))</w:t>
             </w:r>
           </w:p>
         </w:tc>
@@ -8312,7 +8946,7 @@
                 <w:rFonts w:ascii="Arial" w:hAnsi="Arial" w:eastAsia="Arial" w:cs="Tahoma"/>
                 <w:sz w:val="18"/>
               </w:rPr>
-              <w:t>เข้าเงื่อนไข ON_PROCESS หรือ fgi_impact_processes.datasource = STA? | No: คงค่า W (รอตรวจสอบ) (แหล่ง STA เข้าสถานะ P ได้อัตโนมัติ)</w:t>
+              <w:t>เข้าเงื่อนไข ON_PROCESS หรือ sgi_fgi_impact_processes.datasource = STA? | No: คงค่า W (รอตรวจสอบ) (แหล่ง STA เข้าสถานะ P ได้อัตโนมัติ)</w:t>
             </w:r>
           </w:p>
         </w:tc>
@@ -9597,7 +10231,7 @@
                 <w:rFonts w:ascii="Courier New" w:hAnsi="Courier New" w:eastAsia="Courier New" w:cs="Tahoma"/>
                 <w:sz w:val="18"/>
               </w:rPr>
-              <w:t>fgi_impact_stores</w:t>
+              <w:t>sgi_fgi_impact_stores</w:t>
             </w:r>
           </w:p>
         </w:tc>
